--- a/4.质量管理/2.运行记录类文件/040206-管理评审报告.docx
+++ b/4.质量管理/2.运行记录类文件/040206-管理评审报告.docx
@@ -1,17 +1,18 @@
 
 <file path=word/document.xml><?xml version="1.0" encoding="utf-8"?>
-<w:document xmlns:wpc="http://schemas.microsoft.com/office/word/2010/wordprocessingCanvas" xmlns:mc="http://schemas.openxmlformats.org/markup-compatibility/2006" xmlns:o="urn:schemas-microsoft-com:office:office" xmlns:r="http://schemas.openxmlformats.org/officeDocument/2006/relationships" xmlns:m="http://schemas.openxmlformats.org/officeDocument/2006/math" xmlns:v="urn:schemas-microsoft-com:vml" xmlns:wp14="http://schemas.microsoft.com/office/word/2010/wordprocessingDrawing" xmlns:wp="http://schemas.openxmlformats.org/drawingml/2006/wordprocessingDrawing" xmlns:w="http://schemas.openxmlformats.org/wordprocessingml/2006/main" xmlns:w14="http://schemas.microsoft.com/office/word/2010/wordml" xmlns:w10="urn:schemas-microsoft-com:office:word" xmlns:w15="http://schemas.microsoft.com/office/word/2012/wordml" xmlns:wpg="http://schemas.microsoft.com/office/word/2010/wordprocessingGroup" xmlns:wpi="http://schemas.microsoft.com/office/word/2010/wordprocessingInk" xmlns:wne="http://schemas.microsoft.com/office/word/2006/wordml" xmlns:wps="http://schemas.microsoft.com/office/word/2010/wordprocessingShape" xmlns:wpsCustomData="http://www.wps.cn/officeDocument/2013/wpsCustomData" mc:Ignorable="w14 w15 wp14">
+<w:document xmlns:wpc="http://schemas.microsoft.com/office/word/2010/wordprocessingCanvas" xmlns:mc="http://schemas.openxmlformats.org/markup-compatibility/2006" xmlns:o="urn:schemas-microsoft-com:office:office" xmlns:r="http://schemas.openxmlformats.org/officeDocument/2006/relationships" xmlns:m="http://schemas.openxmlformats.org/officeDocument/2006/math" xmlns:v="urn:schemas-microsoft-com:vml" xmlns:wp14="http://schemas.microsoft.com/office/word/2010/wordprocessingDrawing" xmlns:wp="http://schemas.openxmlformats.org/drawingml/2006/wordprocessingDrawing" xmlns:w10="urn:schemas-microsoft-com:office:word" xmlns:w="http://schemas.openxmlformats.org/wordprocessingml/2006/main" xmlns:w14="http://schemas.microsoft.com/office/word/2010/wordml" xmlns:w15="http://schemas.microsoft.com/office/word/2012/wordml" xmlns:wne="http://schemas.microsoft.com/office/word/2006/wordml" xmlns:wpg="http://schemas.microsoft.com/office/word/2010/wordprocessingGroup" xmlns:wpi="http://schemas.microsoft.com/office/word/2010/wordprocessingInk" xmlns:wps="http://schemas.microsoft.com/office/word/2010/wordprocessingShape" mc:Ignorable="w14 w15 wp14">
+  <!-- Generated by Aspose.Words for .NET 13.3.0.1 -->
   <w:body>
     <w:p>
       <w:pPr>
-        <w:pStyle w:val="31"/>
+        <w:pStyle w:val="a1"/>
         <w:bidi w:val="0"/>
       </w:pPr>
       <w:bookmarkStart w:id="0" w:name="_Toc9014"/>
     </w:p>
     <w:p>
       <w:pPr>
-        <w:pStyle w:val="31"/>
+        <w:pStyle w:val="a1"/>
         <w:bidi w:val="0"/>
       </w:pPr>
       <w:r>
@@ -21,22 +22,22 @@
     </w:p>
     <w:p>
       <w:pPr>
-        <w:pStyle w:val="32"/>
+        <w:pStyle w:val="a2"/>
         <w:bidi w:val="0"/>
       </w:pPr>
       <w:bookmarkStart w:id="1" w:name="_Toc1295"/>
       <w:r>
-        <w:t>甘肃国邦信息科技有限公司</w:t>
+        <w:t>中达丰集团有限公司</w:t>
       </w:r>
       <w:bookmarkEnd w:id="1"/>
     </w:p>
     <w:p>
       <w:pPr>
         <w:spacing w:before="117" w:line="219" w:lineRule="auto"/>
-        <w:ind w:left="0" w:leftChars="0" w:right="0" w:rightChars="0" w:firstLine="0" w:firstLineChars="0"/>
+        <w:ind w:left="0" w:right="0" w:firstLine="0" w:leftChars="0" w:rightChars="0" w:firstLineChars="0"/>
         <w:jc w:val="center"/>
         <w:rPr>
-          <w:rFonts w:hint="default" w:ascii="宋体" w:hAnsi="宋体" w:eastAsia="宋体" w:cs="宋体"/>
+          <w:rFonts w:ascii="宋体" w:eastAsia="宋体" w:hAnsi="宋体" w:cs="宋体" w:hint="default"/>
           <w:spacing w:val="-1"/>
           <w:sz w:val="36"/>
           <w:szCs w:val="36"/>
@@ -45,7 +46,7 @@
       </w:pPr>
       <w:r>
         <w:rPr>
-          <w:rFonts w:hint="eastAsia" w:ascii="宋体" w:hAnsi="宋体" w:eastAsia="宋体" w:cs="宋体"/>
+          <w:rFonts w:ascii="宋体" w:eastAsia="宋体" w:hAnsi="宋体" w:cs="宋体" w:hint="eastAsia"/>
           <w:spacing w:val="-1"/>
           <w:sz w:val="36"/>
           <w:szCs w:val="36"/>
@@ -55,7 +56,7 @@
       </w:r>
       <w:r>
         <w:rPr>
-          <w:rFonts w:hint="eastAsia" w:ascii="宋体" w:hAnsi="宋体" w:cs="宋体"/>
+          <w:rFonts w:ascii="宋体" w:hAnsi="宋体" w:cs="宋体" w:hint="eastAsia"/>
           <w:spacing w:val="-1"/>
           <w:sz w:val="36"/>
           <w:szCs w:val="36"/>
@@ -65,7 +66,7 @@
       </w:r>
       <w:r>
         <w:rPr>
-          <w:rFonts w:hint="eastAsia" w:ascii="宋体" w:hAnsi="宋体" w:eastAsia="宋体" w:cs="宋体"/>
+          <w:rFonts w:ascii="宋体" w:eastAsia="宋体" w:hAnsi="宋体" w:cs="宋体" w:hint="eastAsia"/>
           <w:spacing w:val="-1"/>
           <w:sz w:val="36"/>
           <w:szCs w:val="36"/>
@@ -78,16 +79,16 @@
       <w:pPr>
         <w:spacing w:line="219" w:lineRule="auto"/>
         <w:rPr>
-          <w:rFonts w:ascii="宋体" w:hAnsi="宋体" w:eastAsia="宋体" w:cs="宋体"/>
+          <w:rFonts w:ascii="宋体" w:eastAsia="宋体" w:hAnsi="宋体" w:cs="宋体"/>
           <w:sz w:val="36"/>
           <w:szCs w:val="36"/>
         </w:rPr>
         <w:sectPr>
-          <w:headerReference r:id="rId5" w:type="default"/>
-          <w:footerReference r:id="rId6" w:type="default"/>
+          <w:headerReference w:type="default" r:id="rId5"/>
+          <w:footerReference w:type="default" r:id="rId6"/>
           <w:pgSz w:w="11906" w:h="16839"/>
           <w:pgMar w:top="1105" w:right="1151" w:bottom="1360" w:left="1672" w:header="1090" w:footer="1344" w:gutter="0"/>
-          <w:cols w:space="720" w:num="1"/>
+          <w:cols w:num="1" w:space="720"/>
         </w:sectPr>
       </w:pPr>
     </w:p>
@@ -97,7 +98,7 @@
         <w:ind w:left="3811"/>
         <w:outlineLvl w:val="0"/>
         <w:rPr>
-          <w:rFonts w:ascii="宋体" w:hAnsi="宋体" w:eastAsia="宋体" w:cs="宋体"/>
+          <w:rFonts w:ascii="宋体" w:eastAsia="宋体" w:hAnsi="宋体" w:cs="宋体"/>
           <w:sz w:val="28"/>
           <w:szCs w:val="28"/>
         </w:rPr>
@@ -105,7 +106,7 @@
       <w:bookmarkStart w:id="2" w:name="_Toc4231"/>
       <w:r>
         <w:rPr>
-          <w:rFonts w:ascii="宋体" w:hAnsi="宋体" w:eastAsia="宋体" w:cs="宋体"/>
+          <w:rFonts w:ascii="宋体" w:eastAsia="宋体" w:hAnsi="宋体" w:cs="宋体"/>
           <w:spacing w:val="-3"/>
           <w:sz w:val="28"/>
           <w:szCs w:val="28"/>
@@ -116,16 +117,16 @@
     </w:p>
     <w:tbl>
       <w:tblPr>
-        <w:tblStyle w:val="24"/>
+        <w:tblStyle w:val="TableNormal0"/>
         <w:tblW w:w="9150" w:type="dxa"/>
         <w:jc w:val="center"/>
         <w:tblBorders>
-          <w:top w:val="single" w:color="000000" w:sz="4" w:space="0"/>
-          <w:left w:val="single" w:color="000000" w:sz="4" w:space="0"/>
-          <w:bottom w:val="single" w:color="000000" w:sz="4" w:space="0"/>
-          <w:right w:val="single" w:color="000000" w:sz="4" w:space="0"/>
-          <w:insideH w:val="single" w:color="000000" w:sz="4" w:space="0"/>
-          <w:insideV w:val="single" w:color="000000" w:sz="4" w:space="0"/>
+          <w:top w:val="single" w:sz="4" w:space="0" w:color="000000"/>
+          <w:left w:val="single" w:sz="4" w:space="0" w:color="000000"/>
+          <w:bottom w:val="single" w:sz="4" w:space="0" w:color="000000"/>
+          <w:right w:val="single" w:sz="4" w:space="0" w:color="000000"/>
+          <w:insideH w:val="single" w:sz="4" w:space="0" w:color="000000"/>
+          <w:insideV w:val="single" w:sz="4" w:space="0" w:color="000000"/>
         </w:tblBorders>
         <w:tblLayout w:type="fixed"/>
         <w:tblCellMar>
@@ -144,14 +145,17 @@
       </w:tblGrid>
       <w:tr>
         <w:tblPrEx>
+          <w:tblW w:w="9150" w:type="dxa"/>
+          <w:jc w:val="center"/>
           <w:tblBorders>
-            <w:top w:val="single" w:color="000000" w:sz="4" w:space="0"/>
-            <w:left w:val="single" w:color="000000" w:sz="4" w:space="0"/>
-            <w:bottom w:val="single" w:color="000000" w:sz="4" w:space="0"/>
-            <w:right w:val="single" w:color="000000" w:sz="4" w:space="0"/>
-            <w:insideH w:val="single" w:color="000000" w:sz="4" w:space="0"/>
-            <w:insideV w:val="single" w:color="000000" w:sz="4" w:space="0"/>
+            <w:top w:val="single" w:sz="4" w:space="0" w:color="000000"/>
+            <w:left w:val="single" w:sz="4" w:space="0" w:color="000000"/>
+            <w:bottom w:val="single" w:sz="4" w:space="0" w:color="000000"/>
+            <w:right w:val="single" w:sz="4" w:space="0" w:color="000000"/>
+            <w:insideH w:val="single" w:sz="4" w:space="0" w:color="000000"/>
+            <w:insideV w:val="single" w:sz="4" w:space="0" w:color="000000"/>
           </w:tblBorders>
+          <w:tblLayout w:type="fixed"/>
           <w:tblCellMar>
             <w:top w:w="0" w:type="dxa"/>
             <w:left w:w="0" w:type="dxa"/>
@@ -160,7 +164,7 @@
           </w:tblCellMar>
         </w:tblPrEx>
         <w:trPr>
-          <w:trHeight w:val="981" w:hRule="atLeast"/>
+          <w:trHeight w:val="981"/>
           <w:jc w:val="center"/>
         </w:trPr>
         <w:tc>
@@ -170,7 +174,7 @@
           </w:tcPr>
           <w:p>
             <w:pPr>
-              <w:pStyle w:val="25"/>
+              <w:pStyle w:val="TableText"/>
               <w:spacing w:before="125" w:line="325" w:lineRule="auto"/>
               <w:ind w:right="251"/>
             </w:pPr>
@@ -193,7 +197,7 @@
           </w:tcPr>
           <w:p>
             <w:pPr>
-              <w:pStyle w:val="25"/>
+              <w:pStyle w:val="TableText"/>
               <w:spacing w:before="78" w:line="218" w:lineRule="auto"/>
               <w:ind w:left="115"/>
             </w:pPr>
@@ -201,21 +205,16 @@
               <w:rPr>
                 <w:spacing w:val="-1"/>
               </w:rPr>
-              <w:t>管理评审报告（GSGB-ITSS-GLPSBG）</w:t>
+              <w:t>管理评审报告（ZDFJT-ITSS-GLPSBG）</w:t>
             </w:r>
           </w:p>
         </w:tc>
       </w:tr>
       <w:tr>
         <w:tblPrEx>
-          <w:tblBorders>
-            <w:top w:val="single" w:color="000000" w:sz="4" w:space="0"/>
-            <w:left w:val="single" w:color="000000" w:sz="4" w:space="0"/>
-            <w:bottom w:val="single" w:color="000000" w:sz="4" w:space="0"/>
-            <w:right w:val="single" w:color="000000" w:sz="4" w:space="0"/>
-            <w:insideH w:val="single" w:color="000000" w:sz="4" w:space="0"/>
-            <w:insideV w:val="single" w:color="000000" w:sz="4" w:space="0"/>
-          </w:tblBorders>
+          <w:tblW w:w="9150" w:type="dxa"/>
+          <w:jc w:val="center"/>
+          <w:tblLayout w:type="fixed"/>
           <w:tblCellMar>
             <w:top w:w="0" w:type="dxa"/>
             <w:left w:w="0" w:type="dxa"/>
@@ -224,7 +223,7 @@
           </w:tblCellMar>
         </w:tblPrEx>
         <w:trPr>
-          <w:trHeight w:val="606" w:hRule="atLeast"/>
+          <w:trHeight w:val="606"/>
           <w:jc w:val="center"/>
         </w:trPr>
         <w:tc>
@@ -234,7 +233,7 @@
           </w:tcPr>
           <w:p>
             <w:pPr>
-              <w:pStyle w:val="25"/>
+              <w:pStyle w:val="TableText"/>
               <w:spacing w:before="182" w:line="220" w:lineRule="auto"/>
               <w:ind w:left="114"/>
             </w:pPr>
@@ -254,7 +253,7 @@
           </w:tcPr>
           <w:p>
             <w:pPr>
-              <w:pStyle w:val="25"/>
+              <w:pStyle w:val="TableText"/>
               <w:spacing w:before="182" w:line="219" w:lineRule="auto"/>
               <w:ind w:left="109"/>
             </w:pPr>
@@ -262,21 +261,16 @@
               <w:rPr>
                 <w:spacing w:val="-1"/>
               </w:rPr>
-              <w:t>甘肃国邦信息科技有限公司</w:t>
+              <w:t>中达丰集团有限公司</w:t>
             </w:r>
           </w:p>
         </w:tc>
       </w:tr>
       <w:tr>
         <w:tblPrEx>
-          <w:tblBorders>
-            <w:top w:val="single" w:color="000000" w:sz="4" w:space="0"/>
-            <w:left w:val="single" w:color="000000" w:sz="4" w:space="0"/>
-            <w:bottom w:val="single" w:color="000000" w:sz="4" w:space="0"/>
-            <w:right w:val="single" w:color="000000" w:sz="4" w:space="0"/>
-            <w:insideH w:val="single" w:color="000000" w:sz="4" w:space="0"/>
-            <w:insideV w:val="single" w:color="000000" w:sz="4" w:space="0"/>
-          </w:tblBorders>
+          <w:tblW w:w="9150" w:type="dxa"/>
+          <w:jc w:val="center"/>
+          <w:tblLayout w:type="fixed"/>
           <w:tblCellMar>
             <w:top w:w="0" w:type="dxa"/>
             <w:left w:w="0" w:type="dxa"/>
@@ -285,7 +279,7 @@
           </w:tblCellMar>
         </w:tblPrEx>
         <w:trPr>
-          <w:trHeight w:val="606" w:hRule="atLeast"/>
+          <w:trHeight w:val="606"/>
           <w:jc w:val="center"/>
         </w:trPr>
         <w:tc>
@@ -295,7 +289,7 @@
           </w:tcPr>
           <w:p>
             <w:pPr>
-              <w:pStyle w:val="25"/>
+              <w:pStyle w:val="TableText"/>
               <w:spacing w:before="184" w:line="220" w:lineRule="auto"/>
               <w:ind w:left="114"/>
             </w:pPr>
@@ -315,7 +309,7 @@
           </w:tcPr>
           <w:p>
             <w:pPr>
-              <w:pStyle w:val="25"/>
+              <w:pStyle w:val="TableText"/>
               <w:spacing w:before="184" w:line="220" w:lineRule="auto"/>
               <w:ind w:left="108"/>
             </w:pPr>
@@ -330,14 +324,9 @@
       </w:tr>
       <w:tr>
         <w:tblPrEx>
-          <w:tblBorders>
-            <w:top w:val="single" w:color="000000" w:sz="4" w:space="0"/>
-            <w:left w:val="single" w:color="000000" w:sz="4" w:space="0"/>
-            <w:bottom w:val="single" w:color="000000" w:sz="4" w:space="0"/>
-            <w:right w:val="single" w:color="000000" w:sz="4" w:space="0"/>
-            <w:insideH w:val="single" w:color="000000" w:sz="4" w:space="0"/>
-            <w:insideV w:val="single" w:color="000000" w:sz="4" w:space="0"/>
-          </w:tblBorders>
+          <w:tblW w:w="9150" w:type="dxa"/>
+          <w:jc w:val="center"/>
+          <w:tblLayout w:type="fixed"/>
           <w:tblCellMar>
             <w:top w:w="0" w:type="dxa"/>
             <w:left w:w="0" w:type="dxa"/>
@@ -346,7 +335,7 @@
           </w:tblCellMar>
         </w:tblPrEx>
         <w:trPr>
-          <w:trHeight w:val="606" w:hRule="atLeast"/>
+          <w:trHeight w:val="606"/>
           <w:jc w:val="center"/>
         </w:trPr>
         <w:tc>
@@ -356,7 +345,7 @@
           </w:tcPr>
           <w:p>
             <w:pPr>
-              <w:pStyle w:val="25"/>
+              <w:pStyle w:val="TableText"/>
               <w:spacing w:before="186" w:line="219" w:lineRule="auto"/>
               <w:ind w:left="306"/>
             </w:pPr>
@@ -375,7 +364,7 @@
           </w:tcPr>
           <w:p>
             <w:pPr>
-              <w:pStyle w:val="25"/>
+              <w:pStyle w:val="TableText"/>
               <w:spacing w:before="186" w:line="219" w:lineRule="auto"/>
               <w:ind w:left="371"/>
             </w:pPr>
@@ -394,7 +383,7 @@
           </w:tcPr>
           <w:p>
             <w:pPr>
-              <w:pStyle w:val="25"/>
+              <w:pStyle w:val="TableText"/>
               <w:spacing w:before="186" w:line="219" w:lineRule="auto"/>
               <w:ind w:left="696"/>
             </w:pPr>
@@ -413,7 +402,7 @@
           </w:tcPr>
           <w:p>
             <w:pPr>
-              <w:pStyle w:val="25"/>
+              <w:pStyle w:val="TableText"/>
               <w:spacing w:before="187" w:line="220" w:lineRule="auto"/>
               <w:ind w:left="758"/>
             </w:pPr>
@@ -432,7 +421,7 @@
           </w:tcPr>
           <w:p>
             <w:pPr>
-              <w:pStyle w:val="25"/>
+              <w:pStyle w:val="TableText"/>
               <w:spacing w:before="187" w:line="220" w:lineRule="auto"/>
               <w:ind w:left="560"/>
             </w:pPr>
@@ -447,14 +436,9 @@
       </w:tr>
       <w:tr>
         <w:tblPrEx>
-          <w:tblBorders>
-            <w:top w:val="single" w:color="000000" w:sz="4" w:space="0"/>
-            <w:left w:val="single" w:color="000000" w:sz="4" w:space="0"/>
-            <w:bottom w:val="single" w:color="000000" w:sz="4" w:space="0"/>
-            <w:right w:val="single" w:color="000000" w:sz="4" w:space="0"/>
-            <w:insideH w:val="single" w:color="000000" w:sz="4" w:space="0"/>
-            <w:insideV w:val="single" w:color="000000" w:sz="4" w:space="0"/>
-          </w:tblBorders>
+          <w:tblW w:w="9150" w:type="dxa"/>
+          <w:jc w:val="center"/>
+          <w:tblLayout w:type="fixed"/>
           <w:tblCellMar>
             <w:top w:w="0" w:type="dxa"/>
             <w:left w:w="0" w:type="dxa"/>
@@ -463,7 +447,7 @@
           </w:tblCellMar>
         </w:tblPrEx>
         <w:trPr>
-          <w:trHeight w:val="488" w:hRule="atLeast"/>
+          <w:trHeight w:val="488"/>
           <w:jc w:val="center"/>
         </w:trPr>
         <w:tc>
@@ -473,7 +457,7 @@
           </w:tcPr>
           <w:p>
             <w:pPr>
-              <w:pStyle w:val="25"/>
+              <w:pStyle w:val="TableText"/>
               <w:spacing w:before="162" w:line="239" w:lineRule="auto"/>
               <w:ind w:left="539"/>
             </w:pPr>
@@ -492,11 +476,11 @@
           </w:tcPr>
           <w:p>
             <w:pPr>
-              <w:pStyle w:val="25"/>
+              <w:pStyle w:val="TableText"/>
               <w:spacing w:before="162"/>
               <w:ind w:left="313"/>
               <w:rPr>
-                <w:rFonts w:hint="default" w:eastAsia="宋体"/>
+                <w:rFonts w:eastAsia="宋体" w:hint="default"/>
                 <w:lang w:val="en-US" w:eastAsia="zh-CN"/>
               </w:rPr>
             </w:pPr>
@@ -537,7 +521,7 @@
           </w:tcPr>
           <w:p>
             <w:pPr>
-              <w:pStyle w:val="25"/>
+              <w:pStyle w:val="TableText"/>
               <w:spacing w:before="128" w:line="219" w:lineRule="auto"/>
               <w:ind w:left="699"/>
             </w:pPr>
@@ -556,11 +540,11 @@
           </w:tcPr>
           <w:p>
             <w:pPr>
-              <w:pStyle w:val="25"/>
+              <w:pStyle w:val="TableText"/>
               <w:spacing w:before="128" w:line="220" w:lineRule="auto"/>
               <w:ind w:left="639"/>
               <w:rPr>
-                <w:rFonts w:hint="eastAsia" w:eastAsia="宋体"/>
+                <w:rFonts w:eastAsia="宋体" w:hint="eastAsia"/>
                 <w:lang w:val="en-US" w:eastAsia="zh-CN"/>
               </w:rPr>
             </w:pPr>
@@ -569,7 +553,7 @@
                 <w:rFonts w:hint="eastAsia"/>
                 <w:lang w:val="en-US" w:eastAsia="zh-CN"/>
               </w:rPr>
-              <w:t>金文莉</w:t>
+              <w:t>李平</w:t>
             </w:r>
           </w:p>
         </w:tc>
@@ -580,7 +564,7 @@
           </w:tcPr>
           <w:p>
             <w:pPr>
-              <w:pStyle w:val="25"/>
+              <w:pStyle w:val="TableText"/>
               <w:spacing w:before="128" w:line="220" w:lineRule="auto"/>
               <w:ind w:left="433"/>
             </w:pPr>
@@ -588,21 +572,16 @@
               <w:rPr>
                 <w:spacing w:val="-4"/>
               </w:rPr>
-              <w:t>黄益溪</w:t>
+              <w:t>吴向阳</w:t>
             </w:r>
           </w:p>
         </w:tc>
       </w:tr>
       <w:tr>
         <w:tblPrEx>
-          <w:tblBorders>
-            <w:top w:val="single" w:color="000000" w:sz="4" w:space="0"/>
-            <w:left w:val="single" w:color="000000" w:sz="4" w:space="0"/>
-            <w:bottom w:val="single" w:color="000000" w:sz="4" w:space="0"/>
-            <w:right w:val="single" w:color="000000" w:sz="4" w:space="0"/>
-            <w:insideH w:val="single" w:color="000000" w:sz="4" w:space="0"/>
-            <w:insideV w:val="single" w:color="000000" w:sz="4" w:space="0"/>
-          </w:tblBorders>
+          <w:tblW w:w="9150" w:type="dxa"/>
+          <w:jc w:val="center"/>
+          <w:tblLayout w:type="fixed"/>
           <w:tblCellMar>
             <w:top w:w="0" w:type="dxa"/>
             <w:left w:w="0" w:type="dxa"/>
@@ -611,7 +590,7 @@
           </w:tblCellMar>
         </w:tblPrEx>
         <w:trPr>
-          <w:trHeight w:val="528" w:hRule="atLeast"/>
+          <w:trHeight w:val="528"/>
           <w:jc w:val="center"/>
         </w:trPr>
         <w:tc>
@@ -682,14 +661,9 @@
       </w:tr>
       <w:tr>
         <w:tblPrEx>
-          <w:tblBorders>
-            <w:top w:val="single" w:color="000000" w:sz="4" w:space="0"/>
-            <w:left w:val="single" w:color="000000" w:sz="4" w:space="0"/>
-            <w:bottom w:val="single" w:color="000000" w:sz="4" w:space="0"/>
-            <w:right w:val="single" w:color="000000" w:sz="4" w:space="0"/>
-            <w:insideH w:val="single" w:color="000000" w:sz="4" w:space="0"/>
-            <w:insideV w:val="single" w:color="000000" w:sz="4" w:space="0"/>
-          </w:tblBorders>
+          <w:tblW w:w="9150" w:type="dxa"/>
+          <w:jc w:val="center"/>
+          <w:tblLayout w:type="fixed"/>
           <w:tblCellMar>
             <w:top w:w="0" w:type="dxa"/>
             <w:left w:w="0" w:type="dxa"/>
@@ -698,7 +672,7 @@
           </w:tblCellMar>
         </w:tblPrEx>
         <w:trPr>
-          <w:trHeight w:val="589" w:hRule="atLeast"/>
+          <w:trHeight w:val="589"/>
           <w:jc w:val="center"/>
         </w:trPr>
         <w:tc>
@@ -770,24 +744,24 @@
     </w:tbl>
     <w:p>
       <w:pPr>
-        <w:pStyle w:val="12"/>
+        <w:pStyle w:val="BodyText"/>
       </w:pPr>
     </w:p>
     <w:p>
       <w:pPr>
         <w:sectPr>
-          <w:headerReference r:id="rId7" w:type="default"/>
-          <w:footerReference r:id="rId8" w:type="default"/>
+          <w:headerReference w:type="default" r:id="rId7"/>
+          <w:footerReference w:type="default" r:id="rId8"/>
           <w:pgSz w:w="11906" w:h="16839"/>
           <w:pgMar w:top="400" w:right="1150" w:bottom="1233" w:left="1595" w:header="0" w:footer="1070" w:gutter="0"/>
-          <w:cols w:space="720" w:num="1"/>
+          <w:cols w:num="1" w:space="720"/>
         </w:sectPr>
       </w:pPr>
     </w:p>
     <w:sdt>
       <w:sdtPr>
         <w:rPr>
-          <w:rFonts w:ascii="宋体" w:hAnsi="宋体" w:eastAsia="宋体" w:cs="Arial"/>
+          <w:rFonts w:ascii="宋体" w:eastAsia="宋体" w:hAnsi="宋体" w:cs="Arial"/>
           <w:snapToGrid w:val="0"/>
           <w:color w:val="000000"/>
           <w:kern w:val="0"/>
@@ -803,7 +777,7 @@
       </w:sdtPr>
       <w:sdtEndPr>
         <w:rPr>
-          <w:rFonts w:hint="eastAsia" w:ascii="Microsoft JhengHei" w:hAnsi="Microsoft JhengHei" w:eastAsia="Microsoft JhengHei" w:cs="Microsoft JhengHei"/>
+          <w:rFonts w:ascii="Microsoft JhengHei" w:eastAsia="Microsoft JhengHei" w:hAnsi="Microsoft JhengHei" w:cs="Microsoft JhengHei" w:hint="eastAsia"/>
           <w:snapToGrid w:val="0"/>
           <w:color w:val="000000"/>
           <w:kern w:val="0"/>
@@ -816,12 +790,12 @@
         <w:p>
           <w:pPr>
             <w:spacing w:before="0" w:beforeLines="0" w:after="0" w:afterLines="0" w:line="240" w:lineRule="auto"/>
-            <w:ind w:left="0" w:leftChars="0" w:right="0" w:rightChars="0" w:firstLine="0" w:firstLineChars="0"/>
+            <w:ind w:left="0" w:right="0" w:firstLine="0" w:leftChars="0" w:rightChars="0" w:firstLineChars="0"/>
             <w:jc w:val="center"/>
           </w:pPr>
           <w:r>
             <w:rPr>
-              <w:rFonts w:ascii="宋体" w:hAnsi="宋体" w:eastAsia="宋体"/>
+              <w:rFonts w:ascii="宋体" w:eastAsia="宋体" w:hAnsi="宋体"/>
               <w:sz w:val="21"/>
             </w:rPr>
             <w:t>目录</w:t>
@@ -829,14 +803,14 @@
         </w:p>
         <w:p>
           <w:pPr>
-            <w:pStyle w:val="16"/>
+            <w:pStyle w:val="TOC1"/>
             <w:tabs>
               <w:tab w:val="right" w:leader="dot" w:pos="8487"/>
             </w:tabs>
           </w:pPr>
           <w:r>
             <w:rPr>
-              <w:rFonts w:hint="eastAsia" w:ascii="Microsoft JhengHei" w:hAnsi="Microsoft JhengHei" w:eastAsia="Microsoft JhengHei" w:cs="Microsoft JhengHei"/>
+              <w:rFonts w:ascii="Microsoft JhengHei" w:eastAsia="Microsoft JhengHei" w:hAnsi="Microsoft JhengHei" w:cs="Microsoft JhengHei" w:hint="eastAsia"/>
               <w:sz w:val="24"/>
               <w:szCs w:val="24"/>
             </w:rPr>
@@ -844,7 +818,7 @@
           </w:r>
           <w:r>
             <w:rPr>
-              <w:rFonts w:hint="eastAsia" w:ascii="Microsoft JhengHei" w:hAnsi="Microsoft JhengHei" w:eastAsia="Microsoft JhengHei" w:cs="Microsoft JhengHei"/>
+              <w:rFonts w:ascii="Microsoft JhengHei" w:eastAsia="Microsoft JhengHei" w:hAnsi="Microsoft JhengHei" w:cs="Microsoft JhengHei" w:hint="eastAsia"/>
               <w:sz w:val="24"/>
               <w:szCs w:val="24"/>
             </w:rPr>
@@ -852,7 +826,7 @@
           </w:r>
           <w:r>
             <w:rPr>
-              <w:rFonts w:hint="eastAsia" w:ascii="Microsoft JhengHei" w:hAnsi="Microsoft JhengHei" w:eastAsia="Microsoft JhengHei" w:cs="Microsoft JhengHei"/>
+              <w:rFonts w:ascii="Microsoft JhengHei" w:eastAsia="Microsoft JhengHei" w:hAnsi="Microsoft JhengHei" w:cs="Microsoft JhengHei" w:hint="eastAsia"/>
               <w:sz w:val="24"/>
               <w:szCs w:val="24"/>
             </w:rPr>
@@ -860,21 +834,21 @@
           </w:r>
           <w:r>
             <w:rPr>
-              <w:rFonts w:hint="eastAsia" w:ascii="Microsoft JhengHei" w:hAnsi="Microsoft JhengHei" w:eastAsia="Microsoft JhengHei" w:cs="Microsoft JhengHei"/>
+              <w:rFonts w:ascii="Microsoft JhengHei" w:eastAsia="Microsoft JhengHei" w:hAnsi="Microsoft JhengHei" w:cs="Microsoft JhengHei" w:hint="eastAsia"/>
               <w:szCs w:val="24"/>
             </w:rPr>
             <w:fldChar w:fldCharType="begin"/>
           </w:r>
           <w:r>
             <w:rPr>
-              <w:rFonts w:hint="eastAsia" w:ascii="Microsoft JhengHei" w:hAnsi="Microsoft JhengHei" w:eastAsia="Microsoft JhengHei" w:cs="Microsoft JhengHei"/>
+              <w:rFonts w:ascii="Microsoft JhengHei" w:eastAsia="Microsoft JhengHei" w:hAnsi="Microsoft JhengHei" w:cs="Microsoft JhengHei" w:hint="eastAsia"/>
               <w:szCs w:val="24"/>
             </w:rPr>
             <w:instrText xml:space="preserve"> HYPERLINK \l _Toc9014 </w:instrText>
           </w:r>
           <w:r>
             <w:rPr>
-              <w:rFonts w:hint="eastAsia" w:ascii="Microsoft JhengHei" w:hAnsi="Microsoft JhengHei" w:eastAsia="Microsoft JhengHei" w:cs="Microsoft JhengHei"/>
+              <w:rFonts w:ascii="Microsoft JhengHei" w:eastAsia="Microsoft JhengHei" w:hAnsi="Microsoft JhengHei" w:cs="Microsoft JhengHei" w:hint="eastAsia"/>
               <w:szCs w:val="24"/>
             </w:rPr>
             <w:fldChar w:fldCharType="separate"/>
@@ -902,7 +876,7 @@
           </w:r>
           <w:r>
             <w:rPr>
-              <w:rFonts w:hint="eastAsia" w:ascii="Microsoft JhengHei" w:hAnsi="Microsoft JhengHei" w:eastAsia="Microsoft JhengHei" w:cs="Microsoft JhengHei"/>
+              <w:rFonts w:ascii="Microsoft JhengHei" w:eastAsia="Microsoft JhengHei" w:hAnsi="Microsoft JhengHei" w:cs="Microsoft JhengHei" w:hint="eastAsia"/>
               <w:szCs w:val="24"/>
             </w:rPr>
             <w:fldChar w:fldCharType="end"/>
@@ -910,34 +884,34 @@
         </w:p>
         <w:p>
           <w:pPr>
-            <w:pStyle w:val="16"/>
+            <w:pStyle w:val="TOC1"/>
             <w:tabs>
               <w:tab w:val="right" w:leader="dot" w:pos="8487"/>
             </w:tabs>
           </w:pPr>
           <w:r>
             <w:rPr>
-              <w:rFonts w:hint="eastAsia" w:ascii="Microsoft JhengHei" w:hAnsi="Microsoft JhengHei" w:eastAsia="Microsoft JhengHei" w:cs="Microsoft JhengHei"/>
+              <w:rFonts w:ascii="Microsoft JhengHei" w:eastAsia="Microsoft JhengHei" w:hAnsi="Microsoft JhengHei" w:cs="Microsoft JhengHei" w:hint="eastAsia"/>
               <w:szCs w:val="24"/>
             </w:rPr>
             <w:fldChar w:fldCharType="begin"/>
           </w:r>
           <w:r>
             <w:rPr>
-              <w:rFonts w:hint="eastAsia" w:ascii="Microsoft JhengHei" w:hAnsi="Microsoft JhengHei" w:eastAsia="Microsoft JhengHei" w:cs="Microsoft JhengHei"/>
+              <w:rFonts w:ascii="Microsoft JhengHei" w:eastAsia="Microsoft JhengHei" w:hAnsi="Microsoft JhengHei" w:cs="Microsoft JhengHei" w:hint="eastAsia"/>
               <w:szCs w:val="24"/>
             </w:rPr>
             <w:instrText xml:space="preserve"> HYPERLINK \l _Toc1295 </w:instrText>
           </w:r>
           <w:r>
             <w:rPr>
-              <w:rFonts w:hint="eastAsia" w:ascii="Microsoft JhengHei" w:hAnsi="Microsoft JhengHei" w:eastAsia="Microsoft JhengHei" w:cs="Microsoft JhengHei"/>
+              <w:rFonts w:ascii="Microsoft JhengHei" w:eastAsia="Microsoft JhengHei" w:hAnsi="Microsoft JhengHei" w:cs="Microsoft JhengHei" w:hint="eastAsia"/>
               <w:szCs w:val="24"/>
             </w:rPr>
             <w:fldChar w:fldCharType="separate"/>
           </w:r>
           <w:r>
-            <w:t>甘肃国邦信息科技有限公司</w:t>
+            <w:t>中达丰集团有限公司</w:t>
           </w:r>
           <w:r>
             <w:tab/>
@@ -959,7 +933,7 @@
           </w:r>
           <w:r>
             <w:rPr>
-              <w:rFonts w:hint="eastAsia" w:ascii="Microsoft JhengHei" w:hAnsi="Microsoft JhengHei" w:eastAsia="Microsoft JhengHei" w:cs="Microsoft JhengHei"/>
+              <w:rFonts w:ascii="Microsoft JhengHei" w:eastAsia="Microsoft JhengHei" w:hAnsi="Microsoft JhengHei" w:cs="Microsoft JhengHei" w:hint="eastAsia"/>
               <w:szCs w:val="24"/>
             </w:rPr>
             <w:fldChar w:fldCharType="end"/>
@@ -967,35 +941,35 @@
         </w:p>
         <w:p>
           <w:pPr>
-            <w:pStyle w:val="16"/>
+            <w:pStyle w:val="TOC1"/>
             <w:tabs>
               <w:tab w:val="right" w:leader="dot" w:pos="8487"/>
             </w:tabs>
           </w:pPr>
           <w:r>
             <w:rPr>
-              <w:rFonts w:hint="eastAsia" w:ascii="Microsoft JhengHei" w:hAnsi="Microsoft JhengHei" w:eastAsia="Microsoft JhengHei" w:cs="Microsoft JhengHei"/>
+              <w:rFonts w:ascii="Microsoft JhengHei" w:eastAsia="Microsoft JhengHei" w:hAnsi="Microsoft JhengHei" w:cs="Microsoft JhengHei" w:hint="eastAsia"/>
               <w:szCs w:val="24"/>
             </w:rPr>
             <w:fldChar w:fldCharType="begin"/>
           </w:r>
           <w:r>
             <w:rPr>
-              <w:rFonts w:hint="eastAsia" w:ascii="Microsoft JhengHei" w:hAnsi="Microsoft JhengHei" w:eastAsia="Microsoft JhengHei" w:cs="Microsoft JhengHei"/>
+              <w:rFonts w:ascii="Microsoft JhengHei" w:eastAsia="Microsoft JhengHei" w:hAnsi="Microsoft JhengHei" w:cs="Microsoft JhengHei" w:hint="eastAsia"/>
               <w:szCs w:val="24"/>
             </w:rPr>
             <w:instrText xml:space="preserve"> HYPERLINK \l _Toc4231 </w:instrText>
           </w:r>
           <w:r>
             <w:rPr>
-              <w:rFonts w:hint="eastAsia" w:ascii="Microsoft JhengHei" w:hAnsi="Microsoft JhengHei" w:eastAsia="Microsoft JhengHei" w:cs="Microsoft JhengHei"/>
+              <w:rFonts w:ascii="Microsoft JhengHei" w:eastAsia="Microsoft JhengHei" w:hAnsi="Microsoft JhengHei" w:cs="Microsoft JhengHei" w:hint="eastAsia"/>
               <w:szCs w:val="24"/>
             </w:rPr>
             <w:fldChar w:fldCharType="separate"/>
           </w:r>
           <w:r>
             <w:rPr>
-              <w:rFonts w:ascii="宋体" w:hAnsi="宋体" w:eastAsia="宋体" w:cs="宋体"/>
+              <w:rFonts w:ascii="宋体" w:eastAsia="宋体" w:hAnsi="宋体" w:cs="宋体"/>
               <w:spacing w:val="-3"/>
               <w:szCs w:val="28"/>
             </w:rPr>
@@ -1021,7 +995,7 @@
           </w:r>
           <w:r>
             <w:rPr>
-              <w:rFonts w:hint="eastAsia" w:ascii="Microsoft JhengHei" w:hAnsi="Microsoft JhengHei" w:eastAsia="Microsoft JhengHei" w:cs="Microsoft JhengHei"/>
+              <w:rFonts w:ascii="Microsoft JhengHei" w:eastAsia="Microsoft JhengHei" w:hAnsi="Microsoft JhengHei" w:cs="Microsoft JhengHei" w:hint="eastAsia"/>
               <w:szCs w:val="24"/>
             </w:rPr>
             <w:fldChar w:fldCharType="end"/>
@@ -1029,28 +1003,28 @@
         </w:p>
         <w:p>
           <w:pPr>
-            <w:pStyle w:val="16"/>
+            <w:pStyle w:val="TOC1"/>
             <w:tabs>
               <w:tab w:val="right" w:leader="dot" w:pos="8487"/>
             </w:tabs>
           </w:pPr>
           <w:r>
             <w:rPr>
-              <w:rFonts w:hint="eastAsia" w:ascii="Microsoft JhengHei" w:hAnsi="Microsoft JhengHei" w:eastAsia="Microsoft JhengHei" w:cs="Microsoft JhengHei"/>
+              <w:rFonts w:ascii="Microsoft JhengHei" w:eastAsia="Microsoft JhengHei" w:hAnsi="Microsoft JhengHei" w:cs="Microsoft JhengHei" w:hint="eastAsia"/>
               <w:szCs w:val="24"/>
             </w:rPr>
             <w:fldChar w:fldCharType="begin"/>
           </w:r>
           <w:r>
             <w:rPr>
-              <w:rFonts w:hint="eastAsia" w:ascii="Microsoft JhengHei" w:hAnsi="Microsoft JhengHei" w:eastAsia="Microsoft JhengHei" w:cs="Microsoft JhengHei"/>
+              <w:rFonts w:ascii="Microsoft JhengHei" w:eastAsia="Microsoft JhengHei" w:hAnsi="Microsoft JhengHei" w:cs="Microsoft JhengHei" w:hint="eastAsia"/>
               <w:szCs w:val="24"/>
             </w:rPr>
             <w:instrText xml:space="preserve"> HYPERLINK \l _Toc4676 </w:instrText>
           </w:r>
           <w:r>
             <w:rPr>
-              <w:rFonts w:hint="eastAsia" w:ascii="Microsoft JhengHei" w:hAnsi="Microsoft JhengHei" w:eastAsia="Microsoft JhengHei" w:cs="Microsoft JhengHei"/>
+              <w:rFonts w:ascii="Microsoft JhengHei" w:eastAsia="Microsoft JhengHei" w:hAnsi="Microsoft JhengHei" w:cs="Microsoft JhengHei" w:hint="eastAsia"/>
               <w:szCs w:val="24"/>
             </w:rPr>
             <w:fldChar w:fldCharType="separate"/>
@@ -1084,7 +1058,7 @@
           </w:r>
           <w:r>
             <w:rPr>
-              <w:rFonts w:hint="eastAsia" w:ascii="Microsoft JhengHei" w:hAnsi="Microsoft JhengHei" w:eastAsia="Microsoft JhengHei" w:cs="Microsoft JhengHei"/>
+              <w:rFonts w:ascii="Microsoft JhengHei" w:eastAsia="Microsoft JhengHei" w:hAnsi="Microsoft JhengHei" w:cs="Microsoft JhengHei" w:hint="eastAsia"/>
               <w:szCs w:val="24"/>
             </w:rPr>
             <w:fldChar w:fldCharType="end"/>
@@ -1092,28 +1066,28 @@
         </w:p>
         <w:p>
           <w:pPr>
-            <w:pStyle w:val="16"/>
+            <w:pStyle w:val="TOC1"/>
             <w:tabs>
               <w:tab w:val="right" w:leader="dot" w:pos="8487"/>
             </w:tabs>
           </w:pPr>
           <w:r>
             <w:rPr>
-              <w:rFonts w:hint="eastAsia" w:ascii="Microsoft JhengHei" w:hAnsi="Microsoft JhengHei" w:eastAsia="Microsoft JhengHei" w:cs="Microsoft JhengHei"/>
+              <w:rFonts w:ascii="Microsoft JhengHei" w:eastAsia="Microsoft JhengHei" w:hAnsi="Microsoft JhengHei" w:cs="Microsoft JhengHei" w:hint="eastAsia"/>
               <w:szCs w:val="24"/>
             </w:rPr>
             <w:fldChar w:fldCharType="begin"/>
           </w:r>
           <w:r>
             <w:rPr>
-              <w:rFonts w:hint="eastAsia" w:ascii="Microsoft JhengHei" w:hAnsi="Microsoft JhengHei" w:eastAsia="Microsoft JhengHei" w:cs="Microsoft JhengHei"/>
+              <w:rFonts w:ascii="Microsoft JhengHei" w:eastAsia="Microsoft JhengHei" w:hAnsi="Microsoft JhengHei" w:cs="Microsoft JhengHei" w:hint="eastAsia"/>
               <w:szCs w:val="24"/>
             </w:rPr>
             <w:instrText xml:space="preserve"> HYPERLINK \l _Toc15121 </w:instrText>
           </w:r>
           <w:r>
             <w:rPr>
-              <w:rFonts w:hint="eastAsia" w:ascii="Microsoft JhengHei" w:hAnsi="Microsoft JhengHei" w:eastAsia="Microsoft JhengHei" w:cs="Microsoft JhengHei"/>
+              <w:rFonts w:ascii="Microsoft JhengHei" w:eastAsia="Microsoft JhengHei" w:hAnsi="Microsoft JhengHei" w:cs="Microsoft JhengHei" w:hint="eastAsia"/>
               <w:szCs w:val="24"/>
             </w:rPr>
             <w:fldChar w:fldCharType="separate"/>
@@ -1147,7 +1121,7 @@
           </w:r>
           <w:r>
             <w:rPr>
-              <w:rFonts w:hint="eastAsia" w:ascii="Microsoft JhengHei" w:hAnsi="Microsoft JhengHei" w:eastAsia="Microsoft JhengHei" w:cs="Microsoft JhengHei"/>
+              <w:rFonts w:ascii="Microsoft JhengHei" w:eastAsia="Microsoft JhengHei" w:hAnsi="Microsoft JhengHei" w:cs="Microsoft JhengHei" w:hint="eastAsia"/>
               <w:szCs w:val="24"/>
             </w:rPr>
             <w:fldChar w:fldCharType="end"/>
@@ -1155,28 +1129,28 @@
         </w:p>
         <w:p>
           <w:pPr>
-            <w:pStyle w:val="16"/>
+            <w:pStyle w:val="TOC1"/>
             <w:tabs>
               <w:tab w:val="right" w:leader="dot" w:pos="8487"/>
             </w:tabs>
           </w:pPr>
           <w:r>
             <w:rPr>
-              <w:rFonts w:hint="eastAsia" w:ascii="Microsoft JhengHei" w:hAnsi="Microsoft JhengHei" w:eastAsia="Microsoft JhengHei" w:cs="Microsoft JhengHei"/>
+              <w:rFonts w:ascii="Microsoft JhengHei" w:eastAsia="Microsoft JhengHei" w:hAnsi="Microsoft JhengHei" w:cs="Microsoft JhengHei" w:hint="eastAsia"/>
               <w:szCs w:val="24"/>
             </w:rPr>
             <w:fldChar w:fldCharType="begin"/>
           </w:r>
           <w:r>
             <w:rPr>
-              <w:rFonts w:hint="eastAsia" w:ascii="Microsoft JhengHei" w:hAnsi="Microsoft JhengHei" w:eastAsia="Microsoft JhengHei" w:cs="Microsoft JhengHei"/>
+              <w:rFonts w:ascii="Microsoft JhengHei" w:eastAsia="Microsoft JhengHei" w:hAnsi="Microsoft JhengHei" w:cs="Microsoft JhengHei" w:hint="eastAsia"/>
               <w:szCs w:val="24"/>
             </w:rPr>
             <w:instrText xml:space="preserve"> HYPERLINK \l _Toc10060 </w:instrText>
           </w:r>
           <w:r>
             <w:rPr>
-              <w:rFonts w:hint="eastAsia" w:ascii="Microsoft JhengHei" w:hAnsi="Microsoft JhengHei" w:eastAsia="Microsoft JhengHei" w:cs="Microsoft JhengHei"/>
+              <w:rFonts w:ascii="Microsoft JhengHei" w:eastAsia="Microsoft JhengHei" w:hAnsi="Microsoft JhengHei" w:cs="Microsoft JhengHei" w:hint="eastAsia"/>
               <w:szCs w:val="24"/>
             </w:rPr>
             <w:fldChar w:fldCharType="separate"/>
@@ -1210,7 +1184,7 @@
           </w:r>
           <w:r>
             <w:rPr>
-              <w:rFonts w:hint="eastAsia" w:ascii="Microsoft JhengHei" w:hAnsi="Microsoft JhengHei" w:eastAsia="Microsoft JhengHei" w:cs="Microsoft JhengHei"/>
+              <w:rFonts w:ascii="Microsoft JhengHei" w:eastAsia="Microsoft JhengHei" w:hAnsi="Microsoft JhengHei" w:cs="Microsoft JhengHei" w:hint="eastAsia"/>
               <w:szCs w:val="24"/>
             </w:rPr>
             <w:fldChar w:fldCharType="end"/>
@@ -1218,28 +1192,28 @@
         </w:p>
         <w:p>
           <w:pPr>
-            <w:pStyle w:val="16"/>
+            <w:pStyle w:val="TOC1"/>
             <w:tabs>
               <w:tab w:val="right" w:leader="dot" w:pos="8487"/>
             </w:tabs>
           </w:pPr>
           <w:r>
             <w:rPr>
-              <w:rFonts w:hint="eastAsia" w:ascii="Microsoft JhengHei" w:hAnsi="Microsoft JhengHei" w:eastAsia="Microsoft JhengHei" w:cs="Microsoft JhengHei"/>
+              <w:rFonts w:ascii="Microsoft JhengHei" w:eastAsia="Microsoft JhengHei" w:hAnsi="Microsoft JhengHei" w:cs="Microsoft JhengHei" w:hint="eastAsia"/>
               <w:szCs w:val="24"/>
             </w:rPr>
             <w:fldChar w:fldCharType="begin"/>
           </w:r>
           <w:r>
             <w:rPr>
-              <w:rFonts w:hint="eastAsia" w:ascii="Microsoft JhengHei" w:hAnsi="Microsoft JhengHei" w:eastAsia="Microsoft JhengHei" w:cs="Microsoft JhengHei"/>
+              <w:rFonts w:ascii="Microsoft JhengHei" w:eastAsia="Microsoft JhengHei" w:hAnsi="Microsoft JhengHei" w:cs="Microsoft JhengHei" w:hint="eastAsia"/>
               <w:szCs w:val="24"/>
             </w:rPr>
             <w:instrText xml:space="preserve"> HYPERLINK \l _Toc7332 </w:instrText>
           </w:r>
           <w:r>
             <w:rPr>
-              <w:rFonts w:hint="eastAsia" w:ascii="Microsoft JhengHei" w:hAnsi="Microsoft JhengHei" w:eastAsia="Microsoft JhengHei" w:cs="Microsoft JhengHei"/>
+              <w:rFonts w:ascii="Microsoft JhengHei" w:eastAsia="Microsoft JhengHei" w:hAnsi="Microsoft JhengHei" w:cs="Microsoft JhengHei" w:hint="eastAsia"/>
               <w:szCs w:val="24"/>
             </w:rPr>
             <w:fldChar w:fldCharType="separate"/>
@@ -1273,7 +1247,7 @@
           </w:r>
           <w:r>
             <w:rPr>
-              <w:rFonts w:hint="eastAsia" w:ascii="Microsoft JhengHei" w:hAnsi="Microsoft JhengHei" w:eastAsia="Microsoft JhengHei" w:cs="Microsoft JhengHei"/>
+              <w:rFonts w:ascii="Microsoft JhengHei" w:eastAsia="Microsoft JhengHei" w:hAnsi="Microsoft JhengHei" w:cs="Microsoft JhengHei" w:hint="eastAsia"/>
               <w:szCs w:val="24"/>
             </w:rPr>
             <w:fldChar w:fldCharType="end"/>
@@ -1281,28 +1255,28 @@
         </w:p>
         <w:p>
           <w:pPr>
-            <w:pStyle w:val="16"/>
+            <w:pStyle w:val="TOC1"/>
             <w:tabs>
               <w:tab w:val="right" w:leader="dot" w:pos="8487"/>
             </w:tabs>
           </w:pPr>
           <w:r>
             <w:rPr>
-              <w:rFonts w:hint="eastAsia" w:ascii="Microsoft JhengHei" w:hAnsi="Microsoft JhengHei" w:eastAsia="Microsoft JhengHei" w:cs="Microsoft JhengHei"/>
+              <w:rFonts w:ascii="Microsoft JhengHei" w:eastAsia="Microsoft JhengHei" w:hAnsi="Microsoft JhengHei" w:cs="Microsoft JhengHei" w:hint="eastAsia"/>
               <w:szCs w:val="24"/>
             </w:rPr>
             <w:fldChar w:fldCharType="begin"/>
           </w:r>
           <w:r>
             <w:rPr>
-              <w:rFonts w:hint="eastAsia" w:ascii="Microsoft JhengHei" w:hAnsi="Microsoft JhengHei" w:eastAsia="Microsoft JhengHei" w:cs="Microsoft JhengHei"/>
+              <w:rFonts w:ascii="Microsoft JhengHei" w:eastAsia="Microsoft JhengHei" w:hAnsi="Microsoft JhengHei" w:cs="Microsoft JhengHei" w:hint="eastAsia"/>
               <w:szCs w:val="24"/>
             </w:rPr>
             <w:instrText xml:space="preserve"> HYPERLINK \l _Toc1203 </w:instrText>
           </w:r>
           <w:r>
             <w:rPr>
-              <w:rFonts w:hint="eastAsia" w:ascii="Microsoft JhengHei" w:hAnsi="Microsoft JhengHei" w:eastAsia="Microsoft JhengHei" w:cs="Microsoft JhengHei"/>
+              <w:rFonts w:ascii="Microsoft JhengHei" w:eastAsia="Microsoft JhengHei" w:hAnsi="Microsoft JhengHei" w:cs="Microsoft JhengHei" w:hint="eastAsia"/>
               <w:szCs w:val="24"/>
             </w:rPr>
             <w:fldChar w:fldCharType="separate"/>
@@ -1336,7 +1310,7 @@
           </w:r>
           <w:r>
             <w:rPr>
-              <w:rFonts w:hint="eastAsia" w:ascii="Microsoft JhengHei" w:hAnsi="Microsoft JhengHei" w:eastAsia="Microsoft JhengHei" w:cs="Microsoft JhengHei"/>
+              <w:rFonts w:ascii="Microsoft JhengHei" w:eastAsia="Microsoft JhengHei" w:hAnsi="Microsoft JhengHei" w:cs="Microsoft JhengHei" w:hint="eastAsia"/>
               <w:szCs w:val="24"/>
             </w:rPr>
             <w:fldChar w:fldCharType="end"/>
@@ -1344,28 +1318,28 @@
         </w:p>
         <w:p>
           <w:pPr>
-            <w:pStyle w:val="16"/>
+            <w:pStyle w:val="TOC1"/>
             <w:tabs>
               <w:tab w:val="right" w:leader="dot" w:pos="8487"/>
             </w:tabs>
           </w:pPr>
           <w:r>
             <w:rPr>
-              <w:rFonts w:hint="eastAsia" w:ascii="Microsoft JhengHei" w:hAnsi="Microsoft JhengHei" w:eastAsia="Microsoft JhengHei" w:cs="Microsoft JhengHei"/>
+              <w:rFonts w:ascii="Microsoft JhengHei" w:eastAsia="Microsoft JhengHei" w:hAnsi="Microsoft JhengHei" w:cs="Microsoft JhengHei" w:hint="eastAsia"/>
               <w:szCs w:val="24"/>
             </w:rPr>
             <w:fldChar w:fldCharType="begin"/>
           </w:r>
           <w:r>
             <w:rPr>
-              <w:rFonts w:hint="eastAsia" w:ascii="Microsoft JhengHei" w:hAnsi="Microsoft JhengHei" w:eastAsia="Microsoft JhengHei" w:cs="Microsoft JhengHei"/>
+              <w:rFonts w:ascii="Microsoft JhengHei" w:eastAsia="Microsoft JhengHei" w:hAnsi="Microsoft JhengHei" w:cs="Microsoft JhengHei" w:hint="eastAsia"/>
               <w:szCs w:val="24"/>
             </w:rPr>
             <w:instrText xml:space="preserve"> HYPERLINK \l _Toc20909 </w:instrText>
           </w:r>
           <w:r>
             <w:rPr>
-              <w:rFonts w:hint="eastAsia" w:ascii="Microsoft JhengHei" w:hAnsi="Microsoft JhengHei" w:eastAsia="Microsoft JhengHei" w:cs="Microsoft JhengHei"/>
+              <w:rFonts w:ascii="Microsoft JhengHei" w:eastAsia="Microsoft JhengHei" w:hAnsi="Microsoft JhengHei" w:cs="Microsoft JhengHei" w:hint="eastAsia"/>
               <w:szCs w:val="24"/>
             </w:rPr>
             <w:fldChar w:fldCharType="separate"/>
@@ -1399,7 +1373,7 @@
           </w:r>
           <w:r>
             <w:rPr>
-              <w:rFonts w:hint="eastAsia" w:ascii="Microsoft JhengHei" w:hAnsi="Microsoft JhengHei" w:eastAsia="Microsoft JhengHei" w:cs="Microsoft JhengHei"/>
+              <w:rFonts w:ascii="Microsoft JhengHei" w:eastAsia="Microsoft JhengHei" w:hAnsi="Microsoft JhengHei" w:cs="Microsoft JhengHei" w:hint="eastAsia"/>
               <w:szCs w:val="24"/>
             </w:rPr>
             <w:fldChar w:fldCharType="end"/>
@@ -1407,28 +1381,28 @@
         </w:p>
         <w:p>
           <w:pPr>
-            <w:pStyle w:val="17"/>
+            <w:pStyle w:val="TOC2"/>
             <w:tabs>
               <w:tab w:val="right" w:leader="dot" w:pos="8487"/>
             </w:tabs>
           </w:pPr>
           <w:r>
             <w:rPr>
-              <w:rFonts w:hint="eastAsia" w:ascii="Microsoft JhengHei" w:hAnsi="Microsoft JhengHei" w:eastAsia="Microsoft JhengHei" w:cs="Microsoft JhengHei"/>
+              <w:rFonts w:ascii="Microsoft JhengHei" w:eastAsia="Microsoft JhengHei" w:hAnsi="Microsoft JhengHei" w:cs="Microsoft JhengHei" w:hint="eastAsia"/>
               <w:szCs w:val="24"/>
             </w:rPr>
             <w:fldChar w:fldCharType="begin"/>
           </w:r>
           <w:r>
             <w:rPr>
-              <w:rFonts w:hint="eastAsia" w:ascii="Microsoft JhengHei" w:hAnsi="Microsoft JhengHei" w:eastAsia="Microsoft JhengHei" w:cs="Microsoft JhengHei"/>
+              <w:rFonts w:ascii="Microsoft JhengHei" w:eastAsia="Microsoft JhengHei" w:hAnsi="Microsoft JhengHei" w:cs="Microsoft JhengHei" w:hint="eastAsia"/>
               <w:szCs w:val="24"/>
             </w:rPr>
             <w:instrText xml:space="preserve"> HYPERLINK \l _Toc766 </w:instrText>
           </w:r>
           <w:r>
             <w:rPr>
-              <w:rFonts w:hint="eastAsia" w:ascii="Microsoft JhengHei" w:hAnsi="Microsoft JhengHei" w:eastAsia="Microsoft JhengHei" w:cs="Microsoft JhengHei"/>
+              <w:rFonts w:ascii="Microsoft JhengHei" w:eastAsia="Microsoft JhengHei" w:hAnsi="Microsoft JhengHei" w:cs="Microsoft JhengHei" w:hint="eastAsia"/>
               <w:szCs w:val="24"/>
             </w:rPr>
             <w:fldChar w:fldCharType="separate"/>
@@ -1462,7 +1436,7 @@
           </w:r>
           <w:r>
             <w:rPr>
-              <w:rFonts w:hint="eastAsia" w:ascii="Microsoft JhengHei" w:hAnsi="Microsoft JhengHei" w:eastAsia="Microsoft JhengHei" w:cs="Microsoft JhengHei"/>
+              <w:rFonts w:ascii="Microsoft JhengHei" w:eastAsia="Microsoft JhengHei" w:hAnsi="Microsoft JhengHei" w:cs="Microsoft JhengHei" w:hint="eastAsia"/>
               <w:szCs w:val="24"/>
             </w:rPr>
             <w:fldChar w:fldCharType="end"/>
@@ -1470,28 +1444,28 @@
         </w:p>
         <w:p>
           <w:pPr>
-            <w:pStyle w:val="17"/>
+            <w:pStyle w:val="TOC2"/>
             <w:tabs>
               <w:tab w:val="right" w:leader="dot" w:pos="8487"/>
             </w:tabs>
           </w:pPr>
           <w:r>
             <w:rPr>
-              <w:rFonts w:hint="eastAsia" w:ascii="Microsoft JhengHei" w:hAnsi="Microsoft JhengHei" w:eastAsia="Microsoft JhengHei" w:cs="Microsoft JhengHei"/>
+              <w:rFonts w:ascii="Microsoft JhengHei" w:eastAsia="Microsoft JhengHei" w:hAnsi="Microsoft JhengHei" w:cs="Microsoft JhengHei" w:hint="eastAsia"/>
               <w:szCs w:val="24"/>
             </w:rPr>
             <w:fldChar w:fldCharType="begin"/>
           </w:r>
           <w:r>
             <w:rPr>
-              <w:rFonts w:hint="eastAsia" w:ascii="Microsoft JhengHei" w:hAnsi="Microsoft JhengHei" w:eastAsia="Microsoft JhengHei" w:cs="Microsoft JhengHei"/>
+              <w:rFonts w:ascii="Microsoft JhengHei" w:eastAsia="Microsoft JhengHei" w:hAnsi="Microsoft JhengHei" w:cs="Microsoft JhengHei" w:hint="eastAsia"/>
               <w:szCs w:val="24"/>
             </w:rPr>
             <w:instrText xml:space="preserve"> HYPERLINK \l _Toc28483 </w:instrText>
           </w:r>
           <w:r>
             <w:rPr>
-              <w:rFonts w:hint="eastAsia" w:ascii="Microsoft JhengHei" w:hAnsi="Microsoft JhengHei" w:eastAsia="Microsoft JhengHei" w:cs="Microsoft JhengHei"/>
+              <w:rFonts w:ascii="Microsoft JhengHei" w:eastAsia="Microsoft JhengHei" w:hAnsi="Microsoft JhengHei" w:cs="Microsoft JhengHei" w:hint="eastAsia"/>
               <w:szCs w:val="24"/>
             </w:rPr>
             <w:fldChar w:fldCharType="separate"/>
@@ -1525,7 +1499,7 @@
           </w:r>
           <w:r>
             <w:rPr>
-              <w:rFonts w:hint="eastAsia" w:ascii="Microsoft JhengHei" w:hAnsi="Microsoft JhengHei" w:eastAsia="Microsoft JhengHei" w:cs="Microsoft JhengHei"/>
+              <w:rFonts w:ascii="Microsoft JhengHei" w:eastAsia="Microsoft JhengHei" w:hAnsi="Microsoft JhengHei" w:cs="Microsoft JhengHei" w:hint="eastAsia"/>
               <w:szCs w:val="24"/>
             </w:rPr>
             <w:fldChar w:fldCharType="end"/>
@@ -1533,28 +1507,28 @@
         </w:p>
         <w:p>
           <w:pPr>
-            <w:pStyle w:val="17"/>
+            <w:pStyle w:val="TOC2"/>
             <w:tabs>
               <w:tab w:val="right" w:leader="dot" w:pos="8487"/>
             </w:tabs>
           </w:pPr>
           <w:r>
             <w:rPr>
-              <w:rFonts w:hint="eastAsia" w:ascii="Microsoft JhengHei" w:hAnsi="Microsoft JhengHei" w:eastAsia="Microsoft JhengHei" w:cs="Microsoft JhengHei"/>
+              <w:rFonts w:ascii="Microsoft JhengHei" w:eastAsia="Microsoft JhengHei" w:hAnsi="Microsoft JhengHei" w:cs="Microsoft JhengHei" w:hint="eastAsia"/>
               <w:szCs w:val="24"/>
             </w:rPr>
             <w:fldChar w:fldCharType="begin"/>
           </w:r>
           <w:r>
             <w:rPr>
-              <w:rFonts w:hint="eastAsia" w:ascii="Microsoft JhengHei" w:hAnsi="Microsoft JhengHei" w:eastAsia="Microsoft JhengHei" w:cs="Microsoft JhengHei"/>
+              <w:rFonts w:ascii="Microsoft JhengHei" w:eastAsia="Microsoft JhengHei" w:hAnsi="Microsoft JhengHei" w:cs="Microsoft JhengHei" w:hint="eastAsia"/>
               <w:szCs w:val="24"/>
             </w:rPr>
             <w:instrText xml:space="preserve"> HYPERLINK \l _Toc3836 </w:instrText>
           </w:r>
           <w:r>
             <w:rPr>
-              <w:rFonts w:hint="eastAsia" w:ascii="Microsoft JhengHei" w:hAnsi="Microsoft JhengHei" w:eastAsia="Microsoft JhengHei" w:cs="Microsoft JhengHei"/>
+              <w:rFonts w:ascii="Microsoft JhengHei" w:eastAsia="Microsoft JhengHei" w:hAnsi="Microsoft JhengHei" w:cs="Microsoft JhengHei" w:hint="eastAsia"/>
               <w:szCs w:val="24"/>
             </w:rPr>
             <w:fldChar w:fldCharType="separate"/>
@@ -1588,7 +1562,7 @@
           </w:r>
           <w:r>
             <w:rPr>
-              <w:rFonts w:hint="eastAsia" w:ascii="Microsoft JhengHei" w:hAnsi="Microsoft JhengHei" w:eastAsia="Microsoft JhengHei" w:cs="Microsoft JhengHei"/>
+              <w:rFonts w:ascii="Microsoft JhengHei" w:eastAsia="Microsoft JhengHei" w:hAnsi="Microsoft JhengHei" w:cs="Microsoft JhengHei" w:hint="eastAsia"/>
               <w:szCs w:val="24"/>
             </w:rPr>
             <w:fldChar w:fldCharType="end"/>
@@ -1596,28 +1570,28 @@
         </w:p>
         <w:p>
           <w:pPr>
-            <w:pStyle w:val="17"/>
+            <w:pStyle w:val="TOC2"/>
             <w:tabs>
               <w:tab w:val="right" w:leader="dot" w:pos="8487"/>
             </w:tabs>
           </w:pPr>
           <w:r>
             <w:rPr>
-              <w:rFonts w:hint="eastAsia" w:ascii="Microsoft JhengHei" w:hAnsi="Microsoft JhengHei" w:eastAsia="Microsoft JhengHei" w:cs="Microsoft JhengHei"/>
+              <w:rFonts w:ascii="Microsoft JhengHei" w:eastAsia="Microsoft JhengHei" w:hAnsi="Microsoft JhengHei" w:cs="Microsoft JhengHei" w:hint="eastAsia"/>
               <w:szCs w:val="24"/>
             </w:rPr>
             <w:fldChar w:fldCharType="begin"/>
           </w:r>
           <w:r>
             <w:rPr>
-              <w:rFonts w:hint="eastAsia" w:ascii="Microsoft JhengHei" w:hAnsi="Microsoft JhengHei" w:eastAsia="Microsoft JhengHei" w:cs="Microsoft JhengHei"/>
+              <w:rFonts w:ascii="Microsoft JhengHei" w:eastAsia="Microsoft JhengHei" w:hAnsi="Microsoft JhengHei" w:cs="Microsoft JhengHei" w:hint="eastAsia"/>
               <w:szCs w:val="24"/>
             </w:rPr>
             <w:instrText xml:space="preserve"> HYPERLINK \l _Toc4773 </w:instrText>
           </w:r>
           <w:r>
             <w:rPr>
-              <w:rFonts w:hint="eastAsia" w:ascii="Microsoft JhengHei" w:hAnsi="Microsoft JhengHei" w:eastAsia="Microsoft JhengHei" w:cs="Microsoft JhengHei"/>
+              <w:rFonts w:ascii="Microsoft JhengHei" w:eastAsia="Microsoft JhengHei" w:hAnsi="Microsoft JhengHei" w:cs="Microsoft JhengHei" w:hint="eastAsia"/>
               <w:szCs w:val="24"/>
             </w:rPr>
             <w:fldChar w:fldCharType="separate"/>
@@ -1651,7 +1625,7 @@
           </w:r>
           <w:r>
             <w:rPr>
-              <w:rFonts w:hint="eastAsia" w:ascii="Microsoft JhengHei" w:hAnsi="Microsoft JhengHei" w:eastAsia="Microsoft JhengHei" w:cs="Microsoft JhengHei"/>
+              <w:rFonts w:ascii="Microsoft JhengHei" w:eastAsia="Microsoft JhengHei" w:hAnsi="Microsoft JhengHei" w:cs="Microsoft JhengHei" w:hint="eastAsia"/>
               <w:szCs w:val="24"/>
             </w:rPr>
             <w:fldChar w:fldCharType="end"/>
@@ -1659,28 +1633,28 @@
         </w:p>
         <w:p>
           <w:pPr>
-            <w:pStyle w:val="17"/>
+            <w:pStyle w:val="TOC2"/>
             <w:tabs>
               <w:tab w:val="right" w:leader="dot" w:pos="8487"/>
             </w:tabs>
           </w:pPr>
           <w:r>
             <w:rPr>
-              <w:rFonts w:hint="eastAsia" w:ascii="Microsoft JhengHei" w:hAnsi="Microsoft JhengHei" w:eastAsia="Microsoft JhengHei" w:cs="Microsoft JhengHei"/>
+              <w:rFonts w:ascii="Microsoft JhengHei" w:eastAsia="Microsoft JhengHei" w:hAnsi="Microsoft JhengHei" w:cs="Microsoft JhengHei" w:hint="eastAsia"/>
               <w:szCs w:val="24"/>
             </w:rPr>
             <w:fldChar w:fldCharType="begin"/>
           </w:r>
           <w:r>
             <w:rPr>
-              <w:rFonts w:hint="eastAsia" w:ascii="Microsoft JhengHei" w:hAnsi="Microsoft JhengHei" w:eastAsia="Microsoft JhengHei" w:cs="Microsoft JhengHei"/>
+              <w:rFonts w:ascii="Microsoft JhengHei" w:eastAsia="Microsoft JhengHei" w:hAnsi="Microsoft JhengHei" w:cs="Microsoft JhengHei" w:hint="eastAsia"/>
               <w:szCs w:val="24"/>
             </w:rPr>
             <w:instrText xml:space="preserve"> HYPERLINK \l _Toc28126 </w:instrText>
           </w:r>
           <w:r>
             <w:rPr>
-              <w:rFonts w:hint="eastAsia" w:ascii="Microsoft JhengHei" w:hAnsi="Microsoft JhengHei" w:eastAsia="Microsoft JhengHei" w:cs="Microsoft JhengHei"/>
+              <w:rFonts w:ascii="Microsoft JhengHei" w:eastAsia="Microsoft JhengHei" w:hAnsi="Microsoft JhengHei" w:cs="Microsoft JhengHei" w:hint="eastAsia"/>
               <w:szCs w:val="24"/>
             </w:rPr>
             <w:fldChar w:fldCharType="separate"/>
@@ -1714,7 +1688,7 @@
           </w:r>
           <w:r>
             <w:rPr>
-              <w:rFonts w:hint="eastAsia" w:ascii="Microsoft JhengHei" w:hAnsi="Microsoft JhengHei" w:eastAsia="Microsoft JhengHei" w:cs="Microsoft JhengHei"/>
+              <w:rFonts w:ascii="Microsoft JhengHei" w:eastAsia="Microsoft JhengHei" w:hAnsi="Microsoft JhengHei" w:cs="Microsoft JhengHei" w:hint="eastAsia"/>
               <w:szCs w:val="24"/>
             </w:rPr>
             <w:fldChar w:fldCharType="end"/>
@@ -1724,7 +1698,7 @@
           <w:pPr>
             <w:spacing w:line="220" w:lineRule="auto"/>
             <w:rPr>
-              <w:rFonts w:hint="eastAsia" w:ascii="Microsoft JhengHei" w:hAnsi="Microsoft JhengHei" w:eastAsia="Microsoft JhengHei" w:cs="Microsoft JhengHei"/>
+              <w:rFonts w:ascii="Microsoft JhengHei" w:eastAsia="Microsoft JhengHei" w:hAnsi="Microsoft JhengHei" w:cs="Microsoft JhengHei" w:hint="eastAsia"/>
               <w:snapToGrid w:val="0"/>
               <w:color w:val="000000"/>
               <w:kern w:val="0"/>
@@ -1735,7 +1709,7 @@
           </w:pPr>
           <w:r>
             <w:rPr>
-              <w:rFonts w:hint="eastAsia" w:ascii="Microsoft JhengHei" w:hAnsi="Microsoft JhengHei" w:eastAsia="Microsoft JhengHei" w:cs="Microsoft JhengHei"/>
+              <w:rFonts w:ascii="Microsoft JhengHei" w:eastAsia="Microsoft JhengHei" w:hAnsi="Microsoft JhengHei" w:cs="Microsoft JhengHei" w:hint="eastAsia"/>
               <w:szCs w:val="24"/>
             </w:rPr>
             <w:fldChar w:fldCharType="end"/>
@@ -1747,7 +1721,7 @@
       <w:pPr>
         <w:spacing w:line="220" w:lineRule="auto"/>
         <w:rPr>
-          <w:rFonts w:hint="eastAsia" w:ascii="Microsoft JhengHei" w:hAnsi="Microsoft JhengHei" w:eastAsia="Microsoft JhengHei" w:cs="Microsoft JhengHei"/>
+          <w:rFonts w:ascii="Microsoft JhengHei" w:eastAsia="Microsoft JhengHei" w:hAnsi="Microsoft JhengHei" w:cs="Microsoft JhengHei" w:hint="eastAsia"/>
           <w:snapToGrid w:val="0"/>
           <w:color w:val="000000"/>
           <w:kern w:val="0"/>
@@ -1756,16 +1730,16 @@
           <w:lang w:val="en-US" w:eastAsia="en-US" w:bidi="ar-SA"/>
         </w:rPr>
         <w:sectPr>
-          <w:footerReference r:id="rId9" w:type="default"/>
+          <w:footerReference w:type="default" r:id="rId9"/>
           <w:pgSz w:w="11906" w:h="16839"/>
           <w:pgMar w:top="1040" w:right="1710" w:bottom="1234" w:left="1709" w:header="0" w:footer="1070" w:gutter="0"/>
-          <w:cols w:space="720" w:num="1"/>
+          <w:cols w:num="1" w:space="720"/>
         </w:sectPr>
       </w:pPr>
     </w:p>
     <w:p>
       <w:pPr>
-        <w:pStyle w:val="26"/>
+        <w:pStyle w:val="1"/>
         <w:bidi w:val="0"/>
       </w:pPr>
       <w:bookmarkStart w:id="3" w:name="_Toc4676"/>
@@ -1790,10 +1764,10 @@
         <w:adjustRightInd w:val="0"/>
         <w:snapToGrid w:val="0"/>
         <w:spacing w:line="360" w:lineRule="auto"/>
-        <w:ind w:left="0" w:firstLine="472" w:firstLineChars="200"/>
+        <w:ind w:left="0" w:firstLine="420" w:firstLineChars="200"/>
         <w:textAlignment w:val="baseline"/>
         <w:rPr>
-          <w:rFonts w:ascii="宋体" w:hAnsi="宋体" w:eastAsia="宋体" w:cs="宋体"/>
+          <w:rFonts w:ascii="宋体" w:eastAsia="宋体" w:hAnsi="宋体" w:cs="宋体"/>
           <w:spacing w:val="-2"/>
           <w:sz w:val="24"/>
           <w:szCs w:val="24"/>
@@ -1801,7 +1775,7 @@
       </w:pPr>
       <w:r>
         <w:rPr>
-          <w:rFonts w:ascii="宋体" w:hAnsi="宋体" w:eastAsia="宋体" w:cs="宋体"/>
+          <w:rFonts w:ascii="宋体" w:eastAsia="宋体" w:hAnsi="宋体" w:cs="宋体"/>
           <w:spacing w:val="-2"/>
           <w:sz w:val="24"/>
           <w:szCs w:val="24"/>
@@ -1811,7 +1785,7 @@
     </w:p>
     <w:p>
       <w:pPr>
-        <w:pStyle w:val="26"/>
+        <w:pStyle w:val="1"/>
         <w:bidi w:val="0"/>
       </w:pPr>
       <w:bookmarkStart w:id="4" w:name="_Toc15121"/>
@@ -1840,10 +1814,10 @@
         <w:adjustRightInd w:val="0"/>
         <w:snapToGrid w:val="0"/>
         <w:spacing w:line="360" w:lineRule="auto"/>
-        <w:ind w:left="635" w:leftChars="0" w:hanging="425" w:firstLineChars="0"/>
+        <w:ind w:left="635" w:hanging="425" w:leftChars="0" w:firstLineChars="0"/>
         <w:textAlignment w:val="baseline"/>
         <w:rPr>
-          <w:rFonts w:hint="eastAsia" w:ascii="宋体" w:hAnsi="宋体" w:eastAsia="宋体" w:cs="宋体"/>
+          <w:rFonts w:ascii="宋体" w:eastAsia="宋体" w:hAnsi="宋体" w:cs="宋体" w:hint="eastAsia"/>
           <w:spacing w:val="-1"/>
           <w:sz w:val="24"/>
           <w:szCs w:val="24"/>
@@ -1851,7 +1825,7 @@
       </w:pPr>
       <w:r>
         <w:rPr>
-          <w:rFonts w:hint="eastAsia" w:ascii="宋体" w:hAnsi="宋体" w:eastAsia="宋体" w:cs="宋体"/>
+          <w:rFonts w:ascii="宋体" w:eastAsia="宋体" w:hAnsi="宋体" w:cs="宋体" w:hint="eastAsia"/>
           <w:spacing w:val="-1"/>
           <w:sz w:val="24"/>
           <w:szCs w:val="24"/>
@@ -1879,10 +1853,10 @@
         <w:adjustRightInd w:val="0"/>
         <w:snapToGrid w:val="0"/>
         <w:spacing w:line="360" w:lineRule="auto"/>
-        <w:ind w:left="635" w:leftChars="0" w:hanging="425" w:firstLineChars="0"/>
+        <w:ind w:left="635" w:hanging="425" w:leftChars="0" w:firstLineChars="0"/>
         <w:textAlignment w:val="baseline"/>
         <w:rPr>
-          <w:rFonts w:hint="eastAsia" w:ascii="宋体" w:hAnsi="宋体" w:eastAsia="宋体" w:cs="宋体"/>
+          <w:rFonts w:ascii="宋体" w:eastAsia="宋体" w:hAnsi="宋体" w:cs="宋体" w:hint="eastAsia"/>
           <w:spacing w:val="-1"/>
           <w:sz w:val="24"/>
           <w:szCs w:val="24"/>
@@ -1890,7 +1864,7 @@
       </w:pPr>
       <w:r>
         <w:rPr>
-          <w:rFonts w:hint="eastAsia" w:ascii="宋体" w:hAnsi="宋体" w:eastAsia="宋体" w:cs="宋体"/>
+          <w:rFonts w:ascii="宋体" w:eastAsia="宋体" w:hAnsi="宋体" w:cs="宋体" w:hint="eastAsia"/>
           <w:spacing w:val="-1"/>
           <w:sz w:val="24"/>
           <w:szCs w:val="24"/>
@@ -1899,7 +1873,7 @@
       </w:r>
       <w:r>
         <w:rPr>
-          <w:rFonts w:hint="eastAsia" w:ascii="宋体" w:hAnsi="宋体" w:eastAsia="宋体" w:cs="宋体"/>
+          <w:rFonts w:ascii="宋体" w:eastAsia="宋体" w:hAnsi="宋体" w:cs="宋体" w:hint="eastAsia"/>
           <w:spacing w:val="-1"/>
           <w:sz w:val="24"/>
           <w:szCs w:val="24"/>
@@ -1909,7 +1883,7 @@
       </w:r>
       <w:r>
         <w:rPr>
-          <w:rFonts w:hint="eastAsia" w:ascii="宋体" w:hAnsi="宋体" w:eastAsia="宋体" w:cs="宋体"/>
+          <w:rFonts w:ascii="宋体" w:eastAsia="宋体" w:hAnsi="宋体" w:cs="宋体" w:hint="eastAsia"/>
           <w:spacing w:val="-1"/>
           <w:sz w:val="24"/>
           <w:szCs w:val="24"/>
@@ -1937,10 +1911,10 @@
         <w:adjustRightInd w:val="0"/>
         <w:snapToGrid w:val="0"/>
         <w:spacing w:line="360" w:lineRule="auto"/>
-        <w:ind w:left="635" w:leftChars="0" w:hanging="425" w:firstLineChars="0"/>
+        <w:ind w:left="635" w:hanging="425" w:leftChars="0" w:firstLineChars="0"/>
         <w:textAlignment w:val="baseline"/>
         <w:rPr>
-          <w:rFonts w:hint="eastAsia" w:ascii="宋体" w:hAnsi="宋体" w:eastAsia="宋体" w:cs="宋体"/>
+          <w:rFonts w:ascii="宋体" w:eastAsia="宋体" w:hAnsi="宋体" w:cs="宋体" w:hint="eastAsia"/>
           <w:spacing w:val="-1"/>
           <w:sz w:val="24"/>
           <w:szCs w:val="24"/>
@@ -1948,7 +1922,7 @@
       </w:pPr>
       <w:r>
         <w:rPr>
-          <w:rFonts w:hint="eastAsia" w:ascii="宋体" w:hAnsi="宋体" w:eastAsia="宋体" w:cs="宋体"/>
+          <w:rFonts w:ascii="宋体" w:eastAsia="宋体" w:hAnsi="宋体" w:cs="宋体" w:hint="eastAsia"/>
           <w:spacing w:val="-1"/>
           <w:sz w:val="24"/>
           <w:szCs w:val="24"/>
@@ -1976,10 +1950,10 @@
         <w:adjustRightInd w:val="0"/>
         <w:snapToGrid w:val="0"/>
         <w:spacing w:line="360" w:lineRule="auto"/>
-        <w:ind w:left="635" w:leftChars="0" w:hanging="425" w:firstLineChars="0"/>
+        <w:ind w:left="635" w:hanging="425" w:leftChars="0" w:firstLineChars="0"/>
         <w:textAlignment w:val="baseline"/>
         <w:rPr>
-          <w:rFonts w:hint="eastAsia" w:ascii="宋体" w:hAnsi="宋体" w:eastAsia="宋体" w:cs="宋体"/>
+          <w:rFonts w:ascii="宋体" w:eastAsia="宋体" w:hAnsi="宋体" w:cs="宋体" w:hint="eastAsia"/>
           <w:spacing w:val="-1"/>
           <w:sz w:val="24"/>
           <w:szCs w:val="24"/>
@@ -1987,7 +1961,7 @@
       </w:pPr>
       <w:r>
         <w:rPr>
-          <w:rFonts w:hint="eastAsia" w:ascii="宋体" w:hAnsi="宋体" w:eastAsia="宋体" w:cs="宋体"/>
+          <w:rFonts w:ascii="宋体" w:eastAsia="宋体" w:hAnsi="宋体" w:cs="宋体" w:hint="eastAsia"/>
           <w:spacing w:val="-1"/>
           <w:sz w:val="24"/>
           <w:szCs w:val="24"/>
@@ -2015,10 +1989,10 @@
         <w:adjustRightInd w:val="0"/>
         <w:snapToGrid w:val="0"/>
         <w:spacing w:line="360" w:lineRule="auto"/>
-        <w:ind w:left="635" w:leftChars="0" w:hanging="425" w:firstLineChars="0"/>
+        <w:ind w:left="635" w:hanging="425" w:leftChars="0" w:firstLineChars="0"/>
         <w:textAlignment w:val="baseline"/>
         <w:rPr>
-          <w:rFonts w:hint="eastAsia" w:ascii="宋体" w:hAnsi="宋体" w:eastAsia="宋体" w:cs="宋体"/>
+          <w:rFonts w:ascii="宋体" w:eastAsia="宋体" w:hAnsi="宋体" w:cs="宋体" w:hint="eastAsia"/>
           <w:spacing w:val="-1"/>
           <w:sz w:val="24"/>
           <w:szCs w:val="24"/>
@@ -2026,7 +2000,7 @@
       </w:pPr>
       <w:r>
         <w:rPr>
-          <w:rFonts w:hint="eastAsia" w:ascii="宋体" w:hAnsi="宋体" w:eastAsia="宋体" w:cs="宋体"/>
+          <w:rFonts w:ascii="宋体" w:eastAsia="宋体" w:hAnsi="宋体" w:cs="宋体" w:hint="eastAsia"/>
           <w:spacing w:val="-1"/>
           <w:sz w:val="24"/>
           <w:szCs w:val="24"/>
@@ -2054,10 +2028,10 @@
         <w:adjustRightInd w:val="0"/>
         <w:snapToGrid w:val="0"/>
         <w:spacing w:line="360" w:lineRule="auto"/>
-        <w:ind w:left="635" w:leftChars="0" w:hanging="425" w:firstLineChars="0"/>
+        <w:ind w:left="635" w:hanging="425" w:leftChars="0" w:firstLineChars="0"/>
         <w:textAlignment w:val="baseline"/>
         <w:rPr>
-          <w:rFonts w:hint="eastAsia" w:ascii="宋体" w:hAnsi="宋体" w:eastAsia="宋体" w:cs="宋体"/>
+          <w:rFonts w:ascii="宋体" w:eastAsia="宋体" w:hAnsi="宋体" w:cs="宋体" w:hint="eastAsia"/>
           <w:spacing w:val="-1"/>
           <w:sz w:val="24"/>
           <w:szCs w:val="24"/>
@@ -2065,7 +2039,7 @@
       </w:pPr>
       <w:r>
         <w:rPr>
-          <w:rFonts w:hint="eastAsia" w:ascii="宋体" w:hAnsi="宋体" w:eastAsia="宋体" w:cs="宋体"/>
+          <w:rFonts w:ascii="宋体" w:eastAsia="宋体" w:hAnsi="宋体" w:cs="宋体" w:hint="eastAsia"/>
           <w:spacing w:val="-1"/>
           <w:sz w:val="24"/>
           <w:szCs w:val="24"/>
@@ -2075,7 +2049,7 @@
     </w:p>
     <w:p>
       <w:pPr>
-        <w:pStyle w:val="26"/>
+        <w:pStyle w:val="1"/>
         <w:bidi w:val="0"/>
       </w:pPr>
       <w:bookmarkStart w:id="5" w:name="_Toc10060"/>
@@ -2100,10 +2074,10 @@
         <w:adjustRightInd w:val="0"/>
         <w:snapToGrid w:val="0"/>
         <w:spacing w:line="360" w:lineRule="auto"/>
-        <w:ind w:left="476" w:hanging="476" w:hangingChars="200"/>
+        <w:ind w:left="476" w:hanging="420" w:hangingChars="200"/>
         <w:textAlignment w:val="baseline"/>
         <w:rPr>
-          <w:rFonts w:hint="default" w:ascii="宋体" w:hAnsi="宋体" w:eastAsia="宋体" w:cs="宋体"/>
+          <w:rFonts w:ascii="宋体" w:eastAsia="宋体" w:hAnsi="宋体" w:cs="宋体" w:hint="default"/>
           <w:spacing w:val="-1"/>
           <w:sz w:val="24"/>
           <w:szCs w:val="24"/>
@@ -2112,7 +2086,7 @@
       </w:pPr>
       <w:r>
         <w:rPr>
-          <w:rFonts w:hint="eastAsia" w:ascii="宋体" w:hAnsi="宋体" w:eastAsia="宋体" w:cs="宋体"/>
+          <w:rFonts w:ascii="宋体" w:eastAsia="宋体" w:hAnsi="宋体" w:cs="宋体" w:hint="eastAsia"/>
           <w:spacing w:val="-1"/>
           <w:sz w:val="24"/>
           <w:szCs w:val="24"/>
@@ -2121,13 +2095,13 @@
       </w:r>
       <w:r>
         <w:rPr>
-          <w:rFonts w:hint="eastAsia" w:ascii="宋体" w:hAnsi="宋体" w:eastAsia="宋体" w:cs="宋体"/>
+          <w:rFonts w:ascii="宋体" w:eastAsia="宋体" w:hAnsi="宋体" w:cs="宋体" w:hint="eastAsia"/>
           <w:spacing w:val="-1"/>
           <w:sz w:val="24"/>
           <w:szCs w:val="24"/>
           <w:lang w:val="en-US" w:eastAsia="zh-CN"/>
         </w:rPr>
-        <w:t>金文莉</w:t>
+        <w:t>李平</w:t>
       </w:r>
     </w:p>
     <w:p>
@@ -2146,10 +2120,10 @@
         <w:adjustRightInd w:val="0"/>
         <w:snapToGrid w:val="0"/>
         <w:spacing w:line="360" w:lineRule="auto"/>
-        <w:ind w:left="476" w:hanging="476" w:hangingChars="200"/>
+        <w:ind w:left="476" w:hanging="420" w:hangingChars="200"/>
         <w:textAlignment w:val="baseline"/>
         <w:rPr>
-          <w:rFonts w:hint="eastAsia" w:ascii="宋体" w:hAnsi="宋体" w:eastAsia="宋体" w:cs="宋体"/>
+          <w:rFonts w:ascii="宋体" w:eastAsia="宋体" w:hAnsi="宋体" w:cs="宋体" w:hint="eastAsia"/>
           <w:spacing w:val="-1"/>
           <w:sz w:val="24"/>
           <w:szCs w:val="24"/>
@@ -2157,16 +2131,16 @@
       </w:pPr>
       <w:r>
         <w:rPr>
-          <w:rFonts w:hint="eastAsia" w:ascii="宋体" w:hAnsi="宋体" w:eastAsia="宋体" w:cs="宋体"/>
+          <w:rFonts w:ascii="宋体" w:eastAsia="宋体" w:hAnsi="宋体" w:cs="宋体" w:hint="eastAsia"/>
           <w:spacing w:val="-1"/>
           <w:sz w:val="24"/>
           <w:szCs w:val="24"/>
         </w:rPr>
-        <w:t>组员：游天舒</w:t>
-      </w:r>
-      <w:r>
-        <w:rPr>
-          <w:rFonts w:hint="eastAsia" w:ascii="宋体" w:hAnsi="宋体" w:eastAsia="宋体" w:cs="宋体"/>
+        <w:t>组员：秦立祥</w:t>
+      </w:r>
+      <w:r>
+        <w:rPr>
+          <w:rFonts w:ascii="宋体" w:eastAsia="宋体" w:hAnsi="宋体" w:cs="宋体" w:hint="eastAsia"/>
           <w:spacing w:val="-1"/>
           <w:sz w:val="24"/>
           <w:szCs w:val="24"/>
@@ -2176,18 +2150,18 @@
       </w:r>
       <w:r>
         <w:rPr>
-          <w:rFonts w:hint="eastAsia" w:ascii="宋体" w:hAnsi="宋体" w:eastAsia="宋体" w:cs="宋体"/>
+          <w:rFonts w:ascii="宋体" w:eastAsia="宋体" w:hAnsi="宋体" w:cs="宋体" w:hint="eastAsia"/>
           <w:spacing w:val="-1"/>
           <w:sz w:val="24"/>
           <w:szCs w:val="24"/>
           <w:lang w:val="en-US" w:eastAsia="zh-CN"/>
         </w:rPr>
-        <w:t>胡葛鹏宇、牛凯娟、王海燕</w:t>
-      </w:r>
-    </w:p>
-    <w:p>
-      <w:pPr>
-        <w:pStyle w:val="26"/>
+        <w:t>肖龙莽、牛凯娟、庄霞</w:t>
+      </w:r>
+    </w:p>
+    <w:p>
+      <w:pPr>
+        <w:pStyle w:val="1"/>
         <w:bidi w:val="0"/>
       </w:pPr>
       <w:bookmarkStart w:id="6" w:name="_Toc7332"/>
@@ -2203,9 +2177,9 @@
           <w:numId w:val="3"/>
         </w:numPr>
         <w:spacing w:before="267" w:line="301" w:lineRule="auto"/>
-        <w:ind w:left="425" w:leftChars="0" w:right="36" w:hanging="425" w:firstLineChars="0"/>
-        <w:rPr>
-          <w:rFonts w:ascii="宋体" w:hAnsi="宋体" w:eastAsia="宋体" w:cs="宋体"/>
+        <w:ind w:left="425" w:right="36" w:hanging="425" w:leftChars="0" w:firstLineChars="0"/>
+        <w:rPr>
+          <w:rFonts w:ascii="宋体" w:eastAsia="宋体" w:hAnsi="宋体" w:cs="宋体"/>
           <w:spacing w:val="-3"/>
           <w:sz w:val="24"/>
           <w:szCs w:val="24"/>
@@ -2213,7 +2187,7 @@
       </w:pPr>
       <w:r>
         <w:rPr>
-          <w:rFonts w:ascii="宋体" w:hAnsi="宋体" w:eastAsia="宋体" w:cs="宋体"/>
+          <w:rFonts w:ascii="宋体" w:eastAsia="宋体" w:hAnsi="宋体" w:cs="宋体"/>
           <w:spacing w:val="-3"/>
           <w:sz w:val="24"/>
           <w:szCs w:val="24"/>
@@ -2228,9 +2202,9 @@
           <w:numId w:val="3"/>
         </w:numPr>
         <w:spacing w:before="267" w:line="301" w:lineRule="auto"/>
-        <w:ind w:left="425" w:leftChars="0" w:right="36" w:hanging="425" w:firstLineChars="0"/>
-        <w:rPr>
-          <w:rFonts w:ascii="宋体" w:hAnsi="宋体" w:eastAsia="宋体" w:cs="宋体"/>
+        <w:ind w:left="425" w:right="36" w:hanging="425" w:leftChars="0" w:firstLineChars="0"/>
+        <w:rPr>
+          <w:rFonts w:ascii="宋体" w:eastAsia="宋体" w:hAnsi="宋体" w:cs="宋体"/>
           <w:spacing w:val="-3"/>
           <w:sz w:val="24"/>
           <w:szCs w:val="24"/>
@@ -2238,7 +2212,7 @@
       </w:pPr>
       <w:r>
         <w:rPr>
-          <w:rFonts w:ascii="宋体" w:hAnsi="宋体" w:eastAsia="宋体" w:cs="宋体"/>
+          <w:rFonts w:ascii="宋体" w:eastAsia="宋体" w:hAnsi="宋体" w:cs="宋体"/>
           <w:spacing w:val="-3"/>
           <w:sz w:val="24"/>
           <w:szCs w:val="24"/>
@@ -2253,9 +2227,9 @@
           <w:numId w:val="3"/>
         </w:numPr>
         <w:spacing w:before="267" w:line="301" w:lineRule="auto"/>
-        <w:ind w:left="425" w:leftChars="0" w:right="36" w:hanging="425" w:firstLineChars="0"/>
-        <w:rPr>
-          <w:rFonts w:ascii="宋体" w:hAnsi="宋体" w:eastAsia="宋体" w:cs="宋体"/>
+        <w:ind w:left="425" w:right="36" w:hanging="425" w:leftChars="0" w:firstLineChars="0"/>
+        <w:rPr>
+          <w:rFonts w:ascii="宋体" w:eastAsia="宋体" w:hAnsi="宋体" w:cs="宋体"/>
           <w:spacing w:val="-3"/>
           <w:sz w:val="24"/>
           <w:szCs w:val="24"/>
@@ -2263,7 +2237,7 @@
       </w:pPr>
       <w:r>
         <w:rPr>
-          <w:rFonts w:ascii="宋体" w:hAnsi="宋体" w:eastAsia="宋体" w:cs="宋体"/>
+          <w:rFonts w:ascii="宋体" w:eastAsia="宋体" w:hAnsi="宋体" w:cs="宋体"/>
           <w:spacing w:val="-3"/>
           <w:sz w:val="24"/>
           <w:szCs w:val="24"/>
@@ -2278,9 +2252,9 @@
           <w:numId w:val="3"/>
         </w:numPr>
         <w:spacing w:before="267" w:line="301" w:lineRule="auto"/>
-        <w:ind w:left="425" w:leftChars="0" w:right="36" w:hanging="425" w:firstLineChars="0"/>
-        <w:rPr>
-          <w:rFonts w:ascii="宋体" w:hAnsi="宋体" w:eastAsia="宋体" w:cs="宋体"/>
+        <w:ind w:left="425" w:right="36" w:hanging="425" w:leftChars="0" w:firstLineChars="0"/>
+        <w:rPr>
+          <w:rFonts w:ascii="宋体" w:eastAsia="宋体" w:hAnsi="宋体" w:cs="宋体"/>
           <w:spacing w:val="-3"/>
           <w:sz w:val="24"/>
           <w:szCs w:val="24"/>
@@ -2288,7 +2262,7 @@
       </w:pPr>
       <w:r>
         <w:rPr>
-          <w:rFonts w:ascii="宋体" w:hAnsi="宋体" w:eastAsia="宋体" w:cs="宋体"/>
+          <w:rFonts w:ascii="宋体" w:eastAsia="宋体" w:hAnsi="宋体" w:cs="宋体"/>
           <w:spacing w:val="-3"/>
           <w:sz w:val="24"/>
           <w:szCs w:val="24"/>
@@ -2303,9 +2277,9 @@
           <w:numId w:val="3"/>
         </w:numPr>
         <w:spacing w:before="267" w:line="301" w:lineRule="auto"/>
-        <w:ind w:left="425" w:leftChars="0" w:right="36" w:hanging="425" w:firstLineChars="0"/>
-        <w:rPr>
-          <w:rFonts w:ascii="宋体" w:hAnsi="宋体" w:eastAsia="宋体" w:cs="宋体"/>
+        <w:ind w:left="425" w:right="36" w:hanging="425" w:leftChars="0" w:firstLineChars="0"/>
+        <w:rPr>
+          <w:rFonts w:ascii="宋体" w:eastAsia="宋体" w:hAnsi="宋体" w:cs="宋体"/>
           <w:spacing w:val="-3"/>
           <w:sz w:val="24"/>
           <w:szCs w:val="24"/>
@@ -2313,7 +2287,7 @@
       </w:pPr>
       <w:r>
         <w:rPr>
-          <w:rFonts w:ascii="宋体" w:hAnsi="宋体" w:eastAsia="宋体" w:cs="宋体"/>
+          <w:rFonts w:ascii="宋体" w:eastAsia="宋体" w:hAnsi="宋体" w:cs="宋体"/>
           <w:spacing w:val="-3"/>
           <w:sz w:val="24"/>
           <w:szCs w:val="24"/>
@@ -2323,7 +2297,7 @@
     </w:p>
     <w:p>
       <w:pPr>
-        <w:pStyle w:val="26"/>
+        <w:pStyle w:val="1"/>
         <w:bidi w:val="0"/>
       </w:pPr>
       <w:bookmarkStart w:id="7" w:name="_Toc1203"/>
@@ -2339,9 +2313,9 @@
           <w:numId w:val="4"/>
         </w:numPr>
         <w:spacing w:before="267" w:line="301" w:lineRule="auto"/>
-        <w:ind w:left="425" w:leftChars="0" w:right="36" w:hanging="425" w:firstLineChars="0"/>
-        <w:rPr>
-          <w:rFonts w:hint="default" w:ascii="宋体" w:hAnsi="宋体" w:eastAsia="宋体" w:cs="宋体"/>
+        <w:ind w:left="425" w:right="36" w:hanging="425" w:leftChars="0" w:firstLineChars="0"/>
+        <w:rPr>
+          <w:rFonts w:ascii="宋体" w:eastAsia="宋体" w:hAnsi="宋体" w:cs="宋体" w:hint="default"/>
           <w:spacing w:val="-3"/>
           <w:sz w:val="24"/>
           <w:szCs w:val="24"/>
@@ -2350,7 +2324,7 @@
       </w:pPr>
       <w:r>
         <w:rPr>
-          <w:rFonts w:hint="eastAsia" w:ascii="宋体" w:hAnsi="宋体" w:eastAsia="宋体" w:cs="宋体"/>
+          <w:rFonts w:ascii="宋体" w:eastAsia="宋体" w:hAnsi="宋体" w:cs="宋体" w:hint="eastAsia"/>
           <w:spacing w:val="-3"/>
           <w:sz w:val="24"/>
           <w:szCs w:val="24"/>
@@ -2366,9 +2340,9 @@
           <w:numId w:val="4"/>
         </w:numPr>
         <w:spacing w:before="267" w:line="301" w:lineRule="auto"/>
-        <w:ind w:left="425" w:leftChars="0" w:right="36" w:hanging="425" w:firstLineChars="0"/>
-        <w:rPr>
-          <w:rFonts w:ascii="宋体" w:hAnsi="宋体" w:eastAsia="宋体" w:cs="宋体"/>
+        <w:ind w:left="425" w:right="36" w:hanging="425" w:leftChars="0" w:firstLineChars="0"/>
+        <w:rPr>
+          <w:rFonts w:ascii="宋体" w:eastAsia="宋体" w:hAnsi="宋体" w:cs="宋体"/>
           <w:spacing w:val="-3"/>
           <w:sz w:val="24"/>
           <w:szCs w:val="24"/>
@@ -2376,7 +2350,7 @@
       </w:pPr>
       <w:r>
         <w:rPr>
-          <w:rFonts w:ascii="宋体" w:hAnsi="宋体" w:eastAsia="宋体" w:cs="宋体"/>
+          <w:rFonts w:ascii="宋体" w:eastAsia="宋体" w:hAnsi="宋体" w:cs="宋体"/>
           <w:spacing w:val="-3"/>
           <w:sz w:val="24"/>
           <w:szCs w:val="24"/>
@@ -2391,9 +2365,9 @@
           <w:numId w:val="4"/>
         </w:numPr>
         <w:spacing w:before="267" w:line="301" w:lineRule="auto"/>
-        <w:ind w:left="425" w:leftChars="0" w:right="36" w:hanging="425" w:firstLineChars="0"/>
-        <w:rPr>
-          <w:rFonts w:ascii="宋体" w:hAnsi="宋体" w:eastAsia="宋体" w:cs="宋体"/>
+        <w:ind w:left="425" w:right="36" w:hanging="425" w:leftChars="0" w:firstLineChars="0"/>
+        <w:rPr>
+          <w:rFonts w:ascii="宋体" w:eastAsia="宋体" w:hAnsi="宋体" w:cs="宋体"/>
           <w:spacing w:val="-3"/>
           <w:sz w:val="24"/>
           <w:szCs w:val="24"/>
@@ -2401,7 +2375,7 @@
       </w:pPr>
       <w:r>
         <w:rPr>
-          <w:rFonts w:ascii="宋体" w:hAnsi="宋体" w:eastAsia="宋体" w:cs="宋体"/>
+          <w:rFonts w:ascii="宋体" w:eastAsia="宋体" w:hAnsi="宋体" w:cs="宋体"/>
           <w:spacing w:val="-3"/>
           <w:sz w:val="24"/>
           <w:szCs w:val="24"/>
@@ -2416,9 +2390,9 @@
           <w:numId w:val="4"/>
         </w:numPr>
         <w:spacing w:before="267" w:line="301" w:lineRule="auto"/>
-        <w:ind w:left="425" w:leftChars="0" w:right="36" w:hanging="425" w:firstLineChars="0"/>
-        <w:rPr>
-          <w:rFonts w:ascii="宋体" w:hAnsi="宋体" w:eastAsia="宋体" w:cs="宋体"/>
+        <w:ind w:left="425" w:right="36" w:hanging="425" w:leftChars="0" w:firstLineChars="0"/>
+        <w:rPr>
+          <w:rFonts w:ascii="宋体" w:eastAsia="宋体" w:hAnsi="宋体" w:cs="宋体"/>
           <w:spacing w:val="-3"/>
           <w:sz w:val="24"/>
           <w:szCs w:val="24"/>
@@ -2426,7 +2400,7 @@
       </w:pPr>
       <w:r>
         <w:rPr>
-          <w:rFonts w:ascii="宋体" w:hAnsi="宋体" w:eastAsia="宋体" w:cs="宋体"/>
+          <w:rFonts w:ascii="宋体" w:eastAsia="宋体" w:hAnsi="宋体" w:cs="宋体"/>
           <w:spacing w:val="-3"/>
           <w:sz w:val="24"/>
           <w:szCs w:val="24"/>
@@ -2441,9 +2415,9 @@
           <w:numId w:val="4"/>
         </w:numPr>
         <w:spacing w:before="267" w:line="301" w:lineRule="auto"/>
-        <w:ind w:left="425" w:leftChars="0" w:right="36" w:hanging="425" w:firstLineChars="0"/>
-        <w:rPr>
-          <w:rFonts w:ascii="宋体" w:hAnsi="宋体" w:eastAsia="宋体" w:cs="宋体"/>
+        <w:ind w:left="425" w:right="36" w:hanging="425" w:leftChars="0" w:firstLineChars="0"/>
+        <w:rPr>
+          <w:rFonts w:ascii="宋体" w:eastAsia="宋体" w:hAnsi="宋体" w:cs="宋体"/>
           <w:spacing w:val="-3"/>
           <w:sz w:val="24"/>
           <w:szCs w:val="24"/>
@@ -2451,7 +2425,7 @@
       </w:pPr>
       <w:r>
         <w:rPr>
-          <w:rFonts w:ascii="宋体" w:hAnsi="宋体" w:eastAsia="宋体" w:cs="宋体"/>
+          <w:rFonts w:ascii="宋体" w:eastAsia="宋体" w:hAnsi="宋体" w:cs="宋体"/>
           <w:spacing w:val="-3"/>
           <w:sz w:val="24"/>
           <w:szCs w:val="24"/>
@@ -2466,9 +2440,9 @@
           <w:numId w:val="4"/>
         </w:numPr>
         <w:spacing w:before="267" w:line="301" w:lineRule="auto"/>
-        <w:ind w:left="425" w:leftChars="0" w:right="36" w:hanging="425" w:firstLineChars="0"/>
-        <w:rPr>
-          <w:rFonts w:ascii="宋体" w:hAnsi="宋体" w:eastAsia="宋体" w:cs="宋体"/>
+        <w:ind w:left="425" w:right="36" w:hanging="425" w:leftChars="0" w:firstLineChars="0"/>
+        <w:rPr>
+          <w:rFonts w:ascii="宋体" w:eastAsia="宋体" w:hAnsi="宋体" w:cs="宋体"/>
           <w:spacing w:val="-3"/>
           <w:sz w:val="24"/>
           <w:szCs w:val="24"/>
@@ -2476,7 +2450,7 @@
       </w:pPr>
       <w:r>
         <w:rPr>
-          <w:rFonts w:ascii="宋体" w:hAnsi="宋体" w:eastAsia="宋体" w:cs="宋体"/>
+          <w:rFonts w:ascii="宋体" w:eastAsia="宋体" w:hAnsi="宋体" w:cs="宋体"/>
           <w:spacing w:val="-3"/>
           <w:sz w:val="24"/>
           <w:szCs w:val="24"/>
@@ -2491,9 +2465,9 @@
           <w:numId w:val="4"/>
         </w:numPr>
         <w:spacing w:before="267" w:line="301" w:lineRule="auto"/>
-        <w:ind w:left="425" w:leftChars="0" w:right="36" w:hanging="425" w:firstLineChars="0"/>
-        <w:rPr>
-          <w:rFonts w:ascii="宋体" w:hAnsi="宋体" w:eastAsia="宋体" w:cs="宋体"/>
+        <w:ind w:left="425" w:right="36" w:hanging="425" w:leftChars="0" w:firstLineChars="0"/>
+        <w:rPr>
+          <w:rFonts w:ascii="宋体" w:eastAsia="宋体" w:hAnsi="宋体" w:cs="宋体"/>
           <w:spacing w:val="-3"/>
           <w:sz w:val="24"/>
           <w:szCs w:val="24"/>
@@ -2501,7 +2475,7 @@
       </w:pPr>
       <w:r>
         <w:rPr>
-          <w:rFonts w:ascii="宋体" w:hAnsi="宋体" w:eastAsia="宋体" w:cs="宋体"/>
+          <w:rFonts w:ascii="宋体" w:eastAsia="宋体" w:hAnsi="宋体" w:cs="宋体"/>
           <w:spacing w:val="-3"/>
           <w:sz w:val="24"/>
           <w:szCs w:val="24"/>
@@ -2511,7 +2485,7 @@
     </w:p>
     <w:p>
       <w:pPr>
-        <w:pStyle w:val="26"/>
+        <w:pStyle w:val="1"/>
         <w:bidi w:val="0"/>
       </w:pPr>
       <w:bookmarkStart w:id="8" w:name="_Toc20909"/>
@@ -2540,17 +2514,17 @@
         <w:adjustRightInd w:val="0"/>
         <w:snapToGrid w:val="0"/>
         <w:spacing w:line="360" w:lineRule="auto"/>
-        <w:ind w:leftChars="0" w:firstLine="480" w:firstLineChars="200"/>
+        <w:ind w:firstLine="420" w:leftChars="0" w:firstLineChars="200"/>
         <w:textAlignment w:val="baseline"/>
         <w:rPr>
-          <w:rFonts w:hint="eastAsia" w:ascii="宋体" w:hAnsi="宋体" w:eastAsia="宋体" w:cs="宋体"/>
-          <w:sz w:val="24"/>
-          <w:szCs w:val="24"/>
-        </w:rPr>
-      </w:pPr>
-      <w:r>
-        <w:rPr>
-          <w:rFonts w:hint="eastAsia" w:ascii="宋体" w:hAnsi="宋体" w:eastAsia="宋体" w:cs="宋体"/>
+          <w:rFonts w:ascii="宋体" w:eastAsia="宋体" w:hAnsi="宋体" w:cs="宋体" w:hint="eastAsia"/>
+          <w:sz w:val="24"/>
+          <w:szCs w:val="24"/>
+        </w:rPr>
+      </w:pPr>
+      <w:r>
+        <w:rPr>
+          <w:rFonts w:ascii="宋体" w:eastAsia="宋体" w:hAnsi="宋体" w:cs="宋体" w:hint="eastAsia"/>
           <w:sz w:val="24"/>
           <w:szCs w:val="24"/>
         </w:rPr>
@@ -2559,7 +2533,7 @@
     </w:p>
     <w:p>
       <w:pPr>
-        <w:pStyle w:val="28"/>
+        <w:pStyle w:val="2"/>
         <w:bidi w:val="0"/>
       </w:pPr>
       <w:bookmarkStart w:id="9" w:name="_Toc766"/>
@@ -2584,17 +2558,17 @@
         <w:adjustRightInd w:val="0"/>
         <w:snapToGrid w:val="0"/>
         <w:spacing w:line="360" w:lineRule="auto"/>
-        <w:ind w:left="0" w:right="0" w:firstLine="480" w:firstLineChars="200"/>
+        <w:ind w:left="0" w:right="0" w:firstLine="420" w:firstLineChars="200"/>
         <w:textAlignment w:val="baseline"/>
         <w:rPr>
-          <w:rFonts w:ascii="宋体" w:hAnsi="宋体" w:eastAsia="宋体" w:cs="宋体"/>
-          <w:sz w:val="24"/>
-          <w:szCs w:val="24"/>
-        </w:rPr>
-      </w:pPr>
-      <w:r>
-        <w:rPr>
-          <w:rFonts w:ascii="宋体" w:hAnsi="宋体" w:eastAsia="宋体" w:cs="宋体"/>
+          <w:rFonts w:ascii="宋体" w:eastAsia="宋体" w:hAnsi="宋体" w:cs="宋体"/>
+          <w:sz w:val="24"/>
+          <w:szCs w:val="24"/>
+        </w:rPr>
+      </w:pPr>
+      <w:r>
+        <w:rPr>
+          <w:rFonts w:ascii="宋体" w:eastAsia="宋体" w:hAnsi="宋体" w:cs="宋体"/>
           <w:sz w:val="24"/>
           <w:szCs w:val="24"/>
         </w:rPr>
@@ -2617,17 +2591,17 @@
         <w:adjustRightInd w:val="0"/>
         <w:snapToGrid w:val="0"/>
         <w:spacing w:line="360" w:lineRule="auto"/>
-        <w:ind w:left="0" w:right="0" w:firstLine="480" w:firstLineChars="200"/>
+        <w:ind w:left="0" w:right="0" w:firstLine="420" w:firstLineChars="200"/>
         <w:textAlignment w:val="baseline"/>
         <w:rPr>
-          <w:rFonts w:ascii="宋体" w:hAnsi="宋体" w:eastAsia="宋体" w:cs="宋体"/>
-          <w:sz w:val="24"/>
-          <w:szCs w:val="24"/>
-        </w:rPr>
-      </w:pPr>
-      <w:r>
-        <w:rPr>
-          <w:rFonts w:ascii="宋体" w:hAnsi="宋体" w:eastAsia="宋体" w:cs="宋体"/>
+          <w:rFonts w:ascii="宋体" w:eastAsia="宋体" w:hAnsi="宋体" w:cs="宋体"/>
+          <w:sz w:val="24"/>
+          <w:szCs w:val="24"/>
+        </w:rPr>
+      </w:pPr>
+      <w:r>
+        <w:rPr>
+          <w:rFonts w:ascii="宋体" w:eastAsia="宋体" w:hAnsi="宋体" w:cs="宋体"/>
           <w:sz w:val="24"/>
           <w:szCs w:val="24"/>
         </w:rPr>
@@ -2636,7 +2610,7 @@
     </w:p>
     <w:p>
       <w:pPr>
-        <w:pStyle w:val="28"/>
+        <w:pStyle w:val="2"/>
         <w:bidi w:val="0"/>
       </w:pPr>
       <w:bookmarkStart w:id="10" w:name="_Toc28483"/>
@@ -2661,17 +2635,17 @@
         <w:adjustRightInd w:val="0"/>
         <w:snapToGrid w:val="0"/>
         <w:spacing w:line="360" w:lineRule="auto"/>
-        <w:ind w:left="0" w:right="0" w:firstLine="480" w:firstLineChars="200"/>
+        <w:ind w:left="0" w:right="0" w:firstLine="420" w:firstLineChars="200"/>
         <w:textAlignment w:val="baseline"/>
         <w:rPr>
-          <w:rFonts w:ascii="宋体" w:hAnsi="宋体" w:eastAsia="宋体" w:cs="宋体"/>
-          <w:sz w:val="24"/>
-          <w:szCs w:val="24"/>
-        </w:rPr>
-      </w:pPr>
-      <w:r>
-        <w:rPr>
-          <w:rFonts w:ascii="宋体" w:hAnsi="宋体" w:eastAsia="宋体" w:cs="宋体"/>
+          <w:rFonts w:ascii="宋体" w:eastAsia="宋体" w:hAnsi="宋体" w:cs="宋体"/>
+          <w:sz w:val="24"/>
+          <w:szCs w:val="24"/>
+        </w:rPr>
+      </w:pPr>
+      <w:r>
+        <w:rPr>
+          <w:rFonts w:ascii="宋体" w:eastAsia="宋体" w:hAnsi="宋体" w:cs="宋体"/>
           <w:sz w:val="24"/>
           <w:szCs w:val="24"/>
         </w:rPr>
@@ -2679,7 +2653,7 @@
       </w:r>
       <w:r>
         <w:rPr>
-          <w:rFonts w:hint="eastAsia" w:ascii="宋体" w:hAnsi="宋体" w:cs="宋体"/>
+          <w:rFonts w:ascii="宋体" w:hAnsi="宋体" w:cs="宋体" w:hint="eastAsia"/>
           <w:sz w:val="24"/>
           <w:szCs w:val="24"/>
           <w:lang w:val="en-US" w:eastAsia="zh-CN"/>
@@ -2688,7 +2662,7 @@
       </w:r>
       <w:r>
         <w:rPr>
-          <w:rFonts w:ascii="宋体" w:hAnsi="宋体" w:eastAsia="宋体" w:cs="宋体"/>
+          <w:rFonts w:ascii="宋体" w:eastAsia="宋体" w:hAnsi="宋体" w:cs="宋体"/>
           <w:sz w:val="24"/>
           <w:szCs w:val="24"/>
         </w:rPr>
@@ -2711,12 +2685,12 @@
         <w:adjustRightInd w:val="0"/>
         <w:snapToGrid w:val="0"/>
         <w:spacing w:line="360" w:lineRule="auto"/>
-        <w:ind w:left="0" w:right="0" w:firstLine="480" w:firstLineChars="200"/>
+        <w:ind w:left="0" w:right="0" w:firstLine="420" w:firstLineChars="200"/>
         <w:textAlignment w:val="baseline"/>
       </w:pPr>
       <w:r>
         <w:rPr>
-          <w:rFonts w:ascii="宋体" w:hAnsi="宋体" w:eastAsia="宋体" w:cs="宋体"/>
+          <w:rFonts w:ascii="宋体" w:eastAsia="宋体" w:hAnsi="宋体" w:cs="宋体"/>
           <w:sz w:val="24"/>
           <w:szCs w:val="24"/>
         </w:rPr>
@@ -2725,7 +2699,7 @@
     </w:p>
     <w:p>
       <w:pPr>
-        <w:pStyle w:val="28"/>
+        <w:pStyle w:val="2"/>
         <w:bidi w:val="0"/>
       </w:pPr>
       <w:bookmarkStart w:id="11" w:name="_Toc3836"/>
@@ -2750,17 +2724,17 @@
         <w:adjustRightInd w:val="0"/>
         <w:snapToGrid w:val="0"/>
         <w:spacing w:line="360" w:lineRule="auto"/>
-        <w:ind w:left="0" w:right="0" w:firstLine="480" w:firstLineChars="200"/>
+        <w:ind w:left="0" w:right="0" w:firstLine="420" w:firstLineChars="200"/>
         <w:textAlignment w:val="baseline"/>
         <w:rPr>
-          <w:rFonts w:ascii="宋体" w:hAnsi="宋体" w:eastAsia="宋体" w:cs="宋体"/>
-          <w:sz w:val="24"/>
-          <w:szCs w:val="24"/>
-        </w:rPr>
-      </w:pPr>
-      <w:r>
-        <w:rPr>
-          <w:rFonts w:ascii="宋体" w:hAnsi="宋体" w:eastAsia="宋体" w:cs="宋体"/>
+          <w:rFonts w:ascii="宋体" w:eastAsia="宋体" w:hAnsi="宋体" w:cs="宋体"/>
+          <w:sz w:val="24"/>
+          <w:szCs w:val="24"/>
+        </w:rPr>
+      </w:pPr>
+      <w:r>
+        <w:rPr>
+          <w:rFonts w:ascii="宋体" w:eastAsia="宋体" w:hAnsi="宋体" w:cs="宋体"/>
           <w:sz w:val="24"/>
           <w:szCs w:val="24"/>
         </w:rPr>
@@ -2769,7 +2743,7 @@
     </w:p>
     <w:p>
       <w:pPr>
-        <w:pStyle w:val="28"/>
+        <w:pStyle w:val="2"/>
         <w:bidi w:val="0"/>
       </w:pPr>
       <w:bookmarkStart w:id="12" w:name="_Toc4773"/>
@@ -2794,17 +2768,17 @@
         <w:adjustRightInd w:val="0"/>
         <w:snapToGrid w:val="0"/>
         <w:spacing w:line="360" w:lineRule="auto"/>
-        <w:ind w:left="0" w:right="0" w:firstLine="480" w:firstLineChars="200"/>
+        <w:ind w:left="0" w:right="0" w:firstLine="420" w:firstLineChars="200"/>
         <w:textAlignment w:val="baseline"/>
         <w:rPr>
-          <w:rFonts w:ascii="宋体" w:hAnsi="宋体" w:eastAsia="宋体" w:cs="宋体"/>
-          <w:sz w:val="24"/>
-          <w:szCs w:val="24"/>
-        </w:rPr>
-      </w:pPr>
-      <w:r>
-        <w:rPr>
-          <w:rFonts w:ascii="宋体" w:hAnsi="宋体" w:eastAsia="宋体" w:cs="宋体"/>
+          <w:rFonts w:ascii="宋体" w:eastAsia="宋体" w:hAnsi="宋体" w:cs="宋体"/>
+          <w:sz w:val="24"/>
+          <w:szCs w:val="24"/>
+        </w:rPr>
+      </w:pPr>
+      <w:r>
+        <w:rPr>
+          <w:rFonts w:ascii="宋体" w:eastAsia="宋体" w:hAnsi="宋体" w:cs="宋体"/>
           <w:sz w:val="24"/>
           <w:szCs w:val="24"/>
         </w:rPr>
@@ -2813,7 +2787,7 @@
     </w:p>
     <w:p>
       <w:pPr>
-        <w:pStyle w:val="28"/>
+        <w:pStyle w:val="2"/>
         <w:bidi w:val="0"/>
       </w:pPr>
       <w:bookmarkStart w:id="13" w:name="_Toc28126"/>
@@ -2840,17 +2814,17 @@
         <w:adjustRightInd w:val="0"/>
         <w:snapToGrid w:val="0"/>
         <w:spacing w:line="360" w:lineRule="auto"/>
-        <w:ind w:left="0" w:right="0" w:firstLine="480" w:firstLineChars="200"/>
+        <w:ind w:left="0" w:right="0" w:firstLine="420" w:firstLineChars="200"/>
         <w:textAlignment w:val="baseline"/>
         <w:rPr>
-          <w:rFonts w:ascii="宋体" w:hAnsi="宋体" w:eastAsia="宋体" w:cs="宋体"/>
-          <w:sz w:val="24"/>
-          <w:szCs w:val="24"/>
-        </w:rPr>
-      </w:pPr>
-      <w:r>
-        <w:rPr>
-          <w:rFonts w:ascii="宋体" w:hAnsi="宋体" w:eastAsia="宋体" w:cs="宋体"/>
+          <w:rFonts w:ascii="宋体" w:eastAsia="宋体" w:hAnsi="宋体" w:cs="宋体"/>
+          <w:sz w:val="24"/>
+          <w:szCs w:val="24"/>
+        </w:rPr>
+      </w:pPr>
+      <w:r>
+        <w:rPr>
+          <w:rFonts w:ascii="宋体" w:eastAsia="宋体" w:hAnsi="宋体" w:cs="宋体"/>
           <w:sz w:val="24"/>
           <w:szCs w:val="24"/>
         </w:rPr>
@@ -2873,10 +2847,10 @@
         <w:adjustRightInd w:val="0"/>
         <w:snapToGrid w:val="0"/>
         <w:spacing w:line="360" w:lineRule="auto"/>
-        <w:ind w:left="0" w:right="0" w:firstLine="480" w:firstLineChars="200"/>
+        <w:ind w:left="0" w:right="0" w:firstLine="420" w:firstLineChars="200"/>
         <w:textAlignment w:val="baseline"/>
         <w:rPr>
-          <w:rFonts w:ascii="宋体" w:hAnsi="宋体" w:eastAsia="宋体" w:cs="宋体"/>
+          <w:rFonts w:ascii="宋体" w:eastAsia="宋体" w:hAnsi="宋体" w:cs="宋体"/>
           <w:sz w:val="24"/>
           <w:szCs w:val="24"/>
         </w:rPr>
@@ -2887,7 +2861,7 @@
         <w:spacing w:before="64" w:line="220" w:lineRule="auto"/>
         <w:ind w:left="22"/>
         <w:rPr>
-          <w:rFonts w:ascii="宋体" w:hAnsi="宋体" w:eastAsia="宋体" w:cs="宋体"/>
+          <w:rFonts w:ascii="宋体" w:eastAsia="宋体" w:hAnsi="宋体" w:cs="宋体"/>
           <w:spacing w:val="-1"/>
           <w:sz w:val="24"/>
           <w:szCs w:val="24"/>
@@ -2895,7 +2869,7 @@
       </w:pPr>
       <w:r>
         <w:rPr>
-          <w:rFonts w:ascii="宋体" w:hAnsi="宋体" w:eastAsia="宋体" w:cs="宋体"/>
+          <w:rFonts w:ascii="宋体" w:eastAsia="宋体" w:hAnsi="宋体" w:cs="宋体"/>
           <w:spacing w:val="-1"/>
           <w:sz w:val="24"/>
           <w:szCs w:val="24"/>
@@ -2904,7 +2878,7 @@
       </w:r>
       <w:r>
         <w:rPr>
-          <w:rFonts w:hint="eastAsia" w:ascii="宋体" w:hAnsi="宋体" w:eastAsia="宋体" w:cs="宋体"/>
+          <w:rFonts w:ascii="宋体" w:eastAsia="宋体" w:hAnsi="宋体" w:cs="宋体" w:hint="eastAsia"/>
           <w:spacing w:val="-1"/>
           <w:sz w:val="24"/>
           <w:szCs w:val="24"/>
@@ -2914,12 +2888,12 @@
       </w:r>
       <w:r>
         <w:rPr>
-          <w:rFonts w:ascii="宋体" w:hAnsi="宋体" w:eastAsia="宋体" w:cs="宋体"/>
+          <w:rFonts w:ascii="宋体" w:eastAsia="宋体" w:hAnsi="宋体" w:cs="宋体"/>
           <w:spacing w:val="-1"/>
           <w:sz w:val="24"/>
           <w:szCs w:val="24"/>
         </w:rPr>
-        <w:t xml:space="preserve">                                审核人：黄益溪</w:t>
+        <w:t xml:space="preserve">                                审核人：吴向阳</w:t>
       </w:r>
     </w:p>
     <w:p>
@@ -2927,7 +2901,7 @@
         <w:spacing w:before="64" w:line="220" w:lineRule="auto"/>
         <w:ind w:left="22"/>
         <w:rPr>
-          <w:rFonts w:ascii="宋体" w:hAnsi="宋体" w:eastAsia="宋体" w:cs="宋体"/>
+          <w:rFonts w:ascii="宋体" w:eastAsia="宋体" w:hAnsi="宋体" w:cs="宋体"/>
           <w:spacing w:val="-1"/>
           <w:sz w:val="24"/>
           <w:szCs w:val="24"/>
@@ -2935,7 +2909,7 @@
       </w:pPr>
       <w:r>
         <w:rPr>
-          <w:rFonts w:ascii="宋体" w:hAnsi="宋体" w:eastAsia="宋体" w:cs="宋体"/>
+          <w:rFonts w:ascii="宋体" w:eastAsia="宋体" w:hAnsi="宋体" w:cs="宋体"/>
           <w:spacing w:val="-1"/>
           <w:sz w:val="24"/>
           <w:szCs w:val="24"/>
@@ -2944,7 +2918,7 @@
       </w:r>
       <w:r>
         <w:rPr>
-          <w:rFonts w:hint="eastAsia" w:ascii="宋体" w:hAnsi="宋体" w:cs="宋体"/>
+          <w:rFonts w:ascii="宋体" w:hAnsi="宋体" w:cs="宋体" w:hint="eastAsia"/>
           <w:spacing w:val="-1"/>
           <w:sz w:val="24"/>
           <w:szCs w:val="24"/>
@@ -2954,7 +2928,7 @@
       </w:r>
       <w:r>
         <w:rPr>
-          <w:rFonts w:ascii="宋体" w:hAnsi="宋体" w:eastAsia="宋体" w:cs="宋体"/>
+          <w:rFonts w:ascii="宋体" w:eastAsia="宋体" w:hAnsi="宋体" w:cs="宋体"/>
           <w:spacing w:val="-1"/>
           <w:sz w:val="24"/>
           <w:szCs w:val="24"/>
@@ -2963,7 +2937,7 @@
       </w:r>
       <w:r>
         <w:rPr>
-          <w:rFonts w:hint="eastAsia" w:ascii="宋体" w:hAnsi="宋体" w:cs="宋体"/>
+          <w:rFonts w:ascii="宋体" w:hAnsi="宋体" w:cs="宋体" w:hint="eastAsia"/>
           <w:spacing w:val="-1"/>
           <w:sz w:val="24"/>
           <w:szCs w:val="24"/>
@@ -2973,7 +2947,7 @@
       </w:r>
       <w:r>
         <w:rPr>
-          <w:rFonts w:ascii="宋体" w:hAnsi="宋体" w:eastAsia="宋体" w:cs="宋体"/>
+          <w:rFonts w:ascii="宋体" w:eastAsia="宋体" w:hAnsi="宋体" w:cs="宋体"/>
           <w:spacing w:val="-1"/>
           <w:sz w:val="24"/>
           <w:szCs w:val="24"/>
@@ -2982,7 +2956,7 @@
       </w:r>
       <w:r>
         <w:rPr>
-          <w:rFonts w:hint="eastAsia" w:ascii="宋体" w:hAnsi="宋体" w:eastAsia="宋体" w:cs="宋体"/>
+          <w:rFonts w:ascii="宋体" w:eastAsia="宋体" w:hAnsi="宋体" w:cs="宋体" w:hint="eastAsia"/>
           <w:spacing w:val="-1"/>
           <w:sz w:val="24"/>
           <w:szCs w:val="24"/>
@@ -2992,7 +2966,7 @@
       </w:r>
       <w:r>
         <w:rPr>
-          <w:rFonts w:hint="eastAsia" w:ascii="宋体" w:hAnsi="宋体" w:cs="宋体"/>
+          <w:rFonts w:ascii="宋体" w:hAnsi="宋体" w:cs="宋体" w:hint="eastAsia"/>
           <w:spacing w:val="-1"/>
           <w:sz w:val="24"/>
           <w:szCs w:val="24"/>
@@ -3002,7 +2976,7 @@
       </w:r>
       <w:r>
         <w:rPr>
-          <w:rFonts w:ascii="宋体" w:hAnsi="宋体" w:eastAsia="宋体" w:cs="宋体"/>
+          <w:rFonts w:ascii="宋体" w:eastAsia="宋体" w:hAnsi="宋体" w:cs="宋体"/>
           <w:spacing w:val="-1"/>
           <w:sz w:val="24"/>
           <w:szCs w:val="24"/>
@@ -3011,7 +2985,7 @@
       </w:r>
       <w:r>
         <w:rPr>
-          <w:rFonts w:hint="eastAsia" w:ascii="宋体" w:hAnsi="宋体" w:cs="宋体"/>
+          <w:rFonts w:ascii="宋体" w:hAnsi="宋体" w:cs="宋体" w:hint="eastAsia"/>
           <w:spacing w:val="-1"/>
           <w:sz w:val="24"/>
           <w:szCs w:val="24"/>
@@ -3021,7 +2995,7 @@
       </w:r>
       <w:r>
         <w:rPr>
-          <w:rFonts w:ascii="宋体" w:hAnsi="宋体" w:eastAsia="宋体" w:cs="宋体"/>
+          <w:rFonts w:ascii="宋体" w:eastAsia="宋体" w:hAnsi="宋体" w:cs="宋体"/>
           <w:spacing w:val="-1"/>
           <w:sz w:val="24"/>
           <w:szCs w:val="24"/>
@@ -3030,7 +3004,7 @@
       </w:r>
       <w:r>
         <w:rPr>
-          <w:rFonts w:hint="eastAsia" w:ascii="宋体" w:hAnsi="宋体" w:eastAsia="宋体" w:cs="宋体"/>
+          <w:rFonts w:ascii="宋体" w:eastAsia="宋体" w:hAnsi="宋体" w:cs="宋体" w:hint="eastAsia"/>
           <w:spacing w:val="-1"/>
           <w:sz w:val="24"/>
           <w:szCs w:val="24"/>
@@ -3040,7 +3014,7 @@
       </w:r>
       <w:r>
         <w:rPr>
-          <w:rFonts w:hint="eastAsia" w:ascii="宋体" w:hAnsi="宋体" w:cs="宋体"/>
+          <w:rFonts w:ascii="宋体" w:hAnsi="宋体" w:cs="宋体" w:hint="eastAsia"/>
           <w:spacing w:val="-1"/>
           <w:sz w:val="24"/>
           <w:szCs w:val="24"/>
@@ -3050,7 +3024,7 @@
       </w:r>
       <w:r>
         <w:rPr>
-          <w:rFonts w:ascii="宋体" w:hAnsi="宋体" w:eastAsia="宋体" w:cs="宋体"/>
+          <w:rFonts w:ascii="宋体" w:eastAsia="宋体" w:hAnsi="宋体" w:cs="宋体"/>
           <w:spacing w:val="-1"/>
           <w:sz w:val="24"/>
           <w:szCs w:val="24"/>
@@ -3059,45 +3033,20 @@
       </w:r>
     </w:p>
     <w:sectPr>
-      <w:footerReference r:id="rId10" w:type="default"/>
+      <w:footerReference w:type="default" r:id="rId10"/>
       <w:pgSz w:w="11906" w:h="16839"/>
       <w:pgMar w:top="1040" w:right="1785" w:bottom="686" w:left="1785" w:header="0" w:footer="0" w:gutter="0"/>
-      <w:cols w:space="720" w:num="1"/>
+      <w:cols w:num="1" w:space="720"/>
     </w:sectPr>
   </w:body>
 </w:document>
 </file>
 
-<file path=word/endnotes.xml><?xml version="1.0" encoding="utf-8"?>
-<w:endnotes xmlns:wpc="http://schemas.microsoft.com/office/word/2010/wordprocessingCanvas" xmlns:mc="http://schemas.openxmlformats.org/markup-compatibility/2006" xmlns:o="urn:schemas-microsoft-com:office:office" xmlns:r="http://schemas.openxmlformats.org/officeDocument/2006/relationships" xmlns:m="http://schemas.openxmlformats.org/officeDocument/2006/math" xmlns:v="urn:schemas-microsoft-com:vml" xmlns:wp14="http://schemas.microsoft.com/office/word/2010/wordprocessingDrawing" xmlns:wp="http://schemas.openxmlformats.org/drawingml/2006/wordprocessingDrawing" xmlns:w="http://schemas.openxmlformats.org/wordprocessingml/2006/main" xmlns:w14="http://schemas.microsoft.com/office/word/2010/wordml" xmlns:w15="http://schemas.microsoft.com/office/word/2012/wordml" xmlns:w10="urn:schemas-microsoft-com:office:word" xmlns:wpg="http://schemas.microsoft.com/office/word/2010/wordprocessingGroup" xmlns:wpi="http://schemas.microsoft.com/office/word/2010/wordprocessingInk" xmlns:wne="http://schemas.microsoft.com/office/word/2006/wordml" xmlns:wps="http://schemas.microsoft.com/office/word/2010/wordprocessingShape" xmlns:wpsCustomData="http://www.wps.cn/officeDocument/2013/wpsCustomData" mc:Ignorable="w14 w15 wp14">
-  <w:endnote w:type="separator" w:id="0">
-    <w:p>
-      <w:pPr>
-        <w:spacing w:line="240" w:lineRule="auto"/>
-      </w:pPr>
-      <w:r>
-        <w:separator/>
-      </w:r>
-    </w:p>
-  </w:endnote>
-  <w:endnote w:type="continuationSeparator" w:id="1">
-    <w:p>
-      <w:pPr>
-        <w:spacing w:line="240" w:lineRule="auto"/>
-      </w:pPr>
-      <w:r>
-        <w:continuationSeparator/>
-      </w:r>
-    </w:p>
-  </w:endnote>
-</w:endnotes>
-</file>
-
 <file path=word/footer1.xml><?xml version="1.0" encoding="utf-8"?>
-<w:ftr xmlns:wpc="http://schemas.microsoft.com/office/word/2010/wordprocessingCanvas" xmlns:mc="http://schemas.openxmlformats.org/markup-compatibility/2006" xmlns:o="urn:schemas-microsoft-com:office:office" xmlns:r="http://schemas.openxmlformats.org/officeDocument/2006/relationships" xmlns:m="http://schemas.openxmlformats.org/officeDocument/2006/math" xmlns:v="urn:schemas-microsoft-com:vml" xmlns:wp14="http://schemas.microsoft.com/office/word/2010/wordprocessingDrawing" xmlns:wp="http://schemas.openxmlformats.org/drawingml/2006/wordprocessingDrawing" xmlns:w10="urn:schemas-microsoft-com:office:word" xmlns:w="http://schemas.openxmlformats.org/wordprocessingml/2006/main" xmlns:w14="http://schemas.microsoft.com/office/word/2010/wordml" xmlns:w15="http://schemas.microsoft.com/office/word/2012/wordml" xmlns:wpg="http://schemas.microsoft.com/office/word/2010/wordprocessingGroup" xmlns:wpi="http://schemas.microsoft.com/office/word/2010/wordprocessingInk" xmlns:wne="http://schemas.microsoft.com/office/word/2006/wordml" xmlns:wps="http://schemas.microsoft.com/office/word/2010/wordprocessingShape" xmlns:wpsCustomData="http://www.wps.cn/officeDocument/2013/wpsCustomData" mc:Ignorable="w14 w15 wp14">
+<w:ftr xmlns:wpc="http://schemas.microsoft.com/office/word/2010/wordprocessingCanvas" xmlns:mc="http://schemas.openxmlformats.org/markup-compatibility/2006" xmlns:o="urn:schemas-microsoft-com:office:office" xmlns:r="http://schemas.openxmlformats.org/officeDocument/2006/relationships" xmlns:m="http://schemas.openxmlformats.org/officeDocument/2006/math" xmlns:v="urn:schemas-microsoft-com:vml" xmlns:wp14="http://schemas.microsoft.com/office/word/2010/wordprocessingDrawing" xmlns:wp="http://schemas.openxmlformats.org/drawingml/2006/wordprocessingDrawing" xmlns:w10="urn:schemas-microsoft-com:office:word" xmlns:w="http://schemas.openxmlformats.org/wordprocessingml/2006/main" xmlns:w14="http://schemas.microsoft.com/office/word/2010/wordml" xmlns:w15="http://schemas.microsoft.com/office/word/2012/wordml" xmlns:wne="http://schemas.microsoft.com/office/word/2006/wordml" xmlns:wpg="http://schemas.microsoft.com/office/word/2010/wordprocessingGroup" xmlns:wpi="http://schemas.microsoft.com/office/word/2010/wordprocessingInk" xmlns:wps="http://schemas.microsoft.com/office/word/2010/wordprocessingShape" mc:Ignorable="w14 w15 wp14">
   <w:p>
     <w:pPr>
-      <w:pStyle w:val="12"/>
+      <w:pStyle w:val="BodyText"/>
       <w:spacing w:line="63" w:lineRule="auto"/>
       <w:rPr>
         <w:sz w:val="2"/>
@@ -3108,20 +3057,20 @@
 </file>
 
 <file path=word/footer2.xml><?xml version="1.0" encoding="utf-8"?>
-<w:ftr xmlns:wpc="http://schemas.microsoft.com/office/word/2010/wordprocessingCanvas" xmlns:mc="http://schemas.openxmlformats.org/markup-compatibility/2006" xmlns:o="urn:schemas-microsoft-com:office:office" xmlns:r="http://schemas.openxmlformats.org/officeDocument/2006/relationships" xmlns:m="http://schemas.openxmlformats.org/officeDocument/2006/math" xmlns:v="urn:schemas-microsoft-com:vml" xmlns:wp14="http://schemas.microsoft.com/office/word/2010/wordprocessingDrawing" xmlns:wp="http://schemas.openxmlformats.org/drawingml/2006/wordprocessingDrawing" xmlns:w10="urn:schemas-microsoft-com:office:word" xmlns:w="http://schemas.openxmlformats.org/wordprocessingml/2006/main" xmlns:w14="http://schemas.microsoft.com/office/word/2010/wordml" xmlns:w15="http://schemas.microsoft.com/office/word/2012/wordml" xmlns:wpg="http://schemas.microsoft.com/office/word/2010/wordprocessingGroup" xmlns:wpi="http://schemas.microsoft.com/office/word/2010/wordprocessingInk" xmlns:wne="http://schemas.microsoft.com/office/word/2006/wordml" xmlns:wps="http://schemas.microsoft.com/office/word/2010/wordprocessingShape" xmlns:wpsCustomData="http://www.wps.cn/officeDocument/2013/wpsCustomData" mc:Ignorable="w14 w15 wp14">
+<w:ftr xmlns:wpc="http://schemas.microsoft.com/office/word/2010/wordprocessingCanvas" xmlns:mc="http://schemas.openxmlformats.org/markup-compatibility/2006" xmlns:o="urn:schemas-microsoft-com:office:office" xmlns:r="http://schemas.openxmlformats.org/officeDocument/2006/relationships" xmlns:m="http://schemas.openxmlformats.org/officeDocument/2006/math" xmlns:v="urn:schemas-microsoft-com:vml" xmlns:wp14="http://schemas.microsoft.com/office/word/2010/wordprocessingDrawing" xmlns:wp="http://schemas.openxmlformats.org/drawingml/2006/wordprocessingDrawing" xmlns:w10="urn:schemas-microsoft-com:office:word" xmlns:w="http://schemas.openxmlformats.org/wordprocessingml/2006/main" xmlns:w14="http://schemas.microsoft.com/office/word/2010/wordml" xmlns:w15="http://schemas.microsoft.com/office/word/2012/wordml" xmlns:wne="http://schemas.microsoft.com/office/word/2006/wordml" xmlns:wpg="http://schemas.microsoft.com/office/word/2010/wordprocessingGroup" xmlns:wpi="http://schemas.microsoft.com/office/word/2010/wordprocessingInk" xmlns:wps="http://schemas.microsoft.com/office/word/2010/wordprocessingShape" mc:Ignorable="w14 w15 wp14">
   <w:p>
     <w:pPr>
       <w:spacing w:line="166" w:lineRule="auto"/>
       <w:ind w:left="4327"/>
       <w:rPr>
-        <w:rFonts w:ascii="Calibri" w:hAnsi="Calibri" w:eastAsia="Calibri" w:cs="Calibri"/>
+        <w:rFonts w:ascii="Calibri" w:eastAsia="Calibri" w:hAnsi="Calibri" w:cs="Calibri"/>
         <w:sz w:val="18"/>
         <w:szCs w:val="18"/>
       </w:rPr>
     </w:pPr>
     <w:r>
       <w:rPr>
-        <w:rFonts w:ascii="Calibri" w:hAnsi="Calibri" w:eastAsia="Calibri" w:cs="Calibri"/>
+        <w:rFonts w:ascii="Calibri" w:eastAsia="Calibri" w:hAnsi="Calibri" w:cs="Calibri"/>
         <w:sz w:val="18"/>
         <w:szCs w:val="18"/>
       </w:rPr>
@@ -3132,20 +3081,20 @@
 </file>
 
 <file path=word/footer3.xml><?xml version="1.0" encoding="utf-8"?>
-<w:ftr xmlns:wpc="http://schemas.microsoft.com/office/word/2010/wordprocessingCanvas" xmlns:mc="http://schemas.openxmlformats.org/markup-compatibility/2006" xmlns:o="urn:schemas-microsoft-com:office:office" xmlns:r="http://schemas.openxmlformats.org/officeDocument/2006/relationships" xmlns:m="http://schemas.openxmlformats.org/officeDocument/2006/math" xmlns:v="urn:schemas-microsoft-com:vml" xmlns:wp14="http://schemas.microsoft.com/office/word/2010/wordprocessingDrawing" xmlns:wp="http://schemas.openxmlformats.org/drawingml/2006/wordprocessingDrawing" xmlns:w10="urn:schemas-microsoft-com:office:word" xmlns:w="http://schemas.openxmlformats.org/wordprocessingml/2006/main" xmlns:w14="http://schemas.microsoft.com/office/word/2010/wordml" xmlns:w15="http://schemas.microsoft.com/office/word/2012/wordml" xmlns:wpg="http://schemas.microsoft.com/office/word/2010/wordprocessingGroup" xmlns:wpi="http://schemas.microsoft.com/office/word/2010/wordprocessingInk" xmlns:wne="http://schemas.microsoft.com/office/word/2006/wordml" xmlns:wps="http://schemas.microsoft.com/office/word/2010/wordprocessingShape" xmlns:wpsCustomData="http://www.wps.cn/officeDocument/2013/wpsCustomData" mc:Ignorable="w14 w15 wp14">
+<w:ftr xmlns:wpc="http://schemas.microsoft.com/office/word/2010/wordprocessingCanvas" xmlns:mc="http://schemas.openxmlformats.org/markup-compatibility/2006" xmlns:o="urn:schemas-microsoft-com:office:office" xmlns:r="http://schemas.openxmlformats.org/officeDocument/2006/relationships" xmlns:m="http://schemas.openxmlformats.org/officeDocument/2006/math" xmlns:v="urn:schemas-microsoft-com:vml" xmlns:wp14="http://schemas.microsoft.com/office/word/2010/wordprocessingDrawing" xmlns:wp="http://schemas.openxmlformats.org/drawingml/2006/wordprocessingDrawing" xmlns:w10="urn:schemas-microsoft-com:office:word" xmlns:w="http://schemas.openxmlformats.org/wordprocessingml/2006/main" xmlns:w14="http://schemas.microsoft.com/office/word/2010/wordml" xmlns:w15="http://schemas.microsoft.com/office/word/2012/wordml" xmlns:wne="http://schemas.microsoft.com/office/word/2006/wordml" xmlns:wpg="http://schemas.microsoft.com/office/word/2010/wordprocessingGroup" xmlns:wpi="http://schemas.microsoft.com/office/word/2010/wordprocessingInk" xmlns:wps="http://schemas.microsoft.com/office/word/2010/wordprocessingShape" mc:Ignorable="w14 w15 wp14">
   <w:p>
     <w:pPr>
       <w:spacing w:line="167" w:lineRule="auto"/>
       <w:ind w:left="4208"/>
       <w:rPr>
-        <w:rFonts w:ascii="Calibri" w:hAnsi="Calibri" w:eastAsia="Calibri" w:cs="Calibri"/>
+        <w:rFonts w:ascii="Calibri" w:eastAsia="Calibri" w:hAnsi="Calibri" w:cs="Calibri"/>
         <w:sz w:val="18"/>
         <w:szCs w:val="18"/>
       </w:rPr>
     </w:pPr>
     <w:r>
       <w:rPr>
-        <w:rFonts w:ascii="Calibri" w:hAnsi="Calibri" w:eastAsia="Calibri" w:cs="Calibri"/>
+        <w:rFonts w:ascii="Calibri" w:eastAsia="Calibri" w:hAnsi="Calibri" w:cs="Calibri"/>
         <w:sz w:val="18"/>
         <w:szCs w:val="18"/>
       </w:rPr>
@@ -3156,10 +3105,10 @@
 </file>
 
 <file path=word/footer4.xml><?xml version="1.0" encoding="utf-8"?>
-<w:ftr xmlns:wpc="http://schemas.microsoft.com/office/word/2010/wordprocessingCanvas" xmlns:mc="http://schemas.openxmlformats.org/markup-compatibility/2006" xmlns:o="urn:schemas-microsoft-com:office:office" xmlns:r="http://schemas.openxmlformats.org/officeDocument/2006/relationships" xmlns:m="http://schemas.openxmlformats.org/officeDocument/2006/math" xmlns:v="urn:schemas-microsoft-com:vml" xmlns:wp14="http://schemas.microsoft.com/office/word/2010/wordprocessingDrawing" xmlns:wp="http://schemas.openxmlformats.org/drawingml/2006/wordprocessingDrawing" xmlns:w10="urn:schemas-microsoft-com:office:word" xmlns:w="http://schemas.openxmlformats.org/wordprocessingml/2006/main" xmlns:w14="http://schemas.microsoft.com/office/word/2010/wordml" xmlns:w15="http://schemas.microsoft.com/office/word/2012/wordml" xmlns:wpg="http://schemas.microsoft.com/office/word/2010/wordprocessingGroup" xmlns:wpi="http://schemas.microsoft.com/office/word/2010/wordprocessingInk" xmlns:wne="http://schemas.microsoft.com/office/word/2006/wordml" xmlns:wps="http://schemas.microsoft.com/office/word/2010/wordprocessingShape" xmlns:wpsCustomData="http://www.wps.cn/officeDocument/2013/wpsCustomData" mc:Ignorable="w14 w15 wp14">
+<w:ftr xmlns:wpc="http://schemas.microsoft.com/office/word/2010/wordprocessingCanvas" xmlns:mc="http://schemas.openxmlformats.org/markup-compatibility/2006" xmlns:o="urn:schemas-microsoft-com:office:office" xmlns:r="http://schemas.openxmlformats.org/officeDocument/2006/relationships" xmlns:m="http://schemas.openxmlformats.org/officeDocument/2006/math" xmlns:v="urn:schemas-microsoft-com:vml" xmlns:wp14="http://schemas.microsoft.com/office/word/2010/wordprocessingDrawing" xmlns:wp="http://schemas.openxmlformats.org/drawingml/2006/wordprocessingDrawing" xmlns:w10="urn:schemas-microsoft-com:office:word" xmlns:w="http://schemas.openxmlformats.org/wordprocessingml/2006/main" xmlns:w14="http://schemas.microsoft.com/office/word/2010/wordml" xmlns:w15="http://schemas.microsoft.com/office/word/2012/wordml" xmlns:wne="http://schemas.microsoft.com/office/word/2006/wordml" xmlns:wpg="http://schemas.microsoft.com/office/word/2010/wordprocessingGroup" xmlns:wpi="http://schemas.microsoft.com/office/word/2010/wordprocessingInk" xmlns:wps="http://schemas.microsoft.com/office/word/2010/wordprocessingShape" mc:Ignorable="w14 w15 wp14">
   <w:p>
     <w:pPr>
-      <w:pStyle w:val="12"/>
+      <w:pStyle w:val="BodyText"/>
       <w:spacing w:line="14" w:lineRule="auto"/>
       <w:rPr>
         <w:sz w:val="2"/>
@@ -3169,36 +3118,11 @@
 </w:ftr>
 </file>
 
-<file path=word/footnotes.xml><?xml version="1.0" encoding="utf-8"?>
-<w:footnotes xmlns:wpc="http://schemas.microsoft.com/office/word/2010/wordprocessingCanvas" xmlns:mc="http://schemas.openxmlformats.org/markup-compatibility/2006" xmlns:o="urn:schemas-microsoft-com:office:office" xmlns:r="http://schemas.openxmlformats.org/officeDocument/2006/relationships" xmlns:m="http://schemas.openxmlformats.org/officeDocument/2006/math" xmlns:v="urn:schemas-microsoft-com:vml" xmlns:wp14="http://schemas.microsoft.com/office/word/2010/wordprocessingDrawing" xmlns:wp="http://schemas.openxmlformats.org/drawingml/2006/wordprocessingDrawing" xmlns:w="http://schemas.openxmlformats.org/wordprocessingml/2006/main" xmlns:w14="http://schemas.microsoft.com/office/word/2010/wordml" xmlns:w15="http://schemas.microsoft.com/office/word/2012/wordml" xmlns:w10="urn:schemas-microsoft-com:office:word" xmlns:wpg="http://schemas.microsoft.com/office/word/2010/wordprocessingGroup" xmlns:wpi="http://schemas.microsoft.com/office/word/2010/wordprocessingInk" xmlns:wne="http://schemas.microsoft.com/office/word/2006/wordml" xmlns:wps="http://schemas.microsoft.com/office/word/2010/wordprocessingShape" xmlns:wpsCustomData="http://www.wps.cn/officeDocument/2013/wpsCustomData" mc:Ignorable="w14 w15 wp14">
-  <w:footnote w:type="separator" w:id="0">
-    <w:p>
-      <w:pPr>
-        <w:spacing w:line="360" w:lineRule="auto"/>
-      </w:pPr>
-      <w:r>
-        <w:separator/>
-      </w:r>
-    </w:p>
-  </w:footnote>
-  <w:footnote w:type="continuationSeparator" w:id="1">
-    <w:p>
-      <w:pPr>
-        <w:spacing w:line="360" w:lineRule="auto"/>
-      </w:pPr>
-      <w:r>
-        <w:continuationSeparator/>
-      </w:r>
-    </w:p>
-  </w:footnote>
-</w:footnotes>
-</file>
-
 <file path=word/header1.xml><?xml version="1.0" encoding="utf-8"?>
-<w:hdr xmlns:wpc="http://schemas.microsoft.com/office/word/2010/wordprocessingCanvas" xmlns:mc="http://schemas.openxmlformats.org/markup-compatibility/2006" xmlns:o="urn:schemas-microsoft-com:office:office" xmlns:r="http://schemas.openxmlformats.org/officeDocument/2006/relationships" xmlns:m="http://schemas.openxmlformats.org/officeDocument/2006/math" xmlns:v="urn:schemas-microsoft-com:vml" xmlns:wp14="http://schemas.microsoft.com/office/word/2010/wordprocessingDrawing" xmlns:wp="http://schemas.openxmlformats.org/drawingml/2006/wordprocessingDrawing" xmlns:w10="urn:schemas-microsoft-com:office:word" xmlns:w="http://schemas.openxmlformats.org/wordprocessingml/2006/main" xmlns:w14="http://schemas.microsoft.com/office/word/2010/wordml" xmlns:w15="http://schemas.microsoft.com/office/word/2012/wordml" xmlns:wpg="http://schemas.microsoft.com/office/word/2010/wordprocessingGroup" xmlns:wpi="http://schemas.microsoft.com/office/word/2010/wordprocessingInk" xmlns:wne="http://schemas.microsoft.com/office/word/2006/wordml" xmlns:wps="http://schemas.microsoft.com/office/word/2010/wordprocessingShape" xmlns:wpsCustomData="http://www.wps.cn/officeDocument/2013/wpsCustomData" mc:Ignorable="w14 w15 wp14">
+<w:hdr xmlns:wpc="http://schemas.microsoft.com/office/word/2010/wordprocessingCanvas" xmlns:mc="http://schemas.openxmlformats.org/markup-compatibility/2006" xmlns:o="urn:schemas-microsoft-com:office:office" xmlns:r="http://schemas.openxmlformats.org/officeDocument/2006/relationships" xmlns:m="http://schemas.openxmlformats.org/officeDocument/2006/math" xmlns:v="urn:schemas-microsoft-com:vml" xmlns:wp14="http://schemas.microsoft.com/office/word/2010/wordprocessingDrawing" xmlns:wp="http://schemas.openxmlformats.org/drawingml/2006/wordprocessingDrawing" xmlns:w10="urn:schemas-microsoft-com:office:word" xmlns:w="http://schemas.openxmlformats.org/wordprocessingml/2006/main" xmlns:w14="http://schemas.microsoft.com/office/word/2010/wordml" xmlns:w15="http://schemas.microsoft.com/office/word/2012/wordml" xmlns:wne="http://schemas.microsoft.com/office/word/2006/wordml" xmlns:wpg="http://schemas.microsoft.com/office/word/2010/wordprocessingGroup" xmlns:wpi="http://schemas.microsoft.com/office/word/2010/wordprocessingInk" xmlns:wps="http://schemas.microsoft.com/office/word/2010/wordprocessingShape" mc:Ignorable="w14 w15 wp14">
   <w:p>
     <w:pPr>
-      <w:pStyle w:val="12"/>
+      <w:pStyle w:val="BodyText"/>
       <w:spacing w:line="52" w:lineRule="auto"/>
       <w:rPr>
         <w:sz w:val="2"/>
@@ -3206,11 +3130,8 @@
     </w:pPr>
     <w:r>
       <w:pict>
-        <v:shape id="_x0000_s4097" o:spid="_x0000_s4097" style="position:absolute;left:0pt;margin-left:83.6pt;margin-top:54.5pt;height:0.75pt;width:428.15pt;mso-position-horizontal-relative:page;mso-position-vertical-relative:page;z-index:251659264;mso-width-relative:page;mso-height-relative:page;" filled="f" stroked="t" coordsize="8562,15" o:allowincell="f" path="m0,7l8562,7e">
-          <v:fill on="f" focussize="0,0"/>
+        <v:shape id="_x0000_s4097" o:spid="_x0000_s2049" style="height:0.75pt;margin-left:83.6pt;margin-top:54.5pt;mso-height-relative:page;mso-position-horizontal-relative:page;mso-position-vertical-relative:page;mso-width-relative:page;position:absolute;width:428.15pt;z-index:251658240" coordsize="8562,15" o:allowincell="f" path="m,7l8562,7e" filled="f" stroked="t">
           <v:stroke joinstyle="miter"/>
-          <v:imagedata o:title=""/>
-          <o:lock v:ext="edit"/>
         </v:shape>
       </w:pict>
     </w:r>
@@ -3219,10 +3140,10 @@
 </file>
 
 <file path=word/header2.xml><?xml version="1.0" encoding="utf-8"?>
-<w:hdr xmlns:wpc="http://schemas.microsoft.com/office/word/2010/wordprocessingCanvas" xmlns:mc="http://schemas.openxmlformats.org/markup-compatibility/2006" xmlns:o="urn:schemas-microsoft-com:office:office" xmlns:r="http://schemas.openxmlformats.org/officeDocument/2006/relationships" xmlns:m="http://schemas.openxmlformats.org/officeDocument/2006/math" xmlns:v="urn:schemas-microsoft-com:vml" xmlns:wp14="http://schemas.microsoft.com/office/word/2010/wordprocessingDrawing" xmlns:wp="http://schemas.openxmlformats.org/drawingml/2006/wordprocessingDrawing" xmlns:w10="urn:schemas-microsoft-com:office:word" xmlns:w="http://schemas.openxmlformats.org/wordprocessingml/2006/main" xmlns:w14="http://schemas.microsoft.com/office/word/2010/wordml" xmlns:w15="http://schemas.microsoft.com/office/word/2012/wordml" xmlns:wpg="http://schemas.microsoft.com/office/word/2010/wordprocessingGroup" xmlns:wpi="http://schemas.microsoft.com/office/word/2010/wordprocessingInk" xmlns:wne="http://schemas.microsoft.com/office/word/2006/wordml" xmlns:wps="http://schemas.microsoft.com/office/word/2010/wordprocessingShape" xmlns:wpsCustomData="http://www.wps.cn/officeDocument/2013/wpsCustomData" mc:Ignorable="w14 w15 wp14">
+<w:hdr xmlns:wpc="http://schemas.microsoft.com/office/word/2010/wordprocessingCanvas" xmlns:mc="http://schemas.openxmlformats.org/markup-compatibility/2006" xmlns:o="urn:schemas-microsoft-com:office:office" xmlns:r="http://schemas.openxmlformats.org/officeDocument/2006/relationships" xmlns:m="http://schemas.openxmlformats.org/officeDocument/2006/math" xmlns:v="urn:schemas-microsoft-com:vml" xmlns:wp14="http://schemas.microsoft.com/office/word/2010/wordprocessingDrawing" xmlns:wp="http://schemas.openxmlformats.org/drawingml/2006/wordprocessingDrawing" xmlns:w10="urn:schemas-microsoft-com:office:word" xmlns:w="http://schemas.openxmlformats.org/wordprocessingml/2006/main" xmlns:w14="http://schemas.microsoft.com/office/word/2010/wordml" xmlns:w15="http://schemas.microsoft.com/office/word/2012/wordml" xmlns:wne="http://schemas.microsoft.com/office/word/2006/wordml" xmlns:wpg="http://schemas.microsoft.com/office/word/2010/wordprocessingGroup" xmlns:wpi="http://schemas.microsoft.com/office/word/2010/wordprocessingInk" xmlns:wps="http://schemas.microsoft.com/office/word/2010/wordprocessingShape" mc:Ignorable="w14 w15 wp14">
   <w:p>
     <w:pPr>
-      <w:pStyle w:val="12"/>
+      <w:pStyle w:val="BodyText"/>
       <w:spacing w:line="14" w:lineRule="auto"/>
       <w:rPr>
         <w:sz w:val="2"/>
@@ -3233,15 +3154,15 @@
 </file>
 
 <file path=word/numbering.xml><?xml version="1.0" encoding="utf-8"?>
-<w:numbering xmlns:wpc="http://schemas.microsoft.com/office/word/2010/wordprocessingCanvas" xmlns:mc="http://schemas.openxmlformats.org/markup-compatibility/2006" xmlns:o="urn:schemas-microsoft-com:office:office" xmlns:r="http://schemas.openxmlformats.org/officeDocument/2006/relationships" xmlns:m="http://schemas.openxmlformats.org/officeDocument/2006/math" xmlns:v="urn:schemas-microsoft-com:vml" xmlns:wp14="http://schemas.microsoft.com/office/word/2010/wordprocessingDrawing" xmlns:wp="http://schemas.openxmlformats.org/drawingml/2006/wordprocessingDrawing" xmlns:w10="urn:schemas-microsoft-com:office:word" xmlns:w="http://schemas.openxmlformats.org/wordprocessingml/2006/main" xmlns:w14="http://schemas.microsoft.com/office/word/2010/wordml" xmlns:wpg="http://schemas.microsoft.com/office/word/2010/wordprocessingGroup" xmlns:wpi="http://schemas.microsoft.com/office/word/2010/wordprocessingInk" xmlns:wne="http://schemas.microsoft.com/office/word/2006/wordml" xmlns:wps="http://schemas.microsoft.com/office/word/2010/wordprocessingShape" xmlns:wpsCustomData="http://www.wps.cn/officeDocument/2013/wpsCustomData" mc:Ignorable="w14 wp14">
+<w:numbering xmlns:wpc="http://schemas.microsoft.com/office/word/2010/wordprocessingCanvas" xmlns:mc="http://schemas.openxmlformats.org/markup-compatibility/2006" xmlns:o="urn:schemas-microsoft-com:office:office" xmlns:r="http://schemas.openxmlformats.org/officeDocument/2006/relationships" xmlns:m="http://schemas.openxmlformats.org/officeDocument/2006/math" xmlns:v="urn:schemas-microsoft-com:vml" xmlns:wp14="http://schemas.microsoft.com/office/word/2010/wordprocessingDrawing" xmlns:wp="http://schemas.openxmlformats.org/drawingml/2006/wordprocessingDrawing" xmlns:w10="urn:schemas-microsoft-com:office:word" xmlns:w="http://schemas.openxmlformats.org/wordprocessingml/2006/main" xmlns:w14="http://schemas.microsoft.com/office/word/2010/wordml" xmlns:w15="http://schemas.microsoft.com/office/word/2012/wordml" xmlns:wne="http://schemas.microsoft.com/office/word/2006/wordml" xmlns:wpg="http://schemas.microsoft.com/office/word/2010/wordprocessingGroup" xmlns:wpi="http://schemas.microsoft.com/office/word/2010/wordprocessingInk" xmlns:wps="http://schemas.microsoft.com/office/word/2010/wordprocessingShape" mc:Ignorable="w14 w15 wp14">
   <w:abstractNum w:abstractNumId="0">
     <w:nsid w:val="8E964DCE"/>
     <w:multiLevelType w:val="multilevel"/>
     <w:tmpl w:val="8E964DCE"/>
-    <w:lvl w:ilvl="0" w:tentative="0">
+    <w:lvl w:ilvl="0">
       <w:start w:val="1"/>
       <w:numFmt w:val="decimal"/>
-      <w:pStyle w:val="2"/>
+      <w:pStyle w:val="Heading1"/>
       <w:lvlText w:val="%1."/>
       <w:lvlJc w:val="left"/>
       <w:pPr>
@@ -3251,10 +3172,10 @@
         <w:rFonts w:hint="default"/>
       </w:rPr>
     </w:lvl>
-    <w:lvl w:ilvl="1" w:tentative="0">
+    <w:lvl w:ilvl="1">
       <w:start w:val="1"/>
       <w:numFmt w:val="decimal"/>
-      <w:pStyle w:val="3"/>
+      <w:pStyle w:val="Heading2"/>
       <w:lvlText w:val="%1.%2."/>
       <w:lvlJc w:val="left"/>
       <w:pPr>
@@ -3264,10 +3185,10 @@
         <w:rFonts w:hint="default"/>
       </w:rPr>
     </w:lvl>
-    <w:lvl w:ilvl="2" w:tentative="0">
+    <w:lvl w:ilvl="2">
       <w:start w:val="1"/>
       <w:numFmt w:val="decimal"/>
-      <w:pStyle w:val="4"/>
+      <w:pStyle w:val="Heading3"/>
       <w:lvlText w:val="%1.%2.%3."/>
       <w:lvlJc w:val="left"/>
       <w:pPr>
@@ -3277,10 +3198,10 @@
         <w:rFonts w:hint="default"/>
       </w:rPr>
     </w:lvl>
-    <w:lvl w:ilvl="3" w:tentative="0">
+    <w:lvl w:ilvl="3">
       <w:start w:val="1"/>
       <w:numFmt w:val="decimal"/>
-      <w:pStyle w:val="5"/>
+      <w:pStyle w:val="Heading4"/>
       <w:lvlText w:val="%1.%2.%3.%4."/>
       <w:lvlJc w:val="left"/>
       <w:pPr>
@@ -3290,10 +3211,10 @@
         <w:rFonts w:hint="default"/>
       </w:rPr>
     </w:lvl>
-    <w:lvl w:ilvl="4" w:tentative="0">
+    <w:lvl w:ilvl="4">
       <w:start w:val="1"/>
       <w:numFmt w:val="decimal"/>
-      <w:pStyle w:val="6"/>
+      <w:pStyle w:val="Heading5"/>
       <w:lvlText w:val="%1.%2.%3.%4.%5."/>
       <w:lvlJc w:val="left"/>
       <w:pPr>
@@ -3303,10 +3224,10 @@
         <w:rFonts w:hint="default"/>
       </w:rPr>
     </w:lvl>
-    <w:lvl w:ilvl="5" w:tentative="0">
+    <w:lvl w:ilvl="5">
       <w:start w:val="1"/>
       <w:numFmt w:val="decimal"/>
-      <w:pStyle w:val="7"/>
+      <w:pStyle w:val="Heading6"/>
       <w:lvlText w:val="%1.%2.%3.%4.%5.%6."/>
       <w:lvlJc w:val="left"/>
       <w:pPr>
@@ -3316,10 +3237,10 @@
         <w:rFonts w:hint="default"/>
       </w:rPr>
     </w:lvl>
-    <w:lvl w:ilvl="6" w:tentative="0">
+    <w:lvl w:ilvl="6">
       <w:start w:val="1"/>
       <w:numFmt w:val="decimal"/>
-      <w:pStyle w:val="8"/>
+      <w:pStyle w:val="Heading7"/>
       <w:lvlText w:val="%1.%2.%3.%4.%5.%6.%7."/>
       <w:lvlJc w:val="left"/>
       <w:pPr>
@@ -3329,10 +3250,10 @@
         <w:rFonts w:hint="default"/>
       </w:rPr>
     </w:lvl>
-    <w:lvl w:ilvl="7" w:tentative="0">
+    <w:lvl w:ilvl="7">
       <w:start w:val="1"/>
       <w:numFmt w:val="decimal"/>
-      <w:pStyle w:val="9"/>
+      <w:pStyle w:val="Heading8"/>
       <w:lvlText w:val="%1.%2.%3.%4.%5.%6.%7.%8."/>
       <w:lvlJc w:val="left"/>
       <w:pPr>
@@ -3342,10 +3263,10 @@
         <w:rFonts w:hint="default"/>
       </w:rPr>
     </w:lvl>
-    <w:lvl w:ilvl="8" w:tentative="0">
+    <w:lvl w:ilvl="8">
       <w:start w:val="1"/>
       <w:numFmt w:val="decimal"/>
-      <w:pStyle w:val="10"/>
+      <w:pStyle w:val="Heading9"/>
       <w:lvlText w:val="%1.%2.%3.%4.%5.%6.%7.%8.%9."/>
       <w:lvlJc w:val="left"/>
       <w:pPr>
@@ -3360,7 +3281,7 @@
     <w:nsid w:val="A4A5017F"/>
     <w:multiLevelType w:val="singleLevel"/>
     <w:tmpl w:val="A4A5017F"/>
-    <w:lvl w:ilvl="0" w:tentative="0">
+    <w:lvl w:ilvl="0">
       <w:start w:val="1"/>
       <w:numFmt w:val="decimal"/>
       <w:lvlText w:val="(%1)"/>
@@ -3377,7 +3298,7 @@
     <w:nsid w:val="1AD539FE"/>
     <w:multiLevelType w:val="singleLevel"/>
     <w:tmpl w:val="1AD539FE"/>
-    <w:lvl w:ilvl="0" w:tentative="0">
+    <w:lvl w:ilvl="0">
       <w:start w:val="1"/>
       <w:numFmt w:val="decimal"/>
       <w:lvlText w:val="(%1)"/>
@@ -3394,7 +3315,7 @@
     <w:nsid w:val="7993E6FD"/>
     <w:multiLevelType w:val="singleLevel"/>
     <w:tmpl w:val="7993E6FD"/>
-    <w:lvl w:ilvl="0" w:tentative="0">
+    <w:lvl w:ilvl="0">
       <w:start w:val="1"/>
       <w:numFmt w:val="decimal"/>
       <w:lvlText w:val="(%1)"/>
@@ -3423,269 +3344,267 @@
 </file>
 
 <file path=word/styles.xml><?xml version="1.0" encoding="utf-8"?>
-<w:styles xmlns:mc="http://schemas.openxmlformats.org/markup-compatibility/2006" xmlns:o="urn:schemas-microsoft-com:office:office" xmlns:r="http://schemas.openxmlformats.org/officeDocument/2006/relationships" xmlns:m="http://schemas.openxmlformats.org/officeDocument/2006/math" xmlns:v="urn:schemas-microsoft-com:vml" xmlns:w="http://schemas.openxmlformats.org/wordprocessingml/2006/main" xmlns:w14="http://schemas.microsoft.com/office/word/2010/wordml" xmlns:w10="urn:schemas-microsoft-com:office:word" xmlns:sl="http://schemas.openxmlformats.org/schemaLibrary/2006/main" xmlns:wpsCustomData="http://www.wps.cn/officeDocument/2013/wpsCustomData" mc:Ignorable="w14">
+<w:styles xmlns:mc="http://schemas.openxmlformats.org/markup-compatibility/2006" xmlns:r="http://schemas.openxmlformats.org/officeDocument/2006/relationships" xmlns:w="http://schemas.openxmlformats.org/wordprocessingml/2006/main" xmlns:w14="http://schemas.microsoft.com/office/word/2010/wordml" xmlns:w15="http://schemas.microsoft.com/office/word/2012/wordml" mc:Ignorable="w14 w15">
   <w:docDefaults>
     <w:rPrDefault>
       <w:rPr>
-        <w:rFonts w:ascii="Arial" w:hAnsi="Arial" w:eastAsia="Arial" w:cs="Arial"/>
+        <w:rFonts w:ascii="Arial" w:eastAsia="Arial" w:hAnsi="Arial" w:cs="Arial"/>
       </w:rPr>
     </w:rPrDefault>
     <w:pPrDefault/>
   </w:docDefaults>
-  <w:latentStyles w:count="260" w:defQFormat="0" w:defUnhideWhenUsed="1" w:defSemiHidden="1" w:defUIPriority="99" w:defLockedState="0">
-    <w:lsdException w:qFormat="1" w:unhideWhenUsed="0" w:uiPriority="0" w:semiHidden="0" w:name="Normal"/>
-    <w:lsdException w:qFormat="1" w:unhideWhenUsed="0" w:uiPriority="0" w:semiHidden="0" w:name="heading 1"/>
-    <w:lsdException w:qFormat="1" w:uiPriority="0" w:semiHidden="0" w:name="heading 2"/>
-    <w:lsdException w:qFormat="1" w:uiPriority="0" w:name="heading 3"/>
-    <w:lsdException w:qFormat="1" w:uiPriority="0" w:semiHidden="0" w:name="heading 4"/>
-    <w:lsdException w:qFormat="1" w:uiPriority="0" w:name="heading 5"/>
-    <w:lsdException w:qFormat="1" w:uiPriority="0" w:name="heading 6"/>
-    <w:lsdException w:qFormat="1" w:uiPriority="0" w:name="heading 7"/>
-    <w:lsdException w:qFormat="1" w:uiPriority="0" w:name="heading 8"/>
-    <w:lsdException w:qFormat="1" w:uiPriority="0" w:name="heading 9"/>
-    <w:lsdException w:unhideWhenUsed="0" w:uiPriority="0" w:semiHidden="0" w:name="index 1"/>
-    <w:lsdException w:unhideWhenUsed="0" w:uiPriority="0" w:semiHidden="0" w:name="index 2"/>
-    <w:lsdException w:unhideWhenUsed="0" w:uiPriority="0" w:semiHidden="0" w:name="index 3"/>
-    <w:lsdException w:unhideWhenUsed="0" w:uiPriority="0" w:semiHidden="0" w:name="index 4"/>
-    <w:lsdException w:unhideWhenUsed="0" w:uiPriority="0" w:semiHidden="0" w:name="index 5"/>
-    <w:lsdException w:unhideWhenUsed="0" w:uiPriority="0" w:semiHidden="0" w:name="index 6"/>
-    <w:lsdException w:unhideWhenUsed="0" w:uiPriority="0" w:semiHidden="0" w:name="index 7"/>
-    <w:lsdException w:unhideWhenUsed="0" w:uiPriority="0" w:semiHidden="0" w:name="index 8"/>
-    <w:lsdException w:unhideWhenUsed="0" w:uiPriority="0" w:semiHidden="0" w:name="index 9"/>
-    <w:lsdException w:qFormat="1" w:unhideWhenUsed="0" w:uiPriority="0" w:semiHidden="0" w:name="toc 1"/>
-    <w:lsdException w:qFormat="1" w:unhideWhenUsed="0" w:uiPriority="0" w:semiHidden="0" w:name="toc 2"/>
-    <w:lsdException w:qFormat="1" w:unhideWhenUsed="0" w:uiPriority="0" w:semiHidden="0" w:name="toc 3"/>
-    <w:lsdException w:unhideWhenUsed="0" w:uiPriority="0" w:semiHidden="0" w:name="toc 4"/>
-    <w:lsdException w:unhideWhenUsed="0" w:uiPriority="0" w:semiHidden="0" w:name="toc 5"/>
-    <w:lsdException w:unhideWhenUsed="0" w:uiPriority="0" w:semiHidden="0" w:name="toc 6"/>
-    <w:lsdException w:unhideWhenUsed="0" w:uiPriority="0" w:semiHidden="0" w:name="toc 7"/>
-    <w:lsdException w:unhideWhenUsed="0" w:uiPriority="0" w:semiHidden="0" w:name="toc 8"/>
-    <w:lsdException w:unhideWhenUsed="0" w:uiPriority="0" w:semiHidden="0" w:name="toc 9"/>
-    <w:lsdException w:unhideWhenUsed="0" w:uiPriority="0" w:semiHidden="0" w:name="Normal Indent"/>
-    <w:lsdException w:unhideWhenUsed="0" w:uiPriority="0" w:semiHidden="0" w:name="footnote text"/>
-    <w:lsdException w:qFormat="1" w:unhideWhenUsed="0" w:uiPriority="0" w:semiHidden="0" w:name="annotation text"/>
-    <w:lsdException w:qFormat="1" w:unhideWhenUsed="0" w:uiPriority="0" w:semiHidden="0" w:name="header"/>
-    <w:lsdException w:qFormat="1" w:unhideWhenUsed="0" w:uiPriority="0" w:semiHidden="0" w:name="footer"/>
-    <w:lsdException w:unhideWhenUsed="0" w:uiPriority="0" w:semiHidden="0" w:name="index heading"/>
-    <w:lsdException w:qFormat="1" w:uiPriority="0" w:name="caption"/>
-    <w:lsdException w:unhideWhenUsed="0" w:uiPriority="0" w:semiHidden="0" w:name="table of figures"/>
-    <w:lsdException w:unhideWhenUsed="0" w:uiPriority="0" w:semiHidden="0" w:name="envelope address"/>
-    <w:lsdException w:unhideWhenUsed="0" w:uiPriority="0" w:semiHidden="0" w:name="envelope return"/>
-    <w:lsdException w:unhideWhenUsed="0" w:uiPriority="0" w:semiHidden="0" w:name="footnote reference"/>
-    <w:lsdException w:unhideWhenUsed="0" w:uiPriority="0" w:semiHidden="0" w:name="annotation reference"/>
-    <w:lsdException w:unhideWhenUsed="0" w:uiPriority="0" w:semiHidden="0" w:name="line number"/>
-    <w:lsdException w:unhideWhenUsed="0" w:uiPriority="0" w:semiHidden="0" w:name="page number"/>
-    <w:lsdException w:unhideWhenUsed="0" w:uiPriority="0" w:semiHidden="0" w:name="endnote reference"/>
-    <w:lsdException w:unhideWhenUsed="0" w:uiPriority="0" w:semiHidden="0" w:name="endnote text"/>
-    <w:lsdException w:unhideWhenUsed="0" w:uiPriority="0" w:semiHidden="0" w:name="table of authorities"/>
-    <w:lsdException w:unhideWhenUsed="0" w:uiPriority="0" w:semiHidden="0" w:name="macro"/>
-    <w:lsdException w:unhideWhenUsed="0" w:uiPriority="0" w:semiHidden="0" w:name="toa heading"/>
-    <w:lsdException w:unhideWhenUsed="0" w:uiPriority="0" w:semiHidden="0" w:name="List"/>
-    <w:lsdException w:unhideWhenUsed="0" w:uiPriority="0" w:semiHidden="0" w:name="List Bullet"/>
-    <w:lsdException w:unhideWhenUsed="0" w:uiPriority="0" w:semiHidden="0" w:name="List Number"/>
-    <w:lsdException w:unhideWhenUsed="0" w:uiPriority="0" w:semiHidden="0" w:name="List 2"/>
-    <w:lsdException w:unhideWhenUsed="0" w:uiPriority="0" w:semiHidden="0" w:name="List 3"/>
-    <w:lsdException w:unhideWhenUsed="0" w:uiPriority="0" w:semiHidden="0" w:name="List 4"/>
-    <w:lsdException w:unhideWhenUsed="0" w:uiPriority="0" w:semiHidden="0" w:name="List 5"/>
-    <w:lsdException w:unhideWhenUsed="0" w:uiPriority="0" w:semiHidden="0" w:name="List Bullet 2"/>
-    <w:lsdException w:unhideWhenUsed="0" w:uiPriority="0" w:semiHidden="0" w:name="List Bullet 3"/>
-    <w:lsdException w:unhideWhenUsed="0" w:uiPriority="0" w:semiHidden="0" w:name="List Bullet 4"/>
-    <w:lsdException w:unhideWhenUsed="0" w:uiPriority="0" w:semiHidden="0" w:name="List Bullet 5"/>
-    <w:lsdException w:unhideWhenUsed="0" w:uiPriority="0" w:semiHidden="0" w:name="List Number 2"/>
-    <w:lsdException w:unhideWhenUsed="0" w:uiPriority="0" w:semiHidden="0" w:name="List Number 3"/>
-    <w:lsdException w:unhideWhenUsed="0" w:uiPriority="0" w:semiHidden="0" w:name="List Number 4"/>
-    <w:lsdException w:unhideWhenUsed="0" w:uiPriority="0" w:semiHidden="0" w:name="List Number 5"/>
-    <w:lsdException w:qFormat="1" w:unhideWhenUsed="0" w:uiPriority="0" w:semiHidden="0" w:name="Title"/>
-    <w:lsdException w:unhideWhenUsed="0" w:uiPriority="0" w:semiHidden="0" w:name="Closing"/>
-    <w:lsdException w:unhideWhenUsed="0" w:uiPriority="0" w:semiHidden="0" w:name="Signature"/>
-    <w:lsdException w:qFormat="1" w:unhideWhenUsed="0" w:uiPriority="0" w:name="Default Paragraph Font"/>
-    <w:lsdException w:qFormat="1" w:unhideWhenUsed="0" w:uiPriority="0" w:name="Body Text"/>
-    <w:lsdException w:unhideWhenUsed="0" w:uiPriority="0" w:semiHidden="0" w:name="Body Text Indent"/>
-    <w:lsdException w:unhideWhenUsed="0" w:uiPriority="0" w:semiHidden="0" w:name="List Continue"/>
-    <w:lsdException w:unhideWhenUsed="0" w:uiPriority="0" w:semiHidden="0" w:name="List Continue 2"/>
-    <w:lsdException w:unhideWhenUsed="0" w:uiPriority="0" w:semiHidden="0" w:name="List Continue 3"/>
-    <w:lsdException w:unhideWhenUsed="0" w:uiPriority="0" w:semiHidden="0" w:name="List Continue 4"/>
-    <w:lsdException w:unhideWhenUsed="0" w:uiPriority="0" w:semiHidden="0" w:name="List Continue 5"/>
-    <w:lsdException w:unhideWhenUsed="0" w:uiPriority="0" w:semiHidden="0" w:name="Message Header"/>
-    <w:lsdException w:qFormat="1" w:unhideWhenUsed="0" w:uiPriority="0" w:semiHidden="0" w:name="Subtitle"/>
-    <w:lsdException w:unhideWhenUsed="0" w:uiPriority="0" w:semiHidden="0" w:name="Salutation"/>
-    <w:lsdException w:unhideWhenUsed="0" w:uiPriority="0" w:semiHidden="0" w:name="Date"/>
-    <w:lsdException w:unhideWhenUsed="0" w:uiPriority="0" w:semiHidden="0" w:name="Body Text First Indent"/>
-    <w:lsdException w:unhideWhenUsed="0" w:uiPriority="0" w:semiHidden="0" w:name="Body Text First Indent 2"/>
-    <w:lsdException w:uiPriority="99" w:name="Note Heading"/>
-    <w:lsdException w:unhideWhenUsed="0" w:uiPriority="0" w:semiHidden="0" w:name="Body Text 2"/>
-    <w:lsdException w:unhideWhenUsed="0" w:uiPriority="0" w:semiHidden="0" w:name="Body Text 3"/>
-    <w:lsdException w:unhideWhenUsed="0" w:uiPriority="0" w:semiHidden="0" w:name="Body Text Indent 2"/>
-    <w:lsdException w:unhideWhenUsed="0" w:uiPriority="0" w:semiHidden="0" w:name="Body Text Indent 3"/>
-    <w:lsdException w:unhideWhenUsed="0" w:uiPriority="0" w:semiHidden="0" w:name="Block Text"/>
-    <w:lsdException w:unhideWhenUsed="0" w:uiPriority="0" w:semiHidden="0" w:name="Hyperlink"/>
-    <w:lsdException w:unhideWhenUsed="0" w:uiPriority="0" w:semiHidden="0" w:name="FollowedHyperlink"/>
-    <w:lsdException w:qFormat="1" w:unhideWhenUsed="0" w:uiPriority="0" w:semiHidden="0" w:name="Strong"/>
-    <w:lsdException w:qFormat="1" w:unhideWhenUsed="0" w:uiPriority="0" w:semiHidden="0" w:name="Emphasis"/>
-    <w:lsdException w:unhideWhenUsed="0" w:uiPriority="0" w:semiHidden="0" w:name="Document Map"/>
-    <w:lsdException w:unhideWhenUsed="0" w:uiPriority="0" w:semiHidden="0" w:name="Plain Text"/>
-    <w:lsdException w:unhideWhenUsed="0" w:uiPriority="0" w:semiHidden="0" w:name="E-mail Signature"/>
-    <w:lsdException w:qFormat="1" w:unhideWhenUsed="0" w:uiPriority="0" w:semiHidden="0" w:name="Normal (Web)"/>
-    <w:lsdException w:unhideWhenUsed="0" w:uiPriority="0" w:semiHidden="0" w:name="HTML Acronym"/>
-    <w:lsdException w:unhideWhenUsed="0" w:uiPriority="0" w:semiHidden="0" w:name="HTML Address"/>
-    <w:lsdException w:unhideWhenUsed="0" w:uiPriority="0" w:semiHidden="0" w:name="HTML Cite"/>
-    <w:lsdException w:unhideWhenUsed="0" w:uiPriority="0" w:semiHidden="0" w:name="HTML Code"/>
-    <w:lsdException w:unhideWhenUsed="0" w:uiPriority="0" w:semiHidden="0" w:name="HTML Definition"/>
-    <w:lsdException w:unhideWhenUsed="0" w:uiPriority="0" w:semiHidden="0" w:name="HTML Keyboard"/>
-    <w:lsdException w:unhideWhenUsed="0" w:uiPriority="0" w:semiHidden="0" w:name="HTML Preformatted"/>
-    <w:lsdException w:unhideWhenUsed="0" w:uiPriority="0" w:semiHidden="0" w:name="HTML Sample"/>
-    <w:lsdException w:unhideWhenUsed="0" w:uiPriority="0" w:semiHidden="0" w:name="HTML Typewriter"/>
-    <w:lsdException w:unhideWhenUsed="0" w:uiPriority="0" w:semiHidden="0" w:name="HTML Variable"/>
-    <w:lsdException w:qFormat="1" w:unhideWhenUsed="0" w:uiPriority="0" w:name="Normal Table"/>
-    <w:lsdException w:unhideWhenUsed="0" w:uiPriority="0" w:semiHidden="0" w:name="annotation subject"/>
-    <w:lsdException w:unhideWhenUsed="0" w:uiPriority="0" w:semiHidden="0" w:name="Table Simple 1"/>
-    <w:lsdException w:unhideWhenUsed="0" w:uiPriority="0" w:semiHidden="0" w:name="Table Simple 2"/>
-    <w:lsdException w:unhideWhenUsed="0" w:uiPriority="0" w:semiHidden="0" w:name="Table Simple 3"/>
-    <w:lsdException w:unhideWhenUsed="0" w:uiPriority="0" w:semiHidden="0" w:name="Table Classic 1"/>
-    <w:lsdException w:unhideWhenUsed="0" w:uiPriority="0" w:semiHidden="0" w:name="Table Classic 2"/>
-    <w:lsdException w:unhideWhenUsed="0" w:uiPriority="0" w:semiHidden="0" w:name="Table Classic 3"/>
-    <w:lsdException w:unhideWhenUsed="0" w:uiPriority="0" w:semiHidden="0" w:name="Table Classic 4"/>
-    <w:lsdException w:unhideWhenUsed="0" w:uiPriority="0" w:semiHidden="0" w:name="Table Colorful 1"/>
-    <w:lsdException w:unhideWhenUsed="0" w:uiPriority="0" w:semiHidden="0" w:name="Table Colorful 2"/>
-    <w:lsdException w:unhideWhenUsed="0" w:uiPriority="0" w:semiHidden="0" w:name="Table Colorful 3"/>
-    <w:lsdException w:unhideWhenUsed="0" w:uiPriority="0" w:semiHidden="0" w:name="Table Columns 1"/>
-    <w:lsdException w:unhideWhenUsed="0" w:uiPriority="0" w:semiHidden="0" w:name="Table Columns 2"/>
-    <w:lsdException w:unhideWhenUsed="0" w:uiPriority="0" w:semiHidden="0" w:name="Table Columns 3"/>
-    <w:lsdException w:unhideWhenUsed="0" w:uiPriority="0" w:semiHidden="0" w:name="Table Columns 4"/>
-    <w:lsdException w:unhideWhenUsed="0" w:uiPriority="0" w:semiHidden="0" w:name="Table Columns 5"/>
-    <w:lsdException w:unhideWhenUsed="0" w:uiPriority="0" w:semiHidden="0" w:name="Table Grid 1"/>
-    <w:lsdException w:unhideWhenUsed="0" w:uiPriority="0" w:semiHidden="0" w:name="Table Grid 2"/>
-    <w:lsdException w:unhideWhenUsed="0" w:uiPriority="0" w:semiHidden="0" w:name="Table Grid 3"/>
-    <w:lsdException w:unhideWhenUsed="0" w:uiPriority="0" w:semiHidden="0" w:name="Table Grid 4"/>
-    <w:lsdException w:unhideWhenUsed="0" w:uiPriority="0" w:semiHidden="0" w:name="Table Grid 5"/>
-    <w:lsdException w:unhideWhenUsed="0" w:uiPriority="0" w:semiHidden="0" w:name="Table Grid 6"/>
-    <w:lsdException w:unhideWhenUsed="0" w:uiPriority="0" w:semiHidden="0" w:name="Table Grid 7"/>
-    <w:lsdException w:unhideWhenUsed="0" w:uiPriority="0" w:semiHidden="0" w:name="Table Grid 8"/>
-    <w:lsdException w:unhideWhenUsed="0" w:uiPriority="0" w:semiHidden="0" w:name="Table List 1"/>
-    <w:lsdException w:unhideWhenUsed="0" w:uiPriority="0" w:semiHidden="0" w:name="Table List 2"/>
-    <w:lsdException w:unhideWhenUsed="0" w:uiPriority="0" w:semiHidden="0" w:name="Table List 3"/>
-    <w:lsdException w:unhideWhenUsed="0" w:uiPriority="0" w:semiHidden="0" w:name="Table List 4"/>
-    <w:lsdException w:unhideWhenUsed="0" w:uiPriority="0" w:semiHidden="0" w:name="Table List 5"/>
-    <w:lsdException w:unhideWhenUsed="0" w:uiPriority="0" w:semiHidden="0" w:name="Table List 6"/>
-    <w:lsdException w:unhideWhenUsed="0" w:uiPriority="0" w:semiHidden="0" w:name="Table List 7"/>
-    <w:lsdException w:unhideWhenUsed="0" w:uiPriority="0" w:semiHidden="0" w:name="Table List 8"/>
-    <w:lsdException w:unhideWhenUsed="0" w:uiPriority="0" w:semiHidden="0" w:name="Table 3D effects 1"/>
-    <w:lsdException w:unhideWhenUsed="0" w:uiPriority="0" w:semiHidden="0" w:name="Table 3D effects 2"/>
-    <w:lsdException w:unhideWhenUsed="0" w:uiPriority="0" w:semiHidden="0" w:name="Table 3D effects 3"/>
-    <w:lsdException w:unhideWhenUsed="0" w:uiPriority="0" w:semiHidden="0" w:name="Table Contemporary"/>
-    <w:lsdException w:unhideWhenUsed="0" w:uiPriority="0" w:semiHidden="0" w:name="Table Elegant"/>
-    <w:lsdException w:unhideWhenUsed="0" w:uiPriority="0" w:semiHidden="0" w:name="Table Professional"/>
-    <w:lsdException w:unhideWhenUsed="0" w:uiPriority="0" w:semiHidden="0" w:name="Table Subtle 1"/>
-    <w:lsdException w:unhideWhenUsed="0" w:uiPriority="0" w:semiHidden="0" w:name="Table Subtle 2"/>
-    <w:lsdException w:unhideWhenUsed="0" w:uiPriority="0" w:semiHidden="0" w:name="Table Web 1"/>
-    <w:lsdException w:unhideWhenUsed="0" w:uiPriority="0" w:semiHidden="0" w:name="Table Web 2"/>
-    <w:lsdException w:unhideWhenUsed="0" w:uiPriority="0" w:semiHidden="0" w:name="Table Web 3"/>
-    <w:lsdException w:unhideWhenUsed="0" w:uiPriority="0" w:semiHidden="0" w:name="Balloon Text"/>
-    <w:lsdException w:qFormat="1" w:unhideWhenUsed="0" w:uiPriority="0" w:semiHidden="0" w:name="Table Grid"/>
-    <w:lsdException w:unhideWhenUsed="0" w:uiPriority="0" w:semiHidden="0" w:name="Table Theme"/>
-    <w:lsdException w:unhideWhenUsed="0" w:uiPriority="60" w:semiHidden="0" w:name="Light Shading"/>
-    <w:lsdException w:unhideWhenUsed="0" w:uiPriority="61" w:semiHidden="0" w:name="Light List"/>
-    <w:lsdException w:unhideWhenUsed="0" w:uiPriority="62" w:semiHidden="0" w:name="Light Grid"/>
-    <w:lsdException w:unhideWhenUsed="0" w:uiPriority="63" w:semiHidden="0" w:name="Medium Shading 1"/>
-    <w:lsdException w:unhideWhenUsed="0" w:uiPriority="64" w:semiHidden="0" w:name="Medium Shading 2"/>
-    <w:lsdException w:unhideWhenUsed="0" w:uiPriority="65" w:semiHidden="0" w:name="Medium List 1"/>
-    <w:lsdException w:unhideWhenUsed="0" w:uiPriority="66" w:semiHidden="0" w:name="Medium List 2"/>
-    <w:lsdException w:unhideWhenUsed="0" w:uiPriority="67" w:semiHidden="0" w:name="Medium Grid 1"/>
-    <w:lsdException w:unhideWhenUsed="0" w:uiPriority="68" w:semiHidden="0" w:name="Medium Grid 2"/>
-    <w:lsdException w:unhideWhenUsed="0" w:uiPriority="69" w:semiHidden="0" w:name="Medium Grid 3"/>
-    <w:lsdException w:unhideWhenUsed="0" w:uiPriority="70" w:semiHidden="0" w:name="Dark List"/>
-    <w:lsdException w:unhideWhenUsed="0" w:uiPriority="71" w:semiHidden="0" w:name="Colorful Shading"/>
-    <w:lsdException w:unhideWhenUsed="0" w:uiPriority="72" w:semiHidden="0" w:name="Colorful List"/>
-    <w:lsdException w:unhideWhenUsed="0" w:uiPriority="73" w:semiHidden="0" w:name="Colorful Grid"/>
-    <w:lsdException w:unhideWhenUsed="0" w:uiPriority="60" w:semiHidden="0" w:name="Light Shading Accent 1"/>
-    <w:lsdException w:unhideWhenUsed="0" w:uiPriority="61" w:semiHidden="0" w:name="Light List Accent 1"/>
-    <w:lsdException w:unhideWhenUsed="0" w:uiPriority="62" w:semiHidden="0" w:name="Light Grid Accent 1"/>
-    <w:lsdException w:unhideWhenUsed="0" w:uiPriority="63" w:semiHidden="0" w:name="Medium Shading 1 Accent 1"/>
-    <w:lsdException w:unhideWhenUsed="0" w:uiPriority="64" w:semiHidden="0" w:name="Medium Shading 2 Accent 1"/>
-    <w:lsdException w:unhideWhenUsed="0" w:uiPriority="65" w:semiHidden="0" w:name="Medium List 1 Accent 1"/>
-    <w:lsdException w:unhideWhenUsed="0" w:uiPriority="66" w:semiHidden="0" w:name="Medium List 2 Accent 1"/>
-    <w:lsdException w:unhideWhenUsed="0" w:uiPriority="67" w:semiHidden="0" w:name="Medium Grid 1 Accent 1"/>
-    <w:lsdException w:unhideWhenUsed="0" w:uiPriority="68" w:semiHidden="0" w:name="Medium Grid 2 Accent 1"/>
-    <w:lsdException w:unhideWhenUsed="0" w:uiPriority="69" w:semiHidden="0" w:name="Medium Grid 3 Accent 1"/>
-    <w:lsdException w:unhideWhenUsed="0" w:uiPriority="70" w:semiHidden="0" w:name="Dark List Accent 1"/>
-    <w:lsdException w:unhideWhenUsed="0" w:uiPriority="71" w:semiHidden="0" w:name="Colorful Shading Accent 1"/>
-    <w:lsdException w:unhideWhenUsed="0" w:uiPriority="72" w:semiHidden="0" w:name="Colorful List Accent 1"/>
-    <w:lsdException w:unhideWhenUsed="0" w:uiPriority="73" w:semiHidden="0" w:name="Colorful Grid Accent 1"/>
-    <w:lsdException w:unhideWhenUsed="0" w:uiPriority="60" w:semiHidden="0" w:name="Light Shading Accent 2"/>
-    <w:lsdException w:unhideWhenUsed="0" w:uiPriority="61" w:semiHidden="0" w:name="Light List Accent 2"/>
-    <w:lsdException w:unhideWhenUsed="0" w:uiPriority="62" w:semiHidden="0" w:name="Light Grid Accent 2"/>
-    <w:lsdException w:unhideWhenUsed="0" w:uiPriority="63" w:semiHidden="0" w:name="Medium Shading 1 Accent 2"/>
-    <w:lsdException w:unhideWhenUsed="0" w:uiPriority="64" w:semiHidden="0" w:name="Medium Shading 2 Accent 2"/>
-    <w:lsdException w:unhideWhenUsed="0" w:uiPriority="65" w:semiHidden="0" w:name="Medium List 1 Accent 2"/>
-    <w:lsdException w:unhideWhenUsed="0" w:uiPriority="66" w:semiHidden="0" w:name="Medium List 2 Accent 2"/>
-    <w:lsdException w:unhideWhenUsed="0" w:uiPriority="67" w:semiHidden="0" w:name="Medium Grid 1 Accent 2"/>
-    <w:lsdException w:unhideWhenUsed="0" w:uiPriority="68" w:semiHidden="0" w:name="Medium Grid 2 Accent 2"/>
-    <w:lsdException w:unhideWhenUsed="0" w:uiPriority="69" w:semiHidden="0" w:name="Medium Grid 3 Accent 2"/>
-    <w:lsdException w:unhideWhenUsed="0" w:uiPriority="70" w:semiHidden="0" w:name="Dark List Accent 2"/>
-    <w:lsdException w:unhideWhenUsed="0" w:uiPriority="71" w:semiHidden="0" w:name="Colorful Shading Accent 2"/>
-    <w:lsdException w:unhideWhenUsed="0" w:uiPriority="72" w:semiHidden="0" w:name="Colorful List Accent 2"/>
-    <w:lsdException w:unhideWhenUsed="0" w:uiPriority="73" w:semiHidden="0" w:name="Colorful Grid Accent 2"/>
-    <w:lsdException w:unhideWhenUsed="0" w:uiPriority="60" w:semiHidden="0" w:name="Light Shading Accent 3"/>
-    <w:lsdException w:unhideWhenUsed="0" w:uiPriority="61" w:semiHidden="0" w:name="Light List Accent 3"/>
-    <w:lsdException w:unhideWhenUsed="0" w:uiPriority="62" w:semiHidden="0" w:name="Light Grid Accent 3"/>
-    <w:lsdException w:unhideWhenUsed="0" w:uiPriority="63" w:semiHidden="0" w:name="Medium Shading 1 Accent 3"/>
-    <w:lsdException w:unhideWhenUsed="0" w:uiPriority="64" w:semiHidden="0" w:name="Medium Shading 2 Accent 3"/>
-    <w:lsdException w:unhideWhenUsed="0" w:uiPriority="65" w:semiHidden="0" w:name="Medium List 1 Accent 3"/>
-    <w:lsdException w:unhideWhenUsed="0" w:uiPriority="66" w:semiHidden="0" w:name="Medium List 2 Accent 3"/>
-    <w:lsdException w:unhideWhenUsed="0" w:uiPriority="67" w:semiHidden="0" w:name="Medium Grid 1 Accent 3"/>
-    <w:lsdException w:unhideWhenUsed="0" w:uiPriority="68" w:semiHidden="0" w:name="Medium Grid 2 Accent 3"/>
-    <w:lsdException w:unhideWhenUsed="0" w:uiPriority="69" w:semiHidden="0" w:name="Medium Grid 3 Accent 3"/>
-    <w:lsdException w:unhideWhenUsed="0" w:uiPriority="70" w:semiHidden="0" w:name="Dark List Accent 3"/>
-    <w:lsdException w:unhideWhenUsed="0" w:uiPriority="71" w:semiHidden="0" w:name="Colorful Shading Accent 3"/>
-    <w:lsdException w:unhideWhenUsed="0" w:uiPriority="72" w:semiHidden="0" w:name="Colorful List Accent 3"/>
-    <w:lsdException w:unhideWhenUsed="0" w:uiPriority="73" w:semiHidden="0" w:name="Colorful Grid Accent 3"/>
-    <w:lsdException w:unhideWhenUsed="0" w:uiPriority="60" w:semiHidden="0" w:name="Light Shading Accent 4"/>
-    <w:lsdException w:unhideWhenUsed="0" w:uiPriority="61" w:semiHidden="0" w:name="Light List Accent 4"/>
-    <w:lsdException w:unhideWhenUsed="0" w:uiPriority="62" w:semiHidden="0" w:name="Light Grid Accent 4"/>
-    <w:lsdException w:unhideWhenUsed="0" w:uiPriority="63" w:semiHidden="0" w:name="Medium Shading 1 Accent 4"/>
-    <w:lsdException w:unhideWhenUsed="0" w:uiPriority="64" w:semiHidden="0" w:name="Medium Shading 2 Accent 4"/>
-    <w:lsdException w:unhideWhenUsed="0" w:uiPriority="65" w:semiHidden="0" w:name="Medium List 1 Accent 4"/>
-    <w:lsdException w:unhideWhenUsed="0" w:uiPriority="66" w:semiHidden="0" w:name="Medium List 2 Accent 4"/>
-    <w:lsdException w:unhideWhenUsed="0" w:uiPriority="67" w:semiHidden="0" w:name="Medium Grid 1 Accent 4"/>
-    <w:lsdException w:unhideWhenUsed="0" w:uiPriority="68" w:semiHidden="0" w:name="Medium Grid 2 Accent 4"/>
-    <w:lsdException w:unhideWhenUsed="0" w:uiPriority="69" w:semiHidden="0" w:name="Medium Grid 3 Accent 4"/>
-    <w:lsdException w:unhideWhenUsed="0" w:uiPriority="70" w:semiHidden="0" w:name="Dark List Accent 4"/>
-    <w:lsdException w:unhideWhenUsed="0" w:uiPriority="71" w:semiHidden="0" w:name="Colorful Shading Accent 4"/>
-    <w:lsdException w:unhideWhenUsed="0" w:uiPriority="72" w:semiHidden="0" w:name="Colorful List Accent 4"/>
-    <w:lsdException w:unhideWhenUsed="0" w:uiPriority="73" w:semiHidden="0" w:name="Colorful Grid Accent 4"/>
-    <w:lsdException w:unhideWhenUsed="0" w:uiPriority="60" w:semiHidden="0" w:name="Light Shading Accent 5"/>
-    <w:lsdException w:unhideWhenUsed="0" w:uiPriority="61" w:semiHidden="0" w:name="Light List Accent 5"/>
-    <w:lsdException w:unhideWhenUsed="0" w:uiPriority="62" w:semiHidden="0" w:name="Light Grid Accent 5"/>
-    <w:lsdException w:unhideWhenUsed="0" w:uiPriority="63" w:semiHidden="0" w:name="Medium Shading 1 Accent 5"/>
-    <w:lsdException w:unhideWhenUsed="0" w:uiPriority="64" w:semiHidden="0" w:name="Medium Shading 2 Accent 5"/>
-    <w:lsdException w:unhideWhenUsed="0" w:uiPriority="65" w:semiHidden="0" w:name="Medium List 1 Accent 5"/>
-    <w:lsdException w:unhideWhenUsed="0" w:uiPriority="66" w:semiHidden="0" w:name="Medium List 2 Accent 5"/>
-    <w:lsdException w:unhideWhenUsed="0" w:uiPriority="67" w:semiHidden="0" w:name="Medium Grid 1 Accent 5"/>
-    <w:lsdException w:unhideWhenUsed="0" w:uiPriority="68" w:semiHidden="0" w:name="Medium Grid 2 Accent 5"/>
-    <w:lsdException w:unhideWhenUsed="0" w:uiPriority="69" w:semiHidden="0" w:name="Medium Grid 3 Accent 5"/>
-    <w:lsdException w:unhideWhenUsed="0" w:uiPriority="70" w:semiHidden="0" w:name="Dark List Accent 5"/>
-    <w:lsdException w:unhideWhenUsed="0" w:uiPriority="71" w:semiHidden="0" w:name="Colorful Shading Accent 5"/>
-    <w:lsdException w:unhideWhenUsed="0" w:uiPriority="72" w:semiHidden="0" w:name="Colorful List Accent 5"/>
-    <w:lsdException w:unhideWhenUsed="0" w:uiPriority="73" w:semiHidden="0" w:name="Colorful Grid Accent 5"/>
-    <w:lsdException w:unhideWhenUsed="0" w:uiPriority="60" w:semiHidden="0" w:name="Light Shading Accent 6"/>
-    <w:lsdException w:unhideWhenUsed="0" w:uiPriority="61" w:semiHidden="0" w:name="Light List Accent 6"/>
-    <w:lsdException w:unhideWhenUsed="0" w:uiPriority="62" w:semiHidden="0" w:name="Light Grid Accent 6"/>
-    <w:lsdException w:unhideWhenUsed="0" w:uiPriority="63" w:semiHidden="0" w:name="Medium Shading 1 Accent 6"/>
-    <w:lsdException w:unhideWhenUsed="0" w:uiPriority="64" w:semiHidden="0" w:name="Medium Shading 2 Accent 6"/>
-    <w:lsdException w:unhideWhenUsed="0" w:uiPriority="65" w:semiHidden="0" w:name="Medium List 1 Accent 6"/>
-    <w:lsdException w:unhideWhenUsed="0" w:uiPriority="66" w:semiHidden="0" w:name="Medium List 2 Accent 6"/>
-    <w:lsdException w:unhideWhenUsed="0" w:uiPriority="67" w:semiHidden="0" w:name="Medium Grid 1 Accent 6"/>
-    <w:lsdException w:unhideWhenUsed="0" w:uiPriority="68" w:semiHidden="0" w:name="Medium Grid 2 Accent 6"/>
-    <w:lsdException w:unhideWhenUsed="0" w:uiPriority="69" w:semiHidden="0" w:name="Medium Grid 3 Accent 6"/>
-    <w:lsdException w:unhideWhenUsed="0" w:uiPriority="70" w:semiHidden="0" w:name="Dark List Accent 6"/>
-    <w:lsdException w:unhideWhenUsed="0" w:uiPriority="71" w:semiHidden="0" w:name="Colorful Shading Accent 6"/>
-    <w:lsdException w:unhideWhenUsed="0" w:uiPriority="72" w:semiHidden="0" w:name="Colorful List Accent 6"/>
-    <w:lsdException w:unhideWhenUsed="0" w:uiPriority="73" w:semiHidden="0" w:name="Colorful Grid Accent 6"/>
+  <w:latentStyles w:defLockedState="0" w:defUIPriority="99" w:defSemiHidden="1" w:defUnhideWhenUsed="1" w:defQFormat="0" w:count="260">
+    <w:lsdException w:name="Normal" w:semiHidden="0" w:uiPriority="0" w:unhideWhenUsed="0" w:qFormat="1"/>
+    <w:lsdException w:name="heading 1" w:semiHidden="0" w:uiPriority="0" w:unhideWhenUsed="0" w:qFormat="1"/>
+    <w:lsdException w:name="heading 2" w:semiHidden="0" w:uiPriority="0" w:qFormat="1"/>
+    <w:lsdException w:name="heading 3" w:uiPriority="0" w:qFormat="1"/>
+    <w:lsdException w:name="heading 4" w:semiHidden="0" w:uiPriority="0" w:qFormat="1"/>
+    <w:lsdException w:name="heading 5" w:uiPriority="0" w:qFormat="1"/>
+    <w:lsdException w:name="heading 6" w:uiPriority="0" w:qFormat="1"/>
+    <w:lsdException w:name="heading 7" w:uiPriority="0" w:qFormat="1"/>
+    <w:lsdException w:name="heading 8" w:uiPriority="0" w:qFormat="1"/>
+    <w:lsdException w:name="heading 9" w:uiPriority="0" w:qFormat="1"/>
+    <w:lsdException w:name="index 1" w:semiHidden="0" w:uiPriority="0" w:unhideWhenUsed="0"/>
+    <w:lsdException w:name="index 2" w:semiHidden="0" w:uiPriority="0" w:unhideWhenUsed="0"/>
+    <w:lsdException w:name="index 3" w:semiHidden="0" w:uiPriority="0" w:unhideWhenUsed="0"/>
+    <w:lsdException w:name="index 4" w:semiHidden="0" w:uiPriority="0" w:unhideWhenUsed="0"/>
+    <w:lsdException w:name="index 5" w:semiHidden="0" w:uiPriority="0" w:unhideWhenUsed="0"/>
+    <w:lsdException w:name="index 6" w:semiHidden="0" w:uiPriority="0" w:unhideWhenUsed="0"/>
+    <w:lsdException w:name="index 7" w:semiHidden="0" w:uiPriority="0" w:unhideWhenUsed="0"/>
+    <w:lsdException w:name="index 8" w:semiHidden="0" w:uiPriority="0" w:unhideWhenUsed="0"/>
+    <w:lsdException w:name="index 9" w:semiHidden="0" w:uiPriority="0" w:unhideWhenUsed="0"/>
+    <w:lsdException w:name="toc 1" w:semiHidden="0" w:uiPriority="0" w:unhideWhenUsed="0" w:qFormat="1"/>
+    <w:lsdException w:name="toc 2" w:semiHidden="0" w:uiPriority="0" w:unhideWhenUsed="0" w:qFormat="1"/>
+    <w:lsdException w:name="toc 3" w:semiHidden="0" w:uiPriority="0" w:unhideWhenUsed="0" w:qFormat="1"/>
+    <w:lsdException w:name="toc 4" w:semiHidden="0" w:uiPriority="0" w:unhideWhenUsed="0"/>
+    <w:lsdException w:name="toc 5" w:semiHidden="0" w:uiPriority="0" w:unhideWhenUsed="0"/>
+    <w:lsdException w:name="toc 6" w:semiHidden="0" w:uiPriority="0" w:unhideWhenUsed="0"/>
+    <w:lsdException w:name="toc 7" w:semiHidden="0" w:uiPriority="0" w:unhideWhenUsed="0"/>
+    <w:lsdException w:name="toc 8" w:semiHidden="0" w:uiPriority="0" w:unhideWhenUsed="0"/>
+    <w:lsdException w:name="toc 9" w:semiHidden="0" w:uiPriority="0" w:unhideWhenUsed="0"/>
+    <w:lsdException w:name="Normal Indent" w:semiHidden="0" w:uiPriority="0" w:unhideWhenUsed="0"/>
+    <w:lsdException w:name="footnote text" w:semiHidden="0" w:uiPriority="0" w:unhideWhenUsed="0"/>
+    <w:lsdException w:name="annotation text" w:semiHidden="0" w:uiPriority="0" w:unhideWhenUsed="0" w:qFormat="1"/>
+    <w:lsdException w:name="header" w:semiHidden="0" w:uiPriority="0" w:unhideWhenUsed="0" w:qFormat="1"/>
+    <w:lsdException w:name="footer" w:semiHidden="0" w:uiPriority="0" w:unhideWhenUsed="0" w:qFormat="1"/>
+    <w:lsdException w:name="index heading" w:semiHidden="0" w:uiPriority="0" w:unhideWhenUsed="0"/>
+    <w:lsdException w:name="caption" w:uiPriority="0" w:qFormat="1"/>
+    <w:lsdException w:name="table of figures" w:semiHidden="0" w:uiPriority="0" w:unhideWhenUsed="0"/>
+    <w:lsdException w:name="envelope address" w:semiHidden="0" w:uiPriority="0" w:unhideWhenUsed="0"/>
+    <w:lsdException w:name="envelope return" w:semiHidden="0" w:uiPriority="0" w:unhideWhenUsed="0"/>
+    <w:lsdException w:name="footnote reference" w:semiHidden="0" w:uiPriority="0" w:unhideWhenUsed="0"/>
+    <w:lsdException w:name="annotation reference" w:semiHidden="0" w:uiPriority="0" w:unhideWhenUsed="0"/>
+    <w:lsdException w:name="line number" w:semiHidden="0" w:uiPriority="0" w:unhideWhenUsed="0"/>
+    <w:lsdException w:name="page number" w:semiHidden="0" w:uiPriority="0" w:unhideWhenUsed="0"/>
+    <w:lsdException w:name="endnote reference" w:semiHidden="0" w:uiPriority="0" w:unhideWhenUsed="0"/>
+    <w:lsdException w:name="endnote text" w:semiHidden="0" w:uiPriority="0" w:unhideWhenUsed="0"/>
+    <w:lsdException w:name="table of authorities" w:semiHidden="0" w:uiPriority="0" w:unhideWhenUsed="0"/>
+    <w:lsdException w:name="macro" w:semiHidden="0" w:uiPriority="0" w:unhideWhenUsed="0"/>
+    <w:lsdException w:name="toa heading" w:semiHidden="0" w:uiPriority="0" w:unhideWhenUsed="0"/>
+    <w:lsdException w:name="List" w:semiHidden="0" w:uiPriority="0" w:unhideWhenUsed="0"/>
+    <w:lsdException w:name="List Bullet" w:semiHidden="0" w:uiPriority="0" w:unhideWhenUsed="0"/>
+    <w:lsdException w:name="List Number" w:semiHidden="0" w:uiPriority="0" w:unhideWhenUsed="0"/>
+    <w:lsdException w:name="List 2" w:semiHidden="0" w:uiPriority="0" w:unhideWhenUsed="0"/>
+    <w:lsdException w:name="List 3" w:semiHidden="0" w:uiPriority="0" w:unhideWhenUsed="0"/>
+    <w:lsdException w:name="List 4" w:semiHidden="0" w:uiPriority="0" w:unhideWhenUsed="0"/>
+    <w:lsdException w:name="List 5" w:semiHidden="0" w:uiPriority="0" w:unhideWhenUsed="0"/>
+    <w:lsdException w:name="List Bullet 2" w:semiHidden="0" w:uiPriority="0" w:unhideWhenUsed="0"/>
+    <w:lsdException w:name="List Bullet 3" w:semiHidden="0" w:uiPriority="0" w:unhideWhenUsed="0"/>
+    <w:lsdException w:name="List Bullet 4" w:semiHidden="0" w:uiPriority="0" w:unhideWhenUsed="0"/>
+    <w:lsdException w:name="List Bullet 5" w:semiHidden="0" w:uiPriority="0" w:unhideWhenUsed="0"/>
+    <w:lsdException w:name="List Number 2" w:semiHidden="0" w:uiPriority="0" w:unhideWhenUsed="0"/>
+    <w:lsdException w:name="List Number 3" w:semiHidden="0" w:uiPriority="0" w:unhideWhenUsed="0"/>
+    <w:lsdException w:name="List Number 4" w:semiHidden="0" w:uiPriority="0" w:unhideWhenUsed="0"/>
+    <w:lsdException w:name="List Number 5" w:semiHidden="0" w:uiPriority="0" w:unhideWhenUsed="0"/>
+    <w:lsdException w:name="Title" w:semiHidden="0" w:uiPriority="0" w:unhideWhenUsed="0" w:qFormat="1"/>
+    <w:lsdException w:name="Closing" w:semiHidden="0" w:uiPriority="0" w:unhideWhenUsed="0"/>
+    <w:lsdException w:name="Signature" w:semiHidden="0" w:uiPriority="0" w:unhideWhenUsed="0"/>
+    <w:lsdException w:name="Default Paragraph Font" w:uiPriority="0" w:unhideWhenUsed="0" w:qFormat="1"/>
+    <w:lsdException w:name="Body Text" w:uiPriority="0" w:unhideWhenUsed="0" w:qFormat="1"/>
+    <w:lsdException w:name="Body Text Indent" w:semiHidden="0" w:uiPriority="0" w:unhideWhenUsed="0"/>
+    <w:lsdException w:name="List Continue" w:semiHidden="0" w:uiPriority="0" w:unhideWhenUsed="0"/>
+    <w:lsdException w:name="List Continue 2" w:semiHidden="0" w:uiPriority="0" w:unhideWhenUsed="0"/>
+    <w:lsdException w:name="List Continue 3" w:semiHidden="0" w:uiPriority="0" w:unhideWhenUsed="0"/>
+    <w:lsdException w:name="List Continue 4" w:semiHidden="0" w:uiPriority="0" w:unhideWhenUsed="0"/>
+    <w:lsdException w:name="List Continue 5" w:semiHidden="0" w:uiPriority="0" w:unhideWhenUsed="0"/>
+    <w:lsdException w:name="Message Header" w:semiHidden="0" w:uiPriority="0" w:unhideWhenUsed="0"/>
+    <w:lsdException w:name="Subtitle" w:semiHidden="0" w:uiPriority="0" w:unhideWhenUsed="0" w:qFormat="1"/>
+    <w:lsdException w:name="Salutation" w:semiHidden="0" w:uiPriority="0" w:unhideWhenUsed="0"/>
+    <w:lsdException w:name="Date" w:semiHidden="0" w:uiPriority="0" w:unhideWhenUsed="0"/>
+    <w:lsdException w:name="Body Text First Indent" w:semiHidden="0" w:uiPriority="0" w:unhideWhenUsed="0"/>
+    <w:lsdException w:name="Body Text First Indent 2" w:semiHidden="0" w:uiPriority="0" w:unhideWhenUsed="0"/>
+    <w:lsdException w:name="Body Text 2" w:semiHidden="0" w:uiPriority="0" w:unhideWhenUsed="0"/>
+    <w:lsdException w:name="Body Text 3" w:semiHidden="0" w:uiPriority="0" w:unhideWhenUsed="0"/>
+    <w:lsdException w:name="Body Text Indent 2" w:semiHidden="0" w:uiPriority="0" w:unhideWhenUsed="0"/>
+    <w:lsdException w:name="Body Text Indent 3" w:semiHidden="0" w:uiPriority="0" w:unhideWhenUsed="0"/>
+    <w:lsdException w:name="Block Text" w:semiHidden="0" w:uiPriority="0" w:unhideWhenUsed="0"/>
+    <w:lsdException w:name="Hyperlink" w:semiHidden="0" w:uiPriority="0" w:unhideWhenUsed="0"/>
+    <w:lsdException w:name="FollowedHyperlink" w:semiHidden="0" w:uiPriority="0" w:unhideWhenUsed="0"/>
+    <w:lsdException w:name="Strong" w:semiHidden="0" w:uiPriority="0" w:unhideWhenUsed="0" w:qFormat="1"/>
+    <w:lsdException w:name="Emphasis" w:semiHidden="0" w:uiPriority="0" w:unhideWhenUsed="0" w:qFormat="1"/>
+    <w:lsdException w:name="Document Map" w:semiHidden="0" w:uiPriority="0" w:unhideWhenUsed="0"/>
+    <w:lsdException w:name="Plain Text" w:semiHidden="0" w:uiPriority="0" w:unhideWhenUsed="0"/>
+    <w:lsdException w:name="E-mail Signature" w:semiHidden="0" w:uiPriority="0" w:unhideWhenUsed="0"/>
+    <w:lsdException w:name="Normal (Web)" w:semiHidden="0" w:uiPriority="0" w:unhideWhenUsed="0" w:qFormat="1"/>
+    <w:lsdException w:name="HTML Acronym" w:semiHidden="0" w:uiPriority="0" w:unhideWhenUsed="0"/>
+    <w:lsdException w:name="HTML Address" w:semiHidden="0" w:uiPriority="0" w:unhideWhenUsed="0"/>
+    <w:lsdException w:name="HTML Cite" w:semiHidden="0" w:uiPriority="0" w:unhideWhenUsed="0"/>
+    <w:lsdException w:name="HTML Code" w:semiHidden="0" w:uiPriority="0" w:unhideWhenUsed="0"/>
+    <w:lsdException w:name="HTML Definition" w:semiHidden="0" w:uiPriority="0" w:unhideWhenUsed="0"/>
+    <w:lsdException w:name="HTML Keyboard" w:semiHidden="0" w:uiPriority="0" w:unhideWhenUsed="0"/>
+    <w:lsdException w:name="HTML Preformatted" w:semiHidden="0" w:uiPriority="0" w:unhideWhenUsed="0"/>
+    <w:lsdException w:name="HTML Sample" w:semiHidden="0" w:uiPriority="0" w:unhideWhenUsed="0"/>
+    <w:lsdException w:name="HTML Typewriter" w:semiHidden="0" w:uiPriority="0" w:unhideWhenUsed="0"/>
+    <w:lsdException w:name="HTML Variable" w:semiHidden="0" w:uiPriority="0" w:unhideWhenUsed="0"/>
+    <w:lsdException w:name="Normal Table" w:uiPriority="0" w:unhideWhenUsed="0" w:qFormat="1"/>
+    <w:lsdException w:name="annotation subject" w:semiHidden="0" w:uiPriority="0" w:unhideWhenUsed="0"/>
+    <w:lsdException w:name="Table Simple 1" w:semiHidden="0" w:uiPriority="0" w:unhideWhenUsed="0"/>
+    <w:lsdException w:name="Table Simple 2" w:semiHidden="0" w:uiPriority="0" w:unhideWhenUsed="0"/>
+    <w:lsdException w:name="Table Simple 3" w:semiHidden="0" w:uiPriority="0" w:unhideWhenUsed="0"/>
+    <w:lsdException w:name="Table Classic 1" w:semiHidden="0" w:uiPriority="0" w:unhideWhenUsed="0"/>
+    <w:lsdException w:name="Table Classic 2" w:semiHidden="0" w:uiPriority="0" w:unhideWhenUsed="0"/>
+    <w:lsdException w:name="Table Classic 3" w:semiHidden="0" w:uiPriority="0" w:unhideWhenUsed="0"/>
+    <w:lsdException w:name="Table Classic 4" w:semiHidden="0" w:uiPriority="0" w:unhideWhenUsed="0"/>
+    <w:lsdException w:name="Table Colorful 1" w:semiHidden="0" w:uiPriority="0" w:unhideWhenUsed="0"/>
+    <w:lsdException w:name="Table Colorful 2" w:semiHidden="0" w:uiPriority="0" w:unhideWhenUsed="0"/>
+    <w:lsdException w:name="Table Colorful 3" w:semiHidden="0" w:uiPriority="0" w:unhideWhenUsed="0"/>
+    <w:lsdException w:name="Table Columns 1" w:semiHidden="0" w:uiPriority="0" w:unhideWhenUsed="0"/>
+    <w:lsdException w:name="Table Columns 2" w:semiHidden="0" w:uiPriority="0" w:unhideWhenUsed="0"/>
+    <w:lsdException w:name="Table Columns 3" w:semiHidden="0" w:uiPriority="0" w:unhideWhenUsed="0"/>
+    <w:lsdException w:name="Table Columns 4" w:semiHidden="0" w:uiPriority="0" w:unhideWhenUsed="0"/>
+    <w:lsdException w:name="Table Columns 5" w:semiHidden="0" w:uiPriority="0" w:unhideWhenUsed="0"/>
+    <w:lsdException w:name="Table Grid 1" w:semiHidden="0" w:uiPriority="0" w:unhideWhenUsed="0"/>
+    <w:lsdException w:name="Table Grid 2" w:semiHidden="0" w:uiPriority="0" w:unhideWhenUsed="0"/>
+    <w:lsdException w:name="Table Grid 3" w:semiHidden="0" w:uiPriority="0" w:unhideWhenUsed="0"/>
+    <w:lsdException w:name="Table Grid 4" w:semiHidden="0" w:uiPriority="0" w:unhideWhenUsed="0"/>
+    <w:lsdException w:name="Table Grid 5" w:semiHidden="0" w:uiPriority="0" w:unhideWhenUsed="0"/>
+    <w:lsdException w:name="Table Grid 6" w:semiHidden="0" w:uiPriority="0" w:unhideWhenUsed="0"/>
+    <w:lsdException w:name="Table Grid 7" w:semiHidden="0" w:uiPriority="0" w:unhideWhenUsed="0"/>
+    <w:lsdException w:name="Table Grid 8" w:semiHidden="0" w:uiPriority="0" w:unhideWhenUsed="0"/>
+    <w:lsdException w:name="Table List 1" w:semiHidden="0" w:uiPriority="0" w:unhideWhenUsed="0"/>
+    <w:lsdException w:name="Table List 2" w:semiHidden="0" w:uiPriority="0" w:unhideWhenUsed="0"/>
+    <w:lsdException w:name="Table List 3" w:semiHidden="0" w:uiPriority="0" w:unhideWhenUsed="0"/>
+    <w:lsdException w:name="Table List 4" w:semiHidden="0" w:uiPriority="0" w:unhideWhenUsed="0"/>
+    <w:lsdException w:name="Table List 5" w:semiHidden="0" w:uiPriority="0" w:unhideWhenUsed="0"/>
+    <w:lsdException w:name="Table List 6" w:semiHidden="0" w:uiPriority="0" w:unhideWhenUsed="0"/>
+    <w:lsdException w:name="Table List 7" w:semiHidden="0" w:uiPriority="0" w:unhideWhenUsed="0"/>
+    <w:lsdException w:name="Table List 8" w:semiHidden="0" w:uiPriority="0" w:unhideWhenUsed="0"/>
+    <w:lsdException w:name="Table 3D effects 1" w:semiHidden="0" w:uiPriority="0" w:unhideWhenUsed="0"/>
+    <w:lsdException w:name="Table 3D effects 2" w:semiHidden="0" w:uiPriority="0" w:unhideWhenUsed="0"/>
+    <w:lsdException w:name="Table 3D effects 3" w:semiHidden="0" w:uiPriority="0" w:unhideWhenUsed="0"/>
+    <w:lsdException w:name="Table Contemporary" w:semiHidden="0" w:uiPriority="0" w:unhideWhenUsed="0"/>
+    <w:lsdException w:name="Table Elegant" w:semiHidden="0" w:uiPriority="0" w:unhideWhenUsed="0"/>
+    <w:lsdException w:name="Table Professional" w:semiHidden="0" w:uiPriority="0" w:unhideWhenUsed="0"/>
+    <w:lsdException w:name="Table Subtle 1" w:semiHidden="0" w:uiPriority="0" w:unhideWhenUsed="0"/>
+    <w:lsdException w:name="Table Subtle 2" w:semiHidden="0" w:uiPriority="0" w:unhideWhenUsed="0"/>
+    <w:lsdException w:name="Table Web 1" w:semiHidden="0" w:uiPriority="0" w:unhideWhenUsed="0"/>
+    <w:lsdException w:name="Table Web 2" w:semiHidden="0" w:uiPriority="0" w:unhideWhenUsed="0"/>
+    <w:lsdException w:name="Table Web 3" w:semiHidden="0" w:uiPriority="0" w:unhideWhenUsed="0"/>
+    <w:lsdException w:name="Balloon Text" w:semiHidden="0" w:uiPriority="0" w:unhideWhenUsed="0"/>
+    <w:lsdException w:name="Table Grid" w:semiHidden="0" w:uiPriority="0" w:unhideWhenUsed="0" w:qFormat="1"/>
+    <w:lsdException w:name="Table Theme" w:semiHidden="0" w:uiPriority="0" w:unhideWhenUsed="0"/>
+    <w:lsdException w:name="Light Shading" w:semiHidden="0" w:uiPriority="60" w:unhideWhenUsed="0"/>
+    <w:lsdException w:name="Light List" w:semiHidden="0" w:uiPriority="61" w:unhideWhenUsed="0"/>
+    <w:lsdException w:name="Light Grid" w:semiHidden="0" w:uiPriority="62" w:unhideWhenUsed="0"/>
+    <w:lsdException w:name="Medium Shading 1" w:semiHidden="0" w:uiPriority="63" w:unhideWhenUsed="0"/>
+    <w:lsdException w:name="Medium Shading 2" w:semiHidden="0" w:uiPriority="64" w:unhideWhenUsed="0"/>
+    <w:lsdException w:name="Medium List 1" w:semiHidden="0" w:uiPriority="65" w:unhideWhenUsed="0"/>
+    <w:lsdException w:name="Medium List 2" w:semiHidden="0" w:uiPriority="66" w:unhideWhenUsed="0"/>
+    <w:lsdException w:name="Medium Grid 1" w:semiHidden="0" w:uiPriority="67" w:unhideWhenUsed="0"/>
+    <w:lsdException w:name="Medium Grid 2" w:semiHidden="0" w:uiPriority="68" w:unhideWhenUsed="0"/>
+    <w:lsdException w:name="Medium Grid 3" w:semiHidden="0" w:uiPriority="69" w:unhideWhenUsed="0"/>
+    <w:lsdException w:name="Dark List" w:semiHidden="0" w:uiPriority="70" w:unhideWhenUsed="0"/>
+    <w:lsdException w:name="Colorful Shading" w:semiHidden="0" w:uiPriority="71" w:unhideWhenUsed="0"/>
+    <w:lsdException w:name="Colorful List" w:semiHidden="0" w:uiPriority="72" w:unhideWhenUsed="0"/>
+    <w:lsdException w:name="Colorful Grid" w:semiHidden="0" w:uiPriority="73" w:unhideWhenUsed="0"/>
+    <w:lsdException w:name="Light Shading Accent 1" w:semiHidden="0" w:uiPriority="60" w:unhideWhenUsed="0"/>
+    <w:lsdException w:name="Light List Accent 1" w:semiHidden="0" w:uiPriority="61" w:unhideWhenUsed="0"/>
+    <w:lsdException w:name="Light Grid Accent 1" w:semiHidden="0" w:uiPriority="62" w:unhideWhenUsed="0"/>
+    <w:lsdException w:name="Medium Shading 1 Accent 1" w:semiHidden="0" w:uiPriority="63" w:unhideWhenUsed="0"/>
+    <w:lsdException w:name="Medium Shading 2 Accent 1" w:semiHidden="0" w:uiPriority="64" w:unhideWhenUsed="0"/>
+    <w:lsdException w:name="Medium List 1 Accent 1" w:semiHidden="0" w:uiPriority="65" w:unhideWhenUsed="0"/>
+    <w:lsdException w:name="Medium List 2 Accent 1" w:semiHidden="0" w:uiPriority="66" w:unhideWhenUsed="0"/>
+    <w:lsdException w:name="Medium Grid 1 Accent 1" w:semiHidden="0" w:uiPriority="67" w:unhideWhenUsed="0"/>
+    <w:lsdException w:name="Medium Grid 2 Accent 1" w:semiHidden="0" w:uiPriority="68" w:unhideWhenUsed="0"/>
+    <w:lsdException w:name="Medium Grid 3 Accent 1" w:semiHidden="0" w:uiPriority="69" w:unhideWhenUsed="0"/>
+    <w:lsdException w:name="Dark List Accent 1" w:semiHidden="0" w:uiPriority="70" w:unhideWhenUsed="0"/>
+    <w:lsdException w:name="Colorful Shading Accent 1" w:semiHidden="0" w:uiPriority="71" w:unhideWhenUsed="0"/>
+    <w:lsdException w:name="Colorful List Accent 1" w:semiHidden="0" w:uiPriority="72" w:unhideWhenUsed="0"/>
+    <w:lsdException w:name="Colorful Grid Accent 1" w:semiHidden="0" w:uiPriority="73" w:unhideWhenUsed="0"/>
+    <w:lsdException w:name="Light Shading Accent 2" w:semiHidden="0" w:uiPriority="60" w:unhideWhenUsed="0"/>
+    <w:lsdException w:name="Light List Accent 2" w:semiHidden="0" w:uiPriority="61" w:unhideWhenUsed="0"/>
+    <w:lsdException w:name="Light Grid Accent 2" w:semiHidden="0" w:uiPriority="62" w:unhideWhenUsed="0"/>
+    <w:lsdException w:name="Medium Shading 1 Accent 2" w:semiHidden="0" w:uiPriority="63" w:unhideWhenUsed="0"/>
+    <w:lsdException w:name="Medium Shading 2 Accent 2" w:semiHidden="0" w:uiPriority="64" w:unhideWhenUsed="0"/>
+    <w:lsdException w:name="Medium List 1 Accent 2" w:semiHidden="0" w:uiPriority="65" w:unhideWhenUsed="0"/>
+    <w:lsdException w:name="Medium List 2 Accent 2" w:semiHidden="0" w:uiPriority="66" w:unhideWhenUsed="0"/>
+    <w:lsdException w:name="Medium Grid 1 Accent 2" w:semiHidden="0" w:uiPriority="67" w:unhideWhenUsed="0"/>
+    <w:lsdException w:name="Medium Grid 2 Accent 2" w:semiHidden="0" w:uiPriority="68" w:unhideWhenUsed="0"/>
+    <w:lsdException w:name="Medium Grid 3 Accent 2" w:semiHidden="0" w:uiPriority="69" w:unhideWhenUsed="0"/>
+    <w:lsdException w:name="Dark List Accent 2" w:semiHidden="0" w:uiPriority="70" w:unhideWhenUsed="0"/>
+    <w:lsdException w:name="Colorful Shading Accent 2" w:semiHidden="0" w:uiPriority="71" w:unhideWhenUsed="0"/>
+    <w:lsdException w:name="Colorful List Accent 2" w:semiHidden="0" w:uiPriority="72" w:unhideWhenUsed="0"/>
+    <w:lsdException w:name="Colorful Grid Accent 2" w:semiHidden="0" w:uiPriority="73" w:unhideWhenUsed="0"/>
+    <w:lsdException w:name="Light Shading Accent 3" w:semiHidden="0" w:uiPriority="60" w:unhideWhenUsed="0"/>
+    <w:lsdException w:name="Light List Accent 3" w:semiHidden="0" w:uiPriority="61" w:unhideWhenUsed="0"/>
+    <w:lsdException w:name="Light Grid Accent 3" w:semiHidden="0" w:uiPriority="62" w:unhideWhenUsed="0"/>
+    <w:lsdException w:name="Medium Shading 1 Accent 3" w:semiHidden="0" w:uiPriority="63" w:unhideWhenUsed="0"/>
+    <w:lsdException w:name="Medium Shading 2 Accent 3" w:semiHidden="0" w:uiPriority="64" w:unhideWhenUsed="0"/>
+    <w:lsdException w:name="Medium List 1 Accent 3" w:semiHidden="0" w:uiPriority="65" w:unhideWhenUsed="0"/>
+    <w:lsdException w:name="Medium List 2 Accent 3" w:semiHidden="0" w:uiPriority="66" w:unhideWhenUsed="0"/>
+    <w:lsdException w:name="Medium Grid 1 Accent 3" w:semiHidden="0" w:uiPriority="67" w:unhideWhenUsed="0"/>
+    <w:lsdException w:name="Medium Grid 2 Accent 3" w:semiHidden="0" w:uiPriority="68" w:unhideWhenUsed="0"/>
+    <w:lsdException w:name="Medium Grid 3 Accent 3" w:semiHidden="0" w:uiPriority="69" w:unhideWhenUsed="0"/>
+    <w:lsdException w:name="Dark List Accent 3" w:semiHidden="0" w:uiPriority="70" w:unhideWhenUsed="0"/>
+    <w:lsdException w:name="Colorful Shading Accent 3" w:semiHidden="0" w:uiPriority="71" w:unhideWhenUsed="0"/>
+    <w:lsdException w:name="Colorful List Accent 3" w:semiHidden="0" w:uiPriority="72" w:unhideWhenUsed="0"/>
+    <w:lsdException w:name="Colorful Grid Accent 3" w:semiHidden="0" w:uiPriority="73" w:unhideWhenUsed="0"/>
+    <w:lsdException w:name="Light Shading Accent 4" w:semiHidden="0" w:uiPriority="60" w:unhideWhenUsed="0"/>
+    <w:lsdException w:name="Light List Accent 4" w:semiHidden="0" w:uiPriority="61" w:unhideWhenUsed="0"/>
+    <w:lsdException w:name="Light Grid Accent 4" w:semiHidden="0" w:uiPriority="62" w:unhideWhenUsed="0"/>
+    <w:lsdException w:name="Medium Shading 1 Accent 4" w:semiHidden="0" w:uiPriority="63" w:unhideWhenUsed="0"/>
+    <w:lsdException w:name="Medium Shading 2 Accent 4" w:semiHidden="0" w:uiPriority="64" w:unhideWhenUsed="0"/>
+    <w:lsdException w:name="Medium List 1 Accent 4" w:semiHidden="0" w:uiPriority="65" w:unhideWhenUsed="0"/>
+    <w:lsdException w:name="Medium List 2 Accent 4" w:semiHidden="0" w:uiPriority="66" w:unhideWhenUsed="0"/>
+    <w:lsdException w:name="Medium Grid 1 Accent 4" w:semiHidden="0" w:uiPriority="67" w:unhideWhenUsed="0"/>
+    <w:lsdException w:name="Medium Grid 2 Accent 4" w:semiHidden="0" w:uiPriority="68" w:unhideWhenUsed="0"/>
+    <w:lsdException w:name="Medium Grid 3 Accent 4" w:semiHidden="0" w:uiPriority="69" w:unhideWhenUsed="0"/>
+    <w:lsdException w:name="Dark List Accent 4" w:semiHidden="0" w:uiPriority="70" w:unhideWhenUsed="0"/>
+    <w:lsdException w:name="Colorful Shading Accent 4" w:semiHidden="0" w:uiPriority="71" w:unhideWhenUsed="0"/>
+    <w:lsdException w:name="Colorful List Accent 4" w:semiHidden="0" w:uiPriority="72" w:unhideWhenUsed="0"/>
+    <w:lsdException w:name="Colorful Grid Accent 4" w:semiHidden="0" w:uiPriority="73" w:unhideWhenUsed="0"/>
+    <w:lsdException w:name="Light Shading Accent 5" w:semiHidden="0" w:uiPriority="60" w:unhideWhenUsed="0"/>
+    <w:lsdException w:name="Light List Accent 5" w:semiHidden="0" w:uiPriority="61" w:unhideWhenUsed="0"/>
+    <w:lsdException w:name="Light Grid Accent 5" w:semiHidden="0" w:uiPriority="62" w:unhideWhenUsed="0"/>
+    <w:lsdException w:name="Medium Shading 1 Accent 5" w:semiHidden="0" w:uiPriority="63" w:unhideWhenUsed="0"/>
+    <w:lsdException w:name="Medium Shading 2 Accent 5" w:semiHidden="0" w:uiPriority="64" w:unhideWhenUsed="0"/>
+    <w:lsdException w:name="Medium List 1 Accent 5" w:semiHidden="0" w:uiPriority="65" w:unhideWhenUsed="0"/>
+    <w:lsdException w:name="Medium List 2 Accent 5" w:semiHidden="0" w:uiPriority="66" w:unhideWhenUsed="0"/>
+    <w:lsdException w:name="Medium Grid 1 Accent 5" w:semiHidden="0" w:uiPriority="67" w:unhideWhenUsed="0"/>
+    <w:lsdException w:name="Medium Grid 2 Accent 5" w:semiHidden="0" w:uiPriority="68" w:unhideWhenUsed="0"/>
+    <w:lsdException w:name="Medium Grid 3 Accent 5" w:semiHidden="0" w:uiPriority="69" w:unhideWhenUsed="0"/>
+    <w:lsdException w:name="Dark List Accent 5" w:semiHidden="0" w:uiPriority="70" w:unhideWhenUsed="0"/>
+    <w:lsdException w:name="Colorful Shading Accent 5" w:semiHidden="0" w:uiPriority="71" w:unhideWhenUsed="0"/>
+    <w:lsdException w:name="Colorful List Accent 5" w:semiHidden="0" w:uiPriority="72" w:unhideWhenUsed="0"/>
+    <w:lsdException w:name="Colorful Grid Accent 5" w:semiHidden="0" w:uiPriority="73" w:unhideWhenUsed="0"/>
+    <w:lsdException w:name="Light Shading Accent 6" w:semiHidden="0" w:uiPriority="60" w:unhideWhenUsed="0"/>
+    <w:lsdException w:name="Light List Accent 6" w:semiHidden="0" w:uiPriority="61" w:unhideWhenUsed="0"/>
+    <w:lsdException w:name="Light Grid Accent 6" w:semiHidden="0" w:uiPriority="62" w:unhideWhenUsed="0"/>
+    <w:lsdException w:name="Medium Shading 1 Accent 6" w:semiHidden="0" w:uiPriority="63" w:unhideWhenUsed="0"/>
+    <w:lsdException w:name="Medium Shading 2 Accent 6" w:semiHidden="0" w:uiPriority="64" w:unhideWhenUsed="0"/>
+    <w:lsdException w:name="Medium List 1 Accent 6" w:semiHidden="0" w:uiPriority="65" w:unhideWhenUsed="0"/>
+    <w:lsdException w:name="Medium List 2 Accent 6" w:semiHidden="0" w:uiPriority="66" w:unhideWhenUsed="0"/>
+    <w:lsdException w:name="Medium Grid 1 Accent 6" w:semiHidden="0" w:uiPriority="67" w:unhideWhenUsed="0"/>
+    <w:lsdException w:name="Medium Grid 2 Accent 6" w:semiHidden="0" w:uiPriority="68" w:unhideWhenUsed="0"/>
+    <w:lsdException w:name="Medium Grid 3 Accent 6" w:semiHidden="0" w:uiPriority="69" w:unhideWhenUsed="0"/>
+    <w:lsdException w:name="Dark List Accent 6" w:semiHidden="0" w:uiPriority="70" w:unhideWhenUsed="0"/>
+    <w:lsdException w:name="Colorful Shading Accent 6" w:semiHidden="0" w:uiPriority="71" w:unhideWhenUsed="0"/>
+    <w:lsdException w:name="Colorful List Accent 6" w:semiHidden="0" w:uiPriority="72" w:unhideWhenUsed="0"/>
+    <w:lsdException w:name="Colorful Grid Accent 6" w:semiHidden="0" w:uiPriority="73" w:unhideWhenUsed="0"/>
   </w:latentStyles>
-  <w:style w:type="paragraph" w:default="1" w:styleId="1">
+  <w:style w:type="paragraph" w:default="1" w:styleId="Normal">
     <w:name w:val="Normal"/>
     <w:qFormat/>
-    <w:uiPriority w:val="0"/>
     <w:pPr>
       <w:kinsoku w:val="0"/>
       <w:autoSpaceDE w:val="0"/>
@@ -3697,7 +3616,7 @@
       <w:textAlignment w:val="baseline"/>
     </w:pPr>
     <w:rPr>
-      <w:rFonts w:ascii="Arial" w:hAnsi="Arial" w:eastAsia="宋体" w:cs="Arial"/>
+      <w:rFonts w:ascii="Arial" w:eastAsia="宋体" w:hAnsi="Arial" w:cs="Arial"/>
       <w:snapToGrid w:val="0"/>
       <w:color w:val="000000"/>
       <w:kern w:val="0"/>
@@ -3706,12 +3625,11 @@
       <w:lang w:val="en-US" w:eastAsia="en-US" w:bidi="ar-SA"/>
     </w:rPr>
   </w:style>
-  <w:style w:type="paragraph" w:styleId="2">
+  <w:style w:type="paragraph" w:styleId="Heading1">
     <w:name w:val="heading 1"/>
-    <w:basedOn w:val="1"/>
-    <w:next w:val="1"/>
+    <w:basedOn w:val="Normal"/>
+    <w:next w:val="Normal"/>
     <w:qFormat/>
-    <w:uiPriority w:val="0"/>
     <w:pPr>
       <w:keepNext/>
       <w:keepLines/>
@@ -3729,13 +3647,12 @@
       <w:sz w:val="44"/>
     </w:rPr>
   </w:style>
-  <w:style w:type="paragraph" w:styleId="3">
+  <w:style w:type="paragraph" w:styleId="Heading2">
     <w:name w:val="heading 2"/>
-    <w:basedOn w:val="1"/>
-    <w:next w:val="1"/>
+    <w:basedOn w:val="Normal"/>
+    <w:next w:val="Normal"/>
     <w:unhideWhenUsed/>
     <w:qFormat/>
-    <w:uiPriority w:val="0"/>
     <w:pPr>
       <w:keepNext/>
       <w:keepLines/>
@@ -3748,19 +3665,18 @@
       <w:outlineLvl w:val="1"/>
     </w:pPr>
     <w:rPr>
-      <w:rFonts w:ascii="Arial" w:hAnsi="Arial" w:eastAsia="黑体"/>
+      <w:rFonts w:ascii="Arial" w:eastAsia="黑体" w:hAnsi="Arial"/>
       <w:b/>
       <w:sz w:val="32"/>
     </w:rPr>
   </w:style>
-  <w:style w:type="paragraph" w:styleId="4">
+  <w:style w:type="paragraph" w:styleId="Heading3">
     <w:name w:val="heading 3"/>
-    <w:basedOn w:val="1"/>
-    <w:next w:val="1"/>
+    <w:basedOn w:val="Normal"/>
+    <w:next w:val="Normal"/>
     <w:semiHidden/>
     <w:unhideWhenUsed/>
     <w:qFormat/>
-    <w:uiPriority w:val="0"/>
     <w:pPr>
       <w:keepNext/>
       <w:keepLines/>
@@ -3777,13 +3693,12 @@
       <w:sz w:val="32"/>
     </w:rPr>
   </w:style>
-  <w:style w:type="paragraph" w:styleId="5">
+  <w:style w:type="paragraph" w:styleId="Heading4">
     <w:name w:val="heading 4"/>
-    <w:basedOn w:val="1"/>
-    <w:next w:val="1"/>
+    <w:basedOn w:val="Normal"/>
+    <w:next w:val="Normal"/>
     <w:unhideWhenUsed/>
     <w:qFormat/>
-    <w:uiPriority w:val="0"/>
     <w:pPr>
       <w:keepNext/>
       <w:keepLines/>
@@ -3796,19 +3711,18 @@
       <w:outlineLvl w:val="3"/>
     </w:pPr>
     <w:rPr>
-      <w:rFonts w:ascii="Arial" w:hAnsi="Arial" w:eastAsia="黑体"/>
+      <w:rFonts w:ascii="Arial" w:eastAsia="黑体" w:hAnsi="Arial"/>
       <w:b/>
       <w:sz w:val="28"/>
     </w:rPr>
   </w:style>
-  <w:style w:type="paragraph" w:styleId="6">
+  <w:style w:type="paragraph" w:styleId="Heading5">
     <w:name w:val="heading 5"/>
-    <w:basedOn w:val="1"/>
-    <w:next w:val="1"/>
+    <w:basedOn w:val="Normal"/>
+    <w:next w:val="Normal"/>
     <w:semiHidden/>
     <w:unhideWhenUsed/>
     <w:qFormat/>
-    <w:uiPriority w:val="0"/>
     <w:pPr>
       <w:keepNext/>
       <w:keepLines/>
@@ -3825,14 +3739,13 @@
       <w:sz w:val="28"/>
     </w:rPr>
   </w:style>
-  <w:style w:type="paragraph" w:styleId="7">
+  <w:style w:type="paragraph" w:styleId="Heading6">
     <w:name w:val="heading 6"/>
-    <w:basedOn w:val="1"/>
-    <w:next w:val="1"/>
+    <w:basedOn w:val="Normal"/>
+    <w:next w:val="Normal"/>
     <w:semiHidden/>
     <w:unhideWhenUsed/>
     <w:qFormat/>
-    <w:uiPriority w:val="0"/>
     <w:pPr>
       <w:keepNext/>
       <w:keepLines/>
@@ -3845,19 +3758,18 @@
       <w:outlineLvl w:val="5"/>
     </w:pPr>
     <w:rPr>
-      <w:rFonts w:ascii="Arial" w:hAnsi="Arial" w:eastAsia="黑体"/>
+      <w:rFonts w:ascii="Arial" w:eastAsia="黑体" w:hAnsi="Arial"/>
       <w:b/>
       <w:sz w:val="24"/>
     </w:rPr>
   </w:style>
-  <w:style w:type="paragraph" w:styleId="8">
+  <w:style w:type="paragraph" w:styleId="Heading7">
     <w:name w:val="heading 7"/>
-    <w:basedOn w:val="1"/>
-    <w:next w:val="1"/>
+    <w:basedOn w:val="Normal"/>
+    <w:next w:val="Normal"/>
     <w:semiHidden/>
     <w:unhideWhenUsed/>
     <w:qFormat/>
-    <w:uiPriority w:val="0"/>
     <w:pPr>
       <w:keepNext/>
       <w:keepLines/>
@@ -3874,14 +3786,13 @@
       <w:sz w:val="24"/>
     </w:rPr>
   </w:style>
-  <w:style w:type="paragraph" w:styleId="9">
+  <w:style w:type="paragraph" w:styleId="Heading8">
     <w:name w:val="heading 8"/>
-    <w:basedOn w:val="1"/>
-    <w:next w:val="1"/>
+    <w:basedOn w:val="Normal"/>
+    <w:next w:val="Normal"/>
     <w:semiHidden/>
     <w:unhideWhenUsed/>
     <w:qFormat/>
-    <w:uiPriority w:val="0"/>
     <w:pPr>
       <w:keepNext/>
       <w:keepLines/>
@@ -3894,18 +3805,17 @@
       <w:outlineLvl w:val="7"/>
     </w:pPr>
     <w:rPr>
-      <w:rFonts w:ascii="Arial" w:hAnsi="Arial" w:eastAsia="黑体"/>
+      <w:rFonts w:ascii="Arial" w:eastAsia="黑体" w:hAnsi="Arial"/>
       <w:sz w:val="24"/>
     </w:rPr>
   </w:style>
-  <w:style w:type="paragraph" w:styleId="10">
+  <w:style w:type="paragraph" w:styleId="Heading9">
     <w:name w:val="heading 9"/>
-    <w:basedOn w:val="1"/>
-    <w:next w:val="1"/>
+    <w:basedOn w:val="Normal"/>
+    <w:next w:val="Normal"/>
     <w:semiHidden/>
     <w:unhideWhenUsed/>
     <w:qFormat/>
-    <w:uiPriority w:val="0"/>
     <w:pPr>
       <w:keepNext/>
       <w:keepLines/>
@@ -3918,21 +3828,19 @@
       <w:outlineLvl w:val="8"/>
     </w:pPr>
     <w:rPr>
-      <w:rFonts w:ascii="Arial" w:hAnsi="Arial" w:eastAsia="黑体"/>
+      <w:rFonts w:ascii="Arial" w:eastAsia="黑体" w:hAnsi="Arial"/>
       <w:sz w:val="21"/>
     </w:rPr>
   </w:style>
-  <w:style w:type="character" w:default="1" w:styleId="22">
+  <w:style w:type="character" w:default="1" w:styleId="DefaultParagraphFont">
     <w:name w:val="Default Paragraph Font"/>
     <w:semiHidden/>
     <w:qFormat/>
-    <w:uiPriority w:val="0"/>
   </w:style>
-  <w:style w:type="table" w:default="1" w:styleId="20">
+  <w:style w:type="table" w:default="1" w:styleId="TableNormal">
     <w:name w:val="Normal Table"/>
     <w:semiHidden/>
     <w:qFormat/>
-    <w:uiPriority w:val="0"/>
     <w:tblPr>
       <w:tblCellMar>
         <w:top w:w="0" w:type="dxa"/>
@@ -3942,43 +3850,39 @@
       </w:tblCellMar>
     </w:tblPr>
   </w:style>
-  <w:style w:type="paragraph" w:styleId="11">
+  <w:style w:type="paragraph" w:styleId="CommentText">
     <w:name w:val="annotation text"/>
-    <w:basedOn w:val="1"/>
+    <w:basedOn w:val="Normal"/>
     <w:qFormat/>
-    <w:uiPriority w:val="0"/>
     <w:pPr>
       <w:jc w:val="left"/>
     </w:pPr>
   </w:style>
-  <w:style w:type="paragraph" w:styleId="12">
+  <w:style w:type="paragraph" w:styleId="BodyText">
     <w:name w:val="Body Text"/>
-    <w:basedOn w:val="1"/>
+    <w:basedOn w:val="Normal"/>
     <w:semiHidden/>
     <w:qFormat/>
-    <w:uiPriority w:val="0"/>
     <w:rPr>
-      <w:rFonts w:ascii="Arial" w:hAnsi="Arial" w:eastAsia="Arial" w:cs="Arial"/>
+      <w:rFonts w:ascii="Arial" w:eastAsia="Arial" w:hAnsi="Arial" w:cs="Arial"/>
       <w:sz w:val="21"/>
       <w:szCs w:val="21"/>
       <w:lang w:val="en-US" w:eastAsia="en-US" w:bidi="ar-SA"/>
     </w:rPr>
   </w:style>
-  <w:style w:type="paragraph" w:styleId="13">
+  <w:style w:type="paragraph" w:styleId="TOC3">
     <w:name w:val="toc 3"/>
-    <w:basedOn w:val="1"/>
-    <w:next w:val="1"/>
+    <w:basedOn w:val="Normal"/>
+    <w:next w:val="Normal"/>
     <w:qFormat/>
-    <w:uiPriority w:val="0"/>
     <w:pPr>
       <w:ind w:left="840" w:leftChars="400"/>
     </w:pPr>
   </w:style>
-  <w:style w:type="paragraph" w:styleId="14">
+  <w:style w:type="paragraph" w:styleId="Footer">
     <w:name w:val="footer"/>
-    <w:basedOn w:val="1"/>
+    <w:basedOn w:val="Normal"/>
     <w:qFormat/>
-    <w:uiPriority w:val="0"/>
     <w:pPr>
       <w:tabs>
         <w:tab w:val="center" w:pos="4153"/>
@@ -3991,17 +3895,16 @@
       <w:sz w:val="18"/>
     </w:rPr>
   </w:style>
-  <w:style w:type="paragraph" w:styleId="15">
+  <w:style w:type="paragraph" w:styleId="Header">
     <w:name w:val="header"/>
-    <w:basedOn w:val="1"/>
+    <w:basedOn w:val="Normal"/>
     <w:qFormat/>
-    <w:uiPriority w:val="0"/>
     <w:pPr>
       <w:pBdr>
-        <w:top w:val="none" w:color="auto" w:sz="0" w:space="0"/>
-        <w:left w:val="none" w:color="auto" w:sz="0" w:space="0"/>
-        <w:bottom w:val="none" w:color="auto" w:sz="0" w:space="0"/>
-        <w:right w:val="none" w:color="auto" w:sz="0" w:space="0"/>
+        <w:top w:val="nil"/>
+        <w:left w:val="nil"/>
+        <w:bottom w:val="nil"/>
+        <w:right w:val="nil"/>
       </w:pBdr>
       <w:tabs>
         <w:tab w:val="center" w:pos="4153"/>
@@ -4016,41 +3919,37 @@
       <w:sz w:val="18"/>
     </w:rPr>
   </w:style>
-  <w:style w:type="paragraph" w:styleId="16">
+  <w:style w:type="paragraph" w:styleId="TOC1">
     <w:name w:val="toc 1"/>
-    <w:basedOn w:val="1"/>
-    <w:next w:val="1"/>
+    <w:basedOn w:val="Normal"/>
+    <w:next w:val="Normal"/>
     <w:qFormat/>
-    <w:uiPriority w:val="0"/>
     <w:rPr>
-      <w:rFonts w:ascii="Arial" w:hAnsi="Arial" w:eastAsia="Microsoft JhengHei"/>
+      <w:rFonts w:ascii="Arial" w:eastAsia="Microsoft JhengHei" w:hAnsi="Arial"/>
       <w:sz w:val="24"/>
     </w:rPr>
   </w:style>
-  <w:style w:type="paragraph" w:styleId="17">
+  <w:style w:type="paragraph" w:styleId="TOC2">
     <w:name w:val="toc 2"/>
-    <w:basedOn w:val="1"/>
-    <w:next w:val="1"/>
+    <w:basedOn w:val="Normal"/>
+    <w:next w:val="Normal"/>
     <w:qFormat/>
-    <w:uiPriority w:val="0"/>
     <w:pPr>
       <w:ind w:left="420" w:leftChars="200"/>
     </w:pPr>
   </w:style>
-  <w:style w:type="paragraph" w:styleId="18">
+  <w:style w:type="paragraph" w:styleId="NormalWeb">
     <w:name w:val="Normal (Web)"/>
-    <w:basedOn w:val="1"/>
+    <w:basedOn w:val="Normal"/>
     <w:qFormat/>
-    <w:uiPriority w:val="0"/>
     <w:rPr>
       <w:sz w:val="24"/>
     </w:rPr>
   </w:style>
-  <w:style w:type="paragraph" w:styleId="19">
+  <w:style w:type="paragraph" w:styleId="Title">
     <w:name w:val="Title"/>
-    <w:basedOn w:val="1"/>
+    <w:basedOn w:val="Normal"/>
     <w:qFormat/>
-    <w:uiPriority w:val="0"/>
     <w:pPr>
       <w:spacing w:before="240" w:beforeLines="0" w:beforeAutospacing="0" w:after="60" w:afterLines="0" w:afterAutospacing="0"/>
       <w:jc w:val="center"/>
@@ -4062,41 +3961,38 @@
       <w:sz w:val="32"/>
     </w:rPr>
   </w:style>
-  <w:style w:type="table" w:styleId="21">
+  <w:style w:type="table" w:styleId="TableGrid">
     <w:name w:val="Table Grid"/>
-    <w:basedOn w:val="20"/>
+    <w:basedOn w:val="TableNormal"/>
     <w:qFormat/>
-    <w:uiPriority w:val="0"/>
     <w:pPr>
       <w:widowControl w:val="0"/>
       <w:jc w:val="both"/>
     </w:pPr>
     <w:tblPr>
       <w:tblBorders>
-        <w:top w:val="single" w:color="auto" w:sz="4" w:space="0"/>
-        <w:left w:val="single" w:color="auto" w:sz="4" w:space="0"/>
-        <w:bottom w:val="single" w:color="auto" w:sz="4" w:space="0"/>
-        <w:right w:val="single" w:color="auto" w:sz="4" w:space="0"/>
-        <w:insideH w:val="single" w:color="auto" w:sz="4" w:space="0"/>
-        <w:insideV w:val="single" w:color="auto" w:sz="4" w:space="0"/>
+        <w:top w:val="single" w:sz="4" w:space="0" w:color="auto"/>
+        <w:left w:val="single" w:sz="4" w:space="0" w:color="auto"/>
+        <w:bottom w:val="single" w:sz="4" w:space="0" w:color="auto"/>
+        <w:right w:val="single" w:sz="4" w:space="0" w:color="auto"/>
+        <w:insideH w:val="single" w:sz="4" w:space="0" w:color="auto"/>
+        <w:insideV w:val="single" w:sz="4" w:space="0" w:color="auto"/>
       </w:tblBorders>
     </w:tblPr>
   </w:style>
-  <w:style w:type="character" w:styleId="23">
+  <w:style w:type="character" w:styleId="Strong">
     <w:name w:val="Strong"/>
-    <w:basedOn w:val="22"/>
+    <w:basedOn w:val="DefaultParagraphFont"/>
     <w:qFormat/>
-    <w:uiPriority w:val="0"/>
     <w:rPr>
       <w:b/>
     </w:rPr>
   </w:style>
-  <w:style w:type="table" w:customStyle="1" w:styleId="24">
+  <w:style w:type="table" w:customStyle="1" w:styleId="TableNormal0">
     <w:name w:val="Table Normal_0"/>
     <w:semiHidden/>
     <w:unhideWhenUsed/>
     <w:qFormat/>
-    <w:uiPriority w:val="0"/>
     <w:tblPr>
       <w:tblCellMar>
         <w:top w:w="0" w:type="dxa"/>
@@ -4106,87 +4002,81 @@
       </w:tblCellMar>
     </w:tblPr>
   </w:style>
-  <w:style w:type="paragraph" w:customStyle="1" w:styleId="25">
+  <w:style w:type="paragraph" w:customStyle="1" w:styleId="TableText">
     <w:name w:val="Table Text"/>
-    <w:basedOn w:val="1"/>
+    <w:basedOn w:val="Normal"/>
     <w:semiHidden/>
     <w:qFormat/>
-    <w:uiPriority w:val="0"/>
     <w:rPr>
-      <w:rFonts w:ascii="宋体" w:hAnsi="宋体" w:eastAsia="宋体" w:cs="宋体"/>
+      <w:rFonts w:ascii="宋体" w:eastAsia="宋体" w:hAnsi="宋体" w:cs="宋体"/>
       <w:sz w:val="21"/>
       <w:szCs w:val="21"/>
       <w:lang w:val="en-US" w:eastAsia="en-US" w:bidi="ar-SA"/>
     </w:rPr>
   </w:style>
-  <w:style w:type="paragraph" w:customStyle="1" w:styleId="26">
+  <w:style w:type="paragraph" w:customStyle="1" w:styleId="1">
     <w:name w:val="柴_标题1"/>
-    <w:basedOn w:val="2"/>
-    <w:next w:val="27"/>
-    <w:link w:val="38"/>
+    <w:basedOn w:val="Heading1"/>
+    <w:next w:val="a"/>
+    <w:link w:val="1Char"/>
     <w:qFormat/>
-    <w:uiPriority w:val="0"/>
     <w:pPr>
       <w:spacing w:before="100" w:after="90" w:line="360" w:lineRule="auto"/>
     </w:pPr>
     <w:rPr>
-      <w:rFonts w:ascii="Arial" w:hAnsi="Arial" w:eastAsia="宋体"/>
+      <w:rFonts w:ascii="Arial" w:eastAsia="宋体" w:hAnsi="Arial"/>
       <w:sz w:val="32"/>
     </w:rPr>
   </w:style>
-  <w:style w:type="paragraph" w:customStyle="1" w:styleId="27">
+  <w:style w:type="paragraph" w:customStyle="1" w:styleId="a">
     <w:name w:val="柴_正文"/>
-    <w:basedOn w:val="12"/>
-    <w:link w:val="41"/>
+    <w:basedOn w:val="BodyText"/>
+    <w:link w:val="Char"/>
     <w:qFormat/>
-    <w:uiPriority w:val="0"/>
     <w:pPr>
       <w:spacing w:line="360" w:lineRule="auto"/>
       <w:ind w:firstLine="470" w:firstLineChars="200"/>
     </w:pPr>
     <w:rPr>
-      <w:rFonts w:ascii="Arial" w:hAnsi="Arial" w:eastAsia="宋体"/>
+      <w:rFonts w:ascii="Arial" w:eastAsia="宋体" w:hAnsi="Arial"/>
       <w:sz w:val="24"/>
       <w:lang w:eastAsia="zh-CN"/>
     </w:rPr>
   </w:style>
-  <w:style w:type="paragraph" w:customStyle="1" w:styleId="28">
+  <w:style w:type="paragraph" w:customStyle="1" w:styleId="2">
     <w:name w:val="柴_标题2"/>
-    <w:basedOn w:val="3"/>
-    <w:next w:val="27"/>
+    <w:basedOn w:val="Heading2"/>
+    <w:next w:val="a"/>
     <w:qFormat/>
-    <w:uiPriority w:val="0"/>
     <w:pPr>
       <w:spacing w:line="360" w:lineRule="auto"/>
     </w:pPr>
     <w:rPr>
-      <w:rFonts w:ascii="Arial" w:hAnsi="Arial" w:eastAsia="宋体"/>
+      <w:rFonts w:ascii="Arial" w:eastAsia="宋体" w:hAnsi="Arial"/>
       <w:sz w:val="28"/>
     </w:rPr>
   </w:style>
-  <w:style w:type="paragraph" w:customStyle="1" w:styleId="29">
+  <w:style w:type="paragraph" w:customStyle="1" w:styleId="3">
     <w:name w:val="柴_标题3"/>
-    <w:basedOn w:val="4"/>
-    <w:next w:val="27"/>
+    <w:basedOn w:val="Heading3"/>
+    <w:next w:val="a"/>
     <w:qFormat/>
-    <w:uiPriority w:val="0"/>
     <w:pPr>
       <w:spacing w:line="360" w:lineRule="auto"/>
       <w:ind w:left="0" w:firstLine="472" w:firstLineChars="200"/>
     </w:pPr>
     <w:rPr>
-      <w:rFonts w:ascii="宋体" w:hAnsi="宋体" w:eastAsia="宋体" w:cs="宋体"/>
+      <w:rFonts w:ascii="宋体" w:eastAsia="宋体" w:hAnsi="宋体" w:cs="宋体"/>
       <w:spacing w:val="-2"/>
       <w:sz w:val="24"/>
       <w:szCs w:val="24"/>
     </w:rPr>
   </w:style>
-  <w:style w:type="paragraph" w:customStyle="1" w:styleId="30">
+  <w:style w:type="paragraph" w:customStyle="1" w:styleId="a0">
     <w:name w:val="柴_目录"/>
-    <w:basedOn w:val="1"/>
-    <w:next w:val="12"/>
+    <w:basedOn w:val="Normal"/>
+    <w:next w:val="BodyText"/>
     <w:qFormat/>
-    <w:uiPriority w:val="0"/>
     <w:pPr>
       <w:tabs>
         <w:tab w:val="right" w:leader="dot" w:pos="8442"/>
@@ -4194,96 +4084,89 @@
       <w:ind w:left="0" w:leftChars="0"/>
     </w:pPr>
     <w:rPr>
-      <w:rFonts w:ascii="Arial" w:hAnsi="Arial" w:eastAsia="Microsoft JhengHei"/>
+      <w:rFonts w:ascii="Arial" w:eastAsia="Microsoft JhengHei" w:hAnsi="Arial"/>
       <w:sz w:val="24"/>
     </w:rPr>
   </w:style>
-  <w:style w:type="paragraph" w:customStyle="1" w:styleId="31">
+  <w:style w:type="paragraph" w:customStyle="1" w:styleId="a1">
     <w:name w:val="柴_公司名"/>
-    <w:basedOn w:val="19"/>
+    <w:basedOn w:val="Title"/>
     <w:qFormat/>
-    <w:uiPriority w:val="0"/>
     <w:pPr>
       <w:spacing w:after="600" w:afterLines="600"/>
     </w:pPr>
     <w:rPr>
-      <w:rFonts w:hint="eastAsia" w:ascii="宋体" w:hAnsi="宋体" w:eastAsia="宋体" w:cs="宋体"/>
+      <w:rFonts w:ascii="宋体" w:eastAsia="宋体" w:hAnsi="宋体" w:cs="宋体" w:hint="eastAsia"/>
       <w:bCs/>
       <w:spacing w:val="-6"/>
       <w:sz w:val="52"/>
       <w:szCs w:val="52"/>
     </w:rPr>
   </w:style>
-  <w:style w:type="paragraph" w:customStyle="1" w:styleId="32">
+  <w:style w:type="paragraph" w:customStyle="1" w:styleId="a2">
     <w:name w:val="柴_文档名"/>
-    <w:basedOn w:val="19"/>
+    <w:basedOn w:val="Title"/>
     <w:qFormat/>
-    <w:uiPriority w:val="0"/>
     <w:pPr>
       <w:spacing w:after="900" w:afterLines="900"/>
     </w:pPr>
     <w:rPr>
-      <w:rFonts w:ascii="黑体" w:hAnsi="黑体" w:eastAsia="黑体" w:cs="黑体"/>
+      <w:rFonts w:ascii="黑体" w:eastAsia="黑体" w:hAnsi="黑体" w:cs="黑体"/>
       <w:bCs/>
       <w:spacing w:val="-7"/>
       <w:sz w:val="52"/>
       <w:szCs w:val="52"/>
     </w:rPr>
   </w:style>
-  <w:style w:type="paragraph" w:customStyle="1" w:styleId="33">
+  <w:style w:type="paragraph" w:customStyle="1" w:styleId="WPSOffice1">
     <w:name w:val="WPSOffice手动目录 1"/>
     <w:qFormat/>
-    <w:uiPriority w:val="0"/>
     <w:pPr>
       <w:ind w:leftChars="0"/>
     </w:pPr>
     <w:rPr>
-      <w:rFonts w:ascii="Times New Roman" w:hAnsi="Times New Roman" w:eastAsia="宋体" w:cs="Times New Roman"/>
+      <w:rFonts w:ascii="Times New Roman" w:eastAsia="宋体" w:hAnsi="Times New Roman" w:cs="Times New Roman"/>
       <w:sz w:val="20"/>
       <w:szCs w:val="20"/>
     </w:rPr>
   </w:style>
-  <w:style w:type="paragraph" w:customStyle="1" w:styleId="34">
+  <w:style w:type="paragraph" w:customStyle="1" w:styleId="WPSOffice2">
     <w:name w:val="WPSOffice手动目录 2"/>
     <w:qFormat/>
-    <w:uiPriority w:val="0"/>
     <w:pPr>
       <w:ind w:leftChars="200"/>
     </w:pPr>
     <w:rPr>
-      <w:rFonts w:ascii="Times New Roman" w:hAnsi="Times New Roman" w:eastAsia="宋体" w:cs="Times New Roman"/>
+      <w:rFonts w:ascii="Times New Roman" w:eastAsia="宋体" w:hAnsi="Times New Roman" w:cs="Times New Roman"/>
       <w:sz w:val="20"/>
       <w:szCs w:val="20"/>
     </w:rPr>
   </w:style>
-  <w:style w:type="paragraph" w:customStyle="1" w:styleId="35">
+  <w:style w:type="paragraph" w:customStyle="1" w:styleId="WPSOffice3">
     <w:name w:val="WPSOffice手动目录 3"/>
     <w:qFormat/>
-    <w:uiPriority w:val="0"/>
     <w:pPr>
       <w:ind w:leftChars="400"/>
     </w:pPr>
     <w:rPr>
-      <w:rFonts w:ascii="Times New Roman" w:hAnsi="Times New Roman" w:eastAsia="宋体" w:cs="Times New Roman"/>
+      <w:rFonts w:ascii="Times New Roman" w:eastAsia="宋体" w:hAnsi="Times New Roman" w:cs="Times New Roman"/>
       <w:sz w:val="20"/>
       <w:szCs w:val="20"/>
     </w:rPr>
   </w:style>
-  <w:style w:type="paragraph" w:customStyle="1" w:styleId="36">
+  <w:style w:type="paragraph" w:customStyle="1" w:styleId="Compact">
     <w:name w:val="Compact"/>
-    <w:basedOn w:val="12"/>
+    <w:basedOn w:val="BodyText"/>
     <w:qFormat/>
-    <w:uiPriority w:val="0"/>
     <w:pPr>
       <w:spacing w:before="36" w:after="36"/>
     </w:pPr>
   </w:style>
-  <w:style w:type="table" w:customStyle="1" w:styleId="37">
+  <w:style w:type="table" w:customStyle="1" w:styleId="Table">
     <w:name w:val="Table"/>
     <w:semiHidden/>
     <w:unhideWhenUsed/>
     <w:qFormat/>
-    <w:uiPriority w:val="0"/>
     <w:tblPr>
       <w:tblCellMar>
         <w:top w:w="0" w:type="dxa"/>
@@ -4295,27 +4178,25 @@
     <w:tblStylePr w:type="firstRow">
       <w:tcPr>
         <w:tcBorders>
-          <w:bottom w:val="single" w:color="auto" w:sz="0" w:space="0"/>
+          <w:bottom w:val="single" w:sz="0" w:space="0" w:color="auto"/>
         </w:tcBorders>
         <w:vAlign w:val="bottom"/>
       </w:tcPr>
     </w:tblStylePr>
   </w:style>
-  <w:style w:type="character" w:customStyle="1" w:styleId="38">
+  <w:style w:type="character" w:customStyle="1" w:styleId="1Char">
     <w:name w:val="柴_标题1 Char"/>
-    <w:link w:val="26"/>
+    <w:link w:val="1"/>
     <w:qFormat/>
-    <w:uiPriority w:val="0"/>
     <w:rPr>
-      <w:rFonts w:ascii="Arial" w:hAnsi="Arial" w:eastAsia="宋体"/>
+      <w:rFonts w:ascii="Arial" w:eastAsia="宋体" w:hAnsi="Arial"/>
       <w:sz w:val="32"/>
     </w:rPr>
   </w:style>
-  <w:style w:type="paragraph" w:customStyle="1" w:styleId="39">
+  <w:style w:type="paragraph" w:customStyle="1" w:styleId="a3">
     <w:name w:val="柴_正文_无缩进"/>
-    <w:basedOn w:val="1"/>
+    <w:basedOn w:val="Normal"/>
     <w:qFormat/>
-    <w:uiPriority w:val="0"/>
     <w:pPr>
       <w:ind w:firstLine="0" w:firstLineChars="0"/>
     </w:pPr>
@@ -4325,31 +4206,29 @@
       <w:lang w:eastAsia="zh-CN"/>
     </w:rPr>
   </w:style>
-  <w:style w:type="paragraph" w:customStyle="1" w:styleId="40">
+  <w:style w:type="paragraph" w:customStyle="1" w:styleId="4">
     <w:name w:val="柴_标题4"/>
-    <w:basedOn w:val="5"/>
-    <w:next w:val="1"/>
+    <w:basedOn w:val="Heading4"/>
+    <w:next w:val="Normal"/>
     <w:qFormat/>
-    <w:uiPriority w:val="0"/>
     <w:pPr>
       <w:widowControl w:val="0"/>
       <w:spacing w:before="160" w:line="360" w:lineRule="auto"/>
-      <w:ind w:left="981" w:leftChars="300" w:hanging="862"/>
+      <w:ind w:left="981" w:hanging="862" w:leftChars="300"/>
     </w:pPr>
     <w:rPr>
-      <w:rFonts w:hint="eastAsia" w:ascii="Calibri" w:hAnsi="Calibri" w:eastAsia="宋体" w:cs="宋体"/>
+      <w:rFonts w:ascii="Calibri" w:eastAsia="宋体" w:hAnsi="Calibri" w:cs="宋体" w:hint="eastAsia"/>
       <w:sz w:val="24"/>
       <w:szCs w:val="24"/>
       <w:lang w:eastAsia="zh-CN" w:bidi="zh-CN"/>
     </w:rPr>
   </w:style>
-  <w:style w:type="character" w:customStyle="1" w:styleId="41">
+  <w:style w:type="character" w:customStyle="1" w:styleId="Char">
     <w:name w:val="柴_正文 Char"/>
-    <w:link w:val="27"/>
+    <w:link w:val="a"/>
     <w:qFormat/>
-    <w:uiPriority w:val="0"/>
     <w:rPr>
-      <w:rFonts w:ascii="Arial" w:hAnsi="Arial" w:eastAsia="宋体"/>
+      <w:rFonts w:ascii="Arial" w:eastAsia="宋体" w:hAnsi="Arial"/>
       <w:sz w:val="24"/>
       <w:lang w:eastAsia="zh-CN"/>
     </w:rPr>

--- a/4.质量管理/2.运行记录类文件/040206-管理评审报告.docx
+++ b/4.质量管理/2.运行记录类文件/040206-管理评审报告.docx
@@ -1,20 +1,19 @@
 
 <file path=word/document.xml><?xml version="1.0" encoding="utf-8"?>
-<w:document xmlns:wpc="http://schemas.microsoft.com/office/word/2010/wordprocessingCanvas" xmlns:mc="http://schemas.openxmlformats.org/markup-compatibility/2006" xmlns:o="urn:schemas-microsoft-com:office:office" xmlns:r="http://schemas.openxmlformats.org/officeDocument/2006/relationships" xmlns:m="http://schemas.openxmlformats.org/officeDocument/2006/math" xmlns:v="urn:schemas-microsoft-com:vml" xmlns:wp14="http://schemas.microsoft.com/office/word/2010/wordprocessingDrawing" xmlns:wp="http://schemas.openxmlformats.org/drawingml/2006/wordprocessingDrawing" xmlns:w10="urn:schemas-microsoft-com:office:word" xmlns:w="http://schemas.openxmlformats.org/wordprocessingml/2006/main" xmlns:w14="http://schemas.microsoft.com/office/word/2010/wordml" xmlns:w15="http://schemas.microsoft.com/office/word/2012/wordml" xmlns:wne="http://schemas.microsoft.com/office/word/2006/wordml" xmlns:wpg="http://schemas.microsoft.com/office/word/2010/wordprocessingGroup" xmlns:wpi="http://schemas.microsoft.com/office/word/2010/wordprocessingInk" xmlns:wps="http://schemas.microsoft.com/office/word/2010/wordprocessingShape" mc:Ignorable="w14 w15 wp14">
-  <!-- Generated by Aspose.Words for .NET 13.3.0.1 -->
+<w:document xmlns:wpc="http://schemas.microsoft.com/office/word/2010/wordprocessingCanvas" xmlns:mc="http://schemas.openxmlformats.org/markup-compatibility/2006" xmlns:o="urn:schemas-microsoft-com:office:office" xmlns:r="http://schemas.openxmlformats.org/officeDocument/2006/relationships" xmlns:m="http://schemas.openxmlformats.org/officeDocument/2006/math" xmlns:v="urn:schemas-microsoft-com:vml" xmlns:wp14="http://schemas.microsoft.com/office/word/2010/wordprocessingDrawing" xmlns:wp="http://schemas.openxmlformats.org/drawingml/2006/wordprocessingDrawing" xmlns:w="http://schemas.openxmlformats.org/wordprocessingml/2006/main" xmlns:w14="http://schemas.microsoft.com/office/word/2010/wordml" xmlns:w10="urn:schemas-microsoft-com:office:word" xmlns:w15="http://schemas.microsoft.com/office/word/2012/wordml" xmlns:wpg="http://schemas.microsoft.com/office/word/2010/wordprocessingGroup" xmlns:wpi="http://schemas.microsoft.com/office/word/2010/wordprocessingInk" xmlns:wne="http://schemas.microsoft.com/office/word/2006/wordml" xmlns:wps="http://schemas.microsoft.com/office/word/2010/wordprocessingShape" xmlns:wpsCustomData="http://www.wps.cn/officeDocument/2013/wpsCustomData" mc:Ignorable="w14 w15 wp14">
   <w:body>
     <w:p>
       <w:pPr>
-        <w:pStyle w:val="a1"/>
+        <w:pStyle w:val="31"/>
         <w:bidi w:val="0"/>
       </w:pPr>
-      <w:bookmarkStart w:id="0" w:name="_Toc9014"/>
-    </w:p>
-    <w:p>
-      <w:pPr>
-        <w:pStyle w:val="a1"/>
+    </w:p>
+    <w:p>
+      <w:pPr>
+        <w:pStyle w:val="31"/>
         <w:bidi w:val="0"/>
       </w:pPr>
+      <w:bookmarkStart w:id="0" w:name="_Toc15163"/>
       <w:r>
         <w:t>管理评审报告</w:t>
       </w:r>
@@ -22,10 +21,10 @@
     </w:p>
     <w:p>
       <w:pPr>
-        <w:pStyle w:val="a2"/>
+        <w:pStyle w:val="32"/>
         <w:bidi w:val="0"/>
       </w:pPr>
-      <w:bookmarkStart w:id="1" w:name="_Toc1295"/>
+      <w:bookmarkStart w:id="1" w:name="_Toc4318"/>
       <w:r>
         <w:t>中达丰集团有限公司</w:t>
       </w:r>
@@ -34,10 +33,10 @@
     <w:p>
       <w:pPr>
         <w:spacing w:before="117" w:line="219" w:lineRule="auto"/>
-        <w:ind w:left="0" w:right="0" w:firstLine="0" w:leftChars="0" w:rightChars="0" w:firstLineChars="0"/>
+        <w:ind w:left="0" w:leftChars="0" w:right="0" w:rightChars="0" w:firstLine="0" w:firstLineChars="0"/>
         <w:jc w:val="center"/>
         <w:rPr>
-          <w:rFonts w:ascii="宋体" w:eastAsia="宋体" w:hAnsi="宋体" w:cs="宋体" w:hint="default"/>
+          <w:rFonts w:hint="default" w:ascii="宋体" w:hAnsi="宋体" w:eastAsia="宋体" w:cs="宋体"/>
           <w:spacing w:val="-1"/>
           <w:sz w:val="36"/>
           <w:szCs w:val="36"/>
@@ -46,49 +45,69 @@
       </w:pPr>
       <w:r>
         <w:rPr>
-          <w:rFonts w:ascii="宋体" w:eastAsia="宋体" w:hAnsi="宋体" w:cs="宋体" w:hint="eastAsia"/>
+          <w:rFonts w:hint="eastAsia" w:ascii="宋体" w:hAnsi="宋体" w:eastAsia="宋体" w:cs="宋体"/>
           <w:spacing w:val="-1"/>
           <w:sz w:val="36"/>
           <w:szCs w:val="36"/>
           <w:lang w:val="en-US" w:eastAsia="zh-CN"/>
         </w:rPr>
-        <w:t>2025年10月2</w:t>
-      </w:r>
-      <w:r>
-        <w:rPr>
-          <w:rFonts w:ascii="宋体" w:hAnsi="宋体" w:cs="宋体" w:hint="eastAsia"/>
+        <w:t>2025年1</w:t>
+      </w:r>
+      <w:r>
+        <w:rPr>
+          <w:rFonts w:hint="eastAsia" w:ascii="宋体" w:hAnsi="宋体" w:cs="宋体"/>
           <w:spacing w:val="-1"/>
           <w:sz w:val="36"/>
           <w:szCs w:val="36"/>
           <w:lang w:val="en-US" w:eastAsia="zh-CN"/>
         </w:rPr>
-        <w:t>0</w:t>
-      </w:r>
-      <w:r>
-        <w:rPr>
-          <w:rFonts w:ascii="宋体" w:eastAsia="宋体" w:hAnsi="宋体" w:cs="宋体" w:hint="eastAsia"/>
+        <w:t>2</w:t>
+      </w:r>
+      <w:r>
+        <w:rPr>
+          <w:rFonts w:hint="eastAsia" w:ascii="宋体" w:hAnsi="宋体" w:eastAsia="宋体" w:cs="宋体"/>
           <w:spacing w:val="-1"/>
           <w:sz w:val="36"/>
           <w:szCs w:val="36"/>
           <w:lang w:val="en-US" w:eastAsia="zh-CN"/>
         </w:rPr>
-        <w:t>日</w:t>
-      </w:r>
-    </w:p>
-    <w:p>
-      <w:pPr>
-        <w:spacing w:line="219" w:lineRule="auto"/>
-        <w:rPr>
-          <w:rFonts w:ascii="宋体" w:eastAsia="宋体" w:hAnsi="宋体" w:cs="宋体"/>
+        <w:t>月2</w:t>
+      </w:r>
+      <w:r>
+        <w:rPr>
+          <w:rFonts w:hint="eastAsia" w:ascii="宋体" w:hAnsi="宋体" w:cs="宋体"/>
+          <w:spacing w:val="-1"/>
           <w:sz w:val="36"/>
           <w:szCs w:val="36"/>
+          <w:lang w:val="en-US" w:eastAsia="zh-CN"/>
+        </w:rPr>
+        <w:t>0</w:t>
+      </w:r>
+      <w:r>
+        <w:rPr>
+          <w:rFonts w:hint="eastAsia" w:ascii="宋体" w:hAnsi="宋体" w:eastAsia="宋体" w:cs="宋体"/>
+          <w:spacing w:val="-1"/>
+          <w:sz w:val="36"/>
+          <w:szCs w:val="36"/>
+          <w:lang w:val="en-US" w:eastAsia="zh-CN"/>
+        </w:rPr>
+        <w:t>日</w:t>
+      </w:r>
+    </w:p>
+    <w:p>
+      <w:pPr>
+        <w:spacing w:line="219" w:lineRule="auto"/>
+        <w:rPr>
+          <w:rFonts w:ascii="宋体" w:hAnsi="宋体" w:eastAsia="宋体" w:cs="宋体"/>
+          <w:sz w:val="36"/>
+          <w:szCs w:val="36"/>
         </w:rPr>
         <w:sectPr>
-          <w:headerReference w:type="default" r:id="rId5"/>
-          <w:footerReference w:type="default" r:id="rId6"/>
+          <w:headerReference r:id="rId5" w:type="default"/>
+          <w:footerReference r:id="rId6" w:type="default"/>
           <w:pgSz w:w="11906" w:h="16839"/>
           <w:pgMar w:top="1105" w:right="1151" w:bottom="1360" w:left="1672" w:header="1090" w:footer="1344" w:gutter="0"/>
-          <w:cols w:num="1" w:space="720"/>
+          <w:cols w:space="720" w:num="1"/>
         </w:sectPr>
       </w:pPr>
     </w:p>
@@ -98,15 +117,15 @@
         <w:ind w:left="3811"/>
         <w:outlineLvl w:val="0"/>
         <w:rPr>
-          <w:rFonts w:ascii="宋体" w:eastAsia="宋体" w:hAnsi="宋体" w:cs="宋体"/>
+          <w:rFonts w:ascii="宋体" w:hAnsi="宋体" w:eastAsia="宋体" w:cs="宋体"/>
           <w:sz w:val="28"/>
           <w:szCs w:val="28"/>
         </w:rPr>
       </w:pPr>
-      <w:bookmarkStart w:id="2" w:name="_Toc4231"/>
-      <w:r>
-        <w:rPr>
-          <w:rFonts w:ascii="宋体" w:eastAsia="宋体" w:hAnsi="宋体" w:cs="宋体"/>
+      <w:bookmarkStart w:id="2" w:name="_Toc31670"/>
+      <w:r>
+        <w:rPr>
+          <w:rFonts w:ascii="宋体" w:hAnsi="宋体" w:eastAsia="宋体" w:cs="宋体"/>
           <w:spacing w:val="-3"/>
           <w:sz w:val="28"/>
           <w:szCs w:val="28"/>
@@ -117,16 +136,16 @@
     </w:p>
     <w:tbl>
       <w:tblPr>
-        <w:tblStyle w:val="TableNormal0"/>
+        <w:tblStyle w:val="24"/>
         <w:tblW w:w="9150" w:type="dxa"/>
         <w:jc w:val="center"/>
         <w:tblBorders>
-          <w:top w:val="single" w:sz="4" w:space="0" w:color="000000"/>
-          <w:left w:val="single" w:sz="4" w:space="0" w:color="000000"/>
-          <w:bottom w:val="single" w:sz="4" w:space="0" w:color="000000"/>
-          <w:right w:val="single" w:sz="4" w:space="0" w:color="000000"/>
-          <w:insideH w:val="single" w:sz="4" w:space="0" w:color="000000"/>
-          <w:insideV w:val="single" w:sz="4" w:space="0" w:color="000000"/>
+          <w:top w:val="single" w:color="000000" w:sz="4" w:space="0"/>
+          <w:left w:val="single" w:color="000000" w:sz="4" w:space="0"/>
+          <w:bottom w:val="single" w:color="000000" w:sz="4" w:space="0"/>
+          <w:right w:val="single" w:color="000000" w:sz="4" w:space="0"/>
+          <w:insideH w:val="single" w:color="000000" w:sz="4" w:space="0"/>
+          <w:insideV w:val="single" w:color="000000" w:sz="4" w:space="0"/>
         </w:tblBorders>
         <w:tblLayout w:type="fixed"/>
         <w:tblCellMar>
@@ -145,17 +164,14 @@
       </w:tblGrid>
       <w:tr>
         <w:tblPrEx>
-          <w:tblW w:w="9150" w:type="dxa"/>
-          <w:jc w:val="center"/>
           <w:tblBorders>
-            <w:top w:val="single" w:sz="4" w:space="0" w:color="000000"/>
-            <w:left w:val="single" w:sz="4" w:space="0" w:color="000000"/>
-            <w:bottom w:val="single" w:sz="4" w:space="0" w:color="000000"/>
-            <w:right w:val="single" w:sz="4" w:space="0" w:color="000000"/>
-            <w:insideH w:val="single" w:sz="4" w:space="0" w:color="000000"/>
-            <w:insideV w:val="single" w:sz="4" w:space="0" w:color="000000"/>
+            <w:top w:val="single" w:color="000000" w:sz="4" w:space="0"/>
+            <w:left w:val="single" w:color="000000" w:sz="4" w:space="0"/>
+            <w:bottom w:val="single" w:color="000000" w:sz="4" w:space="0"/>
+            <w:right w:val="single" w:color="000000" w:sz="4" w:space="0"/>
+            <w:insideH w:val="single" w:color="000000" w:sz="4" w:space="0"/>
+            <w:insideV w:val="single" w:color="000000" w:sz="4" w:space="0"/>
           </w:tblBorders>
-          <w:tblLayout w:type="fixed"/>
           <w:tblCellMar>
             <w:top w:w="0" w:type="dxa"/>
             <w:left w:w="0" w:type="dxa"/>
@@ -164,7 +180,7 @@
           </w:tblCellMar>
         </w:tblPrEx>
         <w:trPr>
-          <w:trHeight w:val="981"/>
+          <w:trHeight w:val="981" w:hRule="atLeast"/>
           <w:jc w:val="center"/>
         </w:trPr>
         <w:tc>
@@ -174,7 +190,7 @@
           </w:tcPr>
           <w:p>
             <w:pPr>
-              <w:pStyle w:val="TableText"/>
+              <w:pStyle w:val="25"/>
               <w:spacing w:before="125" w:line="325" w:lineRule="auto"/>
               <w:ind w:right="251"/>
             </w:pPr>
@@ -197,7 +213,7 @@
           </w:tcPr>
           <w:p>
             <w:pPr>
-              <w:pStyle w:val="TableText"/>
+              <w:pStyle w:val="25"/>
               <w:spacing w:before="78" w:line="218" w:lineRule="auto"/>
               <w:ind w:left="115"/>
             </w:pPr>
@@ -212,9 +228,14 @@
       </w:tr>
       <w:tr>
         <w:tblPrEx>
-          <w:tblW w:w="9150" w:type="dxa"/>
-          <w:jc w:val="center"/>
-          <w:tblLayout w:type="fixed"/>
+          <w:tblBorders>
+            <w:top w:val="single" w:color="000000" w:sz="4" w:space="0"/>
+            <w:left w:val="single" w:color="000000" w:sz="4" w:space="0"/>
+            <w:bottom w:val="single" w:color="000000" w:sz="4" w:space="0"/>
+            <w:right w:val="single" w:color="000000" w:sz="4" w:space="0"/>
+            <w:insideH w:val="single" w:color="000000" w:sz="4" w:space="0"/>
+            <w:insideV w:val="single" w:color="000000" w:sz="4" w:space="0"/>
+          </w:tblBorders>
           <w:tblCellMar>
             <w:top w:w="0" w:type="dxa"/>
             <w:left w:w="0" w:type="dxa"/>
@@ -223,7 +244,7 @@
           </w:tblCellMar>
         </w:tblPrEx>
         <w:trPr>
-          <w:trHeight w:val="606"/>
+          <w:trHeight w:val="606" w:hRule="atLeast"/>
           <w:jc w:val="center"/>
         </w:trPr>
         <w:tc>
@@ -233,7 +254,7 @@
           </w:tcPr>
           <w:p>
             <w:pPr>
-              <w:pStyle w:val="TableText"/>
+              <w:pStyle w:val="25"/>
               <w:spacing w:before="182" w:line="220" w:lineRule="auto"/>
               <w:ind w:left="114"/>
             </w:pPr>
@@ -253,7 +274,7 @@
           </w:tcPr>
           <w:p>
             <w:pPr>
-              <w:pStyle w:val="TableText"/>
+              <w:pStyle w:val="25"/>
               <w:spacing w:before="182" w:line="219" w:lineRule="auto"/>
               <w:ind w:left="109"/>
             </w:pPr>
@@ -268,9 +289,14 @@
       </w:tr>
       <w:tr>
         <w:tblPrEx>
-          <w:tblW w:w="9150" w:type="dxa"/>
-          <w:jc w:val="center"/>
-          <w:tblLayout w:type="fixed"/>
+          <w:tblBorders>
+            <w:top w:val="single" w:color="000000" w:sz="4" w:space="0"/>
+            <w:left w:val="single" w:color="000000" w:sz="4" w:space="0"/>
+            <w:bottom w:val="single" w:color="000000" w:sz="4" w:space="0"/>
+            <w:right w:val="single" w:color="000000" w:sz="4" w:space="0"/>
+            <w:insideH w:val="single" w:color="000000" w:sz="4" w:space="0"/>
+            <w:insideV w:val="single" w:color="000000" w:sz="4" w:space="0"/>
+          </w:tblBorders>
           <w:tblCellMar>
             <w:top w:w="0" w:type="dxa"/>
             <w:left w:w="0" w:type="dxa"/>
@@ -279,7 +305,7 @@
           </w:tblCellMar>
         </w:tblPrEx>
         <w:trPr>
-          <w:trHeight w:val="606"/>
+          <w:trHeight w:val="606" w:hRule="atLeast"/>
           <w:jc w:val="center"/>
         </w:trPr>
         <w:tc>
@@ -289,7 +315,7 @@
           </w:tcPr>
           <w:p>
             <w:pPr>
-              <w:pStyle w:val="TableText"/>
+              <w:pStyle w:val="25"/>
               <w:spacing w:before="184" w:line="220" w:lineRule="auto"/>
               <w:ind w:left="114"/>
             </w:pPr>
@@ -309,7 +335,7 @@
           </w:tcPr>
           <w:p>
             <w:pPr>
-              <w:pStyle w:val="TableText"/>
+              <w:pStyle w:val="25"/>
               <w:spacing w:before="184" w:line="220" w:lineRule="auto"/>
               <w:ind w:left="108"/>
             </w:pPr>
@@ -324,9 +350,14 @@
       </w:tr>
       <w:tr>
         <w:tblPrEx>
-          <w:tblW w:w="9150" w:type="dxa"/>
-          <w:jc w:val="center"/>
-          <w:tblLayout w:type="fixed"/>
+          <w:tblBorders>
+            <w:top w:val="single" w:color="000000" w:sz="4" w:space="0"/>
+            <w:left w:val="single" w:color="000000" w:sz="4" w:space="0"/>
+            <w:bottom w:val="single" w:color="000000" w:sz="4" w:space="0"/>
+            <w:right w:val="single" w:color="000000" w:sz="4" w:space="0"/>
+            <w:insideH w:val="single" w:color="000000" w:sz="4" w:space="0"/>
+            <w:insideV w:val="single" w:color="000000" w:sz="4" w:space="0"/>
+          </w:tblBorders>
           <w:tblCellMar>
             <w:top w:w="0" w:type="dxa"/>
             <w:left w:w="0" w:type="dxa"/>
@@ -335,7 +366,7 @@
           </w:tblCellMar>
         </w:tblPrEx>
         <w:trPr>
-          <w:trHeight w:val="606"/>
+          <w:trHeight w:val="606" w:hRule="atLeast"/>
           <w:jc w:val="center"/>
         </w:trPr>
         <w:tc>
@@ -345,7 +376,7 @@
           </w:tcPr>
           <w:p>
             <w:pPr>
-              <w:pStyle w:val="TableText"/>
+              <w:pStyle w:val="25"/>
               <w:spacing w:before="186" w:line="219" w:lineRule="auto"/>
               <w:ind w:left="306"/>
             </w:pPr>
@@ -364,7 +395,7 @@
           </w:tcPr>
           <w:p>
             <w:pPr>
-              <w:pStyle w:val="TableText"/>
+              <w:pStyle w:val="25"/>
               <w:spacing w:before="186" w:line="219" w:lineRule="auto"/>
               <w:ind w:left="371"/>
             </w:pPr>
@@ -383,7 +414,7 @@
           </w:tcPr>
           <w:p>
             <w:pPr>
-              <w:pStyle w:val="TableText"/>
+              <w:pStyle w:val="25"/>
               <w:spacing w:before="186" w:line="219" w:lineRule="auto"/>
               <w:ind w:left="696"/>
             </w:pPr>
@@ -402,7 +433,7 @@
           </w:tcPr>
           <w:p>
             <w:pPr>
-              <w:pStyle w:val="TableText"/>
+              <w:pStyle w:val="25"/>
               <w:spacing w:before="187" w:line="220" w:lineRule="auto"/>
               <w:ind w:left="758"/>
             </w:pPr>
@@ -421,7 +452,7 @@
           </w:tcPr>
           <w:p>
             <w:pPr>
-              <w:pStyle w:val="TableText"/>
+              <w:pStyle w:val="25"/>
               <w:spacing w:before="187" w:line="220" w:lineRule="auto"/>
               <w:ind w:left="560"/>
             </w:pPr>
@@ -436,9 +467,14 @@
       </w:tr>
       <w:tr>
         <w:tblPrEx>
-          <w:tblW w:w="9150" w:type="dxa"/>
-          <w:jc w:val="center"/>
-          <w:tblLayout w:type="fixed"/>
+          <w:tblBorders>
+            <w:top w:val="single" w:color="000000" w:sz="4" w:space="0"/>
+            <w:left w:val="single" w:color="000000" w:sz="4" w:space="0"/>
+            <w:bottom w:val="single" w:color="000000" w:sz="4" w:space="0"/>
+            <w:right w:val="single" w:color="000000" w:sz="4" w:space="0"/>
+            <w:insideH w:val="single" w:color="000000" w:sz="4" w:space="0"/>
+            <w:insideV w:val="single" w:color="000000" w:sz="4" w:space="0"/>
+          </w:tblBorders>
           <w:tblCellMar>
             <w:top w:w="0" w:type="dxa"/>
             <w:left w:w="0" w:type="dxa"/>
@@ -447,7 +483,7 @@
           </w:tblCellMar>
         </w:tblPrEx>
         <w:trPr>
-          <w:trHeight w:val="488"/>
+          <w:trHeight w:val="488" w:hRule="atLeast"/>
           <w:jc w:val="center"/>
         </w:trPr>
         <w:tc>
@@ -457,7 +493,7 @@
           </w:tcPr>
           <w:p>
             <w:pPr>
-              <w:pStyle w:val="TableText"/>
+              <w:pStyle w:val="25"/>
               <w:spacing w:before="162" w:line="239" w:lineRule="auto"/>
               <w:ind w:left="539"/>
             </w:pPr>
@@ -476,11 +512,11 @@
           </w:tcPr>
           <w:p>
             <w:pPr>
-              <w:pStyle w:val="TableText"/>
+              <w:pStyle w:val="25"/>
               <w:spacing w:before="162"/>
               <w:ind w:left="313"/>
               <w:rPr>
-                <w:rFonts w:eastAsia="宋体" w:hint="default"/>
+                <w:rFonts w:hint="default" w:eastAsia="宋体"/>
                 <w:lang w:val="en-US" w:eastAsia="zh-CN"/>
               </w:rPr>
             </w:pPr>
@@ -496,7 +532,7 @@
                 <w:spacing w:val="-2"/>
                 <w:lang w:val="en-US" w:eastAsia="zh-CN"/>
               </w:rPr>
-              <w:t>10</w:t>
+              <w:t>12</w:t>
             </w:r>
             <w:r>
               <w:rPr>
@@ -521,7 +557,7 @@
           </w:tcPr>
           <w:p>
             <w:pPr>
-              <w:pStyle w:val="TableText"/>
+              <w:pStyle w:val="25"/>
               <w:spacing w:before="128" w:line="219" w:lineRule="auto"/>
               <w:ind w:left="699"/>
             </w:pPr>
@@ -540,11 +576,11 @@
           </w:tcPr>
           <w:p>
             <w:pPr>
-              <w:pStyle w:val="TableText"/>
+              <w:pStyle w:val="25"/>
               <w:spacing w:before="128" w:line="220" w:lineRule="auto"/>
               <w:ind w:left="639"/>
               <w:rPr>
-                <w:rFonts w:eastAsia="宋体" w:hint="eastAsia"/>
+                <w:rFonts w:hint="eastAsia" w:eastAsia="宋体"/>
                 <w:lang w:val="en-US" w:eastAsia="zh-CN"/>
               </w:rPr>
             </w:pPr>
@@ -564,7 +600,7 @@
           </w:tcPr>
           <w:p>
             <w:pPr>
-              <w:pStyle w:val="TableText"/>
+              <w:pStyle w:val="25"/>
               <w:spacing w:before="128" w:line="220" w:lineRule="auto"/>
               <w:ind w:left="433"/>
             </w:pPr>
@@ -579,9 +615,14 @@
       </w:tr>
       <w:tr>
         <w:tblPrEx>
-          <w:tblW w:w="9150" w:type="dxa"/>
-          <w:jc w:val="center"/>
-          <w:tblLayout w:type="fixed"/>
+          <w:tblBorders>
+            <w:top w:val="single" w:color="000000" w:sz="4" w:space="0"/>
+            <w:left w:val="single" w:color="000000" w:sz="4" w:space="0"/>
+            <w:bottom w:val="single" w:color="000000" w:sz="4" w:space="0"/>
+            <w:right w:val="single" w:color="000000" w:sz="4" w:space="0"/>
+            <w:insideH w:val="single" w:color="000000" w:sz="4" w:space="0"/>
+            <w:insideV w:val="single" w:color="000000" w:sz="4" w:space="0"/>
+          </w:tblBorders>
           <w:tblCellMar>
             <w:top w:w="0" w:type="dxa"/>
             <w:left w:w="0" w:type="dxa"/>
@@ -590,7 +631,7 @@
           </w:tblCellMar>
         </w:tblPrEx>
         <w:trPr>
-          <w:trHeight w:val="528"/>
+          <w:trHeight w:val="528" w:hRule="atLeast"/>
           <w:jc w:val="center"/>
         </w:trPr>
         <w:tc>
@@ -661,9 +702,14 @@
       </w:tr>
       <w:tr>
         <w:tblPrEx>
-          <w:tblW w:w="9150" w:type="dxa"/>
-          <w:jc w:val="center"/>
-          <w:tblLayout w:type="fixed"/>
+          <w:tblBorders>
+            <w:top w:val="single" w:color="000000" w:sz="4" w:space="0"/>
+            <w:left w:val="single" w:color="000000" w:sz="4" w:space="0"/>
+            <w:bottom w:val="single" w:color="000000" w:sz="4" w:space="0"/>
+            <w:right w:val="single" w:color="000000" w:sz="4" w:space="0"/>
+            <w:insideH w:val="single" w:color="000000" w:sz="4" w:space="0"/>
+            <w:insideV w:val="single" w:color="000000" w:sz="4" w:space="0"/>
+          </w:tblBorders>
           <w:tblCellMar>
             <w:top w:w="0" w:type="dxa"/>
             <w:left w:w="0" w:type="dxa"/>
@@ -672,7 +718,7 @@
           </w:tblCellMar>
         </w:tblPrEx>
         <w:trPr>
-          <w:trHeight w:val="589"/>
+          <w:trHeight w:val="589" w:hRule="atLeast"/>
           <w:jc w:val="center"/>
         </w:trPr>
         <w:tc>
@@ -744,24 +790,24 @@
     </w:tbl>
     <w:p>
       <w:pPr>
-        <w:pStyle w:val="BodyText"/>
+        <w:pStyle w:val="12"/>
       </w:pPr>
     </w:p>
     <w:p>
       <w:pPr>
         <w:sectPr>
-          <w:headerReference w:type="default" r:id="rId7"/>
-          <w:footerReference w:type="default" r:id="rId8"/>
+          <w:headerReference r:id="rId7" w:type="default"/>
+          <w:footerReference r:id="rId8" w:type="default"/>
           <w:pgSz w:w="11906" w:h="16839"/>
           <w:pgMar w:top="400" w:right="1150" w:bottom="1233" w:left="1595" w:header="0" w:footer="1070" w:gutter="0"/>
-          <w:cols w:num="1" w:space="720"/>
+          <w:cols w:space="720" w:num="1"/>
         </w:sectPr>
       </w:pPr>
     </w:p>
     <w:sdt>
       <w:sdtPr>
         <w:rPr>
-          <w:rFonts w:ascii="宋体" w:eastAsia="宋体" w:hAnsi="宋体" w:cs="Arial"/>
+          <w:rFonts w:ascii="宋体" w:hAnsi="宋体" w:eastAsia="宋体" w:cs="Arial"/>
           <w:snapToGrid w:val="0"/>
           <w:color w:val="000000"/>
           <w:kern w:val="0"/>
@@ -777,7 +823,7 @@
       </w:sdtPr>
       <w:sdtEndPr>
         <w:rPr>
-          <w:rFonts w:ascii="Microsoft JhengHei" w:eastAsia="Microsoft JhengHei" w:hAnsi="Microsoft JhengHei" w:cs="Microsoft JhengHei" w:hint="eastAsia"/>
+          <w:rFonts w:hint="eastAsia" w:ascii="Microsoft JhengHei" w:hAnsi="Microsoft JhengHei" w:eastAsia="Microsoft JhengHei" w:cs="Microsoft JhengHei"/>
           <w:snapToGrid w:val="0"/>
           <w:color w:val="000000"/>
           <w:kern w:val="0"/>
@@ -790,12 +836,12 @@
         <w:p>
           <w:pPr>
             <w:spacing w:before="0" w:beforeLines="0" w:after="0" w:afterLines="0" w:line="240" w:lineRule="auto"/>
-            <w:ind w:left="0" w:right="0" w:firstLine="0" w:leftChars="0" w:rightChars="0" w:firstLineChars="0"/>
+            <w:ind w:left="0" w:leftChars="0" w:right="0" w:rightChars="0" w:firstLine="0" w:firstLineChars="0"/>
             <w:jc w:val="center"/>
           </w:pPr>
           <w:r>
             <w:rPr>
-              <w:rFonts w:ascii="宋体" w:eastAsia="宋体" w:hAnsi="宋体"/>
+              <w:rFonts w:ascii="宋体" w:hAnsi="宋体" w:eastAsia="宋体"/>
               <w:sz w:val="21"/>
             </w:rPr>
             <w:t>目录</w:t>
@@ -803,14 +849,14 @@
         </w:p>
         <w:p>
           <w:pPr>
-            <w:pStyle w:val="TOC1"/>
+            <w:pStyle w:val="16"/>
             <w:tabs>
               <w:tab w:val="right" w:leader="dot" w:pos="8487"/>
             </w:tabs>
           </w:pPr>
           <w:r>
             <w:rPr>
-              <w:rFonts w:ascii="Microsoft JhengHei" w:eastAsia="Microsoft JhengHei" w:hAnsi="Microsoft JhengHei" w:cs="Microsoft JhengHei" w:hint="eastAsia"/>
+              <w:rFonts w:hint="eastAsia" w:ascii="Microsoft JhengHei" w:hAnsi="Microsoft JhengHei" w:eastAsia="Microsoft JhengHei" w:cs="Microsoft JhengHei"/>
               <w:sz w:val="24"/>
               <w:szCs w:val="24"/>
             </w:rPr>
@@ -818,7 +864,7 @@
           </w:r>
           <w:r>
             <w:rPr>
-              <w:rFonts w:ascii="Microsoft JhengHei" w:eastAsia="Microsoft JhengHei" w:hAnsi="Microsoft JhengHei" w:cs="Microsoft JhengHei" w:hint="eastAsia"/>
+              <w:rFonts w:hint="eastAsia" w:ascii="Microsoft JhengHei" w:hAnsi="Microsoft JhengHei" w:eastAsia="Microsoft JhengHei" w:cs="Microsoft JhengHei"/>
               <w:sz w:val="24"/>
               <w:szCs w:val="24"/>
             </w:rPr>
@@ -826,7 +872,7 @@
           </w:r>
           <w:r>
             <w:rPr>
-              <w:rFonts w:ascii="Microsoft JhengHei" w:eastAsia="Microsoft JhengHei" w:hAnsi="Microsoft JhengHei" w:cs="Microsoft JhengHei" w:hint="eastAsia"/>
+              <w:rFonts w:hint="eastAsia" w:ascii="Microsoft JhengHei" w:hAnsi="Microsoft JhengHei" w:eastAsia="Microsoft JhengHei" w:cs="Microsoft JhengHei"/>
               <w:sz w:val="24"/>
               <w:szCs w:val="24"/>
             </w:rPr>
@@ -834,21 +880,21 @@
           </w:r>
           <w:r>
             <w:rPr>
-              <w:rFonts w:ascii="Microsoft JhengHei" w:eastAsia="Microsoft JhengHei" w:hAnsi="Microsoft JhengHei" w:cs="Microsoft JhengHei" w:hint="eastAsia"/>
+              <w:rFonts w:hint="eastAsia" w:ascii="Microsoft JhengHei" w:hAnsi="Microsoft JhengHei" w:eastAsia="Microsoft JhengHei" w:cs="Microsoft JhengHei"/>
               <w:szCs w:val="24"/>
             </w:rPr>
             <w:fldChar w:fldCharType="begin"/>
           </w:r>
           <w:r>
             <w:rPr>
-              <w:rFonts w:ascii="Microsoft JhengHei" w:eastAsia="Microsoft JhengHei" w:hAnsi="Microsoft JhengHei" w:cs="Microsoft JhengHei" w:hint="eastAsia"/>
-              <w:szCs w:val="24"/>
-            </w:rPr>
-            <w:instrText xml:space="preserve"> HYPERLINK \l _Toc9014 </w:instrText>
-          </w:r>
-          <w:r>
-            <w:rPr>
-              <w:rFonts w:ascii="Microsoft JhengHei" w:eastAsia="Microsoft JhengHei" w:hAnsi="Microsoft JhengHei" w:cs="Microsoft JhengHei" w:hint="eastAsia"/>
+              <w:rFonts w:hint="eastAsia" w:ascii="Microsoft JhengHei" w:hAnsi="Microsoft JhengHei" w:eastAsia="Microsoft JhengHei" w:cs="Microsoft JhengHei"/>
+              <w:szCs w:val="24"/>
+            </w:rPr>
+            <w:instrText xml:space="preserve"> HYPERLINK \l _Toc15163 </w:instrText>
+          </w:r>
+          <w:r>
+            <w:rPr>
+              <w:rFonts w:hint="eastAsia" w:ascii="Microsoft JhengHei" w:hAnsi="Microsoft JhengHei" w:eastAsia="Microsoft JhengHei" w:cs="Microsoft JhengHei"/>
               <w:szCs w:val="24"/>
             </w:rPr>
             <w:fldChar w:fldCharType="separate"/>
@@ -863,7 +909,7 @@
             <w:fldChar w:fldCharType="begin"/>
           </w:r>
           <w:r>
-            <w:instrText xml:space="preserve"> PAGEREF _Toc9014 \h </w:instrText>
+            <w:instrText xml:space="preserve"> PAGEREF _Toc15163 \h </w:instrText>
           </w:r>
           <w:r>
             <w:fldChar w:fldCharType="separate"/>
@@ -876,7 +922,7 @@
           </w:r>
           <w:r>
             <w:rPr>
-              <w:rFonts w:ascii="Microsoft JhengHei" w:eastAsia="Microsoft JhengHei" w:hAnsi="Microsoft JhengHei" w:cs="Microsoft JhengHei" w:hint="eastAsia"/>
+              <w:rFonts w:hint="eastAsia" w:ascii="Microsoft JhengHei" w:hAnsi="Microsoft JhengHei" w:eastAsia="Microsoft JhengHei" w:cs="Microsoft JhengHei"/>
               <w:szCs w:val="24"/>
             </w:rPr>
             <w:fldChar w:fldCharType="end"/>
@@ -884,28 +930,28 @@
         </w:p>
         <w:p>
           <w:pPr>
-            <w:pStyle w:val="TOC1"/>
+            <w:pStyle w:val="16"/>
             <w:tabs>
               <w:tab w:val="right" w:leader="dot" w:pos="8487"/>
             </w:tabs>
           </w:pPr>
           <w:r>
             <w:rPr>
-              <w:rFonts w:ascii="Microsoft JhengHei" w:eastAsia="Microsoft JhengHei" w:hAnsi="Microsoft JhengHei" w:cs="Microsoft JhengHei" w:hint="eastAsia"/>
+              <w:rFonts w:hint="eastAsia" w:ascii="Microsoft JhengHei" w:hAnsi="Microsoft JhengHei" w:eastAsia="Microsoft JhengHei" w:cs="Microsoft JhengHei"/>
               <w:szCs w:val="24"/>
             </w:rPr>
             <w:fldChar w:fldCharType="begin"/>
           </w:r>
           <w:r>
             <w:rPr>
-              <w:rFonts w:ascii="Microsoft JhengHei" w:eastAsia="Microsoft JhengHei" w:hAnsi="Microsoft JhengHei" w:cs="Microsoft JhengHei" w:hint="eastAsia"/>
-              <w:szCs w:val="24"/>
-            </w:rPr>
-            <w:instrText xml:space="preserve"> HYPERLINK \l _Toc1295 </w:instrText>
-          </w:r>
-          <w:r>
-            <w:rPr>
-              <w:rFonts w:ascii="Microsoft JhengHei" w:eastAsia="Microsoft JhengHei" w:hAnsi="Microsoft JhengHei" w:cs="Microsoft JhengHei" w:hint="eastAsia"/>
+              <w:rFonts w:hint="eastAsia" w:ascii="Microsoft JhengHei" w:hAnsi="Microsoft JhengHei" w:eastAsia="Microsoft JhengHei" w:cs="Microsoft JhengHei"/>
+              <w:szCs w:val="24"/>
+            </w:rPr>
+            <w:instrText xml:space="preserve"> HYPERLINK \l _Toc4318 </w:instrText>
+          </w:r>
+          <w:r>
+            <w:rPr>
+              <w:rFonts w:hint="eastAsia" w:ascii="Microsoft JhengHei" w:hAnsi="Microsoft JhengHei" w:eastAsia="Microsoft JhengHei" w:cs="Microsoft JhengHei"/>
               <w:szCs w:val="24"/>
             </w:rPr>
             <w:fldChar w:fldCharType="separate"/>
@@ -920,7 +966,7 @@
             <w:fldChar w:fldCharType="begin"/>
           </w:r>
           <w:r>
-            <w:instrText xml:space="preserve"> PAGEREF _Toc1295 \h </w:instrText>
+            <w:instrText xml:space="preserve"> PAGEREF _Toc4318 \h </w:instrText>
           </w:r>
           <w:r>
             <w:fldChar w:fldCharType="separate"/>
@@ -933,7 +979,7 @@
           </w:r>
           <w:r>
             <w:rPr>
-              <w:rFonts w:ascii="Microsoft JhengHei" w:eastAsia="Microsoft JhengHei" w:hAnsi="Microsoft JhengHei" w:cs="Microsoft JhengHei" w:hint="eastAsia"/>
+              <w:rFonts w:hint="eastAsia" w:ascii="Microsoft JhengHei" w:hAnsi="Microsoft JhengHei" w:eastAsia="Microsoft JhengHei" w:cs="Microsoft JhengHei"/>
               <w:szCs w:val="24"/>
             </w:rPr>
             <w:fldChar w:fldCharType="end"/>
@@ -941,35 +987,35 @@
         </w:p>
         <w:p>
           <w:pPr>
-            <w:pStyle w:val="TOC1"/>
+            <w:pStyle w:val="16"/>
             <w:tabs>
               <w:tab w:val="right" w:leader="dot" w:pos="8487"/>
             </w:tabs>
           </w:pPr>
           <w:r>
             <w:rPr>
-              <w:rFonts w:ascii="Microsoft JhengHei" w:eastAsia="Microsoft JhengHei" w:hAnsi="Microsoft JhengHei" w:cs="Microsoft JhengHei" w:hint="eastAsia"/>
+              <w:rFonts w:hint="eastAsia" w:ascii="Microsoft JhengHei" w:hAnsi="Microsoft JhengHei" w:eastAsia="Microsoft JhengHei" w:cs="Microsoft JhengHei"/>
               <w:szCs w:val="24"/>
             </w:rPr>
             <w:fldChar w:fldCharType="begin"/>
           </w:r>
           <w:r>
             <w:rPr>
-              <w:rFonts w:ascii="Microsoft JhengHei" w:eastAsia="Microsoft JhengHei" w:hAnsi="Microsoft JhengHei" w:cs="Microsoft JhengHei" w:hint="eastAsia"/>
-              <w:szCs w:val="24"/>
-            </w:rPr>
-            <w:instrText xml:space="preserve"> HYPERLINK \l _Toc4231 </w:instrText>
-          </w:r>
-          <w:r>
-            <w:rPr>
-              <w:rFonts w:ascii="Microsoft JhengHei" w:eastAsia="Microsoft JhengHei" w:hAnsi="Microsoft JhengHei" w:cs="Microsoft JhengHei" w:hint="eastAsia"/>
+              <w:rFonts w:hint="eastAsia" w:ascii="Microsoft JhengHei" w:hAnsi="Microsoft JhengHei" w:eastAsia="Microsoft JhengHei" w:cs="Microsoft JhengHei"/>
+              <w:szCs w:val="24"/>
+            </w:rPr>
+            <w:instrText xml:space="preserve"> HYPERLINK \l _Toc31670 </w:instrText>
+          </w:r>
+          <w:r>
+            <w:rPr>
+              <w:rFonts w:hint="eastAsia" w:ascii="Microsoft JhengHei" w:hAnsi="Microsoft JhengHei" w:eastAsia="Microsoft JhengHei" w:cs="Microsoft JhengHei"/>
               <w:szCs w:val="24"/>
             </w:rPr>
             <w:fldChar w:fldCharType="separate"/>
           </w:r>
           <w:r>
             <w:rPr>
-              <w:rFonts w:ascii="宋体" w:eastAsia="宋体" w:hAnsi="宋体" w:cs="宋体"/>
+              <w:rFonts w:ascii="宋体" w:hAnsi="宋体" w:eastAsia="宋体" w:cs="宋体"/>
               <w:spacing w:val="-3"/>
               <w:szCs w:val="28"/>
             </w:rPr>
@@ -982,7 +1028,7 @@
             <w:fldChar w:fldCharType="begin"/>
           </w:r>
           <w:r>
-            <w:instrText xml:space="preserve"> PAGEREF _Toc4231 \h </w:instrText>
+            <w:instrText xml:space="preserve"> PAGEREF _Toc31670 \h </w:instrText>
           </w:r>
           <w:r>
             <w:fldChar w:fldCharType="separate"/>
@@ -995,7 +1041,7 @@
           </w:r>
           <w:r>
             <w:rPr>
-              <w:rFonts w:ascii="Microsoft JhengHei" w:eastAsia="Microsoft JhengHei" w:hAnsi="Microsoft JhengHei" w:cs="Microsoft JhengHei" w:hint="eastAsia"/>
+              <w:rFonts w:hint="eastAsia" w:ascii="Microsoft JhengHei" w:hAnsi="Microsoft JhengHei" w:eastAsia="Microsoft JhengHei" w:cs="Microsoft JhengHei"/>
               <w:szCs w:val="24"/>
             </w:rPr>
             <w:fldChar w:fldCharType="end"/>
@@ -1003,28 +1049,28 @@
         </w:p>
         <w:p>
           <w:pPr>
-            <w:pStyle w:val="TOC1"/>
+            <w:pStyle w:val="16"/>
             <w:tabs>
               <w:tab w:val="right" w:leader="dot" w:pos="8487"/>
             </w:tabs>
           </w:pPr>
           <w:r>
             <w:rPr>
-              <w:rFonts w:ascii="Microsoft JhengHei" w:eastAsia="Microsoft JhengHei" w:hAnsi="Microsoft JhengHei" w:cs="Microsoft JhengHei" w:hint="eastAsia"/>
+              <w:rFonts w:hint="eastAsia" w:ascii="Microsoft JhengHei" w:hAnsi="Microsoft JhengHei" w:eastAsia="Microsoft JhengHei" w:cs="Microsoft JhengHei"/>
               <w:szCs w:val="24"/>
             </w:rPr>
             <w:fldChar w:fldCharType="begin"/>
           </w:r>
           <w:r>
             <w:rPr>
-              <w:rFonts w:ascii="Microsoft JhengHei" w:eastAsia="Microsoft JhengHei" w:hAnsi="Microsoft JhengHei" w:cs="Microsoft JhengHei" w:hint="eastAsia"/>
-              <w:szCs w:val="24"/>
-            </w:rPr>
-            <w:instrText xml:space="preserve"> HYPERLINK \l _Toc4676 </w:instrText>
-          </w:r>
-          <w:r>
-            <w:rPr>
-              <w:rFonts w:ascii="Microsoft JhengHei" w:eastAsia="Microsoft JhengHei" w:hAnsi="Microsoft JhengHei" w:cs="Microsoft JhengHei" w:hint="eastAsia"/>
+              <w:rFonts w:hint="eastAsia" w:ascii="Microsoft JhengHei" w:hAnsi="Microsoft JhengHei" w:eastAsia="Microsoft JhengHei" w:cs="Microsoft JhengHei"/>
+              <w:szCs w:val="24"/>
+            </w:rPr>
+            <w:instrText xml:space="preserve"> HYPERLINK \l _Toc18011 </w:instrText>
+          </w:r>
+          <w:r>
+            <w:rPr>
+              <w:rFonts w:hint="eastAsia" w:ascii="Microsoft JhengHei" w:hAnsi="Microsoft JhengHei" w:eastAsia="Microsoft JhengHei" w:cs="Microsoft JhengHei"/>
               <w:szCs w:val="24"/>
             </w:rPr>
             <w:fldChar w:fldCharType="separate"/>
@@ -1045,7 +1091,7 @@
             <w:fldChar w:fldCharType="begin"/>
           </w:r>
           <w:r>
-            <w:instrText xml:space="preserve"> PAGEREF _Toc4676 \h </w:instrText>
+            <w:instrText xml:space="preserve"> PAGEREF _Toc18011 \h </w:instrText>
           </w:r>
           <w:r>
             <w:fldChar w:fldCharType="separate"/>
@@ -1058,7 +1104,7 @@
           </w:r>
           <w:r>
             <w:rPr>
-              <w:rFonts w:ascii="Microsoft JhengHei" w:eastAsia="Microsoft JhengHei" w:hAnsi="Microsoft JhengHei" w:cs="Microsoft JhengHei" w:hint="eastAsia"/>
+              <w:rFonts w:hint="eastAsia" w:ascii="Microsoft JhengHei" w:hAnsi="Microsoft JhengHei" w:eastAsia="Microsoft JhengHei" w:cs="Microsoft JhengHei"/>
               <w:szCs w:val="24"/>
             </w:rPr>
             <w:fldChar w:fldCharType="end"/>
@@ -1066,28 +1112,28 @@
         </w:p>
         <w:p>
           <w:pPr>
-            <w:pStyle w:val="TOC1"/>
+            <w:pStyle w:val="16"/>
             <w:tabs>
               <w:tab w:val="right" w:leader="dot" w:pos="8487"/>
             </w:tabs>
           </w:pPr>
           <w:r>
             <w:rPr>
-              <w:rFonts w:ascii="Microsoft JhengHei" w:eastAsia="Microsoft JhengHei" w:hAnsi="Microsoft JhengHei" w:cs="Microsoft JhengHei" w:hint="eastAsia"/>
+              <w:rFonts w:hint="eastAsia" w:ascii="Microsoft JhengHei" w:hAnsi="Microsoft JhengHei" w:eastAsia="Microsoft JhengHei" w:cs="Microsoft JhengHei"/>
               <w:szCs w:val="24"/>
             </w:rPr>
             <w:fldChar w:fldCharType="begin"/>
           </w:r>
           <w:r>
             <w:rPr>
-              <w:rFonts w:ascii="Microsoft JhengHei" w:eastAsia="Microsoft JhengHei" w:hAnsi="Microsoft JhengHei" w:cs="Microsoft JhengHei" w:hint="eastAsia"/>
-              <w:szCs w:val="24"/>
-            </w:rPr>
-            <w:instrText xml:space="preserve"> HYPERLINK \l _Toc15121 </w:instrText>
-          </w:r>
-          <w:r>
-            <w:rPr>
-              <w:rFonts w:ascii="Microsoft JhengHei" w:eastAsia="Microsoft JhengHei" w:hAnsi="Microsoft JhengHei" w:cs="Microsoft JhengHei" w:hint="eastAsia"/>
+              <w:rFonts w:hint="eastAsia" w:ascii="Microsoft JhengHei" w:hAnsi="Microsoft JhengHei" w:eastAsia="Microsoft JhengHei" w:cs="Microsoft JhengHei"/>
+              <w:szCs w:val="24"/>
+            </w:rPr>
+            <w:instrText xml:space="preserve"> HYPERLINK \l _Toc6548 </w:instrText>
+          </w:r>
+          <w:r>
+            <w:rPr>
+              <w:rFonts w:hint="eastAsia" w:ascii="Microsoft JhengHei" w:hAnsi="Microsoft JhengHei" w:eastAsia="Microsoft JhengHei" w:cs="Microsoft JhengHei"/>
               <w:szCs w:val="24"/>
             </w:rPr>
             <w:fldChar w:fldCharType="separate"/>
@@ -1108,7 +1154,7 @@
             <w:fldChar w:fldCharType="begin"/>
           </w:r>
           <w:r>
-            <w:instrText xml:space="preserve"> PAGEREF _Toc15121 \h </w:instrText>
+            <w:instrText xml:space="preserve"> PAGEREF _Toc6548 \h </w:instrText>
           </w:r>
           <w:r>
             <w:fldChar w:fldCharType="separate"/>
@@ -1121,7 +1167,7 @@
           </w:r>
           <w:r>
             <w:rPr>
-              <w:rFonts w:ascii="Microsoft JhengHei" w:eastAsia="Microsoft JhengHei" w:hAnsi="Microsoft JhengHei" w:cs="Microsoft JhengHei" w:hint="eastAsia"/>
+              <w:rFonts w:hint="eastAsia" w:ascii="Microsoft JhengHei" w:hAnsi="Microsoft JhengHei" w:eastAsia="Microsoft JhengHei" w:cs="Microsoft JhengHei"/>
               <w:szCs w:val="24"/>
             </w:rPr>
             <w:fldChar w:fldCharType="end"/>
@@ -1129,28 +1175,28 @@
         </w:p>
         <w:p>
           <w:pPr>
-            <w:pStyle w:val="TOC1"/>
+            <w:pStyle w:val="16"/>
             <w:tabs>
               <w:tab w:val="right" w:leader="dot" w:pos="8487"/>
             </w:tabs>
           </w:pPr>
           <w:r>
             <w:rPr>
-              <w:rFonts w:ascii="Microsoft JhengHei" w:eastAsia="Microsoft JhengHei" w:hAnsi="Microsoft JhengHei" w:cs="Microsoft JhengHei" w:hint="eastAsia"/>
+              <w:rFonts w:hint="eastAsia" w:ascii="Microsoft JhengHei" w:hAnsi="Microsoft JhengHei" w:eastAsia="Microsoft JhengHei" w:cs="Microsoft JhengHei"/>
               <w:szCs w:val="24"/>
             </w:rPr>
             <w:fldChar w:fldCharType="begin"/>
           </w:r>
           <w:r>
             <w:rPr>
-              <w:rFonts w:ascii="Microsoft JhengHei" w:eastAsia="Microsoft JhengHei" w:hAnsi="Microsoft JhengHei" w:cs="Microsoft JhengHei" w:hint="eastAsia"/>
-              <w:szCs w:val="24"/>
-            </w:rPr>
-            <w:instrText xml:space="preserve"> HYPERLINK \l _Toc10060 </w:instrText>
-          </w:r>
-          <w:r>
-            <w:rPr>
-              <w:rFonts w:ascii="Microsoft JhengHei" w:eastAsia="Microsoft JhengHei" w:hAnsi="Microsoft JhengHei" w:cs="Microsoft JhengHei" w:hint="eastAsia"/>
+              <w:rFonts w:hint="eastAsia" w:ascii="Microsoft JhengHei" w:hAnsi="Microsoft JhengHei" w:eastAsia="Microsoft JhengHei" w:cs="Microsoft JhengHei"/>
+              <w:szCs w:val="24"/>
+            </w:rPr>
+            <w:instrText xml:space="preserve"> HYPERLINK \l _Toc18529 </w:instrText>
+          </w:r>
+          <w:r>
+            <w:rPr>
+              <w:rFonts w:hint="eastAsia" w:ascii="Microsoft JhengHei" w:hAnsi="Microsoft JhengHei" w:eastAsia="Microsoft JhengHei" w:cs="Microsoft JhengHei"/>
               <w:szCs w:val="24"/>
             </w:rPr>
             <w:fldChar w:fldCharType="separate"/>
@@ -1171,7 +1217,7 @@
             <w:fldChar w:fldCharType="begin"/>
           </w:r>
           <w:r>
-            <w:instrText xml:space="preserve"> PAGEREF _Toc10060 \h </w:instrText>
+            <w:instrText xml:space="preserve"> PAGEREF _Toc18529 \h </w:instrText>
           </w:r>
           <w:r>
             <w:fldChar w:fldCharType="separate"/>
@@ -1184,7 +1230,7 @@
           </w:r>
           <w:r>
             <w:rPr>
-              <w:rFonts w:ascii="Microsoft JhengHei" w:eastAsia="Microsoft JhengHei" w:hAnsi="Microsoft JhengHei" w:cs="Microsoft JhengHei" w:hint="eastAsia"/>
+              <w:rFonts w:hint="eastAsia" w:ascii="Microsoft JhengHei" w:hAnsi="Microsoft JhengHei" w:eastAsia="Microsoft JhengHei" w:cs="Microsoft JhengHei"/>
               <w:szCs w:val="24"/>
             </w:rPr>
             <w:fldChar w:fldCharType="end"/>
@@ -1192,28 +1238,28 @@
         </w:p>
         <w:p>
           <w:pPr>
-            <w:pStyle w:val="TOC1"/>
+            <w:pStyle w:val="16"/>
             <w:tabs>
               <w:tab w:val="right" w:leader="dot" w:pos="8487"/>
             </w:tabs>
           </w:pPr>
           <w:r>
             <w:rPr>
-              <w:rFonts w:ascii="Microsoft JhengHei" w:eastAsia="Microsoft JhengHei" w:hAnsi="Microsoft JhengHei" w:cs="Microsoft JhengHei" w:hint="eastAsia"/>
+              <w:rFonts w:hint="eastAsia" w:ascii="Microsoft JhengHei" w:hAnsi="Microsoft JhengHei" w:eastAsia="Microsoft JhengHei" w:cs="Microsoft JhengHei"/>
               <w:szCs w:val="24"/>
             </w:rPr>
             <w:fldChar w:fldCharType="begin"/>
           </w:r>
           <w:r>
             <w:rPr>
-              <w:rFonts w:ascii="Microsoft JhengHei" w:eastAsia="Microsoft JhengHei" w:hAnsi="Microsoft JhengHei" w:cs="Microsoft JhengHei" w:hint="eastAsia"/>
-              <w:szCs w:val="24"/>
-            </w:rPr>
-            <w:instrText xml:space="preserve"> HYPERLINK \l _Toc7332 </w:instrText>
-          </w:r>
-          <w:r>
-            <w:rPr>
-              <w:rFonts w:ascii="Microsoft JhengHei" w:eastAsia="Microsoft JhengHei" w:hAnsi="Microsoft JhengHei" w:cs="Microsoft JhengHei" w:hint="eastAsia"/>
+              <w:rFonts w:hint="eastAsia" w:ascii="Microsoft JhengHei" w:hAnsi="Microsoft JhengHei" w:eastAsia="Microsoft JhengHei" w:cs="Microsoft JhengHei"/>
+              <w:szCs w:val="24"/>
+            </w:rPr>
+            <w:instrText xml:space="preserve"> HYPERLINK \l _Toc15552 </w:instrText>
+          </w:r>
+          <w:r>
+            <w:rPr>
+              <w:rFonts w:hint="eastAsia" w:ascii="Microsoft JhengHei" w:hAnsi="Microsoft JhengHei" w:eastAsia="Microsoft JhengHei" w:cs="Microsoft JhengHei"/>
               <w:szCs w:val="24"/>
             </w:rPr>
             <w:fldChar w:fldCharType="separate"/>
@@ -1234,7 +1280,7 @@
             <w:fldChar w:fldCharType="begin"/>
           </w:r>
           <w:r>
-            <w:instrText xml:space="preserve"> PAGEREF _Toc7332 \h </w:instrText>
+            <w:instrText xml:space="preserve"> PAGEREF _Toc15552 \h </w:instrText>
           </w:r>
           <w:r>
             <w:fldChar w:fldCharType="separate"/>
@@ -1247,7 +1293,7 @@
           </w:r>
           <w:r>
             <w:rPr>
-              <w:rFonts w:ascii="Microsoft JhengHei" w:eastAsia="Microsoft JhengHei" w:hAnsi="Microsoft JhengHei" w:cs="Microsoft JhengHei" w:hint="eastAsia"/>
+              <w:rFonts w:hint="eastAsia" w:ascii="Microsoft JhengHei" w:hAnsi="Microsoft JhengHei" w:eastAsia="Microsoft JhengHei" w:cs="Microsoft JhengHei"/>
               <w:szCs w:val="24"/>
             </w:rPr>
             <w:fldChar w:fldCharType="end"/>
@@ -1255,28 +1301,28 @@
         </w:p>
         <w:p>
           <w:pPr>
-            <w:pStyle w:val="TOC1"/>
+            <w:pStyle w:val="16"/>
             <w:tabs>
               <w:tab w:val="right" w:leader="dot" w:pos="8487"/>
             </w:tabs>
           </w:pPr>
           <w:r>
             <w:rPr>
-              <w:rFonts w:ascii="Microsoft JhengHei" w:eastAsia="Microsoft JhengHei" w:hAnsi="Microsoft JhengHei" w:cs="Microsoft JhengHei" w:hint="eastAsia"/>
+              <w:rFonts w:hint="eastAsia" w:ascii="Microsoft JhengHei" w:hAnsi="Microsoft JhengHei" w:eastAsia="Microsoft JhengHei" w:cs="Microsoft JhengHei"/>
               <w:szCs w:val="24"/>
             </w:rPr>
             <w:fldChar w:fldCharType="begin"/>
           </w:r>
           <w:r>
             <w:rPr>
-              <w:rFonts w:ascii="Microsoft JhengHei" w:eastAsia="Microsoft JhengHei" w:hAnsi="Microsoft JhengHei" w:cs="Microsoft JhengHei" w:hint="eastAsia"/>
-              <w:szCs w:val="24"/>
-            </w:rPr>
-            <w:instrText xml:space="preserve"> HYPERLINK \l _Toc1203 </w:instrText>
-          </w:r>
-          <w:r>
-            <w:rPr>
-              <w:rFonts w:ascii="Microsoft JhengHei" w:eastAsia="Microsoft JhengHei" w:hAnsi="Microsoft JhengHei" w:cs="Microsoft JhengHei" w:hint="eastAsia"/>
+              <w:rFonts w:hint="eastAsia" w:ascii="Microsoft JhengHei" w:hAnsi="Microsoft JhengHei" w:eastAsia="Microsoft JhengHei" w:cs="Microsoft JhengHei"/>
+              <w:szCs w:val="24"/>
+            </w:rPr>
+            <w:instrText xml:space="preserve"> HYPERLINK \l _Toc11970 </w:instrText>
+          </w:r>
+          <w:r>
+            <w:rPr>
+              <w:rFonts w:hint="eastAsia" w:ascii="Microsoft JhengHei" w:hAnsi="Microsoft JhengHei" w:eastAsia="Microsoft JhengHei" w:cs="Microsoft JhengHei"/>
               <w:szCs w:val="24"/>
             </w:rPr>
             <w:fldChar w:fldCharType="separate"/>
@@ -1297,7 +1343,7 @@
             <w:fldChar w:fldCharType="begin"/>
           </w:r>
           <w:r>
-            <w:instrText xml:space="preserve"> PAGEREF _Toc1203 \h </w:instrText>
+            <w:instrText xml:space="preserve"> PAGEREF _Toc11970 \h </w:instrText>
           </w:r>
           <w:r>
             <w:fldChar w:fldCharType="separate"/>
@@ -1310,7 +1356,7 @@
           </w:r>
           <w:r>
             <w:rPr>
-              <w:rFonts w:ascii="Microsoft JhengHei" w:eastAsia="Microsoft JhengHei" w:hAnsi="Microsoft JhengHei" w:cs="Microsoft JhengHei" w:hint="eastAsia"/>
+              <w:rFonts w:hint="eastAsia" w:ascii="Microsoft JhengHei" w:hAnsi="Microsoft JhengHei" w:eastAsia="Microsoft JhengHei" w:cs="Microsoft JhengHei"/>
               <w:szCs w:val="24"/>
             </w:rPr>
             <w:fldChar w:fldCharType="end"/>
@@ -1318,28 +1364,28 @@
         </w:p>
         <w:p>
           <w:pPr>
-            <w:pStyle w:val="TOC1"/>
+            <w:pStyle w:val="16"/>
             <w:tabs>
               <w:tab w:val="right" w:leader="dot" w:pos="8487"/>
             </w:tabs>
           </w:pPr>
           <w:r>
             <w:rPr>
-              <w:rFonts w:ascii="Microsoft JhengHei" w:eastAsia="Microsoft JhengHei" w:hAnsi="Microsoft JhengHei" w:cs="Microsoft JhengHei" w:hint="eastAsia"/>
+              <w:rFonts w:hint="eastAsia" w:ascii="Microsoft JhengHei" w:hAnsi="Microsoft JhengHei" w:eastAsia="Microsoft JhengHei" w:cs="Microsoft JhengHei"/>
               <w:szCs w:val="24"/>
             </w:rPr>
             <w:fldChar w:fldCharType="begin"/>
           </w:r>
           <w:r>
             <w:rPr>
-              <w:rFonts w:ascii="Microsoft JhengHei" w:eastAsia="Microsoft JhengHei" w:hAnsi="Microsoft JhengHei" w:cs="Microsoft JhengHei" w:hint="eastAsia"/>
-              <w:szCs w:val="24"/>
-            </w:rPr>
-            <w:instrText xml:space="preserve"> HYPERLINK \l _Toc20909 </w:instrText>
-          </w:r>
-          <w:r>
-            <w:rPr>
-              <w:rFonts w:ascii="Microsoft JhengHei" w:eastAsia="Microsoft JhengHei" w:hAnsi="Microsoft JhengHei" w:cs="Microsoft JhengHei" w:hint="eastAsia"/>
+              <w:rFonts w:hint="eastAsia" w:ascii="Microsoft JhengHei" w:hAnsi="Microsoft JhengHei" w:eastAsia="Microsoft JhengHei" w:cs="Microsoft JhengHei"/>
+              <w:szCs w:val="24"/>
+            </w:rPr>
+            <w:instrText xml:space="preserve"> HYPERLINK \l _Toc14094 </w:instrText>
+          </w:r>
+          <w:r>
+            <w:rPr>
+              <w:rFonts w:hint="eastAsia" w:ascii="Microsoft JhengHei" w:hAnsi="Microsoft JhengHei" w:eastAsia="Microsoft JhengHei" w:cs="Microsoft JhengHei"/>
               <w:szCs w:val="24"/>
             </w:rPr>
             <w:fldChar w:fldCharType="separate"/>
@@ -1360,7 +1406,7 @@
             <w:fldChar w:fldCharType="begin"/>
           </w:r>
           <w:r>
-            <w:instrText xml:space="preserve"> PAGEREF _Toc20909 \h </w:instrText>
+            <w:instrText xml:space="preserve"> PAGEREF _Toc14094 \h </w:instrText>
           </w:r>
           <w:r>
             <w:fldChar w:fldCharType="separate"/>
@@ -1373,7 +1419,7 @@
           </w:r>
           <w:r>
             <w:rPr>
-              <w:rFonts w:ascii="Microsoft JhengHei" w:eastAsia="Microsoft JhengHei" w:hAnsi="Microsoft JhengHei" w:cs="Microsoft JhengHei" w:hint="eastAsia"/>
+              <w:rFonts w:hint="eastAsia" w:ascii="Microsoft JhengHei" w:hAnsi="Microsoft JhengHei" w:eastAsia="Microsoft JhengHei" w:cs="Microsoft JhengHei"/>
               <w:szCs w:val="24"/>
             </w:rPr>
             <w:fldChar w:fldCharType="end"/>
@@ -1381,28 +1427,28 @@
         </w:p>
         <w:p>
           <w:pPr>
-            <w:pStyle w:val="TOC2"/>
+            <w:pStyle w:val="17"/>
             <w:tabs>
               <w:tab w:val="right" w:leader="dot" w:pos="8487"/>
             </w:tabs>
           </w:pPr>
           <w:r>
             <w:rPr>
-              <w:rFonts w:ascii="Microsoft JhengHei" w:eastAsia="Microsoft JhengHei" w:hAnsi="Microsoft JhengHei" w:cs="Microsoft JhengHei" w:hint="eastAsia"/>
+              <w:rFonts w:hint="eastAsia" w:ascii="Microsoft JhengHei" w:hAnsi="Microsoft JhengHei" w:eastAsia="Microsoft JhengHei" w:cs="Microsoft JhengHei"/>
               <w:szCs w:val="24"/>
             </w:rPr>
             <w:fldChar w:fldCharType="begin"/>
           </w:r>
           <w:r>
             <w:rPr>
-              <w:rFonts w:ascii="Microsoft JhengHei" w:eastAsia="Microsoft JhengHei" w:hAnsi="Microsoft JhengHei" w:cs="Microsoft JhengHei" w:hint="eastAsia"/>
-              <w:szCs w:val="24"/>
-            </w:rPr>
-            <w:instrText xml:space="preserve"> HYPERLINK \l _Toc766 </w:instrText>
-          </w:r>
-          <w:r>
-            <w:rPr>
-              <w:rFonts w:ascii="Microsoft JhengHei" w:eastAsia="Microsoft JhengHei" w:hAnsi="Microsoft JhengHei" w:cs="Microsoft JhengHei" w:hint="eastAsia"/>
+              <w:rFonts w:hint="eastAsia" w:ascii="Microsoft JhengHei" w:hAnsi="Microsoft JhengHei" w:eastAsia="Microsoft JhengHei" w:cs="Microsoft JhengHei"/>
+              <w:szCs w:val="24"/>
+            </w:rPr>
+            <w:instrText xml:space="preserve"> HYPERLINK \l _Toc24610 </w:instrText>
+          </w:r>
+          <w:r>
+            <w:rPr>
+              <w:rFonts w:hint="eastAsia" w:ascii="Microsoft JhengHei" w:hAnsi="Microsoft JhengHei" w:eastAsia="Microsoft JhengHei" w:cs="Microsoft JhengHei"/>
               <w:szCs w:val="24"/>
             </w:rPr>
             <w:fldChar w:fldCharType="separate"/>
@@ -1423,7 +1469,7 @@
             <w:fldChar w:fldCharType="begin"/>
           </w:r>
           <w:r>
-            <w:instrText xml:space="preserve"> PAGEREF _Toc766 \h </w:instrText>
+            <w:instrText xml:space="preserve"> PAGEREF _Toc24610 \h </w:instrText>
           </w:r>
           <w:r>
             <w:fldChar w:fldCharType="separate"/>
@@ -1436,7 +1482,7 @@
           </w:r>
           <w:r>
             <w:rPr>
-              <w:rFonts w:ascii="Microsoft JhengHei" w:eastAsia="Microsoft JhengHei" w:hAnsi="Microsoft JhengHei" w:cs="Microsoft JhengHei" w:hint="eastAsia"/>
+              <w:rFonts w:hint="eastAsia" w:ascii="Microsoft JhengHei" w:hAnsi="Microsoft JhengHei" w:eastAsia="Microsoft JhengHei" w:cs="Microsoft JhengHei"/>
               <w:szCs w:val="24"/>
             </w:rPr>
             <w:fldChar w:fldCharType="end"/>
@@ -1444,28 +1490,28 @@
         </w:p>
         <w:p>
           <w:pPr>
-            <w:pStyle w:val="TOC2"/>
+            <w:pStyle w:val="17"/>
             <w:tabs>
               <w:tab w:val="right" w:leader="dot" w:pos="8487"/>
             </w:tabs>
           </w:pPr>
           <w:r>
             <w:rPr>
-              <w:rFonts w:ascii="Microsoft JhengHei" w:eastAsia="Microsoft JhengHei" w:hAnsi="Microsoft JhengHei" w:cs="Microsoft JhengHei" w:hint="eastAsia"/>
+              <w:rFonts w:hint="eastAsia" w:ascii="Microsoft JhengHei" w:hAnsi="Microsoft JhengHei" w:eastAsia="Microsoft JhengHei" w:cs="Microsoft JhengHei"/>
               <w:szCs w:val="24"/>
             </w:rPr>
             <w:fldChar w:fldCharType="begin"/>
           </w:r>
           <w:r>
             <w:rPr>
-              <w:rFonts w:ascii="Microsoft JhengHei" w:eastAsia="Microsoft JhengHei" w:hAnsi="Microsoft JhengHei" w:cs="Microsoft JhengHei" w:hint="eastAsia"/>
-              <w:szCs w:val="24"/>
-            </w:rPr>
-            <w:instrText xml:space="preserve"> HYPERLINK \l _Toc28483 </w:instrText>
-          </w:r>
-          <w:r>
-            <w:rPr>
-              <w:rFonts w:ascii="Microsoft JhengHei" w:eastAsia="Microsoft JhengHei" w:hAnsi="Microsoft JhengHei" w:cs="Microsoft JhengHei" w:hint="eastAsia"/>
+              <w:rFonts w:hint="eastAsia" w:ascii="Microsoft JhengHei" w:hAnsi="Microsoft JhengHei" w:eastAsia="Microsoft JhengHei" w:cs="Microsoft JhengHei"/>
+              <w:szCs w:val="24"/>
+            </w:rPr>
+            <w:instrText xml:space="preserve"> HYPERLINK \l _Toc18476 </w:instrText>
+          </w:r>
+          <w:r>
+            <w:rPr>
+              <w:rFonts w:hint="eastAsia" w:ascii="Microsoft JhengHei" w:hAnsi="Microsoft JhengHei" w:eastAsia="Microsoft JhengHei" w:cs="Microsoft JhengHei"/>
               <w:szCs w:val="24"/>
             </w:rPr>
             <w:fldChar w:fldCharType="separate"/>
@@ -1486,7 +1532,7 @@
             <w:fldChar w:fldCharType="begin"/>
           </w:r>
           <w:r>
-            <w:instrText xml:space="preserve"> PAGEREF _Toc28483 \h </w:instrText>
+            <w:instrText xml:space="preserve"> PAGEREF _Toc18476 \h </w:instrText>
           </w:r>
           <w:r>
             <w:fldChar w:fldCharType="separate"/>
@@ -1499,7 +1545,7 @@
           </w:r>
           <w:r>
             <w:rPr>
-              <w:rFonts w:ascii="Microsoft JhengHei" w:eastAsia="Microsoft JhengHei" w:hAnsi="Microsoft JhengHei" w:cs="Microsoft JhengHei" w:hint="eastAsia"/>
+              <w:rFonts w:hint="eastAsia" w:ascii="Microsoft JhengHei" w:hAnsi="Microsoft JhengHei" w:eastAsia="Microsoft JhengHei" w:cs="Microsoft JhengHei"/>
               <w:szCs w:val="24"/>
             </w:rPr>
             <w:fldChar w:fldCharType="end"/>
@@ -1507,28 +1553,28 @@
         </w:p>
         <w:p>
           <w:pPr>
-            <w:pStyle w:val="TOC2"/>
+            <w:pStyle w:val="17"/>
             <w:tabs>
               <w:tab w:val="right" w:leader="dot" w:pos="8487"/>
             </w:tabs>
           </w:pPr>
           <w:r>
             <w:rPr>
-              <w:rFonts w:ascii="Microsoft JhengHei" w:eastAsia="Microsoft JhengHei" w:hAnsi="Microsoft JhengHei" w:cs="Microsoft JhengHei" w:hint="eastAsia"/>
+              <w:rFonts w:hint="eastAsia" w:ascii="Microsoft JhengHei" w:hAnsi="Microsoft JhengHei" w:eastAsia="Microsoft JhengHei" w:cs="Microsoft JhengHei"/>
               <w:szCs w:val="24"/>
             </w:rPr>
             <w:fldChar w:fldCharType="begin"/>
           </w:r>
           <w:r>
             <w:rPr>
-              <w:rFonts w:ascii="Microsoft JhengHei" w:eastAsia="Microsoft JhengHei" w:hAnsi="Microsoft JhengHei" w:cs="Microsoft JhengHei" w:hint="eastAsia"/>
-              <w:szCs w:val="24"/>
-            </w:rPr>
-            <w:instrText xml:space="preserve"> HYPERLINK \l _Toc3836 </w:instrText>
-          </w:r>
-          <w:r>
-            <w:rPr>
-              <w:rFonts w:ascii="Microsoft JhengHei" w:eastAsia="Microsoft JhengHei" w:hAnsi="Microsoft JhengHei" w:cs="Microsoft JhengHei" w:hint="eastAsia"/>
+              <w:rFonts w:hint="eastAsia" w:ascii="Microsoft JhengHei" w:hAnsi="Microsoft JhengHei" w:eastAsia="Microsoft JhengHei" w:cs="Microsoft JhengHei"/>
+              <w:szCs w:val="24"/>
+            </w:rPr>
+            <w:instrText xml:space="preserve"> HYPERLINK \l _Toc10922 </w:instrText>
+          </w:r>
+          <w:r>
+            <w:rPr>
+              <w:rFonts w:hint="eastAsia" w:ascii="Microsoft JhengHei" w:hAnsi="Microsoft JhengHei" w:eastAsia="Microsoft JhengHei" w:cs="Microsoft JhengHei"/>
               <w:szCs w:val="24"/>
             </w:rPr>
             <w:fldChar w:fldCharType="separate"/>
@@ -1549,7 +1595,7 @@
             <w:fldChar w:fldCharType="begin"/>
           </w:r>
           <w:r>
-            <w:instrText xml:space="preserve"> PAGEREF _Toc3836 \h </w:instrText>
+            <w:instrText xml:space="preserve"> PAGEREF _Toc10922 \h </w:instrText>
           </w:r>
           <w:r>
             <w:fldChar w:fldCharType="separate"/>
@@ -1562,7 +1608,7 @@
           </w:r>
           <w:r>
             <w:rPr>
-              <w:rFonts w:ascii="Microsoft JhengHei" w:eastAsia="Microsoft JhengHei" w:hAnsi="Microsoft JhengHei" w:cs="Microsoft JhengHei" w:hint="eastAsia"/>
+              <w:rFonts w:hint="eastAsia" w:ascii="Microsoft JhengHei" w:hAnsi="Microsoft JhengHei" w:eastAsia="Microsoft JhengHei" w:cs="Microsoft JhengHei"/>
               <w:szCs w:val="24"/>
             </w:rPr>
             <w:fldChar w:fldCharType="end"/>
@@ -1570,28 +1616,28 @@
         </w:p>
         <w:p>
           <w:pPr>
-            <w:pStyle w:val="TOC2"/>
+            <w:pStyle w:val="17"/>
             <w:tabs>
               <w:tab w:val="right" w:leader="dot" w:pos="8487"/>
             </w:tabs>
           </w:pPr>
           <w:r>
             <w:rPr>
-              <w:rFonts w:ascii="Microsoft JhengHei" w:eastAsia="Microsoft JhengHei" w:hAnsi="Microsoft JhengHei" w:cs="Microsoft JhengHei" w:hint="eastAsia"/>
+              <w:rFonts w:hint="eastAsia" w:ascii="Microsoft JhengHei" w:hAnsi="Microsoft JhengHei" w:eastAsia="Microsoft JhengHei" w:cs="Microsoft JhengHei"/>
               <w:szCs w:val="24"/>
             </w:rPr>
             <w:fldChar w:fldCharType="begin"/>
           </w:r>
           <w:r>
             <w:rPr>
-              <w:rFonts w:ascii="Microsoft JhengHei" w:eastAsia="Microsoft JhengHei" w:hAnsi="Microsoft JhengHei" w:cs="Microsoft JhengHei" w:hint="eastAsia"/>
-              <w:szCs w:val="24"/>
-            </w:rPr>
-            <w:instrText xml:space="preserve"> HYPERLINK \l _Toc4773 </w:instrText>
-          </w:r>
-          <w:r>
-            <w:rPr>
-              <w:rFonts w:ascii="Microsoft JhengHei" w:eastAsia="Microsoft JhengHei" w:hAnsi="Microsoft JhengHei" w:cs="Microsoft JhengHei" w:hint="eastAsia"/>
+              <w:rFonts w:hint="eastAsia" w:ascii="Microsoft JhengHei" w:hAnsi="Microsoft JhengHei" w:eastAsia="Microsoft JhengHei" w:cs="Microsoft JhengHei"/>
+              <w:szCs w:val="24"/>
+            </w:rPr>
+            <w:instrText xml:space="preserve"> HYPERLINK \l _Toc9737 </w:instrText>
+          </w:r>
+          <w:r>
+            <w:rPr>
+              <w:rFonts w:hint="eastAsia" w:ascii="Microsoft JhengHei" w:hAnsi="Microsoft JhengHei" w:eastAsia="Microsoft JhengHei" w:cs="Microsoft JhengHei"/>
               <w:szCs w:val="24"/>
             </w:rPr>
             <w:fldChar w:fldCharType="separate"/>
@@ -1612,20 +1658,20 @@
             <w:fldChar w:fldCharType="begin"/>
           </w:r>
           <w:r>
-            <w:instrText xml:space="preserve"> PAGEREF _Toc4773 \h </w:instrText>
+            <w:instrText xml:space="preserve"> PAGEREF _Toc9737 \h </w:instrText>
           </w:r>
           <w:r>
             <w:fldChar w:fldCharType="separate"/>
           </w:r>
           <w:r>
-            <w:t>5</w:t>
+            <w:t>6</w:t>
           </w:r>
           <w:r>
             <w:fldChar w:fldCharType="end"/>
           </w:r>
           <w:r>
             <w:rPr>
-              <w:rFonts w:ascii="Microsoft JhengHei" w:eastAsia="Microsoft JhengHei" w:hAnsi="Microsoft JhengHei" w:cs="Microsoft JhengHei" w:hint="eastAsia"/>
+              <w:rFonts w:hint="eastAsia" w:ascii="Microsoft JhengHei" w:hAnsi="Microsoft JhengHei" w:eastAsia="Microsoft JhengHei" w:cs="Microsoft JhengHei"/>
               <w:szCs w:val="24"/>
             </w:rPr>
             <w:fldChar w:fldCharType="end"/>
@@ -1633,28 +1679,28 @@
         </w:p>
         <w:p>
           <w:pPr>
-            <w:pStyle w:val="TOC2"/>
+            <w:pStyle w:val="17"/>
             <w:tabs>
               <w:tab w:val="right" w:leader="dot" w:pos="8487"/>
             </w:tabs>
           </w:pPr>
           <w:r>
             <w:rPr>
-              <w:rFonts w:ascii="Microsoft JhengHei" w:eastAsia="Microsoft JhengHei" w:hAnsi="Microsoft JhengHei" w:cs="Microsoft JhengHei" w:hint="eastAsia"/>
+              <w:rFonts w:hint="eastAsia" w:ascii="Microsoft JhengHei" w:hAnsi="Microsoft JhengHei" w:eastAsia="Microsoft JhengHei" w:cs="Microsoft JhengHei"/>
               <w:szCs w:val="24"/>
             </w:rPr>
             <w:fldChar w:fldCharType="begin"/>
           </w:r>
           <w:r>
             <w:rPr>
-              <w:rFonts w:ascii="Microsoft JhengHei" w:eastAsia="Microsoft JhengHei" w:hAnsi="Microsoft JhengHei" w:cs="Microsoft JhengHei" w:hint="eastAsia"/>
-              <w:szCs w:val="24"/>
-            </w:rPr>
-            <w:instrText xml:space="preserve"> HYPERLINK \l _Toc28126 </w:instrText>
-          </w:r>
-          <w:r>
-            <w:rPr>
-              <w:rFonts w:ascii="Microsoft JhengHei" w:eastAsia="Microsoft JhengHei" w:hAnsi="Microsoft JhengHei" w:cs="Microsoft JhengHei" w:hint="eastAsia"/>
+              <w:rFonts w:hint="eastAsia" w:ascii="Microsoft JhengHei" w:hAnsi="Microsoft JhengHei" w:eastAsia="Microsoft JhengHei" w:cs="Microsoft JhengHei"/>
+              <w:szCs w:val="24"/>
+            </w:rPr>
+            <w:instrText xml:space="preserve"> HYPERLINK \l _Toc13137 </w:instrText>
+          </w:r>
+          <w:r>
+            <w:rPr>
+              <w:rFonts w:hint="eastAsia" w:ascii="Microsoft JhengHei" w:hAnsi="Microsoft JhengHei" w:eastAsia="Microsoft JhengHei" w:cs="Microsoft JhengHei"/>
               <w:szCs w:val="24"/>
             </w:rPr>
             <w:fldChar w:fldCharType="separate"/>
@@ -1675,7 +1721,7 @@
             <w:fldChar w:fldCharType="begin"/>
           </w:r>
           <w:r>
-            <w:instrText xml:space="preserve"> PAGEREF _Toc28126 \h </w:instrText>
+            <w:instrText xml:space="preserve"> PAGEREF _Toc13137 \h </w:instrText>
           </w:r>
           <w:r>
             <w:fldChar w:fldCharType="separate"/>
@@ -1688,7 +1734,7 @@
           </w:r>
           <w:r>
             <w:rPr>
-              <w:rFonts w:ascii="Microsoft JhengHei" w:eastAsia="Microsoft JhengHei" w:hAnsi="Microsoft JhengHei" w:cs="Microsoft JhengHei" w:hint="eastAsia"/>
+              <w:rFonts w:hint="eastAsia" w:ascii="Microsoft JhengHei" w:hAnsi="Microsoft JhengHei" w:eastAsia="Microsoft JhengHei" w:cs="Microsoft JhengHei"/>
               <w:szCs w:val="24"/>
             </w:rPr>
             <w:fldChar w:fldCharType="end"/>
@@ -1698,7 +1744,7 @@
           <w:pPr>
             <w:spacing w:line="220" w:lineRule="auto"/>
             <w:rPr>
-              <w:rFonts w:ascii="Microsoft JhengHei" w:eastAsia="Microsoft JhengHei" w:hAnsi="Microsoft JhengHei" w:cs="Microsoft JhengHei" w:hint="eastAsia"/>
+              <w:rFonts w:hint="eastAsia" w:ascii="Microsoft JhengHei" w:hAnsi="Microsoft JhengHei" w:eastAsia="Microsoft JhengHei" w:cs="Microsoft JhengHei"/>
               <w:snapToGrid w:val="0"/>
               <w:color w:val="000000"/>
               <w:kern w:val="0"/>
@@ -1709,7 +1755,7 @@
           </w:pPr>
           <w:r>
             <w:rPr>
-              <w:rFonts w:ascii="Microsoft JhengHei" w:eastAsia="Microsoft JhengHei" w:hAnsi="Microsoft JhengHei" w:cs="Microsoft JhengHei" w:hint="eastAsia"/>
+              <w:rFonts w:hint="eastAsia" w:ascii="Microsoft JhengHei" w:hAnsi="Microsoft JhengHei" w:eastAsia="Microsoft JhengHei" w:cs="Microsoft JhengHei"/>
               <w:szCs w:val="24"/>
             </w:rPr>
             <w:fldChar w:fldCharType="end"/>
@@ -1721,7 +1767,7 @@
       <w:pPr>
         <w:spacing w:line="220" w:lineRule="auto"/>
         <w:rPr>
-          <w:rFonts w:ascii="Microsoft JhengHei" w:eastAsia="Microsoft JhengHei" w:hAnsi="Microsoft JhengHei" w:cs="Microsoft JhengHei" w:hint="eastAsia"/>
+          <w:rFonts w:hint="eastAsia" w:ascii="Microsoft JhengHei" w:hAnsi="Microsoft JhengHei" w:eastAsia="Microsoft JhengHei" w:cs="Microsoft JhengHei"/>
           <w:snapToGrid w:val="0"/>
           <w:color w:val="000000"/>
           <w:kern w:val="0"/>
@@ -1730,19 +1776,19 @@
           <w:lang w:val="en-US" w:eastAsia="en-US" w:bidi="ar-SA"/>
         </w:rPr>
         <w:sectPr>
-          <w:footerReference w:type="default" r:id="rId9"/>
+          <w:footerReference r:id="rId9" w:type="default"/>
           <w:pgSz w:w="11906" w:h="16839"/>
           <w:pgMar w:top="1040" w:right="1710" w:bottom="1234" w:left="1709" w:header="0" w:footer="1070" w:gutter="0"/>
-          <w:cols w:num="1" w:space="720"/>
+          <w:cols w:space="720" w:num="1"/>
         </w:sectPr>
       </w:pPr>
     </w:p>
     <w:p>
       <w:pPr>
-        <w:pStyle w:val="1"/>
+        <w:pStyle w:val="26"/>
         <w:bidi w:val="0"/>
       </w:pPr>
-      <w:bookmarkStart w:id="3" w:name="_Toc4676"/>
+      <w:bookmarkStart w:id="3" w:name="_Toc18011"/>
       <w:r>
         <w:t>审核目的</w:t>
       </w:r>
@@ -1764,10 +1810,10 @@
         <w:adjustRightInd w:val="0"/>
         <w:snapToGrid w:val="0"/>
         <w:spacing w:line="360" w:lineRule="auto"/>
-        <w:ind w:left="0" w:firstLine="420" w:firstLineChars="200"/>
+        <w:ind w:left="0" w:firstLine="472" w:firstLineChars="200"/>
         <w:textAlignment w:val="baseline"/>
         <w:rPr>
-          <w:rFonts w:ascii="宋体" w:eastAsia="宋体" w:hAnsi="宋体" w:cs="宋体"/>
+          <w:rFonts w:ascii="宋体" w:hAnsi="宋体" w:eastAsia="宋体" w:cs="宋体"/>
           <w:spacing w:val="-2"/>
           <w:sz w:val="24"/>
           <w:szCs w:val="24"/>
@@ -1775,7 +1821,7 @@
       </w:pPr>
       <w:r>
         <w:rPr>
-          <w:rFonts w:ascii="宋体" w:eastAsia="宋体" w:hAnsi="宋体" w:cs="宋体"/>
+          <w:rFonts w:ascii="宋体" w:hAnsi="宋体" w:eastAsia="宋体" w:cs="宋体"/>
           <w:spacing w:val="-2"/>
           <w:sz w:val="24"/>
           <w:szCs w:val="24"/>
@@ -1785,10 +1831,10 @@
     </w:p>
     <w:p>
       <w:pPr>
-        <w:pStyle w:val="1"/>
+        <w:pStyle w:val="26"/>
         <w:bidi w:val="0"/>
       </w:pPr>
-      <w:bookmarkStart w:id="4" w:name="_Toc15121"/>
+      <w:bookmarkStart w:id="4" w:name="_Toc6548"/>
       <w:r>
         <w:t>审核依据</w:t>
       </w:r>
@@ -1814,10 +1860,10 @@
         <w:adjustRightInd w:val="0"/>
         <w:snapToGrid w:val="0"/>
         <w:spacing w:line="360" w:lineRule="auto"/>
-        <w:ind w:left="635" w:hanging="425" w:leftChars="0" w:firstLineChars="0"/>
+        <w:ind w:left="635" w:leftChars="0" w:hanging="425" w:firstLineChars="0"/>
         <w:textAlignment w:val="baseline"/>
         <w:rPr>
-          <w:rFonts w:ascii="宋体" w:eastAsia="宋体" w:hAnsi="宋体" w:cs="宋体" w:hint="eastAsia"/>
+          <w:rFonts w:hint="eastAsia" w:ascii="宋体" w:hAnsi="宋体" w:eastAsia="宋体" w:cs="宋体"/>
           <w:spacing w:val="-1"/>
           <w:sz w:val="24"/>
           <w:szCs w:val="24"/>
@@ -1825,7 +1871,7 @@
       </w:pPr>
       <w:r>
         <w:rPr>
-          <w:rFonts w:ascii="宋体" w:eastAsia="宋体" w:hAnsi="宋体" w:cs="宋体" w:hint="eastAsia"/>
+          <w:rFonts w:hint="eastAsia" w:ascii="宋体" w:hAnsi="宋体" w:eastAsia="宋体" w:cs="宋体"/>
           <w:spacing w:val="-1"/>
           <w:sz w:val="24"/>
           <w:szCs w:val="24"/>
@@ -1853,10 +1899,10 @@
         <w:adjustRightInd w:val="0"/>
         <w:snapToGrid w:val="0"/>
         <w:spacing w:line="360" w:lineRule="auto"/>
-        <w:ind w:left="635" w:hanging="425" w:leftChars="0" w:firstLineChars="0"/>
+        <w:ind w:left="635" w:leftChars="0" w:hanging="425" w:firstLineChars="0"/>
         <w:textAlignment w:val="baseline"/>
         <w:rPr>
-          <w:rFonts w:ascii="宋体" w:eastAsia="宋体" w:hAnsi="宋体" w:cs="宋体" w:hint="eastAsia"/>
+          <w:rFonts w:hint="eastAsia" w:ascii="宋体" w:hAnsi="宋体" w:eastAsia="宋体" w:cs="宋体"/>
           <w:spacing w:val="-1"/>
           <w:sz w:val="24"/>
           <w:szCs w:val="24"/>
@@ -1864,7 +1910,7 @@
       </w:pPr>
       <w:r>
         <w:rPr>
-          <w:rFonts w:ascii="宋体" w:eastAsia="宋体" w:hAnsi="宋体" w:cs="宋体" w:hint="eastAsia"/>
+          <w:rFonts w:hint="eastAsia" w:ascii="宋体" w:hAnsi="宋体" w:eastAsia="宋体" w:cs="宋体"/>
           <w:spacing w:val="-1"/>
           <w:sz w:val="24"/>
           <w:szCs w:val="24"/>
@@ -1873,7 +1919,7 @@
       </w:r>
       <w:r>
         <w:rPr>
-          <w:rFonts w:ascii="宋体" w:eastAsia="宋体" w:hAnsi="宋体" w:cs="宋体" w:hint="eastAsia"/>
+          <w:rFonts w:hint="eastAsia" w:ascii="宋体" w:hAnsi="宋体" w:eastAsia="宋体" w:cs="宋体"/>
           <w:spacing w:val="-1"/>
           <w:sz w:val="24"/>
           <w:szCs w:val="24"/>
@@ -1883,7 +1929,7 @@
       </w:r>
       <w:r>
         <w:rPr>
-          <w:rFonts w:ascii="宋体" w:eastAsia="宋体" w:hAnsi="宋体" w:cs="宋体" w:hint="eastAsia"/>
+          <w:rFonts w:hint="eastAsia" w:ascii="宋体" w:hAnsi="宋体" w:eastAsia="宋体" w:cs="宋体"/>
           <w:spacing w:val="-1"/>
           <w:sz w:val="24"/>
           <w:szCs w:val="24"/>
@@ -1911,10 +1957,10 @@
         <w:adjustRightInd w:val="0"/>
         <w:snapToGrid w:val="0"/>
         <w:spacing w:line="360" w:lineRule="auto"/>
-        <w:ind w:left="635" w:hanging="425" w:leftChars="0" w:firstLineChars="0"/>
+        <w:ind w:left="635" w:leftChars="0" w:hanging="425" w:firstLineChars="0"/>
         <w:textAlignment w:val="baseline"/>
         <w:rPr>
-          <w:rFonts w:ascii="宋体" w:eastAsia="宋体" w:hAnsi="宋体" w:cs="宋体" w:hint="eastAsia"/>
+          <w:rFonts w:hint="eastAsia" w:ascii="宋体" w:hAnsi="宋体" w:eastAsia="宋体" w:cs="宋体"/>
           <w:spacing w:val="-1"/>
           <w:sz w:val="24"/>
           <w:szCs w:val="24"/>
@@ -1922,7 +1968,7 @@
       </w:pPr>
       <w:r>
         <w:rPr>
-          <w:rFonts w:ascii="宋体" w:eastAsia="宋体" w:hAnsi="宋体" w:cs="宋体" w:hint="eastAsia"/>
+          <w:rFonts w:hint="eastAsia" w:ascii="宋体" w:hAnsi="宋体" w:eastAsia="宋体" w:cs="宋体"/>
           <w:spacing w:val="-1"/>
           <w:sz w:val="24"/>
           <w:szCs w:val="24"/>
@@ -1950,10 +1996,10 @@
         <w:adjustRightInd w:val="0"/>
         <w:snapToGrid w:val="0"/>
         <w:spacing w:line="360" w:lineRule="auto"/>
-        <w:ind w:left="635" w:hanging="425" w:leftChars="0" w:firstLineChars="0"/>
+        <w:ind w:left="635" w:leftChars="0" w:hanging="425" w:firstLineChars="0"/>
         <w:textAlignment w:val="baseline"/>
         <w:rPr>
-          <w:rFonts w:ascii="宋体" w:eastAsia="宋体" w:hAnsi="宋体" w:cs="宋体" w:hint="eastAsia"/>
+          <w:rFonts w:hint="eastAsia" w:ascii="宋体" w:hAnsi="宋体" w:eastAsia="宋体" w:cs="宋体"/>
           <w:spacing w:val="-1"/>
           <w:sz w:val="24"/>
           <w:szCs w:val="24"/>
@@ -1961,7 +2007,7 @@
       </w:pPr>
       <w:r>
         <w:rPr>
-          <w:rFonts w:ascii="宋体" w:eastAsia="宋体" w:hAnsi="宋体" w:cs="宋体" w:hint="eastAsia"/>
+          <w:rFonts w:hint="eastAsia" w:ascii="宋体" w:hAnsi="宋体" w:eastAsia="宋体" w:cs="宋体"/>
           <w:spacing w:val="-1"/>
           <w:sz w:val="24"/>
           <w:szCs w:val="24"/>
@@ -1989,10 +2035,10 @@
         <w:adjustRightInd w:val="0"/>
         <w:snapToGrid w:val="0"/>
         <w:spacing w:line="360" w:lineRule="auto"/>
-        <w:ind w:left="635" w:hanging="425" w:leftChars="0" w:firstLineChars="0"/>
+        <w:ind w:left="635" w:leftChars="0" w:hanging="425" w:firstLineChars="0"/>
         <w:textAlignment w:val="baseline"/>
         <w:rPr>
-          <w:rFonts w:ascii="宋体" w:eastAsia="宋体" w:hAnsi="宋体" w:cs="宋体" w:hint="eastAsia"/>
+          <w:rFonts w:hint="eastAsia" w:ascii="宋体" w:hAnsi="宋体" w:eastAsia="宋体" w:cs="宋体"/>
           <w:spacing w:val="-1"/>
           <w:sz w:val="24"/>
           <w:szCs w:val="24"/>
@@ -2000,7 +2046,7 @@
       </w:pPr>
       <w:r>
         <w:rPr>
-          <w:rFonts w:ascii="宋体" w:eastAsia="宋体" w:hAnsi="宋体" w:cs="宋体" w:hint="eastAsia"/>
+          <w:rFonts w:hint="eastAsia" w:ascii="宋体" w:hAnsi="宋体" w:eastAsia="宋体" w:cs="宋体"/>
           <w:spacing w:val="-1"/>
           <w:sz w:val="24"/>
           <w:szCs w:val="24"/>
@@ -2028,10 +2074,10 @@
         <w:adjustRightInd w:val="0"/>
         <w:snapToGrid w:val="0"/>
         <w:spacing w:line="360" w:lineRule="auto"/>
-        <w:ind w:left="635" w:hanging="425" w:leftChars="0" w:firstLineChars="0"/>
+        <w:ind w:left="635" w:leftChars="0" w:hanging="425" w:firstLineChars="0"/>
         <w:textAlignment w:val="baseline"/>
         <w:rPr>
-          <w:rFonts w:ascii="宋体" w:eastAsia="宋体" w:hAnsi="宋体" w:cs="宋体" w:hint="eastAsia"/>
+          <w:rFonts w:hint="eastAsia" w:ascii="宋体" w:hAnsi="宋体" w:eastAsia="宋体" w:cs="宋体"/>
           <w:spacing w:val="-1"/>
           <w:sz w:val="24"/>
           <w:szCs w:val="24"/>
@@ -2039,7 +2085,7 @@
       </w:pPr>
       <w:r>
         <w:rPr>
-          <w:rFonts w:ascii="宋体" w:eastAsia="宋体" w:hAnsi="宋体" w:cs="宋体" w:hint="eastAsia"/>
+          <w:rFonts w:hint="eastAsia" w:ascii="宋体" w:hAnsi="宋体" w:eastAsia="宋体" w:cs="宋体"/>
           <w:spacing w:val="-1"/>
           <w:sz w:val="24"/>
           <w:szCs w:val="24"/>
@@ -2049,10 +2095,10 @@
     </w:p>
     <w:p>
       <w:pPr>
-        <w:pStyle w:val="1"/>
+        <w:pStyle w:val="26"/>
         <w:bidi w:val="0"/>
       </w:pPr>
-      <w:bookmarkStart w:id="5" w:name="_Toc10060"/>
+      <w:bookmarkStart w:id="5" w:name="_Toc18529"/>
       <w:r>
         <w:t>参会人员</w:t>
       </w:r>
@@ -2074,10 +2120,10 @@
         <w:adjustRightInd w:val="0"/>
         <w:snapToGrid w:val="0"/>
         <w:spacing w:line="360" w:lineRule="auto"/>
-        <w:ind w:left="476" w:hanging="420" w:hangingChars="200"/>
+        <w:ind w:left="476" w:hanging="476" w:hangingChars="200"/>
         <w:textAlignment w:val="baseline"/>
         <w:rPr>
-          <w:rFonts w:ascii="宋体" w:eastAsia="宋体" w:hAnsi="宋体" w:cs="宋体" w:hint="default"/>
+          <w:rFonts w:hint="default" w:ascii="宋体" w:hAnsi="宋体" w:eastAsia="宋体" w:cs="宋体"/>
           <w:spacing w:val="-1"/>
           <w:sz w:val="24"/>
           <w:szCs w:val="24"/>
@@ -2086,7 +2132,7 @@
       </w:pPr>
       <w:r>
         <w:rPr>
-          <w:rFonts w:ascii="宋体" w:eastAsia="宋体" w:hAnsi="宋体" w:cs="宋体" w:hint="eastAsia"/>
+          <w:rFonts w:hint="eastAsia" w:ascii="宋体" w:hAnsi="宋体" w:eastAsia="宋体" w:cs="宋体"/>
           <w:spacing w:val="-1"/>
           <w:sz w:val="24"/>
           <w:szCs w:val="24"/>
@@ -2095,7 +2141,7 @@
       </w:r>
       <w:r>
         <w:rPr>
-          <w:rFonts w:ascii="宋体" w:eastAsia="宋体" w:hAnsi="宋体" w:cs="宋体" w:hint="eastAsia"/>
+          <w:rFonts w:hint="eastAsia" w:ascii="宋体" w:hAnsi="宋体" w:eastAsia="宋体" w:cs="宋体"/>
           <w:spacing w:val="-1"/>
           <w:sz w:val="24"/>
           <w:szCs w:val="24"/>
@@ -2120,10 +2166,10 @@
         <w:adjustRightInd w:val="0"/>
         <w:snapToGrid w:val="0"/>
         <w:spacing w:line="360" w:lineRule="auto"/>
-        <w:ind w:left="476" w:hanging="420" w:hangingChars="200"/>
+        <w:ind w:left="476" w:hanging="476" w:hangingChars="200"/>
         <w:textAlignment w:val="baseline"/>
         <w:rPr>
-          <w:rFonts w:ascii="宋体" w:eastAsia="宋体" w:hAnsi="宋体" w:cs="宋体" w:hint="eastAsia"/>
+          <w:rFonts w:hint="eastAsia" w:ascii="宋体" w:hAnsi="宋体" w:eastAsia="宋体" w:cs="宋体"/>
           <w:spacing w:val="-1"/>
           <w:sz w:val="24"/>
           <w:szCs w:val="24"/>
@@ -2131,7 +2177,7 @@
       </w:pPr>
       <w:r>
         <w:rPr>
-          <w:rFonts w:ascii="宋体" w:eastAsia="宋体" w:hAnsi="宋体" w:cs="宋体" w:hint="eastAsia"/>
+          <w:rFonts w:hint="eastAsia" w:ascii="宋体" w:hAnsi="宋体" w:eastAsia="宋体" w:cs="宋体"/>
           <w:spacing w:val="-1"/>
           <w:sz w:val="24"/>
           <w:szCs w:val="24"/>
@@ -2140,7 +2186,7 @@
       </w:r>
       <w:r>
         <w:rPr>
-          <w:rFonts w:ascii="宋体" w:eastAsia="宋体" w:hAnsi="宋体" w:cs="宋体" w:hint="eastAsia"/>
+          <w:rFonts w:hint="eastAsia" w:ascii="宋体" w:hAnsi="宋体" w:eastAsia="宋体" w:cs="宋体"/>
           <w:spacing w:val="-1"/>
           <w:sz w:val="24"/>
           <w:szCs w:val="24"/>
@@ -2150,21 +2196,41 @@
       </w:r>
       <w:r>
         <w:rPr>
-          <w:rFonts w:ascii="宋体" w:eastAsia="宋体" w:hAnsi="宋体" w:cs="宋体" w:hint="eastAsia"/>
+          <w:rFonts w:hint="eastAsia" w:ascii="宋体" w:hAnsi="宋体" w:eastAsia="宋体" w:cs="宋体"/>
           <w:spacing w:val="-1"/>
           <w:sz w:val="24"/>
           <w:szCs w:val="24"/>
           <w:lang w:val="en-US" w:eastAsia="zh-CN"/>
         </w:rPr>
-        <w:t>肖龙莽、牛凯娟、庄霞</w:t>
-      </w:r>
-    </w:p>
-    <w:p>
-      <w:pPr>
-        <w:pStyle w:val="1"/>
+        <w:t>肖龙莽</w:t>
+      </w:r>
+      <w:r>
+        <w:rPr>
+          <w:rFonts w:hint="eastAsia" w:ascii="宋体" w:hAnsi="宋体" w:cs="宋体"/>
+          <w:spacing w:val="-1"/>
+          <w:sz w:val="24"/>
+          <w:szCs w:val="24"/>
+          <w:lang w:val="en-US" w:eastAsia="zh-CN"/>
+        </w:rPr>
+        <w:t>、</w:t>
+      </w:r>
+      <w:r>
+        <w:rPr>
+          <w:rFonts w:hint="eastAsia" w:ascii="宋体" w:hAnsi="宋体" w:eastAsia="宋体" w:cs="宋体"/>
+          <w:spacing w:val="-1"/>
+          <w:sz w:val="24"/>
+          <w:szCs w:val="24"/>
+          <w:lang w:val="en-US" w:eastAsia="zh-CN"/>
+        </w:rPr>
+        <w:t>庄霞</w:t>
+      </w:r>
+    </w:p>
+    <w:p>
+      <w:pPr>
+        <w:pStyle w:val="26"/>
         <w:bidi w:val="0"/>
       </w:pPr>
-      <w:bookmarkStart w:id="6" w:name="_Toc7332"/>
+      <w:bookmarkStart w:id="6" w:name="_Toc15552"/>
       <w:r>
         <w:t>评审主要步骤</w:t>
       </w:r>
@@ -2172,135 +2238,75 @@
     </w:p>
     <w:p>
       <w:pPr>
+        <w:pStyle w:val="39"/>
         <w:numPr>
           <w:ilvl w:val="0"/>
           <w:numId w:val="3"/>
         </w:numPr>
-        <w:spacing w:before="267" w:line="301" w:lineRule="auto"/>
-        <w:ind w:left="425" w:right="36" w:hanging="425" w:leftChars="0" w:firstLineChars="0"/>
-        <w:rPr>
-          <w:rFonts w:ascii="宋体" w:eastAsia="宋体" w:hAnsi="宋体" w:cs="宋体"/>
-          <w:spacing w:val="-3"/>
-          <w:sz w:val="24"/>
-          <w:szCs w:val="24"/>
-        </w:rPr>
-      </w:pPr>
-      <w:r>
-        <w:rPr>
-          <w:rFonts w:ascii="宋体" w:eastAsia="宋体" w:hAnsi="宋体" w:cs="宋体"/>
-          <w:spacing w:val="-3"/>
-          <w:sz w:val="24"/>
-          <w:szCs w:val="24"/>
-        </w:rPr>
+        <w:bidi w:val="0"/>
+      </w:pPr>
+      <w:r>
         <w:t>质量部汇总公司IT运维服务管理指标、管理能力情况、体系实施情况、客户满意度调查结果、内审报告、不符合项报告及其关闭材料等；</w:t>
       </w:r>
     </w:p>
     <w:p>
       <w:pPr>
+        <w:pStyle w:val="39"/>
         <w:numPr>
           <w:ilvl w:val="0"/>
           <w:numId w:val="3"/>
         </w:numPr>
-        <w:spacing w:before="267" w:line="301" w:lineRule="auto"/>
-        <w:ind w:left="425" w:right="36" w:hanging="425" w:leftChars="0" w:firstLineChars="0"/>
-        <w:rPr>
-          <w:rFonts w:ascii="宋体" w:eastAsia="宋体" w:hAnsi="宋体" w:cs="宋体"/>
-          <w:spacing w:val="-3"/>
-          <w:sz w:val="24"/>
-          <w:szCs w:val="24"/>
-        </w:rPr>
-      </w:pPr>
-      <w:r>
-        <w:rPr>
-          <w:rFonts w:ascii="宋体" w:eastAsia="宋体" w:hAnsi="宋体" w:cs="宋体"/>
-          <w:spacing w:val="-3"/>
-          <w:sz w:val="24"/>
-          <w:szCs w:val="24"/>
-        </w:rPr>
+        <w:bidi w:val="0"/>
+      </w:pPr>
+      <w:r>
         <w:t>公司管理层对管理评审材料进行审核并签署评审意见；</w:t>
       </w:r>
     </w:p>
     <w:p>
       <w:pPr>
+        <w:pStyle w:val="39"/>
         <w:numPr>
           <w:ilvl w:val="0"/>
           <w:numId w:val="3"/>
         </w:numPr>
-        <w:spacing w:before="267" w:line="301" w:lineRule="auto"/>
-        <w:ind w:left="425" w:right="36" w:hanging="425" w:leftChars="0" w:firstLineChars="0"/>
-        <w:rPr>
-          <w:rFonts w:ascii="宋体" w:eastAsia="宋体" w:hAnsi="宋体" w:cs="宋体"/>
-          <w:spacing w:val="-3"/>
-          <w:sz w:val="24"/>
-          <w:szCs w:val="24"/>
-        </w:rPr>
-      </w:pPr>
-      <w:r>
-        <w:rPr>
-          <w:rFonts w:ascii="宋体" w:eastAsia="宋体" w:hAnsi="宋体" w:cs="宋体"/>
-          <w:spacing w:val="-3"/>
-          <w:sz w:val="24"/>
-          <w:szCs w:val="24"/>
-        </w:rPr>
+        <w:bidi w:val="0"/>
+      </w:pPr>
+      <w:r>
         <w:t>质量部负责协助管理者代表纠正各部门发现的问题，并跟踪验证纠正</w:t>
       </w:r>
     </w:p>
     <w:p>
       <w:pPr>
+        <w:pStyle w:val="39"/>
         <w:numPr>
           <w:ilvl w:val="0"/>
           <w:numId w:val="3"/>
         </w:numPr>
-        <w:spacing w:before="267" w:line="301" w:lineRule="auto"/>
-        <w:ind w:left="425" w:right="36" w:hanging="425" w:leftChars="0" w:firstLineChars="0"/>
-        <w:rPr>
-          <w:rFonts w:ascii="宋体" w:eastAsia="宋体" w:hAnsi="宋体" w:cs="宋体"/>
-          <w:spacing w:val="-3"/>
-          <w:sz w:val="24"/>
-          <w:szCs w:val="24"/>
-        </w:rPr>
-      </w:pPr>
-      <w:r>
-        <w:rPr>
-          <w:rFonts w:ascii="宋体" w:eastAsia="宋体" w:hAnsi="宋体" w:cs="宋体"/>
-          <w:spacing w:val="-3"/>
-          <w:sz w:val="24"/>
-          <w:szCs w:val="24"/>
-        </w:rPr>
+        <w:bidi w:val="0"/>
+      </w:pPr>
+      <w:r>
         <w:t>预防措施的执行情况；</w:t>
       </w:r>
     </w:p>
     <w:p>
       <w:pPr>
+        <w:pStyle w:val="39"/>
         <w:numPr>
           <w:ilvl w:val="0"/>
           <w:numId w:val="3"/>
         </w:numPr>
-        <w:spacing w:before="267" w:line="301" w:lineRule="auto"/>
-        <w:ind w:left="425" w:right="36" w:hanging="425" w:leftChars="0" w:firstLineChars="0"/>
-        <w:rPr>
-          <w:rFonts w:ascii="宋体" w:eastAsia="宋体" w:hAnsi="宋体" w:cs="宋体"/>
-          <w:spacing w:val="-3"/>
-          <w:sz w:val="24"/>
-          <w:szCs w:val="24"/>
-        </w:rPr>
-      </w:pPr>
-      <w:r>
-        <w:rPr>
-          <w:rFonts w:ascii="宋体" w:eastAsia="宋体" w:hAnsi="宋体" w:cs="宋体"/>
-          <w:spacing w:val="-3"/>
-          <w:sz w:val="24"/>
-          <w:szCs w:val="24"/>
-        </w:rPr>
+        <w:bidi w:val="0"/>
+      </w:pPr>
+      <w:r>
         <w:t>总经理对管理评审报告进行审批。</w:t>
       </w:r>
     </w:p>
     <w:p>
       <w:pPr>
-        <w:pStyle w:val="1"/>
+        <w:pStyle w:val="26"/>
         <w:bidi w:val="0"/>
       </w:pPr>
-      <w:bookmarkStart w:id="7" w:name="_Toc1203"/>
+      <w:bookmarkStart w:id="7" w:name="_Toc11970"/>
       <w:r>
         <w:t>评审内容</w:t>
       </w:r>
@@ -2308,187 +2314,109 @@
     </w:p>
     <w:p>
       <w:pPr>
+        <w:pStyle w:val="39"/>
         <w:numPr>
           <w:ilvl w:val="0"/>
           <w:numId w:val="4"/>
         </w:numPr>
-        <w:spacing w:before="267" w:line="301" w:lineRule="auto"/>
-        <w:ind w:left="425" w:right="36" w:hanging="425" w:leftChars="0" w:firstLineChars="0"/>
-        <w:rPr>
-          <w:rFonts w:ascii="宋体" w:eastAsia="宋体" w:hAnsi="宋体" w:cs="宋体" w:hint="default"/>
-          <w:spacing w:val="-3"/>
-          <w:sz w:val="24"/>
-          <w:szCs w:val="24"/>
+        <w:bidi w:val="0"/>
+        <w:rPr>
+          <w:rFonts w:hint="default"/>
           <w:lang w:val="en-US" w:eastAsia="zh-CN"/>
         </w:rPr>
       </w:pPr>
       <w:r>
         <w:rPr>
-          <w:rFonts w:ascii="宋体" w:eastAsia="宋体" w:hAnsi="宋体" w:cs="宋体" w:hint="eastAsia"/>
-          <w:spacing w:val="-3"/>
-          <w:sz w:val="24"/>
-          <w:szCs w:val="24"/>
+          <w:rFonts w:hint="eastAsia"/>
           <w:lang w:val="en-US" w:eastAsia="zh-CN"/>
         </w:rPr>
-        <w:t>2025年内部审核报告</w:t>
-      </w:r>
-    </w:p>
-    <w:p>
-      <w:pPr>
+        <w:t>内部审核报告</w:t>
+      </w:r>
+    </w:p>
+    <w:p>
+      <w:pPr>
+        <w:pStyle w:val="39"/>
         <w:numPr>
           <w:ilvl w:val="0"/>
           <w:numId w:val="4"/>
         </w:numPr>
-        <w:spacing w:before="267" w:line="301" w:lineRule="auto"/>
-        <w:ind w:left="425" w:right="36" w:hanging="425" w:leftChars="0" w:firstLineChars="0"/>
-        <w:rPr>
-          <w:rFonts w:ascii="宋体" w:eastAsia="宋体" w:hAnsi="宋体" w:cs="宋体"/>
-          <w:spacing w:val="-3"/>
-          <w:sz w:val="24"/>
-          <w:szCs w:val="24"/>
-        </w:rPr>
-      </w:pPr>
-      <w:r>
-        <w:rPr>
-          <w:rFonts w:ascii="宋体" w:eastAsia="宋体" w:hAnsi="宋体" w:cs="宋体"/>
-          <w:spacing w:val="-3"/>
-          <w:sz w:val="24"/>
-          <w:szCs w:val="24"/>
-        </w:rPr>
+        <w:bidi w:val="0"/>
+      </w:pPr>
+      <w:r>
         <w:t>各部门指标完成情况</w:t>
       </w:r>
     </w:p>
     <w:p>
       <w:pPr>
+        <w:pStyle w:val="39"/>
         <w:numPr>
           <w:ilvl w:val="0"/>
           <w:numId w:val="4"/>
         </w:numPr>
-        <w:spacing w:before="267" w:line="301" w:lineRule="auto"/>
-        <w:ind w:left="425" w:right="36" w:hanging="425" w:leftChars="0" w:firstLineChars="0"/>
-        <w:rPr>
-          <w:rFonts w:ascii="宋体" w:eastAsia="宋体" w:hAnsi="宋体" w:cs="宋体"/>
-          <w:spacing w:val="-3"/>
-          <w:sz w:val="24"/>
-          <w:szCs w:val="24"/>
-        </w:rPr>
-      </w:pPr>
-      <w:r>
-        <w:rPr>
-          <w:rFonts w:ascii="宋体" w:eastAsia="宋体" w:hAnsi="宋体" w:cs="宋体"/>
-          <w:spacing w:val="-3"/>
-          <w:sz w:val="24"/>
-          <w:szCs w:val="24"/>
-        </w:rPr>
+        <w:bidi w:val="0"/>
+      </w:pPr>
+      <w:r>
         <w:t xml:space="preserve"> 客户满意度调查和客户投诉情况</w:t>
       </w:r>
     </w:p>
     <w:p>
       <w:pPr>
+        <w:pStyle w:val="39"/>
         <w:numPr>
           <w:ilvl w:val="0"/>
           <w:numId w:val="4"/>
         </w:numPr>
-        <w:spacing w:before="267" w:line="301" w:lineRule="auto"/>
-        <w:ind w:left="425" w:right="36" w:hanging="425" w:leftChars="0" w:firstLineChars="0"/>
-        <w:rPr>
-          <w:rFonts w:ascii="宋体" w:eastAsia="宋体" w:hAnsi="宋体" w:cs="宋体"/>
-          <w:spacing w:val="-3"/>
-          <w:sz w:val="24"/>
-          <w:szCs w:val="24"/>
-        </w:rPr>
-      </w:pPr>
-      <w:r>
-        <w:rPr>
-          <w:rFonts w:ascii="宋体" w:eastAsia="宋体" w:hAnsi="宋体" w:cs="宋体"/>
-          <w:spacing w:val="-3"/>
-          <w:sz w:val="24"/>
-          <w:szCs w:val="24"/>
-        </w:rPr>
+        <w:bidi w:val="0"/>
+      </w:pPr>
+      <w:r>
         <w:t>公司的组织结构、职责分配、资源配备的适宜性</w:t>
       </w:r>
     </w:p>
     <w:p>
       <w:pPr>
+        <w:pStyle w:val="39"/>
         <w:numPr>
           <w:ilvl w:val="0"/>
           <w:numId w:val="4"/>
         </w:numPr>
-        <w:spacing w:before="267" w:line="301" w:lineRule="auto"/>
-        <w:ind w:left="425" w:right="36" w:hanging="425" w:leftChars="0" w:firstLineChars="0"/>
-        <w:rPr>
-          <w:rFonts w:ascii="宋体" w:eastAsia="宋体" w:hAnsi="宋体" w:cs="宋体"/>
-          <w:spacing w:val="-3"/>
-          <w:sz w:val="24"/>
-          <w:szCs w:val="24"/>
-        </w:rPr>
-      </w:pPr>
-      <w:r>
-        <w:rPr>
-          <w:rFonts w:ascii="宋体" w:eastAsia="宋体" w:hAnsi="宋体" w:cs="宋体"/>
-          <w:spacing w:val="-3"/>
-          <w:sz w:val="24"/>
-          <w:szCs w:val="24"/>
-        </w:rPr>
+        <w:bidi w:val="0"/>
+      </w:pPr>
+      <w:r>
         <w:t>体系要素及文件的适宜性</w:t>
       </w:r>
     </w:p>
     <w:p>
       <w:pPr>
+        <w:pStyle w:val="39"/>
         <w:numPr>
           <w:ilvl w:val="0"/>
           <w:numId w:val="4"/>
         </w:numPr>
-        <w:spacing w:before="267" w:line="301" w:lineRule="auto"/>
-        <w:ind w:left="425" w:right="36" w:hanging="425" w:leftChars="0" w:firstLineChars="0"/>
-        <w:rPr>
-          <w:rFonts w:ascii="宋体" w:eastAsia="宋体" w:hAnsi="宋体" w:cs="宋体"/>
-          <w:spacing w:val="-3"/>
-          <w:sz w:val="24"/>
-          <w:szCs w:val="24"/>
-        </w:rPr>
-      </w:pPr>
-      <w:r>
-        <w:rPr>
-          <w:rFonts w:ascii="宋体" w:eastAsia="宋体" w:hAnsi="宋体" w:cs="宋体"/>
-          <w:spacing w:val="-3"/>
-          <w:sz w:val="24"/>
-          <w:szCs w:val="24"/>
-        </w:rPr>
+        <w:bidi w:val="0"/>
+      </w:pPr>
+      <w:r>
         <w:t>客户及员工对运维服务能力体系的合理化建议</w:t>
       </w:r>
     </w:p>
     <w:p>
       <w:pPr>
+        <w:pStyle w:val="39"/>
         <w:numPr>
           <w:ilvl w:val="0"/>
           <w:numId w:val="4"/>
         </w:numPr>
-        <w:spacing w:before="267" w:line="301" w:lineRule="auto"/>
-        <w:ind w:left="425" w:right="36" w:hanging="425" w:leftChars="0" w:firstLineChars="0"/>
-        <w:rPr>
-          <w:rFonts w:ascii="宋体" w:eastAsia="宋体" w:hAnsi="宋体" w:cs="宋体"/>
-          <w:spacing w:val="-3"/>
-          <w:sz w:val="24"/>
-          <w:szCs w:val="24"/>
-        </w:rPr>
-      </w:pPr>
-      <w:r>
-        <w:rPr>
-          <w:rFonts w:ascii="宋体" w:eastAsia="宋体" w:hAnsi="宋体" w:cs="宋体"/>
-          <w:spacing w:val="-3"/>
-          <w:sz w:val="24"/>
-          <w:szCs w:val="24"/>
-        </w:rPr>
+        <w:bidi w:val="0"/>
+      </w:pPr>
+      <w:r>
         <w:t>其他</w:t>
       </w:r>
     </w:p>
     <w:p>
       <w:pPr>
-        <w:pStyle w:val="1"/>
+        <w:pStyle w:val="26"/>
         <w:bidi w:val="0"/>
       </w:pPr>
-      <w:bookmarkStart w:id="8" w:name="_Toc20909"/>
+      <w:bookmarkStart w:id="8" w:name="_Toc14094"/>
       <w:r>
         <w:t>评审结论</w:t>
       </w:r>
@@ -2514,17 +2442,17 @@
         <w:adjustRightInd w:val="0"/>
         <w:snapToGrid w:val="0"/>
         <w:spacing w:line="360" w:lineRule="auto"/>
-        <w:ind w:firstLine="420" w:leftChars="0" w:firstLineChars="200"/>
+        <w:ind w:leftChars="0" w:firstLine="480" w:firstLineChars="200"/>
         <w:textAlignment w:val="baseline"/>
         <w:rPr>
-          <w:rFonts w:ascii="宋体" w:eastAsia="宋体" w:hAnsi="宋体" w:cs="宋体" w:hint="eastAsia"/>
-          <w:sz w:val="24"/>
-          <w:szCs w:val="24"/>
-        </w:rPr>
-      </w:pPr>
-      <w:r>
-        <w:rPr>
-          <w:rFonts w:ascii="宋体" w:eastAsia="宋体" w:hAnsi="宋体" w:cs="宋体" w:hint="eastAsia"/>
+          <w:rFonts w:hint="eastAsia" w:ascii="宋体" w:hAnsi="宋体" w:eastAsia="宋体" w:cs="宋体"/>
+          <w:sz w:val="24"/>
+          <w:szCs w:val="24"/>
+        </w:rPr>
+      </w:pPr>
+      <w:r>
+        <w:rPr>
+          <w:rFonts w:hint="eastAsia" w:ascii="宋体" w:hAnsi="宋体" w:eastAsia="宋体" w:cs="宋体"/>
           <w:sz w:val="24"/>
           <w:szCs w:val="24"/>
         </w:rPr>
@@ -2533,10 +2461,10 @@
     </w:p>
     <w:p>
       <w:pPr>
-        <w:pStyle w:val="2"/>
+        <w:pStyle w:val="28"/>
         <w:bidi w:val="0"/>
       </w:pPr>
-      <w:bookmarkStart w:id="9" w:name="_Toc766"/>
+      <w:bookmarkStart w:id="9" w:name="_Toc24610"/>
       <w:r>
         <w:t>运维能力体系运行的适宜性、有效性评审</w:t>
       </w:r>
@@ -2558,17 +2486,17 @@
         <w:adjustRightInd w:val="0"/>
         <w:snapToGrid w:val="0"/>
         <w:spacing w:line="360" w:lineRule="auto"/>
-        <w:ind w:left="0" w:right="0" w:firstLine="420" w:firstLineChars="200"/>
+        <w:ind w:left="0" w:right="0" w:firstLine="480" w:firstLineChars="200"/>
         <w:textAlignment w:val="baseline"/>
         <w:rPr>
-          <w:rFonts w:ascii="宋体" w:eastAsia="宋体" w:hAnsi="宋体" w:cs="宋体"/>
-          <w:sz w:val="24"/>
-          <w:szCs w:val="24"/>
-        </w:rPr>
-      </w:pPr>
-      <w:r>
-        <w:rPr>
-          <w:rFonts w:ascii="宋体" w:eastAsia="宋体" w:hAnsi="宋体" w:cs="宋体"/>
+          <w:rFonts w:ascii="宋体" w:hAnsi="宋体" w:eastAsia="宋体" w:cs="宋体"/>
+          <w:sz w:val="24"/>
+          <w:szCs w:val="24"/>
+        </w:rPr>
+      </w:pPr>
+      <w:r>
+        <w:rPr>
+          <w:rFonts w:ascii="宋体" w:hAnsi="宋体" w:eastAsia="宋体" w:cs="宋体"/>
           <w:sz w:val="24"/>
           <w:szCs w:val="24"/>
         </w:rPr>
@@ -2591,31 +2519,48 @@
         <w:adjustRightInd w:val="0"/>
         <w:snapToGrid w:val="0"/>
         <w:spacing w:line="360" w:lineRule="auto"/>
-        <w:ind w:left="0" w:right="0" w:firstLine="420" w:firstLineChars="200"/>
+        <w:ind w:left="0" w:right="0" w:firstLine="480" w:firstLineChars="200"/>
         <w:textAlignment w:val="baseline"/>
         <w:rPr>
-          <w:rFonts w:ascii="宋体" w:eastAsia="宋体" w:hAnsi="宋体" w:cs="宋体"/>
-          <w:sz w:val="24"/>
-          <w:szCs w:val="24"/>
-        </w:rPr>
-      </w:pPr>
-      <w:r>
-        <w:rPr>
-          <w:rFonts w:ascii="宋体" w:eastAsia="宋体" w:hAnsi="宋体" w:cs="宋体"/>
-          <w:sz w:val="24"/>
-          <w:szCs w:val="24"/>
-        </w:rPr>
-        <w:t>公司在2025年对全体员工加大了运维能力体系方面的培训力度，能力体系得到全体员工的理解和支持。评审认为：我公司运维能力体系提高了公司的管理水平，增强了公司的实力和竞争力，它是适宜的、充分的和有效的。</w:t>
-      </w:r>
-    </w:p>
-    <w:p>
-      <w:pPr>
-        <w:pStyle w:val="2"/>
+          <w:rFonts w:ascii="宋体" w:hAnsi="宋体" w:eastAsia="宋体" w:cs="宋体"/>
+          <w:sz w:val="24"/>
+          <w:szCs w:val="24"/>
+        </w:rPr>
+      </w:pPr>
+      <w:r>
+        <w:rPr>
+          <w:rFonts w:ascii="宋体" w:hAnsi="宋体" w:eastAsia="宋体" w:cs="宋体"/>
+          <w:sz w:val="24"/>
+          <w:szCs w:val="24"/>
+        </w:rPr>
+        <w:t>公司在2025年</w:t>
+      </w:r>
+      <w:r>
+        <w:rPr>
+          <w:rFonts w:hint="eastAsia" w:ascii="宋体" w:hAnsi="宋体" w:cs="宋体"/>
+          <w:sz w:val="24"/>
+          <w:szCs w:val="24"/>
+          <w:lang w:val="en-US" w:eastAsia="zh-CN"/>
+        </w:rPr>
+        <w:t>4月至12月</w:t>
+      </w:r>
+      <w:r>
+        <w:rPr>
+          <w:rFonts w:ascii="宋体" w:hAnsi="宋体" w:eastAsia="宋体" w:cs="宋体"/>
+          <w:sz w:val="24"/>
+          <w:szCs w:val="24"/>
+        </w:rPr>
+        <w:t>对全体员工加大了运维能力体系方面的培训力度，能力体系得到全体员工的理解和支持。评审认为：我公司运维能力体系提高了公司的管理水平，增强了公司的实力和竞争力。</w:t>
+      </w:r>
+    </w:p>
+    <w:p>
+      <w:pPr>
+        <w:pStyle w:val="28"/>
         <w:bidi w:val="0"/>
       </w:pPr>
-      <w:bookmarkStart w:id="10" w:name="_Toc28483"/>
-      <w:r>
-        <w:t>2025年质量内部审核评审</w:t>
+      <w:bookmarkStart w:id="10" w:name="_Toc18476"/>
+      <w:r>
+        <w:t>质量内部审核评审</w:t>
       </w:r>
       <w:bookmarkEnd w:id="10"/>
     </w:p>
@@ -2635,17 +2580,17 @@
         <w:adjustRightInd w:val="0"/>
         <w:snapToGrid w:val="0"/>
         <w:spacing w:line="360" w:lineRule="auto"/>
-        <w:ind w:left="0" w:right="0" w:firstLine="420" w:firstLineChars="200"/>
+        <w:ind w:left="0" w:right="0" w:firstLine="480" w:firstLineChars="200"/>
         <w:textAlignment w:val="baseline"/>
         <w:rPr>
-          <w:rFonts w:ascii="宋体" w:eastAsia="宋体" w:hAnsi="宋体" w:cs="宋体"/>
-          <w:sz w:val="24"/>
-          <w:szCs w:val="24"/>
-        </w:rPr>
-      </w:pPr>
-      <w:r>
-        <w:rPr>
-          <w:rFonts w:ascii="宋体" w:eastAsia="宋体" w:hAnsi="宋体" w:cs="宋体"/>
+          <w:rFonts w:ascii="宋体" w:hAnsi="宋体" w:eastAsia="宋体" w:cs="宋体"/>
+          <w:sz w:val="24"/>
+          <w:szCs w:val="24"/>
+        </w:rPr>
+      </w:pPr>
+      <w:r>
+        <w:rPr>
+          <w:rFonts w:ascii="宋体" w:hAnsi="宋体" w:eastAsia="宋体" w:cs="宋体"/>
           <w:sz w:val="24"/>
           <w:szCs w:val="24"/>
         </w:rPr>
@@ -2653,16 +2598,16 @@
       </w:r>
       <w:r>
         <w:rPr>
-          <w:rFonts w:ascii="宋体" w:hAnsi="宋体" w:cs="宋体" w:hint="eastAsia"/>
+          <w:rFonts w:hint="eastAsia" w:ascii="宋体" w:hAnsi="宋体" w:cs="宋体"/>
           <w:sz w:val="24"/>
           <w:szCs w:val="24"/>
           <w:lang w:val="en-US" w:eastAsia="zh-CN"/>
         </w:rPr>
-        <w:t>10</w:t>
-      </w:r>
-      <w:r>
-        <w:rPr>
-          <w:rFonts w:ascii="宋体" w:eastAsia="宋体" w:hAnsi="宋体" w:cs="宋体"/>
+        <w:t>12</w:t>
+      </w:r>
+      <w:r>
+        <w:rPr>
+          <w:rFonts w:ascii="宋体" w:hAnsi="宋体" w:eastAsia="宋体" w:cs="宋体"/>
           <w:sz w:val="24"/>
           <w:szCs w:val="24"/>
         </w:rPr>
@@ -2685,12 +2630,12 @@
         <w:adjustRightInd w:val="0"/>
         <w:snapToGrid w:val="0"/>
         <w:spacing w:line="360" w:lineRule="auto"/>
-        <w:ind w:left="0" w:right="0" w:firstLine="420" w:firstLineChars="200"/>
+        <w:ind w:left="0" w:right="0" w:firstLine="480" w:firstLineChars="200"/>
         <w:textAlignment w:val="baseline"/>
       </w:pPr>
       <w:r>
         <w:rPr>
-          <w:rFonts w:ascii="宋体" w:eastAsia="宋体" w:hAnsi="宋体" w:cs="宋体"/>
+          <w:rFonts w:ascii="宋体" w:hAnsi="宋体" w:eastAsia="宋体" w:cs="宋体"/>
           <w:sz w:val="24"/>
           <w:szCs w:val="24"/>
         </w:rPr>
@@ -2699,10 +2644,10 @@
     </w:p>
     <w:p>
       <w:pPr>
-        <w:pStyle w:val="2"/>
+        <w:pStyle w:val="28"/>
         <w:bidi w:val="0"/>
       </w:pPr>
-      <w:bookmarkStart w:id="11" w:name="_Toc3836"/>
+      <w:bookmarkStart w:id="11" w:name="_Toc10922"/>
       <w:r>
         <w:t>满意度调查评审</w:t>
       </w:r>
@@ -2724,29 +2669,29 @@
         <w:adjustRightInd w:val="0"/>
         <w:snapToGrid w:val="0"/>
         <w:spacing w:line="360" w:lineRule="auto"/>
-        <w:ind w:left="0" w:right="0" w:firstLine="420" w:firstLineChars="200"/>
+        <w:ind w:left="0" w:right="0" w:firstLine="480" w:firstLineChars="200"/>
         <w:textAlignment w:val="baseline"/>
         <w:rPr>
-          <w:rFonts w:ascii="宋体" w:eastAsia="宋体" w:hAnsi="宋体" w:cs="宋体"/>
-          <w:sz w:val="24"/>
-          <w:szCs w:val="24"/>
-        </w:rPr>
-      </w:pPr>
-      <w:r>
-        <w:rPr>
-          <w:rFonts w:ascii="宋体" w:eastAsia="宋体" w:hAnsi="宋体" w:cs="宋体"/>
-          <w:sz w:val="24"/>
-          <w:szCs w:val="24"/>
-        </w:rPr>
-        <w:t>通过项目满意度调查统计分析，公司客户满意度平均分为 96 分，达到了公司满意度指标要求，客户对我公司服务质量持认可态度。评审认为 ：我公司当前项目运行情况是正常的，达到了2025年年度规划的要求。希望各部门再接再厉，不断的改进我们的工作。</w:t>
-      </w:r>
-    </w:p>
-    <w:p>
-      <w:pPr>
-        <w:pStyle w:val="2"/>
+          <w:rFonts w:ascii="宋体" w:hAnsi="宋体" w:eastAsia="宋体" w:cs="宋体"/>
+          <w:sz w:val="24"/>
+          <w:szCs w:val="24"/>
+        </w:rPr>
+      </w:pPr>
+      <w:r>
+        <w:rPr>
+          <w:rFonts w:ascii="宋体" w:hAnsi="宋体" w:eastAsia="宋体" w:cs="宋体"/>
+          <w:sz w:val="24"/>
+          <w:szCs w:val="24"/>
+        </w:rPr>
+        <w:t>通过项目满意度调查统计分析，公司客户满意度平均分为 96 分，达到了公司满意度指标要求，客户对我公司服务质量持认可态度。评审认为 ：我公司当前项目运行情况是正常的，达到了规划要求。希望各部门再接再厉，不断的改进我们的工作。</w:t>
+      </w:r>
+    </w:p>
+    <w:p>
+      <w:pPr>
+        <w:pStyle w:val="28"/>
         <w:bidi w:val="0"/>
       </w:pPr>
-      <w:bookmarkStart w:id="12" w:name="_Toc4773"/>
+      <w:bookmarkStart w:id="12" w:name="_Toc9737"/>
       <w:r>
         <w:t>客户投诉情况评审</w:t>
       </w:r>
@@ -2768,17 +2713,17 @@
         <w:adjustRightInd w:val="0"/>
         <w:snapToGrid w:val="0"/>
         <w:spacing w:line="360" w:lineRule="auto"/>
-        <w:ind w:left="0" w:right="0" w:firstLine="420" w:firstLineChars="200"/>
+        <w:ind w:left="0" w:right="0" w:firstLine="480" w:firstLineChars="200"/>
         <w:textAlignment w:val="baseline"/>
         <w:rPr>
-          <w:rFonts w:ascii="宋体" w:eastAsia="宋体" w:hAnsi="宋体" w:cs="宋体"/>
-          <w:sz w:val="24"/>
-          <w:szCs w:val="24"/>
-        </w:rPr>
-      </w:pPr>
-      <w:r>
-        <w:rPr>
-          <w:rFonts w:ascii="宋体" w:eastAsia="宋体" w:hAnsi="宋体" w:cs="宋体"/>
+          <w:rFonts w:ascii="宋体" w:hAnsi="宋体" w:eastAsia="宋体" w:cs="宋体"/>
+          <w:sz w:val="24"/>
+          <w:szCs w:val="24"/>
+        </w:rPr>
+      </w:pPr>
+      <w:r>
+        <w:rPr>
+          <w:rFonts w:ascii="宋体" w:hAnsi="宋体" w:eastAsia="宋体" w:cs="宋体"/>
           <w:sz w:val="24"/>
           <w:szCs w:val="24"/>
         </w:rPr>
@@ -2787,16 +2732,14 @@
     </w:p>
     <w:p>
       <w:pPr>
-        <w:pStyle w:val="2"/>
+        <w:pStyle w:val="28"/>
         <w:bidi w:val="0"/>
       </w:pPr>
-      <w:bookmarkStart w:id="13" w:name="_Toc28126"/>
+      <w:bookmarkStart w:id="13" w:name="_Toc13137"/>
       <w:r>
         <w:t>结论</w:t>
       </w:r>
       <w:bookmarkEnd w:id="13"/>
-      <w:bookmarkStart w:id="14" w:name="_GoBack"/>
-      <w:bookmarkEnd w:id="14"/>
     </w:p>
     <w:p>
       <w:pPr>
@@ -2814,21 +2757,47 @@
         <w:adjustRightInd w:val="0"/>
         <w:snapToGrid w:val="0"/>
         <w:spacing w:line="360" w:lineRule="auto"/>
-        <w:ind w:left="0" w:right="0" w:firstLine="420" w:firstLineChars="200"/>
+        <w:ind w:left="0" w:right="0" w:firstLine="480" w:firstLineChars="200"/>
         <w:textAlignment w:val="baseline"/>
         <w:rPr>
-          <w:rFonts w:ascii="宋体" w:eastAsia="宋体" w:hAnsi="宋体" w:cs="宋体"/>
-          <w:sz w:val="24"/>
-          <w:szCs w:val="24"/>
-        </w:rPr>
-      </w:pPr>
-      <w:r>
-        <w:rPr>
-          <w:rFonts w:ascii="宋体" w:eastAsia="宋体" w:hAnsi="宋体" w:cs="宋体"/>
-          <w:sz w:val="24"/>
-          <w:szCs w:val="24"/>
-        </w:rPr>
-        <w:t>2025年度公司管理评审在公司各部门的积极配合下圆满地结束了，对本次管理评审公司各相关部门做了周密的安排，参加会议的各部门人员也做了充分的准备，对公司的运维管理目标进行了认真的评议，全面的总结了公司运维能力体系的运行情况，肯定了2025年质量管理体系运行的适宜性、有效性。通过这次管理评审，总结了经验，将更有力的推动公司持续发展。</w:t>
+          <w:rFonts w:ascii="宋体" w:hAnsi="宋体" w:eastAsia="宋体" w:cs="宋体"/>
+          <w:sz w:val="24"/>
+          <w:szCs w:val="24"/>
+        </w:rPr>
+      </w:pPr>
+      <w:r>
+        <w:rPr>
+          <w:rFonts w:hint="eastAsia" w:ascii="宋体" w:hAnsi="宋体" w:cs="宋体"/>
+          <w:sz w:val="24"/>
+          <w:szCs w:val="24"/>
+          <w:lang w:val="en-US" w:eastAsia="zh-CN"/>
+        </w:rPr>
+        <w:t>截止目前</w:t>
+      </w:r>
+      <w:r>
+        <w:rPr>
+          <w:rFonts w:ascii="宋体" w:hAnsi="宋体" w:eastAsia="宋体" w:cs="宋体"/>
+          <w:sz w:val="24"/>
+          <w:szCs w:val="24"/>
+        </w:rPr>
+        <w:t>公司管理评审在公司各部门的积极配合下圆满地结束了，对本次管理评审公司各相关部门做了周密的安排，参加会议的各部门人员也做了充分的准备，对公司的运维管理目标进行了认真的评议，全面的总结了公司运维能力体系的运行情况，肯定了2025年</w:t>
+      </w:r>
+      <w:r>
+        <w:rPr>
+          <w:rFonts w:hint="eastAsia" w:ascii="宋体" w:hAnsi="宋体" w:cs="宋体"/>
+          <w:sz w:val="24"/>
+          <w:szCs w:val="24"/>
+          <w:lang w:val="en-US" w:eastAsia="zh-CN"/>
+        </w:rPr>
+        <w:t>4月至12月</w:t>
+      </w:r>
+      <w:r>
+        <w:rPr>
+          <w:rFonts w:ascii="宋体" w:hAnsi="宋体" w:eastAsia="宋体" w:cs="宋体"/>
+          <w:sz w:val="24"/>
+          <w:szCs w:val="24"/>
+        </w:rPr>
+        <w:t>质量管理体系运行的适宜性、有效性。通过这次管理评审，总结了经验，将更有力的推动公司持续发展。</w:t>
       </w:r>
     </w:p>
     <w:p>
@@ -2847,10 +2816,10 @@
         <w:adjustRightInd w:val="0"/>
         <w:snapToGrid w:val="0"/>
         <w:spacing w:line="360" w:lineRule="auto"/>
-        <w:ind w:left="0" w:right="0" w:firstLine="420" w:firstLineChars="200"/>
+        <w:ind w:left="0" w:right="0" w:firstLine="480" w:firstLineChars="200"/>
         <w:textAlignment w:val="baseline"/>
         <w:rPr>
-          <w:rFonts w:ascii="宋体" w:eastAsia="宋体" w:hAnsi="宋体" w:cs="宋体"/>
+          <w:rFonts w:ascii="宋体" w:hAnsi="宋体" w:eastAsia="宋体" w:cs="宋体"/>
           <w:sz w:val="24"/>
           <w:szCs w:val="24"/>
         </w:rPr>
@@ -2861,7 +2830,7 @@
         <w:spacing w:before="64" w:line="220" w:lineRule="auto"/>
         <w:ind w:left="22"/>
         <w:rPr>
-          <w:rFonts w:ascii="宋体" w:eastAsia="宋体" w:hAnsi="宋体" w:cs="宋体"/>
+          <w:rFonts w:ascii="宋体" w:hAnsi="宋体" w:eastAsia="宋体" w:cs="宋体"/>
           <w:spacing w:val="-1"/>
           <w:sz w:val="24"/>
           <w:szCs w:val="24"/>
@@ -2869,7 +2838,7 @@
       </w:pPr>
       <w:r>
         <w:rPr>
-          <w:rFonts w:ascii="宋体" w:eastAsia="宋体" w:hAnsi="宋体" w:cs="宋体"/>
+          <w:rFonts w:ascii="宋体" w:hAnsi="宋体" w:eastAsia="宋体" w:cs="宋体"/>
           <w:spacing w:val="-1"/>
           <w:sz w:val="24"/>
           <w:szCs w:val="24"/>
@@ -2878,17 +2847,19 @@
       </w:r>
       <w:r>
         <w:rPr>
-          <w:rFonts w:ascii="宋体" w:eastAsia="宋体" w:hAnsi="宋体" w:cs="宋体" w:hint="eastAsia"/>
+          <w:rFonts w:hint="eastAsia" w:ascii="宋体" w:hAnsi="宋体" w:eastAsia="宋体" w:cs="宋体"/>
           <w:spacing w:val="-1"/>
           <w:sz w:val="24"/>
           <w:szCs w:val="24"/>
           <w:lang w:val="en-US" w:eastAsia="zh-CN"/>
         </w:rPr>
-        <w:t>张琳</w:t>
-      </w:r>
-      <w:r>
-        <w:rPr>
-          <w:rFonts w:ascii="宋体" w:eastAsia="宋体" w:hAnsi="宋体" w:cs="宋体"/>
+        <w:t>李平</w:t>
+      </w:r>
+      <w:bookmarkStart w:id="14" w:name="_GoBack"/>
+      <w:bookmarkEnd w:id="14"/>
+      <w:r>
+        <w:rPr>
+          <w:rFonts w:ascii="宋体" w:hAnsi="宋体" w:eastAsia="宋体" w:cs="宋体"/>
           <w:spacing w:val="-1"/>
           <w:sz w:val="24"/>
           <w:szCs w:val="24"/>
@@ -2901,7 +2872,7 @@
         <w:spacing w:before="64" w:line="220" w:lineRule="auto"/>
         <w:ind w:left="22"/>
         <w:rPr>
-          <w:rFonts w:ascii="宋体" w:eastAsia="宋体" w:hAnsi="宋体" w:cs="宋体"/>
+          <w:rFonts w:ascii="宋体" w:hAnsi="宋体" w:eastAsia="宋体" w:cs="宋体"/>
           <w:spacing w:val="-1"/>
           <w:sz w:val="24"/>
           <w:szCs w:val="24"/>
@@ -2909,7 +2880,7 @@
       </w:pPr>
       <w:r>
         <w:rPr>
-          <w:rFonts w:ascii="宋体" w:eastAsia="宋体" w:hAnsi="宋体" w:cs="宋体"/>
+          <w:rFonts w:ascii="宋体" w:hAnsi="宋体" w:eastAsia="宋体" w:cs="宋体"/>
           <w:spacing w:val="-1"/>
           <w:sz w:val="24"/>
           <w:szCs w:val="24"/>
@@ -2918,17 +2889,17 @@
       </w:r>
       <w:r>
         <w:rPr>
-          <w:rFonts w:ascii="宋体" w:hAnsi="宋体" w:cs="宋体" w:hint="eastAsia"/>
+          <w:rFonts w:hint="eastAsia" w:ascii="宋体" w:hAnsi="宋体" w:cs="宋体"/>
           <w:spacing w:val="-1"/>
           <w:sz w:val="24"/>
           <w:szCs w:val="24"/>
           <w:lang w:val="en-US" w:eastAsia="zh-CN"/>
         </w:rPr>
-        <w:t>10</w:t>
-      </w:r>
-      <w:r>
-        <w:rPr>
-          <w:rFonts w:ascii="宋体" w:eastAsia="宋体" w:hAnsi="宋体" w:cs="宋体"/>
+        <w:t>12</w:t>
+      </w:r>
+      <w:r>
+        <w:rPr>
+          <w:rFonts w:ascii="宋体" w:hAnsi="宋体" w:eastAsia="宋体" w:cs="宋体"/>
           <w:spacing w:val="-1"/>
           <w:sz w:val="24"/>
           <w:szCs w:val="24"/>
@@ -2937,7 +2908,7 @@
       </w:r>
       <w:r>
         <w:rPr>
-          <w:rFonts w:ascii="宋体" w:hAnsi="宋体" w:cs="宋体" w:hint="eastAsia"/>
+          <w:rFonts w:hint="eastAsia" w:ascii="宋体" w:hAnsi="宋体" w:cs="宋体"/>
           <w:spacing w:val="-1"/>
           <w:sz w:val="24"/>
           <w:szCs w:val="24"/>
@@ -2947,7 +2918,7 @@
       </w:r>
       <w:r>
         <w:rPr>
-          <w:rFonts w:ascii="宋体" w:eastAsia="宋体" w:hAnsi="宋体" w:cs="宋体"/>
+          <w:rFonts w:ascii="宋体" w:hAnsi="宋体" w:eastAsia="宋体" w:cs="宋体"/>
           <w:spacing w:val="-1"/>
           <w:sz w:val="24"/>
           <w:szCs w:val="24"/>
@@ -2956,7 +2927,7 @@
       </w:r>
       <w:r>
         <w:rPr>
-          <w:rFonts w:ascii="宋体" w:eastAsia="宋体" w:hAnsi="宋体" w:cs="宋体" w:hint="eastAsia"/>
+          <w:rFonts w:hint="eastAsia" w:ascii="宋体" w:hAnsi="宋体" w:eastAsia="宋体" w:cs="宋体"/>
           <w:spacing w:val="-1"/>
           <w:sz w:val="24"/>
           <w:szCs w:val="24"/>
@@ -2966,7 +2937,7 @@
       </w:r>
       <w:r>
         <w:rPr>
-          <w:rFonts w:ascii="宋体" w:hAnsi="宋体" w:cs="宋体" w:hint="eastAsia"/>
+          <w:rFonts w:hint="eastAsia" w:ascii="宋体" w:hAnsi="宋体" w:cs="宋体"/>
           <w:spacing w:val="-1"/>
           <w:sz w:val="24"/>
           <w:szCs w:val="24"/>
@@ -2976,7 +2947,7 @@
       </w:r>
       <w:r>
         <w:rPr>
-          <w:rFonts w:ascii="宋体" w:eastAsia="宋体" w:hAnsi="宋体" w:cs="宋体"/>
+          <w:rFonts w:ascii="宋体" w:hAnsi="宋体" w:eastAsia="宋体" w:cs="宋体"/>
           <w:spacing w:val="-1"/>
           <w:sz w:val="24"/>
           <w:szCs w:val="24"/>
@@ -2985,17 +2956,17 @@
       </w:r>
       <w:r>
         <w:rPr>
-          <w:rFonts w:ascii="宋体" w:hAnsi="宋体" w:cs="宋体" w:hint="eastAsia"/>
+          <w:rFonts w:hint="eastAsia" w:ascii="宋体" w:hAnsi="宋体" w:cs="宋体"/>
           <w:spacing w:val="-1"/>
           <w:sz w:val="24"/>
           <w:szCs w:val="24"/>
           <w:lang w:val="en-US" w:eastAsia="zh-CN"/>
         </w:rPr>
-        <w:t>10</w:t>
-      </w:r>
-      <w:r>
-        <w:rPr>
-          <w:rFonts w:ascii="宋体" w:eastAsia="宋体" w:hAnsi="宋体" w:cs="宋体"/>
+        <w:t>12</w:t>
+      </w:r>
+      <w:r>
+        <w:rPr>
+          <w:rFonts w:ascii="宋体" w:hAnsi="宋体" w:eastAsia="宋体" w:cs="宋体"/>
           <w:spacing w:val="-1"/>
           <w:sz w:val="24"/>
           <w:szCs w:val="24"/>
@@ -3004,7 +2975,7 @@
       </w:r>
       <w:r>
         <w:rPr>
-          <w:rFonts w:ascii="宋体" w:eastAsia="宋体" w:hAnsi="宋体" w:cs="宋体" w:hint="eastAsia"/>
+          <w:rFonts w:hint="eastAsia" w:ascii="宋体" w:hAnsi="宋体" w:eastAsia="宋体" w:cs="宋体"/>
           <w:spacing w:val="-1"/>
           <w:sz w:val="24"/>
           <w:szCs w:val="24"/>
@@ -3014,7 +2985,7 @@
       </w:r>
       <w:r>
         <w:rPr>
-          <w:rFonts w:ascii="宋体" w:hAnsi="宋体" w:cs="宋体" w:hint="eastAsia"/>
+          <w:rFonts w:hint="eastAsia" w:ascii="宋体" w:hAnsi="宋体" w:cs="宋体"/>
           <w:spacing w:val="-1"/>
           <w:sz w:val="24"/>
           <w:szCs w:val="24"/>
@@ -3024,7 +2995,7 @@
       </w:r>
       <w:r>
         <w:rPr>
-          <w:rFonts w:ascii="宋体" w:eastAsia="宋体" w:hAnsi="宋体" w:cs="宋体"/>
+          <w:rFonts w:ascii="宋体" w:hAnsi="宋体" w:eastAsia="宋体" w:cs="宋体"/>
           <w:spacing w:val="-1"/>
           <w:sz w:val="24"/>
           <w:szCs w:val="24"/>
@@ -3033,20 +3004,45 @@
       </w:r>
     </w:p>
     <w:sectPr>
-      <w:footerReference w:type="default" r:id="rId10"/>
+      <w:footerReference r:id="rId10" w:type="default"/>
       <w:pgSz w:w="11906" w:h="16839"/>
       <w:pgMar w:top="1040" w:right="1785" w:bottom="686" w:left="1785" w:header="0" w:footer="0" w:gutter="0"/>
-      <w:cols w:num="1" w:space="720"/>
+      <w:cols w:space="720" w:num="1"/>
     </w:sectPr>
   </w:body>
 </w:document>
 </file>
 
+<file path=word/endnotes.xml><?xml version="1.0" encoding="utf-8"?>
+<w:endnotes xmlns:wpc="http://schemas.microsoft.com/office/word/2010/wordprocessingCanvas" xmlns:mc="http://schemas.openxmlformats.org/markup-compatibility/2006" xmlns:o="urn:schemas-microsoft-com:office:office" xmlns:r="http://schemas.openxmlformats.org/officeDocument/2006/relationships" xmlns:m="http://schemas.openxmlformats.org/officeDocument/2006/math" xmlns:v="urn:schemas-microsoft-com:vml" xmlns:wp14="http://schemas.microsoft.com/office/word/2010/wordprocessingDrawing" xmlns:wp="http://schemas.openxmlformats.org/drawingml/2006/wordprocessingDrawing" xmlns:w="http://schemas.openxmlformats.org/wordprocessingml/2006/main" xmlns:w14="http://schemas.microsoft.com/office/word/2010/wordml" xmlns:w15="http://schemas.microsoft.com/office/word/2012/wordml" xmlns:w10="urn:schemas-microsoft-com:office:word" xmlns:wpg="http://schemas.microsoft.com/office/word/2010/wordprocessingGroup" xmlns:wpi="http://schemas.microsoft.com/office/word/2010/wordprocessingInk" xmlns:wne="http://schemas.microsoft.com/office/word/2006/wordml" xmlns:wps="http://schemas.microsoft.com/office/word/2010/wordprocessingShape" xmlns:wpsCustomData="http://www.wps.cn/officeDocument/2013/wpsCustomData" mc:Ignorable="w14 w15 wp14">
+  <w:endnote w:type="separator" w:id="0">
+    <w:p>
+      <w:pPr>
+        <w:spacing w:line="240" w:lineRule="auto"/>
+      </w:pPr>
+      <w:r>
+        <w:separator/>
+      </w:r>
+    </w:p>
+  </w:endnote>
+  <w:endnote w:type="continuationSeparator" w:id="1">
+    <w:p>
+      <w:pPr>
+        <w:spacing w:line="240" w:lineRule="auto"/>
+      </w:pPr>
+      <w:r>
+        <w:continuationSeparator/>
+      </w:r>
+    </w:p>
+  </w:endnote>
+</w:endnotes>
+</file>
+
 <file path=word/footer1.xml><?xml version="1.0" encoding="utf-8"?>
-<w:ftr xmlns:wpc="http://schemas.microsoft.com/office/word/2010/wordprocessingCanvas" xmlns:mc="http://schemas.openxmlformats.org/markup-compatibility/2006" xmlns:o="urn:schemas-microsoft-com:office:office" xmlns:r="http://schemas.openxmlformats.org/officeDocument/2006/relationships" xmlns:m="http://schemas.openxmlformats.org/officeDocument/2006/math" xmlns:v="urn:schemas-microsoft-com:vml" xmlns:wp14="http://schemas.microsoft.com/office/word/2010/wordprocessingDrawing" xmlns:wp="http://schemas.openxmlformats.org/drawingml/2006/wordprocessingDrawing" xmlns:w10="urn:schemas-microsoft-com:office:word" xmlns:w="http://schemas.openxmlformats.org/wordprocessingml/2006/main" xmlns:w14="http://schemas.microsoft.com/office/word/2010/wordml" xmlns:w15="http://schemas.microsoft.com/office/word/2012/wordml" xmlns:wne="http://schemas.microsoft.com/office/word/2006/wordml" xmlns:wpg="http://schemas.microsoft.com/office/word/2010/wordprocessingGroup" xmlns:wpi="http://schemas.microsoft.com/office/word/2010/wordprocessingInk" xmlns:wps="http://schemas.microsoft.com/office/word/2010/wordprocessingShape" mc:Ignorable="w14 w15 wp14">
+<w:ftr xmlns:wpc="http://schemas.microsoft.com/office/word/2010/wordprocessingCanvas" xmlns:mc="http://schemas.openxmlformats.org/markup-compatibility/2006" xmlns:o="urn:schemas-microsoft-com:office:office" xmlns:r="http://schemas.openxmlformats.org/officeDocument/2006/relationships" xmlns:m="http://schemas.openxmlformats.org/officeDocument/2006/math" xmlns:v="urn:schemas-microsoft-com:vml" xmlns:wp14="http://schemas.microsoft.com/office/word/2010/wordprocessingDrawing" xmlns:wp="http://schemas.openxmlformats.org/drawingml/2006/wordprocessingDrawing" xmlns:w10="urn:schemas-microsoft-com:office:word" xmlns:w="http://schemas.openxmlformats.org/wordprocessingml/2006/main" xmlns:w14="http://schemas.microsoft.com/office/word/2010/wordml" xmlns:w15="http://schemas.microsoft.com/office/word/2012/wordml" xmlns:wpg="http://schemas.microsoft.com/office/word/2010/wordprocessingGroup" xmlns:wpi="http://schemas.microsoft.com/office/word/2010/wordprocessingInk" xmlns:wne="http://schemas.microsoft.com/office/word/2006/wordml" xmlns:wps="http://schemas.microsoft.com/office/word/2010/wordprocessingShape" xmlns:wpsCustomData="http://www.wps.cn/officeDocument/2013/wpsCustomData" mc:Ignorable="w14 w15 wp14">
   <w:p>
     <w:pPr>
-      <w:pStyle w:val="BodyText"/>
+      <w:pStyle w:val="12"/>
       <w:spacing w:line="63" w:lineRule="auto"/>
       <w:rPr>
         <w:sz w:val="2"/>
@@ -3057,20 +3053,20 @@
 </file>
 
 <file path=word/footer2.xml><?xml version="1.0" encoding="utf-8"?>
-<w:ftr xmlns:wpc="http://schemas.microsoft.com/office/word/2010/wordprocessingCanvas" xmlns:mc="http://schemas.openxmlformats.org/markup-compatibility/2006" xmlns:o="urn:schemas-microsoft-com:office:office" xmlns:r="http://schemas.openxmlformats.org/officeDocument/2006/relationships" xmlns:m="http://schemas.openxmlformats.org/officeDocument/2006/math" xmlns:v="urn:schemas-microsoft-com:vml" xmlns:wp14="http://schemas.microsoft.com/office/word/2010/wordprocessingDrawing" xmlns:wp="http://schemas.openxmlformats.org/drawingml/2006/wordprocessingDrawing" xmlns:w10="urn:schemas-microsoft-com:office:word" xmlns:w="http://schemas.openxmlformats.org/wordprocessingml/2006/main" xmlns:w14="http://schemas.microsoft.com/office/word/2010/wordml" xmlns:w15="http://schemas.microsoft.com/office/word/2012/wordml" xmlns:wne="http://schemas.microsoft.com/office/word/2006/wordml" xmlns:wpg="http://schemas.microsoft.com/office/word/2010/wordprocessingGroup" xmlns:wpi="http://schemas.microsoft.com/office/word/2010/wordprocessingInk" xmlns:wps="http://schemas.microsoft.com/office/word/2010/wordprocessingShape" mc:Ignorable="w14 w15 wp14">
+<w:ftr xmlns:wpc="http://schemas.microsoft.com/office/word/2010/wordprocessingCanvas" xmlns:mc="http://schemas.openxmlformats.org/markup-compatibility/2006" xmlns:o="urn:schemas-microsoft-com:office:office" xmlns:r="http://schemas.openxmlformats.org/officeDocument/2006/relationships" xmlns:m="http://schemas.openxmlformats.org/officeDocument/2006/math" xmlns:v="urn:schemas-microsoft-com:vml" xmlns:wp14="http://schemas.microsoft.com/office/word/2010/wordprocessingDrawing" xmlns:wp="http://schemas.openxmlformats.org/drawingml/2006/wordprocessingDrawing" xmlns:w10="urn:schemas-microsoft-com:office:word" xmlns:w="http://schemas.openxmlformats.org/wordprocessingml/2006/main" xmlns:w14="http://schemas.microsoft.com/office/word/2010/wordml" xmlns:w15="http://schemas.microsoft.com/office/word/2012/wordml" xmlns:wpg="http://schemas.microsoft.com/office/word/2010/wordprocessingGroup" xmlns:wpi="http://schemas.microsoft.com/office/word/2010/wordprocessingInk" xmlns:wne="http://schemas.microsoft.com/office/word/2006/wordml" xmlns:wps="http://schemas.microsoft.com/office/word/2010/wordprocessingShape" xmlns:wpsCustomData="http://www.wps.cn/officeDocument/2013/wpsCustomData" mc:Ignorable="w14 w15 wp14">
   <w:p>
     <w:pPr>
       <w:spacing w:line="166" w:lineRule="auto"/>
       <w:ind w:left="4327"/>
       <w:rPr>
-        <w:rFonts w:ascii="Calibri" w:eastAsia="Calibri" w:hAnsi="Calibri" w:cs="Calibri"/>
+        <w:rFonts w:ascii="Calibri" w:hAnsi="Calibri" w:eastAsia="Calibri" w:cs="Calibri"/>
         <w:sz w:val="18"/>
         <w:szCs w:val="18"/>
       </w:rPr>
     </w:pPr>
     <w:r>
       <w:rPr>
-        <w:rFonts w:ascii="Calibri" w:eastAsia="Calibri" w:hAnsi="Calibri" w:cs="Calibri"/>
+        <w:rFonts w:ascii="Calibri" w:hAnsi="Calibri" w:eastAsia="Calibri" w:cs="Calibri"/>
         <w:sz w:val="18"/>
         <w:szCs w:val="18"/>
       </w:rPr>
@@ -3081,20 +3077,20 @@
 </file>
 
 <file path=word/footer3.xml><?xml version="1.0" encoding="utf-8"?>
-<w:ftr xmlns:wpc="http://schemas.microsoft.com/office/word/2010/wordprocessingCanvas" xmlns:mc="http://schemas.openxmlformats.org/markup-compatibility/2006" xmlns:o="urn:schemas-microsoft-com:office:office" xmlns:r="http://schemas.openxmlformats.org/officeDocument/2006/relationships" xmlns:m="http://schemas.openxmlformats.org/officeDocument/2006/math" xmlns:v="urn:schemas-microsoft-com:vml" xmlns:wp14="http://schemas.microsoft.com/office/word/2010/wordprocessingDrawing" xmlns:wp="http://schemas.openxmlformats.org/drawingml/2006/wordprocessingDrawing" xmlns:w10="urn:schemas-microsoft-com:office:word" xmlns:w="http://schemas.openxmlformats.org/wordprocessingml/2006/main" xmlns:w14="http://schemas.microsoft.com/office/word/2010/wordml" xmlns:w15="http://schemas.microsoft.com/office/word/2012/wordml" xmlns:wne="http://schemas.microsoft.com/office/word/2006/wordml" xmlns:wpg="http://schemas.microsoft.com/office/word/2010/wordprocessingGroup" xmlns:wpi="http://schemas.microsoft.com/office/word/2010/wordprocessingInk" xmlns:wps="http://schemas.microsoft.com/office/word/2010/wordprocessingShape" mc:Ignorable="w14 w15 wp14">
+<w:ftr xmlns:wpc="http://schemas.microsoft.com/office/word/2010/wordprocessingCanvas" xmlns:mc="http://schemas.openxmlformats.org/markup-compatibility/2006" xmlns:o="urn:schemas-microsoft-com:office:office" xmlns:r="http://schemas.openxmlformats.org/officeDocument/2006/relationships" xmlns:m="http://schemas.openxmlformats.org/officeDocument/2006/math" xmlns:v="urn:schemas-microsoft-com:vml" xmlns:wp14="http://schemas.microsoft.com/office/word/2010/wordprocessingDrawing" xmlns:wp="http://schemas.openxmlformats.org/drawingml/2006/wordprocessingDrawing" xmlns:w10="urn:schemas-microsoft-com:office:word" xmlns:w="http://schemas.openxmlformats.org/wordprocessingml/2006/main" xmlns:w14="http://schemas.microsoft.com/office/word/2010/wordml" xmlns:w15="http://schemas.microsoft.com/office/word/2012/wordml" xmlns:wpg="http://schemas.microsoft.com/office/word/2010/wordprocessingGroup" xmlns:wpi="http://schemas.microsoft.com/office/word/2010/wordprocessingInk" xmlns:wne="http://schemas.microsoft.com/office/word/2006/wordml" xmlns:wps="http://schemas.microsoft.com/office/word/2010/wordprocessingShape" xmlns:wpsCustomData="http://www.wps.cn/officeDocument/2013/wpsCustomData" mc:Ignorable="w14 w15 wp14">
   <w:p>
     <w:pPr>
       <w:spacing w:line="167" w:lineRule="auto"/>
       <w:ind w:left="4208"/>
       <w:rPr>
-        <w:rFonts w:ascii="Calibri" w:eastAsia="Calibri" w:hAnsi="Calibri" w:cs="Calibri"/>
+        <w:rFonts w:ascii="Calibri" w:hAnsi="Calibri" w:eastAsia="Calibri" w:cs="Calibri"/>
         <w:sz w:val="18"/>
         <w:szCs w:val="18"/>
       </w:rPr>
     </w:pPr>
     <w:r>
       <w:rPr>
-        <w:rFonts w:ascii="Calibri" w:eastAsia="Calibri" w:hAnsi="Calibri" w:cs="Calibri"/>
+        <w:rFonts w:ascii="Calibri" w:hAnsi="Calibri" w:eastAsia="Calibri" w:cs="Calibri"/>
         <w:sz w:val="18"/>
         <w:szCs w:val="18"/>
       </w:rPr>
@@ -3105,10 +3101,10 @@
 </file>
 
 <file path=word/footer4.xml><?xml version="1.0" encoding="utf-8"?>
-<w:ftr xmlns:wpc="http://schemas.microsoft.com/office/word/2010/wordprocessingCanvas" xmlns:mc="http://schemas.openxmlformats.org/markup-compatibility/2006" xmlns:o="urn:schemas-microsoft-com:office:office" xmlns:r="http://schemas.openxmlformats.org/officeDocument/2006/relationships" xmlns:m="http://schemas.openxmlformats.org/officeDocument/2006/math" xmlns:v="urn:schemas-microsoft-com:vml" xmlns:wp14="http://schemas.microsoft.com/office/word/2010/wordprocessingDrawing" xmlns:wp="http://schemas.openxmlformats.org/drawingml/2006/wordprocessingDrawing" xmlns:w10="urn:schemas-microsoft-com:office:word" xmlns:w="http://schemas.openxmlformats.org/wordprocessingml/2006/main" xmlns:w14="http://schemas.microsoft.com/office/word/2010/wordml" xmlns:w15="http://schemas.microsoft.com/office/word/2012/wordml" xmlns:wne="http://schemas.microsoft.com/office/word/2006/wordml" xmlns:wpg="http://schemas.microsoft.com/office/word/2010/wordprocessingGroup" xmlns:wpi="http://schemas.microsoft.com/office/word/2010/wordprocessingInk" xmlns:wps="http://schemas.microsoft.com/office/word/2010/wordprocessingShape" mc:Ignorable="w14 w15 wp14">
+<w:ftr xmlns:wpc="http://schemas.microsoft.com/office/word/2010/wordprocessingCanvas" xmlns:mc="http://schemas.openxmlformats.org/markup-compatibility/2006" xmlns:o="urn:schemas-microsoft-com:office:office" xmlns:r="http://schemas.openxmlformats.org/officeDocument/2006/relationships" xmlns:m="http://schemas.openxmlformats.org/officeDocument/2006/math" xmlns:v="urn:schemas-microsoft-com:vml" xmlns:wp14="http://schemas.microsoft.com/office/word/2010/wordprocessingDrawing" xmlns:wp="http://schemas.openxmlformats.org/drawingml/2006/wordprocessingDrawing" xmlns:w10="urn:schemas-microsoft-com:office:word" xmlns:w="http://schemas.openxmlformats.org/wordprocessingml/2006/main" xmlns:w14="http://schemas.microsoft.com/office/word/2010/wordml" xmlns:w15="http://schemas.microsoft.com/office/word/2012/wordml" xmlns:wpg="http://schemas.microsoft.com/office/word/2010/wordprocessingGroup" xmlns:wpi="http://schemas.microsoft.com/office/word/2010/wordprocessingInk" xmlns:wne="http://schemas.microsoft.com/office/word/2006/wordml" xmlns:wps="http://schemas.microsoft.com/office/word/2010/wordprocessingShape" xmlns:wpsCustomData="http://www.wps.cn/officeDocument/2013/wpsCustomData" mc:Ignorable="w14 w15 wp14">
   <w:p>
     <w:pPr>
-      <w:pStyle w:val="BodyText"/>
+      <w:pStyle w:val="12"/>
       <w:spacing w:line="14" w:lineRule="auto"/>
       <w:rPr>
         <w:sz w:val="2"/>
@@ -3118,11 +3114,36 @@
 </w:ftr>
 </file>
 
+<file path=word/footnotes.xml><?xml version="1.0" encoding="utf-8"?>
+<w:footnotes xmlns:wpc="http://schemas.microsoft.com/office/word/2010/wordprocessingCanvas" xmlns:mc="http://schemas.openxmlformats.org/markup-compatibility/2006" xmlns:o="urn:schemas-microsoft-com:office:office" xmlns:r="http://schemas.openxmlformats.org/officeDocument/2006/relationships" xmlns:m="http://schemas.openxmlformats.org/officeDocument/2006/math" xmlns:v="urn:schemas-microsoft-com:vml" xmlns:wp14="http://schemas.microsoft.com/office/word/2010/wordprocessingDrawing" xmlns:wp="http://schemas.openxmlformats.org/drawingml/2006/wordprocessingDrawing" xmlns:w="http://schemas.openxmlformats.org/wordprocessingml/2006/main" xmlns:w14="http://schemas.microsoft.com/office/word/2010/wordml" xmlns:w15="http://schemas.microsoft.com/office/word/2012/wordml" xmlns:w10="urn:schemas-microsoft-com:office:word" xmlns:wpg="http://schemas.microsoft.com/office/word/2010/wordprocessingGroup" xmlns:wpi="http://schemas.microsoft.com/office/word/2010/wordprocessingInk" xmlns:wne="http://schemas.microsoft.com/office/word/2006/wordml" xmlns:wps="http://schemas.microsoft.com/office/word/2010/wordprocessingShape" xmlns:wpsCustomData="http://www.wps.cn/officeDocument/2013/wpsCustomData" mc:Ignorable="w14 w15 wp14">
+  <w:footnote w:type="separator" w:id="0">
+    <w:p>
+      <w:pPr>
+        <w:spacing w:line="360" w:lineRule="auto"/>
+      </w:pPr>
+      <w:r>
+        <w:separator/>
+      </w:r>
+    </w:p>
+  </w:footnote>
+  <w:footnote w:type="continuationSeparator" w:id="1">
+    <w:p>
+      <w:pPr>
+        <w:spacing w:line="360" w:lineRule="auto"/>
+      </w:pPr>
+      <w:r>
+        <w:continuationSeparator/>
+      </w:r>
+    </w:p>
+  </w:footnote>
+</w:footnotes>
+</file>
+
 <file path=word/header1.xml><?xml version="1.0" encoding="utf-8"?>
-<w:hdr xmlns:wpc="http://schemas.microsoft.com/office/word/2010/wordprocessingCanvas" xmlns:mc="http://schemas.openxmlformats.org/markup-compatibility/2006" xmlns:o="urn:schemas-microsoft-com:office:office" xmlns:r="http://schemas.openxmlformats.org/officeDocument/2006/relationships" xmlns:m="http://schemas.openxmlformats.org/officeDocument/2006/math" xmlns:v="urn:schemas-microsoft-com:vml" xmlns:wp14="http://schemas.microsoft.com/office/word/2010/wordprocessingDrawing" xmlns:wp="http://schemas.openxmlformats.org/drawingml/2006/wordprocessingDrawing" xmlns:w10="urn:schemas-microsoft-com:office:word" xmlns:w="http://schemas.openxmlformats.org/wordprocessingml/2006/main" xmlns:w14="http://schemas.microsoft.com/office/word/2010/wordml" xmlns:w15="http://schemas.microsoft.com/office/word/2012/wordml" xmlns:wne="http://schemas.microsoft.com/office/word/2006/wordml" xmlns:wpg="http://schemas.microsoft.com/office/word/2010/wordprocessingGroup" xmlns:wpi="http://schemas.microsoft.com/office/word/2010/wordprocessingInk" xmlns:wps="http://schemas.microsoft.com/office/word/2010/wordprocessingShape" mc:Ignorable="w14 w15 wp14">
+<w:hdr xmlns:wpc="http://schemas.microsoft.com/office/word/2010/wordprocessingCanvas" xmlns:mc="http://schemas.openxmlformats.org/markup-compatibility/2006" xmlns:o="urn:schemas-microsoft-com:office:office" xmlns:r="http://schemas.openxmlformats.org/officeDocument/2006/relationships" xmlns:m="http://schemas.openxmlformats.org/officeDocument/2006/math" xmlns:v="urn:schemas-microsoft-com:vml" xmlns:wp14="http://schemas.microsoft.com/office/word/2010/wordprocessingDrawing" xmlns:wp="http://schemas.openxmlformats.org/drawingml/2006/wordprocessingDrawing" xmlns:w10="urn:schemas-microsoft-com:office:word" xmlns:w="http://schemas.openxmlformats.org/wordprocessingml/2006/main" xmlns:w14="http://schemas.microsoft.com/office/word/2010/wordml" xmlns:w15="http://schemas.microsoft.com/office/word/2012/wordml" xmlns:wpg="http://schemas.microsoft.com/office/word/2010/wordprocessingGroup" xmlns:wpi="http://schemas.microsoft.com/office/word/2010/wordprocessingInk" xmlns:wne="http://schemas.microsoft.com/office/word/2006/wordml" xmlns:wps="http://schemas.microsoft.com/office/word/2010/wordprocessingShape" xmlns:wpsCustomData="http://www.wps.cn/officeDocument/2013/wpsCustomData" mc:Ignorable="w14 w15 wp14">
   <w:p>
     <w:pPr>
-      <w:pStyle w:val="BodyText"/>
+      <w:pStyle w:val="12"/>
       <w:spacing w:line="52" w:lineRule="auto"/>
       <w:rPr>
         <w:sz w:val="2"/>
@@ -3130,8 +3151,11 @@
     </w:pPr>
     <w:r>
       <w:pict>
-        <v:shape id="_x0000_s4097" o:spid="_x0000_s2049" style="height:0.75pt;margin-left:83.6pt;margin-top:54.5pt;mso-height-relative:page;mso-position-horizontal-relative:page;mso-position-vertical-relative:page;mso-width-relative:page;position:absolute;width:428.15pt;z-index:251658240" coordsize="8562,15" o:allowincell="f" path="m,7l8562,7e" filled="f" stroked="t">
+        <v:shape id="_x0000_s2049" o:spid="_x0000_s2049" style="position:absolute;left:0pt;margin-left:83.6pt;margin-top:54.5pt;height:0.75pt;width:428.15pt;mso-position-horizontal-relative:page;mso-position-vertical-relative:page;z-index:251659264;mso-width-relative:page;mso-height-relative:page;" filled="f" stroked="t" coordsize="8562,15" o:allowincell="f" path="m0,7l8562,7e">
+          <v:fill on="f" focussize="0,0"/>
           <v:stroke joinstyle="miter"/>
+          <v:imagedata o:title=""/>
+          <o:lock v:ext="edit"/>
         </v:shape>
       </w:pict>
     </w:r>
@@ -3140,10 +3164,10 @@
 </file>
 
 <file path=word/header2.xml><?xml version="1.0" encoding="utf-8"?>
-<w:hdr xmlns:wpc="http://schemas.microsoft.com/office/word/2010/wordprocessingCanvas" xmlns:mc="http://schemas.openxmlformats.org/markup-compatibility/2006" xmlns:o="urn:schemas-microsoft-com:office:office" xmlns:r="http://schemas.openxmlformats.org/officeDocument/2006/relationships" xmlns:m="http://schemas.openxmlformats.org/officeDocument/2006/math" xmlns:v="urn:schemas-microsoft-com:vml" xmlns:wp14="http://schemas.microsoft.com/office/word/2010/wordprocessingDrawing" xmlns:wp="http://schemas.openxmlformats.org/drawingml/2006/wordprocessingDrawing" xmlns:w10="urn:schemas-microsoft-com:office:word" xmlns:w="http://schemas.openxmlformats.org/wordprocessingml/2006/main" xmlns:w14="http://schemas.microsoft.com/office/word/2010/wordml" xmlns:w15="http://schemas.microsoft.com/office/word/2012/wordml" xmlns:wne="http://schemas.microsoft.com/office/word/2006/wordml" xmlns:wpg="http://schemas.microsoft.com/office/word/2010/wordprocessingGroup" xmlns:wpi="http://schemas.microsoft.com/office/word/2010/wordprocessingInk" xmlns:wps="http://schemas.microsoft.com/office/word/2010/wordprocessingShape" mc:Ignorable="w14 w15 wp14">
+<w:hdr xmlns:wpc="http://schemas.microsoft.com/office/word/2010/wordprocessingCanvas" xmlns:mc="http://schemas.openxmlformats.org/markup-compatibility/2006" xmlns:o="urn:schemas-microsoft-com:office:office" xmlns:r="http://schemas.openxmlformats.org/officeDocument/2006/relationships" xmlns:m="http://schemas.openxmlformats.org/officeDocument/2006/math" xmlns:v="urn:schemas-microsoft-com:vml" xmlns:wp14="http://schemas.microsoft.com/office/word/2010/wordprocessingDrawing" xmlns:wp="http://schemas.openxmlformats.org/drawingml/2006/wordprocessingDrawing" xmlns:w10="urn:schemas-microsoft-com:office:word" xmlns:w="http://schemas.openxmlformats.org/wordprocessingml/2006/main" xmlns:w14="http://schemas.microsoft.com/office/word/2010/wordml" xmlns:w15="http://schemas.microsoft.com/office/word/2012/wordml" xmlns:wpg="http://schemas.microsoft.com/office/word/2010/wordprocessingGroup" xmlns:wpi="http://schemas.microsoft.com/office/word/2010/wordprocessingInk" xmlns:wne="http://schemas.microsoft.com/office/word/2006/wordml" xmlns:wps="http://schemas.microsoft.com/office/word/2010/wordprocessingShape" xmlns:wpsCustomData="http://www.wps.cn/officeDocument/2013/wpsCustomData" mc:Ignorable="w14 w15 wp14">
   <w:p>
     <w:pPr>
-      <w:pStyle w:val="BodyText"/>
+      <w:pStyle w:val="12"/>
       <w:spacing w:line="14" w:lineRule="auto"/>
       <w:rPr>
         <w:sz w:val="2"/>
@@ -3154,15 +3178,15 @@
 </file>
 
 <file path=word/numbering.xml><?xml version="1.0" encoding="utf-8"?>
-<w:numbering xmlns:wpc="http://schemas.microsoft.com/office/word/2010/wordprocessingCanvas" xmlns:mc="http://schemas.openxmlformats.org/markup-compatibility/2006" xmlns:o="urn:schemas-microsoft-com:office:office" xmlns:r="http://schemas.openxmlformats.org/officeDocument/2006/relationships" xmlns:m="http://schemas.openxmlformats.org/officeDocument/2006/math" xmlns:v="urn:schemas-microsoft-com:vml" xmlns:wp14="http://schemas.microsoft.com/office/word/2010/wordprocessingDrawing" xmlns:wp="http://schemas.openxmlformats.org/drawingml/2006/wordprocessingDrawing" xmlns:w10="urn:schemas-microsoft-com:office:word" xmlns:w="http://schemas.openxmlformats.org/wordprocessingml/2006/main" xmlns:w14="http://schemas.microsoft.com/office/word/2010/wordml" xmlns:w15="http://schemas.microsoft.com/office/word/2012/wordml" xmlns:wne="http://schemas.microsoft.com/office/word/2006/wordml" xmlns:wpg="http://schemas.microsoft.com/office/word/2010/wordprocessingGroup" xmlns:wpi="http://schemas.microsoft.com/office/word/2010/wordprocessingInk" xmlns:wps="http://schemas.microsoft.com/office/word/2010/wordprocessingShape" mc:Ignorable="w14 w15 wp14">
+<w:numbering xmlns:wpc="http://schemas.microsoft.com/office/word/2010/wordprocessingCanvas" xmlns:mc="http://schemas.openxmlformats.org/markup-compatibility/2006" xmlns:o="urn:schemas-microsoft-com:office:office" xmlns:r="http://schemas.openxmlformats.org/officeDocument/2006/relationships" xmlns:m="http://schemas.openxmlformats.org/officeDocument/2006/math" xmlns:v="urn:schemas-microsoft-com:vml" xmlns:wp14="http://schemas.microsoft.com/office/word/2010/wordprocessingDrawing" xmlns:wp="http://schemas.openxmlformats.org/drawingml/2006/wordprocessingDrawing" xmlns:w10="urn:schemas-microsoft-com:office:word" xmlns:w="http://schemas.openxmlformats.org/wordprocessingml/2006/main" xmlns:w14="http://schemas.microsoft.com/office/word/2010/wordml" xmlns:wpg="http://schemas.microsoft.com/office/word/2010/wordprocessingGroup" xmlns:wpi="http://schemas.microsoft.com/office/word/2010/wordprocessingInk" xmlns:wne="http://schemas.microsoft.com/office/word/2006/wordml" xmlns:wps="http://schemas.microsoft.com/office/word/2010/wordprocessingShape" xmlns:wpsCustomData="http://www.wps.cn/officeDocument/2013/wpsCustomData" mc:Ignorable="w14 wp14">
   <w:abstractNum w:abstractNumId="0">
     <w:nsid w:val="8E964DCE"/>
     <w:multiLevelType w:val="multilevel"/>
     <w:tmpl w:val="8E964DCE"/>
-    <w:lvl w:ilvl="0">
+    <w:lvl w:ilvl="0" w:tentative="0">
       <w:start w:val="1"/>
       <w:numFmt w:val="decimal"/>
-      <w:pStyle w:val="Heading1"/>
+      <w:pStyle w:val="2"/>
       <w:lvlText w:val="%1."/>
       <w:lvlJc w:val="left"/>
       <w:pPr>
@@ -3172,10 +3196,10 @@
         <w:rFonts w:hint="default"/>
       </w:rPr>
     </w:lvl>
-    <w:lvl w:ilvl="1">
+    <w:lvl w:ilvl="1" w:tentative="0">
       <w:start w:val="1"/>
       <w:numFmt w:val="decimal"/>
-      <w:pStyle w:val="Heading2"/>
+      <w:pStyle w:val="3"/>
       <w:lvlText w:val="%1.%2."/>
       <w:lvlJc w:val="left"/>
       <w:pPr>
@@ -3185,10 +3209,10 @@
         <w:rFonts w:hint="default"/>
       </w:rPr>
     </w:lvl>
-    <w:lvl w:ilvl="2">
+    <w:lvl w:ilvl="2" w:tentative="0">
       <w:start w:val="1"/>
       <w:numFmt w:val="decimal"/>
-      <w:pStyle w:val="Heading3"/>
+      <w:pStyle w:val="4"/>
       <w:lvlText w:val="%1.%2.%3."/>
       <w:lvlJc w:val="left"/>
       <w:pPr>
@@ -3198,10 +3222,10 @@
         <w:rFonts w:hint="default"/>
       </w:rPr>
     </w:lvl>
-    <w:lvl w:ilvl="3">
+    <w:lvl w:ilvl="3" w:tentative="0">
       <w:start w:val="1"/>
       <w:numFmt w:val="decimal"/>
-      <w:pStyle w:val="Heading4"/>
+      <w:pStyle w:val="5"/>
       <w:lvlText w:val="%1.%2.%3.%4."/>
       <w:lvlJc w:val="left"/>
       <w:pPr>
@@ -3211,10 +3235,10 @@
         <w:rFonts w:hint="default"/>
       </w:rPr>
     </w:lvl>
-    <w:lvl w:ilvl="4">
+    <w:lvl w:ilvl="4" w:tentative="0">
       <w:start w:val="1"/>
       <w:numFmt w:val="decimal"/>
-      <w:pStyle w:val="Heading5"/>
+      <w:pStyle w:val="6"/>
       <w:lvlText w:val="%1.%2.%3.%4.%5."/>
       <w:lvlJc w:val="left"/>
       <w:pPr>
@@ -3224,10 +3248,10 @@
         <w:rFonts w:hint="default"/>
       </w:rPr>
     </w:lvl>
-    <w:lvl w:ilvl="5">
+    <w:lvl w:ilvl="5" w:tentative="0">
       <w:start w:val="1"/>
       <w:numFmt w:val="decimal"/>
-      <w:pStyle w:val="Heading6"/>
+      <w:pStyle w:val="7"/>
       <w:lvlText w:val="%1.%2.%3.%4.%5.%6."/>
       <w:lvlJc w:val="left"/>
       <w:pPr>
@@ -3237,10 +3261,10 @@
         <w:rFonts w:hint="default"/>
       </w:rPr>
     </w:lvl>
-    <w:lvl w:ilvl="6">
+    <w:lvl w:ilvl="6" w:tentative="0">
       <w:start w:val="1"/>
       <w:numFmt w:val="decimal"/>
-      <w:pStyle w:val="Heading7"/>
+      <w:pStyle w:val="8"/>
       <w:lvlText w:val="%1.%2.%3.%4.%5.%6.%7."/>
       <w:lvlJc w:val="left"/>
       <w:pPr>
@@ -3250,10 +3274,10 @@
         <w:rFonts w:hint="default"/>
       </w:rPr>
     </w:lvl>
-    <w:lvl w:ilvl="7">
+    <w:lvl w:ilvl="7" w:tentative="0">
       <w:start w:val="1"/>
       <w:numFmt w:val="decimal"/>
-      <w:pStyle w:val="Heading8"/>
+      <w:pStyle w:val="9"/>
       <w:lvlText w:val="%1.%2.%3.%4.%5.%6.%7.%8."/>
       <w:lvlJc w:val="left"/>
       <w:pPr>
@@ -3263,10 +3287,10 @@
         <w:rFonts w:hint="default"/>
       </w:rPr>
     </w:lvl>
-    <w:lvl w:ilvl="8">
+    <w:lvl w:ilvl="8" w:tentative="0">
       <w:start w:val="1"/>
       <w:numFmt w:val="decimal"/>
-      <w:pStyle w:val="Heading9"/>
+      <w:pStyle w:val="10"/>
       <w:lvlText w:val="%1.%2.%3.%4.%5.%6.%7.%8.%9."/>
       <w:lvlJc w:val="left"/>
       <w:pPr>
@@ -3281,7 +3305,7 @@
     <w:nsid w:val="A4A5017F"/>
     <w:multiLevelType w:val="singleLevel"/>
     <w:tmpl w:val="A4A5017F"/>
-    <w:lvl w:ilvl="0">
+    <w:lvl w:ilvl="0" w:tentative="0">
       <w:start w:val="1"/>
       <w:numFmt w:val="decimal"/>
       <w:lvlText w:val="(%1)"/>
@@ -3298,7 +3322,7 @@
     <w:nsid w:val="1AD539FE"/>
     <w:multiLevelType w:val="singleLevel"/>
     <w:tmpl w:val="1AD539FE"/>
-    <w:lvl w:ilvl="0">
+    <w:lvl w:ilvl="0" w:tentative="0">
       <w:start w:val="1"/>
       <w:numFmt w:val="decimal"/>
       <w:lvlText w:val="(%1)"/>
@@ -3315,7 +3339,7 @@
     <w:nsid w:val="7993E6FD"/>
     <w:multiLevelType w:val="singleLevel"/>
     <w:tmpl w:val="7993E6FD"/>
-    <w:lvl w:ilvl="0">
+    <w:lvl w:ilvl="0" w:tentative="0">
       <w:start w:val="1"/>
       <w:numFmt w:val="decimal"/>
       <w:lvlText w:val="(%1)"/>
@@ -3344,267 +3368,269 @@
 </file>
 
 <file path=word/styles.xml><?xml version="1.0" encoding="utf-8"?>
-<w:styles xmlns:mc="http://schemas.openxmlformats.org/markup-compatibility/2006" xmlns:r="http://schemas.openxmlformats.org/officeDocument/2006/relationships" xmlns:w="http://schemas.openxmlformats.org/wordprocessingml/2006/main" xmlns:w14="http://schemas.microsoft.com/office/word/2010/wordml" xmlns:w15="http://schemas.microsoft.com/office/word/2012/wordml" mc:Ignorable="w14 w15">
+<w:styles xmlns:mc="http://schemas.openxmlformats.org/markup-compatibility/2006" xmlns:o="urn:schemas-microsoft-com:office:office" xmlns:r="http://schemas.openxmlformats.org/officeDocument/2006/relationships" xmlns:m="http://schemas.openxmlformats.org/officeDocument/2006/math" xmlns:v="urn:schemas-microsoft-com:vml" xmlns:w="http://schemas.openxmlformats.org/wordprocessingml/2006/main" xmlns:w14="http://schemas.microsoft.com/office/word/2010/wordml" xmlns:w10="urn:schemas-microsoft-com:office:word" xmlns:sl="http://schemas.openxmlformats.org/schemaLibrary/2006/main" xmlns:wpsCustomData="http://www.wps.cn/officeDocument/2013/wpsCustomData" mc:Ignorable="w14">
   <w:docDefaults>
     <w:rPrDefault>
       <w:rPr>
-        <w:rFonts w:ascii="Arial" w:eastAsia="Arial" w:hAnsi="Arial" w:cs="Arial"/>
+        <w:rFonts w:ascii="Arial" w:hAnsi="Arial" w:eastAsia="Arial" w:cs="Arial"/>
       </w:rPr>
     </w:rPrDefault>
     <w:pPrDefault/>
   </w:docDefaults>
-  <w:latentStyles w:defLockedState="0" w:defUIPriority="99" w:defSemiHidden="1" w:defUnhideWhenUsed="1" w:defQFormat="0" w:count="260">
-    <w:lsdException w:name="Normal" w:semiHidden="0" w:uiPriority="0" w:unhideWhenUsed="0" w:qFormat="1"/>
-    <w:lsdException w:name="heading 1" w:semiHidden="0" w:uiPriority="0" w:unhideWhenUsed="0" w:qFormat="1"/>
-    <w:lsdException w:name="heading 2" w:semiHidden="0" w:uiPriority="0" w:qFormat="1"/>
-    <w:lsdException w:name="heading 3" w:uiPriority="0" w:qFormat="1"/>
-    <w:lsdException w:name="heading 4" w:semiHidden="0" w:uiPriority="0" w:qFormat="1"/>
-    <w:lsdException w:name="heading 5" w:uiPriority="0" w:qFormat="1"/>
-    <w:lsdException w:name="heading 6" w:uiPriority="0" w:qFormat="1"/>
-    <w:lsdException w:name="heading 7" w:uiPriority="0" w:qFormat="1"/>
-    <w:lsdException w:name="heading 8" w:uiPriority="0" w:qFormat="1"/>
-    <w:lsdException w:name="heading 9" w:uiPriority="0" w:qFormat="1"/>
-    <w:lsdException w:name="index 1" w:semiHidden="0" w:uiPriority="0" w:unhideWhenUsed="0"/>
-    <w:lsdException w:name="index 2" w:semiHidden="0" w:uiPriority="0" w:unhideWhenUsed="0"/>
-    <w:lsdException w:name="index 3" w:semiHidden="0" w:uiPriority="0" w:unhideWhenUsed="0"/>
-    <w:lsdException w:name="index 4" w:semiHidden="0" w:uiPriority="0" w:unhideWhenUsed="0"/>
-    <w:lsdException w:name="index 5" w:semiHidden="0" w:uiPriority="0" w:unhideWhenUsed="0"/>
-    <w:lsdException w:name="index 6" w:semiHidden="0" w:uiPriority="0" w:unhideWhenUsed="0"/>
-    <w:lsdException w:name="index 7" w:semiHidden="0" w:uiPriority="0" w:unhideWhenUsed="0"/>
-    <w:lsdException w:name="index 8" w:semiHidden="0" w:uiPriority="0" w:unhideWhenUsed="0"/>
-    <w:lsdException w:name="index 9" w:semiHidden="0" w:uiPriority="0" w:unhideWhenUsed="0"/>
-    <w:lsdException w:name="toc 1" w:semiHidden="0" w:uiPriority="0" w:unhideWhenUsed="0" w:qFormat="1"/>
-    <w:lsdException w:name="toc 2" w:semiHidden="0" w:uiPriority="0" w:unhideWhenUsed="0" w:qFormat="1"/>
-    <w:lsdException w:name="toc 3" w:semiHidden="0" w:uiPriority="0" w:unhideWhenUsed="0" w:qFormat="1"/>
-    <w:lsdException w:name="toc 4" w:semiHidden="0" w:uiPriority="0" w:unhideWhenUsed="0"/>
-    <w:lsdException w:name="toc 5" w:semiHidden="0" w:uiPriority="0" w:unhideWhenUsed="0"/>
-    <w:lsdException w:name="toc 6" w:semiHidden="0" w:uiPriority="0" w:unhideWhenUsed="0"/>
-    <w:lsdException w:name="toc 7" w:semiHidden="0" w:uiPriority="0" w:unhideWhenUsed="0"/>
-    <w:lsdException w:name="toc 8" w:semiHidden="0" w:uiPriority="0" w:unhideWhenUsed="0"/>
-    <w:lsdException w:name="toc 9" w:semiHidden="0" w:uiPriority="0" w:unhideWhenUsed="0"/>
-    <w:lsdException w:name="Normal Indent" w:semiHidden="0" w:uiPriority="0" w:unhideWhenUsed="0"/>
-    <w:lsdException w:name="footnote text" w:semiHidden="0" w:uiPriority="0" w:unhideWhenUsed="0"/>
-    <w:lsdException w:name="annotation text" w:semiHidden="0" w:uiPriority="0" w:unhideWhenUsed="0" w:qFormat="1"/>
-    <w:lsdException w:name="header" w:semiHidden="0" w:uiPriority="0" w:unhideWhenUsed="0" w:qFormat="1"/>
-    <w:lsdException w:name="footer" w:semiHidden="0" w:uiPriority="0" w:unhideWhenUsed="0" w:qFormat="1"/>
-    <w:lsdException w:name="index heading" w:semiHidden="0" w:uiPriority="0" w:unhideWhenUsed="0"/>
-    <w:lsdException w:name="caption" w:uiPriority="0" w:qFormat="1"/>
-    <w:lsdException w:name="table of figures" w:semiHidden="0" w:uiPriority="0" w:unhideWhenUsed="0"/>
-    <w:lsdException w:name="envelope address" w:semiHidden="0" w:uiPriority="0" w:unhideWhenUsed="0"/>
-    <w:lsdException w:name="envelope return" w:semiHidden="0" w:uiPriority="0" w:unhideWhenUsed="0"/>
-    <w:lsdException w:name="footnote reference" w:semiHidden="0" w:uiPriority="0" w:unhideWhenUsed="0"/>
-    <w:lsdException w:name="annotation reference" w:semiHidden="0" w:uiPriority="0" w:unhideWhenUsed="0"/>
-    <w:lsdException w:name="line number" w:semiHidden="0" w:uiPriority="0" w:unhideWhenUsed="0"/>
-    <w:lsdException w:name="page number" w:semiHidden="0" w:uiPriority="0" w:unhideWhenUsed="0"/>
-    <w:lsdException w:name="endnote reference" w:semiHidden="0" w:uiPriority="0" w:unhideWhenUsed="0"/>
-    <w:lsdException w:name="endnote text" w:semiHidden="0" w:uiPriority="0" w:unhideWhenUsed="0"/>
-    <w:lsdException w:name="table of authorities" w:semiHidden="0" w:uiPriority="0" w:unhideWhenUsed="0"/>
-    <w:lsdException w:name="macro" w:semiHidden="0" w:uiPriority="0" w:unhideWhenUsed="0"/>
-    <w:lsdException w:name="toa heading" w:semiHidden="0" w:uiPriority="0" w:unhideWhenUsed="0"/>
-    <w:lsdException w:name="List" w:semiHidden="0" w:uiPriority="0" w:unhideWhenUsed="0"/>
-    <w:lsdException w:name="List Bullet" w:semiHidden="0" w:uiPriority="0" w:unhideWhenUsed="0"/>
-    <w:lsdException w:name="List Number" w:semiHidden="0" w:uiPriority="0" w:unhideWhenUsed="0"/>
-    <w:lsdException w:name="List 2" w:semiHidden="0" w:uiPriority="0" w:unhideWhenUsed="0"/>
-    <w:lsdException w:name="List 3" w:semiHidden="0" w:uiPriority="0" w:unhideWhenUsed="0"/>
-    <w:lsdException w:name="List 4" w:semiHidden="0" w:uiPriority="0" w:unhideWhenUsed="0"/>
-    <w:lsdException w:name="List 5" w:semiHidden="0" w:uiPriority="0" w:unhideWhenUsed="0"/>
-    <w:lsdException w:name="List Bullet 2" w:semiHidden="0" w:uiPriority="0" w:unhideWhenUsed="0"/>
-    <w:lsdException w:name="List Bullet 3" w:semiHidden="0" w:uiPriority="0" w:unhideWhenUsed="0"/>
-    <w:lsdException w:name="List Bullet 4" w:semiHidden="0" w:uiPriority="0" w:unhideWhenUsed="0"/>
-    <w:lsdException w:name="List Bullet 5" w:semiHidden="0" w:uiPriority="0" w:unhideWhenUsed="0"/>
-    <w:lsdException w:name="List Number 2" w:semiHidden="0" w:uiPriority="0" w:unhideWhenUsed="0"/>
-    <w:lsdException w:name="List Number 3" w:semiHidden="0" w:uiPriority="0" w:unhideWhenUsed="0"/>
-    <w:lsdException w:name="List Number 4" w:semiHidden="0" w:uiPriority="0" w:unhideWhenUsed="0"/>
-    <w:lsdException w:name="List Number 5" w:semiHidden="0" w:uiPriority="0" w:unhideWhenUsed="0"/>
-    <w:lsdException w:name="Title" w:semiHidden="0" w:uiPriority="0" w:unhideWhenUsed="0" w:qFormat="1"/>
-    <w:lsdException w:name="Closing" w:semiHidden="0" w:uiPriority="0" w:unhideWhenUsed="0"/>
-    <w:lsdException w:name="Signature" w:semiHidden="0" w:uiPriority="0" w:unhideWhenUsed="0"/>
-    <w:lsdException w:name="Default Paragraph Font" w:uiPriority="0" w:unhideWhenUsed="0" w:qFormat="1"/>
-    <w:lsdException w:name="Body Text" w:uiPriority="0" w:unhideWhenUsed="0" w:qFormat="1"/>
-    <w:lsdException w:name="Body Text Indent" w:semiHidden="0" w:uiPriority="0" w:unhideWhenUsed="0"/>
-    <w:lsdException w:name="List Continue" w:semiHidden="0" w:uiPriority="0" w:unhideWhenUsed="0"/>
-    <w:lsdException w:name="List Continue 2" w:semiHidden="0" w:uiPriority="0" w:unhideWhenUsed="0"/>
-    <w:lsdException w:name="List Continue 3" w:semiHidden="0" w:uiPriority="0" w:unhideWhenUsed="0"/>
-    <w:lsdException w:name="List Continue 4" w:semiHidden="0" w:uiPriority="0" w:unhideWhenUsed="0"/>
-    <w:lsdException w:name="List Continue 5" w:semiHidden="0" w:uiPriority="0" w:unhideWhenUsed="0"/>
-    <w:lsdException w:name="Message Header" w:semiHidden="0" w:uiPriority="0" w:unhideWhenUsed="0"/>
-    <w:lsdException w:name="Subtitle" w:semiHidden="0" w:uiPriority="0" w:unhideWhenUsed="0" w:qFormat="1"/>
-    <w:lsdException w:name="Salutation" w:semiHidden="0" w:uiPriority="0" w:unhideWhenUsed="0"/>
-    <w:lsdException w:name="Date" w:semiHidden="0" w:uiPriority="0" w:unhideWhenUsed="0"/>
-    <w:lsdException w:name="Body Text First Indent" w:semiHidden="0" w:uiPriority="0" w:unhideWhenUsed="0"/>
-    <w:lsdException w:name="Body Text First Indent 2" w:semiHidden="0" w:uiPriority="0" w:unhideWhenUsed="0"/>
-    <w:lsdException w:name="Body Text 2" w:semiHidden="0" w:uiPriority="0" w:unhideWhenUsed="0"/>
-    <w:lsdException w:name="Body Text 3" w:semiHidden="0" w:uiPriority="0" w:unhideWhenUsed="0"/>
-    <w:lsdException w:name="Body Text Indent 2" w:semiHidden="0" w:uiPriority="0" w:unhideWhenUsed="0"/>
-    <w:lsdException w:name="Body Text Indent 3" w:semiHidden="0" w:uiPriority="0" w:unhideWhenUsed="0"/>
-    <w:lsdException w:name="Block Text" w:semiHidden="0" w:uiPriority="0" w:unhideWhenUsed="0"/>
-    <w:lsdException w:name="Hyperlink" w:semiHidden="0" w:uiPriority="0" w:unhideWhenUsed="0"/>
-    <w:lsdException w:name="FollowedHyperlink" w:semiHidden="0" w:uiPriority="0" w:unhideWhenUsed="0"/>
-    <w:lsdException w:name="Strong" w:semiHidden="0" w:uiPriority="0" w:unhideWhenUsed="0" w:qFormat="1"/>
-    <w:lsdException w:name="Emphasis" w:semiHidden="0" w:uiPriority="0" w:unhideWhenUsed="0" w:qFormat="1"/>
-    <w:lsdException w:name="Document Map" w:semiHidden="0" w:uiPriority="0" w:unhideWhenUsed="0"/>
-    <w:lsdException w:name="Plain Text" w:semiHidden="0" w:uiPriority="0" w:unhideWhenUsed="0"/>
-    <w:lsdException w:name="E-mail Signature" w:semiHidden="0" w:uiPriority="0" w:unhideWhenUsed="0"/>
-    <w:lsdException w:name="Normal (Web)" w:semiHidden="0" w:uiPriority="0" w:unhideWhenUsed="0" w:qFormat="1"/>
-    <w:lsdException w:name="HTML Acronym" w:semiHidden="0" w:uiPriority="0" w:unhideWhenUsed="0"/>
-    <w:lsdException w:name="HTML Address" w:semiHidden="0" w:uiPriority="0" w:unhideWhenUsed="0"/>
-    <w:lsdException w:name="HTML Cite" w:semiHidden="0" w:uiPriority="0" w:unhideWhenUsed="0"/>
-    <w:lsdException w:name="HTML Code" w:semiHidden="0" w:uiPriority="0" w:unhideWhenUsed="0"/>
-    <w:lsdException w:name="HTML Definition" w:semiHidden="0" w:uiPriority="0" w:unhideWhenUsed="0"/>
-    <w:lsdException w:name="HTML Keyboard" w:semiHidden="0" w:uiPriority="0" w:unhideWhenUsed="0"/>
-    <w:lsdException w:name="HTML Preformatted" w:semiHidden="0" w:uiPriority="0" w:unhideWhenUsed="0"/>
-    <w:lsdException w:name="HTML Sample" w:semiHidden="0" w:uiPriority="0" w:unhideWhenUsed="0"/>
-    <w:lsdException w:name="HTML Typewriter" w:semiHidden="0" w:uiPriority="0" w:unhideWhenUsed="0"/>
-    <w:lsdException w:name="HTML Variable" w:semiHidden="0" w:uiPriority="0" w:unhideWhenUsed="0"/>
-    <w:lsdException w:name="Normal Table" w:uiPriority="0" w:unhideWhenUsed="0" w:qFormat="1"/>
-    <w:lsdException w:name="annotation subject" w:semiHidden="0" w:uiPriority="0" w:unhideWhenUsed="0"/>
-    <w:lsdException w:name="Table Simple 1" w:semiHidden="0" w:uiPriority="0" w:unhideWhenUsed="0"/>
-    <w:lsdException w:name="Table Simple 2" w:semiHidden="0" w:uiPriority="0" w:unhideWhenUsed="0"/>
-    <w:lsdException w:name="Table Simple 3" w:semiHidden="0" w:uiPriority="0" w:unhideWhenUsed="0"/>
-    <w:lsdException w:name="Table Classic 1" w:semiHidden="0" w:uiPriority="0" w:unhideWhenUsed="0"/>
-    <w:lsdException w:name="Table Classic 2" w:semiHidden="0" w:uiPriority="0" w:unhideWhenUsed="0"/>
-    <w:lsdException w:name="Table Classic 3" w:semiHidden="0" w:uiPriority="0" w:unhideWhenUsed="0"/>
-    <w:lsdException w:name="Table Classic 4" w:semiHidden="0" w:uiPriority="0" w:unhideWhenUsed="0"/>
-    <w:lsdException w:name="Table Colorful 1" w:semiHidden="0" w:uiPriority="0" w:unhideWhenUsed="0"/>
-    <w:lsdException w:name="Table Colorful 2" w:semiHidden="0" w:uiPriority="0" w:unhideWhenUsed="0"/>
-    <w:lsdException w:name="Table Colorful 3" w:semiHidden="0" w:uiPriority="0" w:unhideWhenUsed="0"/>
-    <w:lsdException w:name="Table Columns 1" w:semiHidden="0" w:uiPriority="0" w:unhideWhenUsed="0"/>
-    <w:lsdException w:name="Table Columns 2" w:semiHidden="0" w:uiPriority="0" w:unhideWhenUsed="0"/>
-    <w:lsdException w:name="Table Columns 3" w:semiHidden="0" w:uiPriority="0" w:unhideWhenUsed="0"/>
-    <w:lsdException w:name="Table Columns 4" w:semiHidden="0" w:uiPriority="0" w:unhideWhenUsed="0"/>
-    <w:lsdException w:name="Table Columns 5" w:semiHidden="0" w:uiPriority="0" w:unhideWhenUsed="0"/>
-    <w:lsdException w:name="Table Grid 1" w:semiHidden="0" w:uiPriority="0" w:unhideWhenUsed="0"/>
-    <w:lsdException w:name="Table Grid 2" w:semiHidden="0" w:uiPriority="0" w:unhideWhenUsed="0"/>
-    <w:lsdException w:name="Table Grid 3" w:semiHidden="0" w:uiPriority="0" w:unhideWhenUsed="0"/>
-    <w:lsdException w:name="Table Grid 4" w:semiHidden="0" w:uiPriority="0" w:unhideWhenUsed="0"/>
-    <w:lsdException w:name="Table Grid 5" w:semiHidden="0" w:uiPriority="0" w:unhideWhenUsed="0"/>
-    <w:lsdException w:name="Table Grid 6" w:semiHidden="0" w:uiPriority="0" w:unhideWhenUsed="0"/>
-    <w:lsdException w:name="Table Grid 7" w:semiHidden="0" w:uiPriority="0" w:unhideWhenUsed="0"/>
-    <w:lsdException w:name="Table Grid 8" w:semiHidden="0" w:uiPriority="0" w:unhideWhenUsed="0"/>
-    <w:lsdException w:name="Table List 1" w:semiHidden="0" w:uiPriority="0" w:unhideWhenUsed="0"/>
-    <w:lsdException w:name="Table List 2" w:semiHidden="0" w:uiPriority="0" w:unhideWhenUsed="0"/>
-    <w:lsdException w:name="Table List 3" w:semiHidden="0" w:uiPriority="0" w:unhideWhenUsed="0"/>
-    <w:lsdException w:name="Table List 4" w:semiHidden="0" w:uiPriority="0" w:unhideWhenUsed="0"/>
-    <w:lsdException w:name="Table List 5" w:semiHidden="0" w:uiPriority="0" w:unhideWhenUsed="0"/>
-    <w:lsdException w:name="Table List 6" w:semiHidden="0" w:uiPriority="0" w:unhideWhenUsed="0"/>
-    <w:lsdException w:name="Table List 7" w:semiHidden="0" w:uiPriority="0" w:unhideWhenUsed="0"/>
-    <w:lsdException w:name="Table List 8" w:semiHidden="0" w:uiPriority="0" w:unhideWhenUsed="0"/>
-    <w:lsdException w:name="Table 3D effects 1" w:semiHidden="0" w:uiPriority="0" w:unhideWhenUsed="0"/>
-    <w:lsdException w:name="Table 3D effects 2" w:semiHidden="0" w:uiPriority="0" w:unhideWhenUsed="0"/>
-    <w:lsdException w:name="Table 3D effects 3" w:semiHidden="0" w:uiPriority="0" w:unhideWhenUsed="0"/>
-    <w:lsdException w:name="Table Contemporary" w:semiHidden="0" w:uiPriority="0" w:unhideWhenUsed="0"/>
-    <w:lsdException w:name="Table Elegant" w:semiHidden="0" w:uiPriority="0" w:unhideWhenUsed="0"/>
-    <w:lsdException w:name="Table Professional" w:semiHidden="0" w:uiPriority="0" w:unhideWhenUsed="0"/>
-    <w:lsdException w:name="Table Subtle 1" w:semiHidden="0" w:uiPriority="0" w:unhideWhenUsed="0"/>
-    <w:lsdException w:name="Table Subtle 2" w:semiHidden="0" w:uiPriority="0" w:unhideWhenUsed="0"/>
-    <w:lsdException w:name="Table Web 1" w:semiHidden="0" w:uiPriority="0" w:unhideWhenUsed="0"/>
-    <w:lsdException w:name="Table Web 2" w:semiHidden="0" w:uiPriority="0" w:unhideWhenUsed="0"/>
-    <w:lsdException w:name="Table Web 3" w:semiHidden="0" w:uiPriority="0" w:unhideWhenUsed="0"/>
-    <w:lsdException w:name="Balloon Text" w:semiHidden="0" w:uiPriority="0" w:unhideWhenUsed="0"/>
-    <w:lsdException w:name="Table Grid" w:semiHidden="0" w:uiPriority="0" w:unhideWhenUsed="0" w:qFormat="1"/>
-    <w:lsdException w:name="Table Theme" w:semiHidden="0" w:uiPriority="0" w:unhideWhenUsed="0"/>
-    <w:lsdException w:name="Light Shading" w:semiHidden="0" w:uiPriority="60" w:unhideWhenUsed="0"/>
-    <w:lsdException w:name="Light List" w:semiHidden="0" w:uiPriority="61" w:unhideWhenUsed="0"/>
-    <w:lsdException w:name="Light Grid" w:semiHidden="0" w:uiPriority="62" w:unhideWhenUsed="0"/>
-    <w:lsdException w:name="Medium Shading 1" w:semiHidden="0" w:uiPriority="63" w:unhideWhenUsed="0"/>
-    <w:lsdException w:name="Medium Shading 2" w:semiHidden="0" w:uiPriority="64" w:unhideWhenUsed="0"/>
-    <w:lsdException w:name="Medium List 1" w:semiHidden="0" w:uiPriority="65" w:unhideWhenUsed="0"/>
-    <w:lsdException w:name="Medium List 2" w:semiHidden="0" w:uiPriority="66" w:unhideWhenUsed="0"/>
-    <w:lsdException w:name="Medium Grid 1" w:semiHidden="0" w:uiPriority="67" w:unhideWhenUsed="0"/>
-    <w:lsdException w:name="Medium Grid 2" w:semiHidden="0" w:uiPriority="68" w:unhideWhenUsed="0"/>
-    <w:lsdException w:name="Medium Grid 3" w:semiHidden="0" w:uiPriority="69" w:unhideWhenUsed="0"/>
-    <w:lsdException w:name="Dark List" w:semiHidden="0" w:uiPriority="70" w:unhideWhenUsed="0"/>
-    <w:lsdException w:name="Colorful Shading" w:semiHidden="0" w:uiPriority="71" w:unhideWhenUsed="0"/>
-    <w:lsdException w:name="Colorful List" w:semiHidden="0" w:uiPriority="72" w:unhideWhenUsed="0"/>
-    <w:lsdException w:name="Colorful Grid" w:semiHidden="0" w:uiPriority="73" w:unhideWhenUsed="0"/>
-    <w:lsdException w:name="Light Shading Accent 1" w:semiHidden="0" w:uiPriority="60" w:unhideWhenUsed="0"/>
-    <w:lsdException w:name="Light List Accent 1" w:semiHidden="0" w:uiPriority="61" w:unhideWhenUsed="0"/>
-    <w:lsdException w:name="Light Grid Accent 1" w:semiHidden="0" w:uiPriority="62" w:unhideWhenUsed="0"/>
-    <w:lsdException w:name="Medium Shading 1 Accent 1" w:semiHidden="0" w:uiPriority="63" w:unhideWhenUsed="0"/>
-    <w:lsdException w:name="Medium Shading 2 Accent 1" w:semiHidden="0" w:uiPriority="64" w:unhideWhenUsed="0"/>
-    <w:lsdException w:name="Medium List 1 Accent 1" w:semiHidden="0" w:uiPriority="65" w:unhideWhenUsed="0"/>
-    <w:lsdException w:name="Medium List 2 Accent 1" w:semiHidden="0" w:uiPriority="66" w:unhideWhenUsed="0"/>
-    <w:lsdException w:name="Medium Grid 1 Accent 1" w:semiHidden="0" w:uiPriority="67" w:unhideWhenUsed="0"/>
-    <w:lsdException w:name="Medium Grid 2 Accent 1" w:semiHidden="0" w:uiPriority="68" w:unhideWhenUsed="0"/>
-    <w:lsdException w:name="Medium Grid 3 Accent 1" w:semiHidden="0" w:uiPriority="69" w:unhideWhenUsed="0"/>
-    <w:lsdException w:name="Dark List Accent 1" w:semiHidden="0" w:uiPriority="70" w:unhideWhenUsed="0"/>
-    <w:lsdException w:name="Colorful Shading Accent 1" w:semiHidden="0" w:uiPriority="71" w:unhideWhenUsed="0"/>
-    <w:lsdException w:name="Colorful List Accent 1" w:semiHidden="0" w:uiPriority="72" w:unhideWhenUsed="0"/>
-    <w:lsdException w:name="Colorful Grid Accent 1" w:semiHidden="0" w:uiPriority="73" w:unhideWhenUsed="0"/>
-    <w:lsdException w:name="Light Shading Accent 2" w:semiHidden="0" w:uiPriority="60" w:unhideWhenUsed="0"/>
-    <w:lsdException w:name="Light List Accent 2" w:semiHidden="0" w:uiPriority="61" w:unhideWhenUsed="0"/>
-    <w:lsdException w:name="Light Grid Accent 2" w:semiHidden="0" w:uiPriority="62" w:unhideWhenUsed="0"/>
-    <w:lsdException w:name="Medium Shading 1 Accent 2" w:semiHidden="0" w:uiPriority="63" w:unhideWhenUsed="0"/>
-    <w:lsdException w:name="Medium Shading 2 Accent 2" w:semiHidden="0" w:uiPriority="64" w:unhideWhenUsed="0"/>
-    <w:lsdException w:name="Medium List 1 Accent 2" w:semiHidden="0" w:uiPriority="65" w:unhideWhenUsed="0"/>
-    <w:lsdException w:name="Medium List 2 Accent 2" w:semiHidden="0" w:uiPriority="66" w:unhideWhenUsed="0"/>
-    <w:lsdException w:name="Medium Grid 1 Accent 2" w:semiHidden="0" w:uiPriority="67" w:unhideWhenUsed="0"/>
-    <w:lsdException w:name="Medium Grid 2 Accent 2" w:semiHidden="0" w:uiPriority="68" w:unhideWhenUsed="0"/>
-    <w:lsdException w:name="Medium Grid 3 Accent 2" w:semiHidden="0" w:uiPriority="69" w:unhideWhenUsed="0"/>
-    <w:lsdException w:name="Dark List Accent 2" w:semiHidden="0" w:uiPriority="70" w:unhideWhenUsed="0"/>
-    <w:lsdException w:name="Colorful Shading Accent 2" w:semiHidden="0" w:uiPriority="71" w:unhideWhenUsed="0"/>
-    <w:lsdException w:name="Colorful List Accent 2" w:semiHidden="0" w:uiPriority="72" w:unhideWhenUsed="0"/>
-    <w:lsdException w:name="Colorful Grid Accent 2" w:semiHidden="0" w:uiPriority="73" w:unhideWhenUsed="0"/>
-    <w:lsdException w:name="Light Shading Accent 3" w:semiHidden="0" w:uiPriority="60" w:unhideWhenUsed="0"/>
-    <w:lsdException w:name="Light List Accent 3" w:semiHidden="0" w:uiPriority="61" w:unhideWhenUsed="0"/>
-    <w:lsdException w:name="Light Grid Accent 3" w:semiHidden="0" w:uiPriority="62" w:unhideWhenUsed="0"/>
-    <w:lsdException w:name="Medium Shading 1 Accent 3" w:semiHidden="0" w:uiPriority="63" w:unhideWhenUsed="0"/>
-    <w:lsdException w:name="Medium Shading 2 Accent 3" w:semiHidden="0" w:uiPriority="64" w:unhideWhenUsed="0"/>
-    <w:lsdException w:name="Medium List 1 Accent 3" w:semiHidden="0" w:uiPriority="65" w:unhideWhenUsed="0"/>
-    <w:lsdException w:name="Medium List 2 Accent 3" w:semiHidden="0" w:uiPriority="66" w:unhideWhenUsed="0"/>
-    <w:lsdException w:name="Medium Grid 1 Accent 3" w:semiHidden="0" w:uiPriority="67" w:unhideWhenUsed="0"/>
-    <w:lsdException w:name="Medium Grid 2 Accent 3" w:semiHidden="0" w:uiPriority="68" w:unhideWhenUsed="0"/>
-    <w:lsdException w:name="Medium Grid 3 Accent 3" w:semiHidden="0" w:uiPriority="69" w:unhideWhenUsed="0"/>
-    <w:lsdException w:name="Dark List Accent 3" w:semiHidden="0" w:uiPriority="70" w:unhideWhenUsed="0"/>
-    <w:lsdException w:name="Colorful Shading Accent 3" w:semiHidden="0" w:uiPriority="71" w:unhideWhenUsed="0"/>
-    <w:lsdException w:name="Colorful List Accent 3" w:semiHidden="0" w:uiPriority="72" w:unhideWhenUsed="0"/>
-    <w:lsdException w:name="Colorful Grid Accent 3" w:semiHidden="0" w:uiPriority="73" w:unhideWhenUsed="0"/>
-    <w:lsdException w:name="Light Shading Accent 4" w:semiHidden="0" w:uiPriority="60" w:unhideWhenUsed="0"/>
-    <w:lsdException w:name="Light List Accent 4" w:semiHidden="0" w:uiPriority="61" w:unhideWhenUsed="0"/>
-    <w:lsdException w:name="Light Grid Accent 4" w:semiHidden="0" w:uiPriority="62" w:unhideWhenUsed="0"/>
-    <w:lsdException w:name="Medium Shading 1 Accent 4" w:semiHidden="0" w:uiPriority="63" w:unhideWhenUsed="0"/>
-    <w:lsdException w:name="Medium Shading 2 Accent 4" w:semiHidden="0" w:uiPriority="64" w:unhideWhenUsed="0"/>
-    <w:lsdException w:name="Medium List 1 Accent 4" w:semiHidden="0" w:uiPriority="65" w:unhideWhenUsed="0"/>
-    <w:lsdException w:name="Medium List 2 Accent 4" w:semiHidden="0" w:uiPriority="66" w:unhideWhenUsed="0"/>
-    <w:lsdException w:name="Medium Grid 1 Accent 4" w:semiHidden="0" w:uiPriority="67" w:unhideWhenUsed="0"/>
-    <w:lsdException w:name="Medium Grid 2 Accent 4" w:semiHidden="0" w:uiPriority="68" w:unhideWhenUsed="0"/>
-    <w:lsdException w:name="Medium Grid 3 Accent 4" w:semiHidden="0" w:uiPriority="69" w:unhideWhenUsed="0"/>
-    <w:lsdException w:name="Dark List Accent 4" w:semiHidden="0" w:uiPriority="70" w:unhideWhenUsed="0"/>
-    <w:lsdException w:name="Colorful Shading Accent 4" w:semiHidden="0" w:uiPriority="71" w:unhideWhenUsed="0"/>
-    <w:lsdException w:name="Colorful List Accent 4" w:semiHidden="0" w:uiPriority="72" w:unhideWhenUsed="0"/>
-    <w:lsdException w:name="Colorful Grid Accent 4" w:semiHidden="0" w:uiPriority="73" w:unhideWhenUsed="0"/>
-    <w:lsdException w:name="Light Shading Accent 5" w:semiHidden="0" w:uiPriority="60" w:unhideWhenUsed="0"/>
-    <w:lsdException w:name="Light List Accent 5" w:semiHidden="0" w:uiPriority="61" w:unhideWhenUsed="0"/>
-    <w:lsdException w:name="Light Grid Accent 5" w:semiHidden="0" w:uiPriority="62" w:unhideWhenUsed="0"/>
-    <w:lsdException w:name="Medium Shading 1 Accent 5" w:semiHidden="0" w:uiPriority="63" w:unhideWhenUsed="0"/>
-    <w:lsdException w:name="Medium Shading 2 Accent 5" w:semiHidden="0" w:uiPriority="64" w:unhideWhenUsed="0"/>
-    <w:lsdException w:name="Medium List 1 Accent 5" w:semiHidden="0" w:uiPriority="65" w:unhideWhenUsed="0"/>
-    <w:lsdException w:name="Medium List 2 Accent 5" w:semiHidden="0" w:uiPriority="66" w:unhideWhenUsed="0"/>
-    <w:lsdException w:name="Medium Grid 1 Accent 5" w:semiHidden="0" w:uiPriority="67" w:unhideWhenUsed="0"/>
-    <w:lsdException w:name="Medium Grid 2 Accent 5" w:semiHidden="0" w:uiPriority="68" w:unhideWhenUsed="0"/>
-    <w:lsdException w:name="Medium Grid 3 Accent 5" w:semiHidden="0" w:uiPriority="69" w:unhideWhenUsed="0"/>
-    <w:lsdException w:name="Dark List Accent 5" w:semiHidden="0" w:uiPriority="70" w:unhideWhenUsed="0"/>
-    <w:lsdException w:name="Colorful Shading Accent 5" w:semiHidden="0" w:uiPriority="71" w:unhideWhenUsed="0"/>
-    <w:lsdException w:name="Colorful List Accent 5" w:semiHidden="0" w:uiPriority="72" w:unhideWhenUsed="0"/>
-    <w:lsdException w:name="Colorful Grid Accent 5" w:semiHidden="0" w:uiPriority="73" w:unhideWhenUsed="0"/>
-    <w:lsdException w:name="Light Shading Accent 6" w:semiHidden="0" w:uiPriority="60" w:unhideWhenUsed="0"/>
-    <w:lsdException w:name="Light List Accent 6" w:semiHidden="0" w:uiPriority="61" w:unhideWhenUsed="0"/>
-    <w:lsdException w:name="Light Grid Accent 6" w:semiHidden="0" w:uiPriority="62" w:unhideWhenUsed="0"/>
-    <w:lsdException w:name="Medium Shading 1 Accent 6" w:semiHidden="0" w:uiPriority="63" w:unhideWhenUsed="0"/>
-    <w:lsdException w:name="Medium Shading 2 Accent 6" w:semiHidden="0" w:uiPriority="64" w:unhideWhenUsed="0"/>
-    <w:lsdException w:name="Medium List 1 Accent 6" w:semiHidden="0" w:uiPriority="65" w:unhideWhenUsed="0"/>
-    <w:lsdException w:name="Medium List 2 Accent 6" w:semiHidden="0" w:uiPriority="66" w:unhideWhenUsed="0"/>
-    <w:lsdException w:name="Medium Grid 1 Accent 6" w:semiHidden="0" w:uiPriority="67" w:unhideWhenUsed="0"/>
-    <w:lsdException w:name="Medium Grid 2 Accent 6" w:semiHidden="0" w:uiPriority="68" w:unhideWhenUsed="0"/>
-    <w:lsdException w:name="Medium Grid 3 Accent 6" w:semiHidden="0" w:uiPriority="69" w:unhideWhenUsed="0"/>
-    <w:lsdException w:name="Dark List Accent 6" w:semiHidden="0" w:uiPriority="70" w:unhideWhenUsed="0"/>
-    <w:lsdException w:name="Colorful Shading Accent 6" w:semiHidden="0" w:uiPriority="71" w:unhideWhenUsed="0"/>
-    <w:lsdException w:name="Colorful List Accent 6" w:semiHidden="0" w:uiPriority="72" w:unhideWhenUsed="0"/>
-    <w:lsdException w:name="Colorful Grid Accent 6" w:semiHidden="0" w:uiPriority="73" w:unhideWhenUsed="0"/>
+  <w:latentStyles w:count="260" w:defQFormat="0" w:defUnhideWhenUsed="1" w:defSemiHidden="1" w:defUIPriority="99" w:defLockedState="0">
+    <w:lsdException w:qFormat="1" w:unhideWhenUsed="0" w:uiPriority="0" w:semiHidden="0" w:name="Normal"/>
+    <w:lsdException w:qFormat="1" w:unhideWhenUsed="0" w:uiPriority="0" w:semiHidden="0" w:name="heading 1"/>
+    <w:lsdException w:qFormat="1" w:uiPriority="0" w:semiHidden="0" w:name="heading 2"/>
+    <w:lsdException w:qFormat="1" w:uiPriority="0" w:name="heading 3"/>
+    <w:lsdException w:qFormat="1" w:uiPriority="0" w:semiHidden="0" w:name="heading 4"/>
+    <w:lsdException w:qFormat="1" w:uiPriority="0" w:name="heading 5"/>
+    <w:lsdException w:qFormat="1" w:uiPriority="0" w:name="heading 6"/>
+    <w:lsdException w:qFormat="1" w:uiPriority="0" w:name="heading 7"/>
+    <w:lsdException w:qFormat="1" w:uiPriority="0" w:name="heading 8"/>
+    <w:lsdException w:qFormat="1" w:uiPriority="0" w:name="heading 9"/>
+    <w:lsdException w:unhideWhenUsed="0" w:uiPriority="0" w:semiHidden="0" w:name="index 1"/>
+    <w:lsdException w:unhideWhenUsed="0" w:uiPriority="0" w:semiHidden="0" w:name="index 2"/>
+    <w:lsdException w:unhideWhenUsed="0" w:uiPriority="0" w:semiHidden="0" w:name="index 3"/>
+    <w:lsdException w:unhideWhenUsed="0" w:uiPriority="0" w:semiHidden="0" w:name="index 4"/>
+    <w:lsdException w:unhideWhenUsed="0" w:uiPriority="0" w:semiHidden="0" w:name="index 5"/>
+    <w:lsdException w:unhideWhenUsed="0" w:uiPriority="0" w:semiHidden="0" w:name="index 6"/>
+    <w:lsdException w:unhideWhenUsed="0" w:uiPriority="0" w:semiHidden="0" w:name="index 7"/>
+    <w:lsdException w:unhideWhenUsed="0" w:uiPriority="0" w:semiHidden="0" w:name="index 8"/>
+    <w:lsdException w:unhideWhenUsed="0" w:uiPriority="0" w:semiHidden="0" w:name="index 9"/>
+    <w:lsdException w:qFormat="1" w:unhideWhenUsed="0" w:uiPriority="0" w:semiHidden="0" w:name="toc 1"/>
+    <w:lsdException w:qFormat="1" w:unhideWhenUsed="0" w:uiPriority="0" w:semiHidden="0" w:name="toc 2"/>
+    <w:lsdException w:qFormat="1" w:unhideWhenUsed="0" w:uiPriority="0" w:semiHidden="0" w:name="toc 3"/>
+    <w:lsdException w:unhideWhenUsed="0" w:uiPriority="0" w:semiHidden="0" w:name="toc 4"/>
+    <w:lsdException w:unhideWhenUsed="0" w:uiPriority="0" w:semiHidden="0" w:name="toc 5"/>
+    <w:lsdException w:unhideWhenUsed="0" w:uiPriority="0" w:semiHidden="0" w:name="toc 6"/>
+    <w:lsdException w:unhideWhenUsed="0" w:uiPriority="0" w:semiHidden="0" w:name="toc 7"/>
+    <w:lsdException w:unhideWhenUsed="0" w:uiPriority="0" w:semiHidden="0" w:name="toc 8"/>
+    <w:lsdException w:unhideWhenUsed="0" w:uiPriority="0" w:semiHidden="0" w:name="toc 9"/>
+    <w:lsdException w:unhideWhenUsed="0" w:uiPriority="0" w:semiHidden="0" w:name="Normal Indent"/>
+    <w:lsdException w:unhideWhenUsed="0" w:uiPriority="0" w:semiHidden="0" w:name="footnote text"/>
+    <w:lsdException w:qFormat="1" w:unhideWhenUsed="0" w:uiPriority="0" w:semiHidden="0" w:name="annotation text"/>
+    <w:lsdException w:qFormat="1" w:unhideWhenUsed="0" w:uiPriority="0" w:semiHidden="0" w:name="header"/>
+    <w:lsdException w:qFormat="1" w:unhideWhenUsed="0" w:uiPriority="0" w:semiHidden="0" w:name="footer"/>
+    <w:lsdException w:unhideWhenUsed="0" w:uiPriority="0" w:semiHidden="0" w:name="index heading"/>
+    <w:lsdException w:qFormat="1" w:uiPriority="0" w:name="caption"/>
+    <w:lsdException w:unhideWhenUsed="0" w:uiPriority="0" w:semiHidden="0" w:name="table of figures"/>
+    <w:lsdException w:unhideWhenUsed="0" w:uiPriority="0" w:semiHidden="0" w:name="envelope address"/>
+    <w:lsdException w:unhideWhenUsed="0" w:uiPriority="0" w:semiHidden="0" w:name="envelope return"/>
+    <w:lsdException w:unhideWhenUsed="0" w:uiPriority="0" w:semiHidden="0" w:name="footnote reference"/>
+    <w:lsdException w:unhideWhenUsed="0" w:uiPriority="0" w:semiHidden="0" w:name="annotation reference"/>
+    <w:lsdException w:unhideWhenUsed="0" w:uiPriority="0" w:semiHidden="0" w:name="line number"/>
+    <w:lsdException w:unhideWhenUsed="0" w:uiPriority="0" w:semiHidden="0" w:name="page number"/>
+    <w:lsdException w:unhideWhenUsed="0" w:uiPriority="0" w:semiHidden="0" w:name="endnote reference"/>
+    <w:lsdException w:unhideWhenUsed="0" w:uiPriority="0" w:semiHidden="0" w:name="endnote text"/>
+    <w:lsdException w:unhideWhenUsed="0" w:uiPriority="0" w:semiHidden="0" w:name="table of authorities"/>
+    <w:lsdException w:unhideWhenUsed="0" w:uiPriority="0" w:semiHidden="0" w:name="macro"/>
+    <w:lsdException w:unhideWhenUsed="0" w:uiPriority="0" w:semiHidden="0" w:name="toa heading"/>
+    <w:lsdException w:unhideWhenUsed="0" w:uiPriority="0" w:semiHidden="0" w:name="List"/>
+    <w:lsdException w:unhideWhenUsed="0" w:uiPriority="0" w:semiHidden="0" w:name="List Bullet"/>
+    <w:lsdException w:unhideWhenUsed="0" w:uiPriority="0" w:semiHidden="0" w:name="List Number"/>
+    <w:lsdException w:unhideWhenUsed="0" w:uiPriority="0" w:semiHidden="0" w:name="List 2"/>
+    <w:lsdException w:unhideWhenUsed="0" w:uiPriority="0" w:semiHidden="0" w:name="List 3"/>
+    <w:lsdException w:unhideWhenUsed="0" w:uiPriority="0" w:semiHidden="0" w:name="List 4"/>
+    <w:lsdException w:unhideWhenUsed="0" w:uiPriority="0" w:semiHidden="0" w:name="List 5"/>
+    <w:lsdException w:unhideWhenUsed="0" w:uiPriority="0" w:semiHidden="0" w:name="List Bullet 2"/>
+    <w:lsdException w:unhideWhenUsed="0" w:uiPriority="0" w:semiHidden="0" w:name="List Bullet 3"/>
+    <w:lsdException w:unhideWhenUsed="0" w:uiPriority="0" w:semiHidden="0" w:name="List Bullet 4"/>
+    <w:lsdException w:unhideWhenUsed="0" w:uiPriority="0" w:semiHidden="0" w:name="List Bullet 5"/>
+    <w:lsdException w:unhideWhenUsed="0" w:uiPriority="0" w:semiHidden="0" w:name="List Number 2"/>
+    <w:lsdException w:unhideWhenUsed="0" w:uiPriority="0" w:semiHidden="0" w:name="List Number 3"/>
+    <w:lsdException w:unhideWhenUsed="0" w:uiPriority="0" w:semiHidden="0" w:name="List Number 4"/>
+    <w:lsdException w:unhideWhenUsed="0" w:uiPriority="0" w:semiHidden="0" w:name="List Number 5"/>
+    <w:lsdException w:qFormat="1" w:unhideWhenUsed="0" w:uiPriority="0" w:semiHidden="0" w:name="Title"/>
+    <w:lsdException w:unhideWhenUsed="0" w:uiPriority="0" w:semiHidden="0" w:name="Closing"/>
+    <w:lsdException w:unhideWhenUsed="0" w:uiPriority="0" w:semiHidden="0" w:name="Signature"/>
+    <w:lsdException w:qFormat="1" w:unhideWhenUsed="0" w:uiPriority="0" w:name="Default Paragraph Font"/>
+    <w:lsdException w:qFormat="1" w:unhideWhenUsed="0" w:uiPriority="0" w:name="Body Text"/>
+    <w:lsdException w:unhideWhenUsed="0" w:uiPriority="0" w:semiHidden="0" w:name="Body Text Indent"/>
+    <w:lsdException w:unhideWhenUsed="0" w:uiPriority="0" w:semiHidden="0" w:name="List Continue"/>
+    <w:lsdException w:unhideWhenUsed="0" w:uiPriority="0" w:semiHidden="0" w:name="List Continue 2"/>
+    <w:lsdException w:unhideWhenUsed="0" w:uiPriority="0" w:semiHidden="0" w:name="List Continue 3"/>
+    <w:lsdException w:unhideWhenUsed="0" w:uiPriority="0" w:semiHidden="0" w:name="List Continue 4"/>
+    <w:lsdException w:unhideWhenUsed="0" w:uiPriority="0" w:semiHidden="0" w:name="List Continue 5"/>
+    <w:lsdException w:unhideWhenUsed="0" w:uiPriority="0" w:semiHidden="0" w:name="Message Header"/>
+    <w:lsdException w:qFormat="1" w:unhideWhenUsed="0" w:uiPriority="0" w:semiHidden="0" w:name="Subtitle"/>
+    <w:lsdException w:unhideWhenUsed="0" w:uiPriority="0" w:semiHidden="0" w:name="Salutation"/>
+    <w:lsdException w:unhideWhenUsed="0" w:uiPriority="0" w:semiHidden="0" w:name="Date"/>
+    <w:lsdException w:unhideWhenUsed="0" w:uiPriority="0" w:semiHidden="0" w:name="Body Text First Indent"/>
+    <w:lsdException w:unhideWhenUsed="0" w:uiPriority="0" w:semiHidden="0" w:name="Body Text First Indent 2"/>
+    <w:lsdException w:uiPriority="99" w:name="Note Heading"/>
+    <w:lsdException w:unhideWhenUsed="0" w:uiPriority="0" w:semiHidden="0" w:name="Body Text 2"/>
+    <w:lsdException w:unhideWhenUsed="0" w:uiPriority="0" w:semiHidden="0" w:name="Body Text 3"/>
+    <w:lsdException w:unhideWhenUsed="0" w:uiPriority="0" w:semiHidden="0" w:name="Body Text Indent 2"/>
+    <w:lsdException w:unhideWhenUsed="0" w:uiPriority="0" w:semiHidden="0" w:name="Body Text Indent 3"/>
+    <w:lsdException w:unhideWhenUsed="0" w:uiPriority="0" w:semiHidden="0" w:name="Block Text"/>
+    <w:lsdException w:unhideWhenUsed="0" w:uiPriority="0" w:semiHidden="0" w:name="Hyperlink"/>
+    <w:lsdException w:unhideWhenUsed="0" w:uiPriority="0" w:semiHidden="0" w:name="FollowedHyperlink"/>
+    <w:lsdException w:qFormat="1" w:unhideWhenUsed="0" w:uiPriority="0" w:semiHidden="0" w:name="Strong"/>
+    <w:lsdException w:qFormat="1" w:unhideWhenUsed="0" w:uiPriority="0" w:semiHidden="0" w:name="Emphasis"/>
+    <w:lsdException w:unhideWhenUsed="0" w:uiPriority="0" w:semiHidden="0" w:name="Document Map"/>
+    <w:lsdException w:unhideWhenUsed="0" w:uiPriority="0" w:semiHidden="0" w:name="Plain Text"/>
+    <w:lsdException w:unhideWhenUsed="0" w:uiPriority="0" w:semiHidden="0" w:name="E-mail Signature"/>
+    <w:lsdException w:qFormat="1" w:unhideWhenUsed="0" w:uiPriority="0" w:semiHidden="0" w:name="Normal (Web)"/>
+    <w:lsdException w:unhideWhenUsed="0" w:uiPriority="0" w:semiHidden="0" w:name="HTML Acronym"/>
+    <w:lsdException w:unhideWhenUsed="0" w:uiPriority="0" w:semiHidden="0" w:name="HTML Address"/>
+    <w:lsdException w:unhideWhenUsed="0" w:uiPriority="0" w:semiHidden="0" w:name="HTML Cite"/>
+    <w:lsdException w:unhideWhenUsed="0" w:uiPriority="0" w:semiHidden="0" w:name="HTML Code"/>
+    <w:lsdException w:unhideWhenUsed="0" w:uiPriority="0" w:semiHidden="0" w:name="HTML Definition"/>
+    <w:lsdException w:unhideWhenUsed="0" w:uiPriority="0" w:semiHidden="0" w:name="HTML Keyboard"/>
+    <w:lsdException w:unhideWhenUsed="0" w:uiPriority="0" w:semiHidden="0" w:name="HTML Preformatted"/>
+    <w:lsdException w:unhideWhenUsed="0" w:uiPriority="0" w:semiHidden="0" w:name="HTML Sample"/>
+    <w:lsdException w:unhideWhenUsed="0" w:uiPriority="0" w:semiHidden="0" w:name="HTML Typewriter"/>
+    <w:lsdException w:unhideWhenUsed="0" w:uiPriority="0" w:semiHidden="0" w:name="HTML Variable"/>
+    <w:lsdException w:qFormat="1" w:unhideWhenUsed="0" w:uiPriority="0" w:name="Normal Table"/>
+    <w:lsdException w:unhideWhenUsed="0" w:uiPriority="0" w:semiHidden="0" w:name="annotation subject"/>
+    <w:lsdException w:unhideWhenUsed="0" w:uiPriority="0" w:semiHidden="0" w:name="Table Simple 1"/>
+    <w:lsdException w:unhideWhenUsed="0" w:uiPriority="0" w:semiHidden="0" w:name="Table Simple 2"/>
+    <w:lsdException w:unhideWhenUsed="0" w:uiPriority="0" w:semiHidden="0" w:name="Table Simple 3"/>
+    <w:lsdException w:unhideWhenUsed="0" w:uiPriority="0" w:semiHidden="0" w:name="Table Classic 1"/>
+    <w:lsdException w:unhideWhenUsed="0" w:uiPriority="0" w:semiHidden="0" w:name="Table Classic 2"/>
+    <w:lsdException w:unhideWhenUsed="0" w:uiPriority="0" w:semiHidden="0" w:name="Table Classic 3"/>
+    <w:lsdException w:unhideWhenUsed="0" w:uiPriority="0" w:semiHidden="0" w:name="Table Classic 4"/>
+    <w:lsdException w:unhideWhenUsed="0" w:uiPriority="0" w:semiHidden="0" w:name="Table Colorful 1"/>
+    <w:lsdException w:unhideWhenUsed="0" w:uiPriority="0" w:semiHidden="0" w:name="Table Colorful 2"/>
+    <w:lsdException w:unhideWhenUsed="0" w:uiPriority="0" w:semiHidden="0" w:name="Table Colorful 3"/>
+    <w:lsdException w:unhideWhenUsed="0" w:uiPriority="0" w:semiHidden="0" w:name="Table Columns 1"/>
+    <w:lsdException w:unhideWhenUsed="0" w:uiPriority="0" w:semiHidden="0" w:name="Table Columns 2"/>
+    <w:lsdException w:unhideWhenUsed="0" w:uiPriority="0" w:semiHidden="0" w:name="Table Columns 3"/>
+    <w:lsdException w:unhideWhenUsed="0" w:uiPriority="0" w:semiHidden="0" w:name="Table Columns 4"/>
+    <w:lsdException w:unhideWhenUsed="0" w:uiPriority="0" w:semiHidden="0" w:name="Table Columns 5"/>
+    <w:lsdException w:unhideWhenUsed="0" w:uiPriority="0" w:semiHidden="0" w:name="Table Grid 1"/>
+    <w:lsdException w:unhideWhenUsed="0" w:uiPriority="0" w:semiHidden="0" w:name="Table Grid 2"/>
+    <w:lsdException w:unhideWhenUsed="0" w:uiPriority="0" w:semiHidden="0" w:name="Table Grid 3"/>
+    <w:lsdException w:unhideWhenUsed="0" w:uiPriority="0" w:semiHidden="0" w:name="Table Grid 4"/>
+    <w:lsdException w:unhideWhenUsed="0" w:uiPriority="0" w:semiHidden="0" w:name="Table Grid 5"/>
+    <w:lsdException w:unhideWhenUsed="0" w:uiPriority="0" w:semiHidden="0" w:name="Table Grid 6"/>
+    <w:lsdException w:unhideWhenUsed="0" w:uiPriority="0" w:semiHidden="0" w:name="Table Grid 7"/>
+    <w:lsdException w:unhideWhenUsed="0" w:uiPriority="0" w:semiHidden="0" w:name="Table Grid 8"/>
+    <w:lsdException w:unhideWhenUsed="0" w:uiPriority="0" w:semiHidden="0" w:name="Table List 1"/>
+    <w:lsdException w:unhideWhenUsed="0" w:uiPriority="0" w:semiHidden="0" w:name="Table List 2"/>
+    <w:lsdException w:unhideWhenUsed="0" w:uiPriority="0" w:semiHidden="0" w:name="Table List 3"/>
+    <w:lsdException w:unhideWhenUsed="0" w:uiPriority="0" w:semiHidden="0" w:name="Table List 4"/>
+    <w:lsdException w:unhideWhenUsed="0" w:uiPriority="0" w:semiHidden="0" w:name="Table List 5"/>
+    <w:lsdException w:unhideWhenUsed="0" w:uiPriority="0" w:semiHidden="0" w:name="Table List 6"/>
+    <w:lsdException w:unhideWhenUsed="0" w:uiPriority="0" w:semiHidden="0" w:name="Table List 7"/>
+    <w:lsdException w:unhideWhenUsed="0" w:uiPriority="0" w:semiHidden="0" w:name="Table List 8"/>
+    <w:lsdException w:unhideWhenUsed="0" w:uiPriority="0" w:semiHidden="0" w:name="Table 3D effects 1"/>
+    <w:lsdException w:unhideWhenUsed="0" w:uiPriority="0" w:semiHidden="0" w:name="Table 3D effects 2"/>
+    <w:lsdException w:unhideWhenUsed="0" w:uiPriority="0" w:semiHidden="0" w:name="Table 3D effects 3"/>
+    <w:lsdException w:unhideWhenUsed="0" w:uiPriority="0" w:semiHidden="0" w:name="Table Contemporary"/>
+    <w:lsdException w:unhideWhenUsed="0" w:uiPriority="0" w:semiHidden="0" w:name="Table Elegant"/>
+    <w:lsdException w:unhideWhenUsed="0" w:uiPriority="0" w:semiHidden="0" w:name="Table Professional"/>
+    <w:lsdException w:unhideWhenUsed="0" w:uiPriority="0" w:semiHidden="0" w:name="Table Subtle 1"/>
+    <w:lsdException w:unhideWhenUsed="0" w:uiPriority="0" w:semiHidden="0" w:name="Table Subtle 2"/>
+    <w:lsdException w:unhideWhenUsed="0" w:uiPriority="0" w:semiHidden="0" w:name="Table Web 1"/>
+    <w:lsdException w:unhideWhenUsed="0" w:uiPriority="0" w:semiHidden="0" w:name="Table Web 2"/>
+    <w:lsdException w:unhideWhenUsed="0" w:uiPriority="0" w:semiHidden="0" w:name="Table Web 3"/>
+    <w:lsdException w:unhideWhenUsed="0" w:uiPriority="0" w:semiHidden="0" w:name="Balloon Text"/>
+    <w:lsdException w:qFormat="1" w:unhideWhenUsed="0" w:uiPriority="0" w:semiHidden="0" w:name="Table Grid"/>
+    <w:lsdException w:unhideWhenUsed="0" w:uiPriority="0" w:semiHidden="0" w:name="Table Theme"/>
+    <w:lsdException w:unhideWhenUsed="0" w:uiPriority="60" w:semiHidden="0" w:name="Light Shading"/>
+    <w:lsdException w:unhideWhenUsed="0" w:uiPriority="61" w:semiHidden="0" w:name="Light List"/>
+    <w:lsdException w:unhideWhenUsed="0" w:uiPriority="62" w:semiHidden="0" w:name="Light Grid"/>
+    <w:lsdException w:unhideWhenUsed="0" w:uiPriority="63" w:semiHidden="0" w:name="Medium Shading 1"/>
+    <w:lsdException w:unhideWhenUsed="0" w:uiPriority="64" w:semiHidden="0" w:name="Medium Shading 2"/>
+    <w:lsdException w:unhideWhenUsed="0" w:uiPriority="65" w:semiHidden="0" w:name="Medium List 1"/>
+    <w:lsdException w:unhideWhenUsed="0" w:uiPriority="66" w:semiHidden="0" w:name="Medium List 2"/>
+    <w:lsdException w:unhideWhenUsed="0" w:uiPriority="67" w:semiHidden="0" w:name="Medium Grid 1"/>
+    <w:lsdException w:unhideWhenUsed="0" w:uiPriority="68" w:semiHidden="0" w:name="Medium Grid 2"/>
+    <w:lsdException w:unhideWhenUsed="0" w:uiPriority="69" w:semiHidden="0" w:name="Medium Grid 3"/>
+    <w:lsdException w:unhideWhenUsed="0" w:uiPriority="70" w:semiHidden="0" w:name="Dark List"/>
+    <w:lsdException w:unhideWhenUsed="0" w:uiPriority="71" w:semiHidden="0" w:name="Colorful Shading"/>
+    <w:lsdException w:unhideWhenUsed="0" w:uiPriority="72" w:semiHidden="0" w:name="Colorful List"/>
+    <w:lsdException w:unhideWhenUsed="0" w:uiPriority="73" w:semiHidden="0" w:name="Colorful Grid"/>
+    <w:lsdException w:unhideWhenUsed="0" w:uiPriority="60" w:semiHidden="0" w:name="Light Shading Accent 1"/>
+    <w:lsdException w:unhideWhenUsed="0" w:uiPriority="61" w:semiHidden="0" w:name="Light List Accent 1"/>
+    <w:lsdException w:unhideWhenUsed="0" w:uiPriority="62" w:semiHidden="0" w:name="Light Grid Accent 1"/>
+    <w:lsdException w:unhideWhenUsed="0" w:uiPriority="63" w:semiHidden="0" w:name="Medium Shading 1 Accent 1"/>
+    <w:lsdException w:unhideWhenUsed="0" w:uiPriority="64" w:semiHidden="0" w:name="Medium Shading 2 Accent 1"/>
+    <w:lsdException w:unhideWhenUsed="0" w:uiPriority="65" w:semiHidden="0" w:name="Medium List 1 Accent 1"/>
+    <w:lsdException w:unhideWhenUsed="0" w:uiPriority="66" w:semiHidden="0" w:name="Medium List 2 Accent 1"/>
+    <w:lsdException w:unhideWhenUsed="0" w:uiPriority="67" w:semiHidden="0" w:name="Medium Grid 1 Accent 1"/>
+    <w:lsdException w:unhideWhenUsed="0" w:uiPriority="68" w:semiHidden="0" w:name="Medium Grid 2 Accent 1"/>
+    <w:lsdException w:unhideWhenUsed="0" w:uiPriority="69" w:semiHidden="0" w:name="Medium Grid 3 Accent 1"/>
+    <w:lsdException w:unhideWhenUsed="0" w:uiPriority="70" w:semiHidden="0" w:name="Dark List Accent 1"/>
+    <w:lsdException w:unhideWhenUsed="0" w:uiPriority="71" w:semiHidden="0" w:name="Colorful Shading Accent 1"/>
+    <w:lsdException w:unhideWhenUsed="0" w:uiPriority="72" w:semiHidden="0" w:name="Colorful List Accent 1"/>
+    <w:lsdException w:unhideWhenUsed="0" w:uiPriority="73" w:semiHidden="0" w:name="Colorful Grid Accent 1"/>
+    <w:lsdException w:unhideWhenUsed="0" w:uiPriority="60" w:semiHidden="0" w:name="Light Shading Accent 2"/>
+    <w:lsdException w:unhideWhenUsed="0" w:uiPriority="61" w:semiHidden="0" w:name="Light List Accent 2"/>
+    <w:lsdException w:unhideWhenUsed="0" w:uiPriority="62" w:semiHidden="0" w:name="Light Grid Accent 2"/>
+    <w:lsdException w:unhideWhenUsed="0" w:uiPriority="63" w:semiHidden="0" w:name="Medium Shading 1 Accent 2"/>
+    <w:lsdException w:unhideWhenUsed="0" w:uiPriority="64" w:semiHidden="0" w:name="Medium Shading 2 Accent 2"/>
+    <w:lsdException w:unhideWhenUsed="0" w:uiPriority="65" w:semiHidden="0" w:name="Medium List 1 Accent 2"/>
+    <w:lsdException w:unhideWhenUsed="0" w:uiPriority="66" w:semiHidden="0" w:name="Medium List 2 Accent 2"/>
+    <w:lsdException w:unhideWhenUsed="0" w:uiPriority="67" w:semiHidden="0" w:name="Medium Grid 1 Accent 2"/>
+    <w:lsdException w:unhideWhenUsed="0" w:uiPriority="68" w:semiHidden="0" w:name="Medium Grid 2 Accent 2"/>
+    <w:lsdException w:unhideWhenUsed="0" w:uiPriority="69" w:semiHidden="0" w:name="Medium Grid 3 Accent 2"/>
+    <w:lsdException w:unhideWhenUsed="0" w:uiPriority="70" w:semiHidden="0" w:name="Dark List Accent 2"/>
+    <w:lsdException w:unhideWhenUsed="0" w:uiPriority="71" w:semiHidden="0" w:name="Colorful Shading Accent 2"/>
+    <w:lsdException w:unhideWhenUsed="0" w:uiPriority="72" w:semiHidden="0" w:name="Colorful List Accent 2"/>
+    <w:lsdException w:unhideWhenUsed="0" w:uiPriority="73" w:semiHidden="0" w:name="Colorful Grid Accent 2"/>
+    <w:lsdException w:unhideWhenUsed="0" w:uiPriority="60" w:semiHidden="0" w:name="Light Shading Accent 3"/>
+    <w:lsdException w:unhideWhenUsed="0" w:uiPriority="61" w:semiHidden="0" w:name="Light List Accent 3"/>
+    <w:lsdException w:unhideWhenUsed="0" w:uiPriority="62" w:semiHidden="0" w:name="Light Grid Accent 3"/>
+    <w:lsdException w:unhideWhenUsed="0" w:uiPriority="63" w:semiHidden="0" w:name="Medium Shading 1 Accent 3"/>
+    <w:lsdException w:unhideWhenUsed="0" w:uiPriority="64" w:semiHidden="0" w:name="Medium Shading 2 Accent 3"/>
+    <w:lsdException w:unhideWhenUsed="0" w:uiPriority="65" w:semiHidden="0" w:name="Medium List 1 Accent 3"/>
+    <w:lsdException w:unhideWhenUsed="0" w:uiPriority="66" w:semiHidden="0" w:name="Medium List 2 Accent 3"/>
+    <w:lsdException w:unhideWhenUsed="0" w:uiPriority="67" w:semiHidden="0" w:name="Medium Grid 1 Accent 3"/>
+    <w:lsdException w:unhideWhenUsed="0" w:uiPriority="68" w:semiHidden="0" w:name="Medium Grid 2 Accent 3"/>
+    <w:lsdException w:unhideWhenUsed="0" w:uiPriority="69" w:semiHidden="0" w:name="Medium Grid 3 Accent 3"/>
+    <w:lsdException w:unhideWhenUsed="0" w:uiPriority="70" w:semiHidden="0" w:name="Dark List Accent 3"/>
+    <w:lsdException w:unhideWhenUsed="0" w:uiPriority="71" w:semiHidden="0" w:name="Colorful Shading Accent 3"/>
+    <w:lsdException w:unhideWhenUsed="0" w:uiPriority="72" w:semiHidden="0" w:name="Colorful List Accent 3"/>
+    <w:lsdException w:unhideWhenUsed="0" w:uiPriority="73" w:semiHidden="0" w:name="Colorful Grid Accent 3"/>
+    <w:lsdException w:unhideWhenUsed="0" w:uiPriority="60" w:semiHidden="0" w:name="Light Shading Accent 4"/>
+    <w:lsdException w:unhideWhenUsed="0" w:uiPriority="61" w:semiHidden="0" w:name="Light List Accent 4"/>
+    <w:lsdException w:unhideWhenUsed="0" w:uiPriority="62" w:semiHidden="0" w:name="Light Grid Accent 4"/>
+    <w:lsdException w:unhideWhenUsed="0" w:uiPriority="63" w:semiHidden="0" w:name="Medium Shading 1 Accent 4"/>
+    <w:lsdException w:unhideWhenUsed="0" w:uiPriority="64" w:semiHidden="0" w:name="Medium Shading 2 Accent 4"/>
+    <w:lsdException w:unhideWhenUsed="0" w:uiPriority="65" w:semiHidden="0" w:name="Medium List 1 Accent 4"/>
+    <w:lsdException w:unhideWhenUsed="0" w:uiPriority="66" w:semiHidden="0" w:name="Medium List 2 Accent 4"/>
+    <w:lsdException w:unhideWhenUsed="0" w:uiPriority="67" w:semiHidden="0" w:name="Medium Grid 1 Accent 4"/>
+    <w:lsdException w:unhideWhenUsed="0" w:uiPriority="68" w:semiHidden="0" w:name="Medium Grid 2 Accent 4"/>
+    <w:lsdException w:unhideWhenUsed="0" w:uiPriority="69" w:semiHidden="0" w:name="Medium Grid 3 Accent 4"/>
+    <w:lsdException w:unhideWhenUsed="0" w:uiPriority="70" w:semiHidden="0" w:name="Dark List Accent 4"/>
+    <w:lsdException w:unhideWhenUsed="0" w:uiPriority="71" w:semiHidden="0" w:name="Colorful Shading Accent 4"/>
+    <w:lsdException w:unhideWhenUsed="0" w:uiPriority="72" w:semiHidden="0" w:name="Colorful List Accent 4"/>
+    <w:lsdException w:unhideWhenUsed="0" w:uiPriority="73" w:semiHidden="0" w:name="Colorful Grid Accent 4"/>
+    <w:lsdException w:unhideWhenUsed="0" w:uiPriority="60" w:semiHidden="0" w:name="Light Shading Accent 5"/>
+    <w:lsdException w:unhideWhenUsed="0" w:uiPriority="61" w:semiHidden="0" w:name="Light List Accent 5"/>
+    <w:lsdException w:unhideWhenUsed="0" w:uiPriority="62" w:semiHidden="0" w:name="Light Grid Accent 5"/>
+    <w:lsdException w:unhideWhenUsed="0" w:uiPriority="63" w:semiHidden="0" w:name="Medium Shading 1 Accent 5"/>
+    <w:lsdException w:unhideWhenUsed="0" w:uiPriority="64" w:semiHidden="0" w:name="Medium Shading 2 Accent 5"/>
+    <w:lsdException w:unhideWhenUsed="0" w:uiPriority="65" w:semiHidden="0" w:name="Medium List 1 Accent 5"/>
+    <w:lsdException w:unhideWhenUsed="0" w:uiPriority="66" w:semiHidden="0" w:name="Medium List 2 Accent 5"/>
+    <w:lsdException w:unhideWhenUsed="0" w:uiPriority="67" w:semiHidden="0" w:name="Medium Grid 1 Accent 5"/>
+    <w:lsdException w:unhideWhenUsed="0" w:uiPriority="68" w:semiHidden="0" w:name="Medium Grid 2 Accent 5"/>
+    <w:lsdException w:unhideWhenUsed="0" w:uiPriority="69" w:semiHidden="0" w:name="Medium Grid 3 Accent 5"/>
+    <w:lsdException w:unhideWhenUsed="0" w:uiPriority="70" w:semiHidden="0" w:name="Dark List Accent 5"/>
+    <w:lsdException w:unhideWhenUsed="0" w:uiPriority="71" w:semiHidden="0" w:name="Colorful Shading Accent 5"/>
+    <w:lsdException w:unhideWhenUsed="0" w:uiPriority="72" w:semiHidden="0" w:name="Colorful List Accent 5"/>
+    <w:lsdException w:unhideWhenUsed="0" w:uiPriority="73" w:semiHidden="0" w:name="Colorful Grid Accent 5"/>
+    <w:lsdException w:unhideWhenUsed="0" w:uiPriority="60" w:semiHidden="0" w:name="Light Shading Accent 6"/>
+    <w:lsdException w:unhideWhenUsed="0" w:uiPriority="61" w:semiHidden="0" w:name="Light List Accent 6"/>
+    <w:lsdException w:unhideWhenUsed="0" w:uiPriority="62" w:semiHidden="0" w:name="Light Grid Accent 6"/>
+    <w:lsdException w:unhideWhenUsed="0" w:uiPriority="63" w:semiHidden="0" w:name="Medium Shading 1 Accent 6"/>
+    <w:lsdException w:unhideWhenUsed="0" w:uiPriority="64" w:semiHidden="0" w:name="Medium Shading 2 Accent 6"/>
+    <w:lsdException w:unhideWhenUsed="0" w:uiPriority="65" w:semiHidden="0" w:name="Medium List 1 Accent 6"/>
+    <w:lsdException w:unhideWhenUsed="0" w:uiPriority="66" w:semiHidden="0" w:name="Medium List 2 Accent 6"/>
+    <w:lsdException w:unhideWhenUsed="0" w:uiPriority="67" w:semiHidden="0" w:name="Medium Grid 1 Accent 6"/>
+    <w:lsdException w:unhideWhenUsed="0" w:uiPriority="68" w:semiHidden="0" w:name="Medium Grid 2 Accent 6"/>
+    <w:lsdException w:unhideWhenUsed="0" w:uiPriority="69" w:semiHidden="0" w:name="Medium Grid 3 Accent 6"/>
+    <w:lsdException w:unhideWhenUsed="0" w:uiPriority="70" w:semiHidden="0" w:name="Dark List Accent 6"/>
+    <w:lsdException w:unhideWhenUsed="0" w:uiPriority="71" w:semiHidden="0" w:name="Colorful Shading Accent 6"/>
+    <w:lsdException w:unhideWhenUsed="0" w:uiPriority="72" w:semiHidden="0" w:name="Colorful List Accent 6"/>
+    <w:lsdException w:unhideWhenUsed="0" w:uiPriority="73" w:semiHidden="0" w:name="Colorful Grid Accent 6"/>
   </w:latentStyles>
-  <w:style w:type="paragraph" w:default="1" w:styleId="Normal">
+  <w:style w:type="paragraph" w:default="1" w:styleId="1">
     <w:name w:val="Normal"/>
     <w:qFormat/>
+    <w:uiPriority w:val="0"/>
     <w:pPr>
       <w:kinsoku w:val="0"/>
       <w:autoSpaceDE w:val="0"/>
@@ -3616,7 +3642,7 @@
       <w:textAlignment w:val="baseline"/>
     </w:pPr>
     <w:rPr>
-      <w:rFonts w:ascii="Arial" w:eastAsia="宋体" w:hAnsi="Arial" w:cs="Arial"/>
+      <w:rFonts w:ascii="Arial" w:hAnsi="Arial" w:eastAsia="宋体" w:cs="Arial"/>
       <w:snapToGrid w:val="0"/>
       <w:color w:val="000000"/>
       <w:kern w:val="0"/>
@@ -3625,11 +3651,12 @@
       <w:lang w:val="en-US" w:eastAsia="en-US" w:bidi="ar-SA"/>
     </w:rPr>
   </w:style>
-  <w:style w:type="paragraph" w:styleId="Heading1">
+  <w:style w:type="paragraph" w:styleId="2">
     <w:name w:val="heading 1"/>
-    <w:basedOn w:val="Normal"/>
-    <w:next w:val="Normal"/>
+    <w:basedOn w:val="1"/>
+    <w:next w:val="1"/>
     <w:qFormat/>
+    <w:uiPriority w:val="0"/>
     <w:pPr>
       <w:keepNext/>
       <w:keepLines/>
@@ -3647,12 +3674,13 @@
       <w:sz w:val="44"/>
     </w:rPr>
   </w:style>
-  <w:style w:type="paragraph" w:styleId="Heading2">
+  <w:style w:type="paragraph" w:styleId="3">
     <w:name w:val="heading 2"/>
-    <w:basedOn w:val="Normal"/>
-    <w:next w:val="Normal"/>
+    <w:basedOn w:val="1"/>
+    <w:next w:val="1"/>
     <w:unhideWhenUsed/>
     <w:qFormat/>
+    <w:uiPriority w:val="0"/>
     <w:pPr>
       <w:keepNext/>
       <w:keepLines/>
@@ -3665,18 +3693,19 @@
       <w:outlineLvl w:val="1"/>
     </w:pPr>
     <w:rPr>
-      <w:rFonts w:ascii="Arial" w:eastAsia="黑体" w:hAnsi="Arial"/>
+      <w:rFonts w:ascii="Arial" w:hAnsi="Arial" w:eastAsia="黑体"/>
       <w:b/>
       <w:sz w:val="32"/>
     </w:rPr>
   </w:style>
-  <w:style w:type="paragraph" w:styleId="Heading3">
+  <w:style w:type="paragraph" w:styleId="4">
     <w:name w:val="heading 3"/>
-    <w:basedOn w:val="Normal"/>
-    <w:next w:val="Normal"/>
+    <w:basedOn w:val="1"/>
+    <w:next w:val="1"/>
     <w:semiHidden/>
     <w:unhideWhenUsed/>
     <w:qFormat/>
+    <w:uiPriority w:val="0"/>
     <w:pPr>
       <w:keepNext/>
       <w:keepLines/>
@@ -3693,12 +3722,13 @@
       <w:sz w:val="32"/>
     </w:rPr>
   </w:style>
-  <w:style w:type="paragraph" w:styleId="Heading4">
+  <w:style w:type="paragraph" w:styleId="5">
     <w:name w:val="heading 4"/>
-    <w:basedOn w:val="Normal"/>
-    <w:next w:val="Normal"/>
+    <w:basedOn w:val="1"/>
+    <w:next w:val="1"/>
     <w:unhideWhenUsed/>
     <w:qFormat/>
+    <w:uiPriority w:val="0"/>
     <w:pPr>
       <w:keepNext/>
       <w:keepLines/>
@@ -3711,18 +3741,19 @@
       <w:outlineLvl w:val="3"/>
     </w:pPr>
     <w:rPr>
-      <w:rFonts w:ascii="Arial" w:eastAsia="黑体" w:hAnsi="Arial"/>
+      <w:rFonts w:ascii="Arial" w:hAnsi="Arial" w:eastAsia="黑体"/>
       <w:b/>
       <w:sz w:val="28"/>
     </w:rPr>
   </w:style>
-  <w:style w:type="paragraph" w:styleId="Heading5">
+  <w:style w:type="paragraph" w:styleId="6">
     <w:name w:val="heading 5"/>
-    <w:basedOn w:val="Normal"/>
-    <w:next w:val="Normal"/>
+    <w:basedOn w:val="1"/>
+    <w:next w:val="1"/>
     <w:semiHidden/>
     <w:unhideWhenUsed/>
     <w:qFormat/>
+    <w:uiPriority w:val="0"/>
     <w:pPr>
       <w:keepNext/>
       <w:keepLines/>
@@ -3739,13 +3770,14 @@
       <w:sz w:val="28"/>
     </w:rPr>
   </w:style>
-  <w:style w:type="paragraph" w:styleId="Heading6">
+  <w:style w:type="paragraph" w:styleId="7">
     <w:name w:val="heading 6"/>
-    <w:basedOn w:val="Normal"/>
-    <w:next w:val="Normal"/>
+    <w:basedOn w:val="1"/>
+    <w:next w:val="1"/>
     <w:semiHidden/>
     <w:unhideWhenUsed/>
     <w:qFormat/>
+    <w:uiPriority w:val="0"/>
     <w:pPr>
       <w:keepNext/>
       <w:keepLines/>
@@ -3758,18 +3790,19 @@
       <w:outlineLvl w:val="5"/>
     </w:pPr>
     <w:rPr>
-      <w:rFonts w:ascii="Arial" w:eastAsia="黑体" w:hAnsi="Arial"/>
+      <w:rFonts w:ascii="Arial" w:hAnsi="Arial" w:eastAsia="黑体"/>
       <w:b/>
       <w:sz w:val="24"/>
     </w:rPr>
   </w:style>
-  <w:style w:type="paragraph" w:styleId="Heading7">
+  <w:style w:type="paragraph" w:styleId="8">
     <w:name w:val="heading 7"/>
-    <w:basedOn w:val="Normal"/>
-    <w:next w:val="Normal"/>
+    <w:basedOn w:val="1"/>
+    <w:next w:val="1"/>
     <w:semiHidden/>
     <w:unhideWhenUsed/>
     <w:qFormat/>
+    <w:uiPriority w:val="0"/>
     <w:pPr>
       <w:keepNext/>
       <w:keepLines/>
@@ -3786,13 +3819,14 @@
       <w:sz w:val="24"/>
     </w:rPr>
   </w:style>
-  <w:style w:type="paragraph" w:styleId="Heading8">
+  <w:style w:type="paragraph" w:styleId="9">
     <w:name w:val="heading 8"/>
-    <w:basedOn w:val="Normal"/>
-    <w:next w:val="Normal"/>
+    <w:basedOn w:val="1"/>
+    <w:next w:val="1"/>
     <w:semiHidden/>
     <w:unhideWhenUsed/>
     <w:qFormat/>
+    <w:uiPriority w:val="0"/>
     <w:pPr>
       <w:keepNext/>
       <w:keepLines/>
@@ -3805,17 +3839,18 @@
       <w:outlineLvl w:val="7"/>
     </w:pPr>
     <w:rPr>
-      <w:rFonts w:ascii="Arial" w:eastAsia="黑体" w:hAnsi="Arial"/>
+      <w:rFonts w:ascii="Arial" w:hAnsi="Arial" w:eastAsia="黑体"/>
       <w:sz w:val="24"/>
     </w:rPr>
   </w:style>
-  <w:style w:type="paragraph" w:styleId="Heading9">
+  <w:style w:type="paragraph" w:styleId="10">
     <w:name w:val="heading 9"/>
-    <w:basedOn w:val="Normal"/>
-    <w:next w:val="Normal"/>
+    <w:basedOn w:val="1"/>
+    <w:next w:val="1"/>
     <w:semiHidden/>
     <w:unhideWhenUsed/>
     <w:qFormat/>
+    <w:uiPriority w:val="0"/>
     <w:pPr>
       <w:keepNext/>
       <w:keepLines/>
@@ -3828,19 +3863,21 @@
       <w:outlineLvl w:val="8"/>
     </w:pPr>
     <w:rPr>
-      <w:rFonts w:ascii="Arial" w:eastAsia="黑体" w:hAnsi="Arial"/>
+      <w:rFonts w:ascii="Arial" w:hAnsi="Arial" w:eastAsia="黑体"/>
       <w:sz w:val="21"/>
     </w:rPr>
   </w:style>
-  <w:style w:type="character" w:default="1" w:styleId="DefaultParagraphFont">
+  <w:style w:type="character" w:default="1" w:styleId="22">
     <w:name w:val="Default Paragraph Font"/>
     <w:semiHidden/>
     <w:qFormat/>
+    <w:uiPriority w:val="0"/>
   </w:style>
-  <w:style w:type="table" w:default="1" w:styleId="TableNormal">
+  <w:style w:type="table" w:default="1" w:styleId="20">
     <w:name w:val="Normal Table"/>
     <w:semiHidden/>
     <w:qFormat/>
+    <w:uiPriority w:val="0"/>
     <w:tblPr>
       <w:tblCellMar>
         <w:top w:w="0" w:type="dxa"/>
@@ -3850,39 +3887,43 @@
       </w:tblCellMar>
     </w:tblPr>
   </w:style>
-  <w:style w:type="paragraph" w:styleId="CommentText">
+  <w:style w:type="paragraph" w:styleId="11">
     <w:name w:val="annotation text"/>
-    <w:basedOn w:val="Normal"/>
+    <w:basedOn w:val="1"/>
     <w:qFormat/>
+    <w:uiPriority w:val="0"/>
     <w:pPr>
       <w:jc w:val="left"/>
     </w:pPr>
   </w:style>
-  <w:style w:type="paragraph" w:styleId="BodyText">
+  <w:style w:type="paragraph" w:styleId="12">
     <w:name w:val="Body Text"/>
-    <w:basedOn w:val="Normal"/>
+    <w:basedOn w:val="1"/>
     <w:semiHidden/>
     <w:qFormat/>
+    <w:uiPriority w:val="0"/>
     <w:rPr>
-      <w:rFonts w:ascii="Arial" w:eastAsia="Arial" w:hAnsi="Arial" w:cs="Arial"/>
+      <w:rFonts w:ascii="Arial" w:hAnsi="Arial" w:eastAsia="Arial" w:cs="Arial"/>
       <w:sz w:val="21"/>
       <w:szCs w:val="21"/>
       <w:lang w:val="en-US" w:eastAsia="en-US" w:bidi="ar-SA"/>
     </w:rPr>
   </w:style>
-  <w:style w:type="paragraph" w:styleId="TOC3">
+  <w:style w:type="paragraph" w:styleId="13">
     <w:name w:val="toc 3"/>
-    <w:basedOn w:val="Normal"/>
-    <w:next w:val="Normal"/>
+    <w:basedOn w:val="1"/>
+    <w:next w:val="1"/>
     <w:qFormat/>
+    <w:uiPriority w:val="0"/>
     <w:pPr>
       <w:ind w:left="840" w:leftChars="400"/>
     </w:pPr>
   </w:style>
-  <w:style w:type="paragraph" w:styleId="Footer">
+  <w:style w:type="paragraph" w:styleId="14">
     <w:name w:val="footer"/>
-    <w:basedOn w:val="Normal"/>
+    <w:basedOn w:val="1"/>
     <w:qFormat/>
+    <w:uiPriority w:val="0"/>
     <w:pPr>
       <w:tabs>
         <w:tab w:val="center" w:pos="4153"/>
@@ -3895,16 +3936,17 @@
       <w:sz w:val="18"/>
     </w:rPr>
   </w:style>
-  <w:style w:type="paragraph" w:styleId="Header">
+  <w:style w:type="paragraph" w:styleId="15">
     <w:name w:val="header"/>
-    <w:basedOn w:val="Normal"/>
+    <w:basedOn w:val="1"/>
     <w:qFormat/>
+    <w:uiPriority w:val="0"/>
     <w:pPr>
       <w:pBdr>
-        <w:top w:val="nil"/>
-        <w:left w:val="nil"/>
-        <w:bottom w:val="nil"/>
-        <w:right w:val="nil"/>
+        <w:top w:val="none" w:color="auto" w:sz="0" w:space="0"/>
+        <w:left w:val="none" w:color="auto" w:sz="0" w:space="0"/>
+        <w:bottom w:val="none" w:color="auto" w:sz="0" w:space="0"/>
+        <w:right w:val="none" w:color="auto" w:sz="0" w:space="0"/>
       </w:pBdr>
       <w:tabs>
         <w:tab w:val="center" w:pos="4153"/>
@@ -3919,37 +3961,41 @@
       <w:sz w:val="18"/>
     </w:rPr>
   </w:style>
-  <w:style w:type="paragraph" w:styleId="TOC1">
+  <w:style w:type="paragraph" w:styleId="16">
     <w:name w:val="toc 1"/>
-    <w:basedOn w:val="Normal"/>
-    <w:next w:val="Normal"/>
+    <w:basedOn w:val="1"/>
+    <w:next w:val="1"/>
     <w:qFormat/>
+    <w:uiPriority w:val="0"/>
     <w:rPr>
-      <w:rFonts w:ascii="Arial" w:eastAsia="Microsoft JhengHei" w:hAnsi="Arial"/>
+      <w:rFonts w:ascii="Arial" w:hAnsi="Arial" w:eastAsia="Microsoft JhengHei"/>
       <w:sz w:val="24"/>
     </w:rPr>
   </w:style>
-  <w:style w:type="paragraph" w:styleId="TOC2">
+  <w:style w:type="paragraph" w:styleId="17">
     <w:name w:val="toc 2"/>
-    <w:basedOn w:val="Normal"/>
-    <w:next w:val="Normal"/>
+    <w:basedOn w:val="1"/>
+    <w:next w:val="1"/>
     <w:qFormat/>
+    <w:uiPriority w:val="0"/>
     <w:pPr>
       <w:ind w:left="420" w:leftChars="200"/>
     </w:pPr>
   </w:style>
-  <w:style w:type="paragraph" w:styleId="NormalWeb">
+  <w:style w:type="paragraph" w:styleId="18">
     <w:name w:val="Normal (Web)"/>
-    <w:basedOn w:val="Normal"/>
+    <w:basedOn w:val="1"/>
     <w:qFormat/>
+    <w:uiPriority w:val="0"/>
     <w:rPr>
       <w:sz w:val="24"/>
     </w:rPr>
   </w:style>
-  <w:style w:type="paragraph" w:styleId="Title">
+  <w:style w:type="paragraph" w:styleId="19">
     <w:name w:val="Title"/>
-    <w:basedOn w:val="Normal"/>
+    <w:basedOn w:val="1"/>
     <w:qFormat/>
+    <w:uiPriority w:val="0"/>
     <w:pPr>
       <w:spacing w:before="240" w:beforeLines="0" w:beforeAutospacing="0" w:after="60" w:afterLines="0" w:afterAutospacing="0"/>
       <w:jc w:val="center"/>
@@ -3961,38 +4007,41 @@
       <w:sz w:val="32"/>
     </w:rPr>
   </w:style>
-  <w:style w:type="table" w:styleId="TableGrid">
+  <w:style w:type="table" w:styleId="21">
     <w:name w:val="Table Grid"/>
-    <w:basedOn w:val="TableNormal"/>
+    <w:basedOn w:val="20"/>
     <w:qFormat/>
+    <w:uiPriority w:val="0"/>
     <w:pPr>
       <w:widowControl w:val="0"/>
       <w:jc w:val="both"/>
     </w:pPr>
     <w:tblPr>
       <w:tblBorders>
-        <w:top w:val="single" w:sz="4" w:space="0" w:color="auto"/>
-        <w:left w:val="single" w:sz="4" w:space="0" w:color="auto"/>
-        <w:bottom w:val="single" w:sz="4" w:space="0" w:color="auto"/>
-        <w:right w:val="single" w:sz="4" w:space="0" w:color="auto"/>
-        <w:insideH w:val="single" w:sz="4" w:space="0" w:color="auto"/>
-        <w:insideV w:val="single" w:sz="4" w:space="0" w:color="auto"/>
+        <w:top w:val="single" w:color="auto" w:sz="4" w:space="0"/>
+        <w:left w:val="single" w:color="auto" w:sz="4" w:space="0"/>
+        <w:bottom w:val="single" w:color="auto" w:sz="4" w:space="0"/>
+        <w:right w:val="single" w:color="auto" w:sz="4" w:space="0"/>
+        <w:insideH w:val="single" w:color="auto" w:sz="4" w:space="0"/>
+        <w:insideV w:val="single" w:color="auto" w:sz="4" w:space="0"/>
       </w:tblBorders>
     </w:tblPr>
   </w:style>
-  <w:style w:type="character" w:styleId="Strong">
+  <w:style w:type="character" w:styleId="23">
     <w:name w:val="Strong"/>
-    <w:basedOn w:val="DefaultParagraphFont"/>
+    <w:basedOn w:val="22"/>
     <w:qFormat/>
+    <w:uiPriority w:val="0"/>
     <w:rPr>
       <w:b/>
     </w:rPr>
   </w:style>
-  <w:style w:type="table" w:customStyle="1" w:styleId="TableNormal0">
+  <w:style w:type="table" w:customStyle="1" w:styleId="24">
     <w:name w:val="Table Normal_0"/>
     <w:semiHidden/>
     <w:unhideWhenUsed/>
     <w:qFormat/>
+    <w:uiPriority w:val="0"/>
     <w:tblPr>
       <w:tblCellMar>
         <w:top w:w="0" w:type="dxa"/>
@@ -4002,81 +4051,87 @@
       </w:tblCellMar>
     </w:tblPr>
   </w:style>
-  <w:style w:type="paragraph" w:customStyle="1" w:styleId="TableText">
+  <w:style w:type="paragraph" w:customStyle="1" w:styleId="25">
     <w:name w:val="Table Text"/>
-    <w:basedOn w:val="Normal"/>
+    <w:basedOn w:val="1"/>
     <w:semiHidden/>
     <w:qFormat/>
+    <w:uiPriority w:val="0"/>
     <w:rPr>
-      <w:rFonts w:ascii="宋体" w:eastAsia="宋体" w:hAnsi="宋体" w:cs="宋体"/>
+      <w:rFonts w:ascii="宋体" w:hAnsi="宋体" w:eastAsia="宋体" w:cs="宋体"/>
       <w:sz w:val="21"/>
       <w:szCs w:val="21"/>
       <w:lang w:val="en-US" w:eastAsia="en-US" w:bidi="ar-SA"/>
     </w:rPr>
   </w:style>
-  <w:style w:type="paragraph" w:customStyle="1" w:styleId="1">
+  <w:style w:type="paragraph" w:customStyle="1" w:styleId="26">
     <w:name w:val="柴_标题1"/>
-    <w:basedOn w:val="Heading1"/>
-    <w:next w:val="a"/>
-    <w:link w:val="1Char"/>
+    <w:basedOn w:val="2"/>
+    <w:next w:val="27"/>
+    <w:link w:val="38"/>
     <w:qFormat/>
+    <w:uiPriority w:val="0"/>
     <w:pPr>
       <w:spacing w:before="100" w:after="90" w:line="360" w:lineRule="auto"/>
     </w:pPr>
     <w:rPr>
-      <w:rFonts w:ascii="Arial" w:eastAsia="宋体" w:hAnsi="Arial"/>
+      <w:rFonts w:ascii="Arial" w:hAnsi="Arial" w:eastAsia="宋体"/>
       <w:sz w:val="32"/>
     </w:rPr>
   </w:style>
-  <w:style w:type="paragraph" w:customStyle="1" w:styleId="a">
+  <w:style w:type="paragraph" w:customStyle="1" w:styleId="27">
     <w:name w:val="柴_正文"/>
-    <w:basedOn w:val="BodyText"/>
-    <w:link w:val="Char"/>
+    <w:basedOn w:val="12"/>
+    <w:link w:val="41"/>
     <w:qFormat/>
+    <w:uiPriority w:val="0"/>
     <w:pPr>
       <w:spacing w:line="360" w:lineRule="auto"/>
       <w:ind w:firstLine="470" w:firstLineChars="200"/>
     </w:pPr>
     <w:rPr>
-      <w:rFonts w:ascii="Arial" w:eastAsia="宋体" w:hAnsi="Arial"/>
+      <w:rFonts w:ascii="Arial" w:hAnsi="Arial" w:eastAsia="宋体"/>
       <w:sz w:val="24"/>
       <w:lang w:eastAsia="zh-CN"/>
     </w:rPr>
   </w:style>
-  <w:style w:type="paragraph" w:customStyle="1" w:styleId="2">
+  <w:style w:type="paragraph" w:customStyle="1" w:styleId="28">
     <w:name w:val="柴_标题2"/>
-    <w:basedOn w:val="Heading2"/>
-    <w:next w:val="a"/>
+    <w:basedOn w:val="3"/>
+    <w:next w:val="27"/>
     <w:qFormat/>
+    <w:uiPriority w:val="0"/>
     <w:pPr>
       <w:spacing w:line="360" w:lineRule="auto"/>
     </w:pPr>
     <w:rPr>
-      <w:rFonts w:ascii="Arial" w:eastAsia="宋体" w:hAnsi="Arial"/>
+      <w:rFonts w:ascii="Arial" w:hAnsi="Arial" w:eastAsia="宋体"/>
       <w:sz w:val="28"/>
     </w:rPr>
   </w:style>
-  <w:style w:type="paragraph" w:customStyle="1" w:styleId="3">
+  <w:style w:type="paragraph" w:customStyle="1" w:styleId="29">
     <w:name w:val="柴_标题3"/>
-    <w:basedOn w:val="Heading3"/>
-    <w:next w:val="a"/>
+    <w:basedOn w:val="4"/>
+    <w:next w:val="27"/>
     <w:qFormat/>
+    <w:uiPriority w:val="0"/>
     <w:pPr>
       <w:spacing w:line="360" w:lineRule="auto"/>
       <w:ind w:left="0" w:firstLine="472" w:firstLineChars="200"/>
     </w:pPr>
     <w:rPr>
-      <w:rFonts w:ascii="宋体" w:eastAsia="宋体" w:hAnsi="宋体" w:cs="宋体"/>
+      <w:rFonts w:ascii="宋体" w:hAnsi="宋体" w:eastAsia="宋体" w:cs="宋体"/>
       <w:spacing w:val="-2"/>
       <w:sz w:val="24"/>
       <w:szCs w:val="24"/>
     </w:rPr>
   </w:style>
-  <w:style w:type="paragraph" w:customStyle="1" w:styleId="a0">
+  <w:style w:type="paragraph" w:customStyle="1" w:styleId="30">
     <w:name w:val="柴_目录"/>
-    <w:basedOn w:val="Normal"/>
-    <w:next w:val="BodyText"/>
+    <w:basedOn w:val="1"/>
+    <w:next w:val="12"/>
     <w:qFormat/>
+    <w:uiPriority w:val="0"/>
     <w:pPr>
       <w:tabs>
         <w:tab w:val="right" w:leader="dot" w:pos="8442"/>
@@ -4084,89 +4139,96 @@
       <w:ind w:left="0" w:leftChars="0"/>
     </w:pPr>
     <w:rPr>
-      <w:rFonts w:ascii="Arial" w:eastAsia="Microsoft JhengHei" w:hAnsi="Arial"/>
+      <w:rFonts w:ascii="Arial" w:hAnsi="Arial" w:eastAsia="Microsoft JhengHei"/>
       <w:sz w:val="24"/>
     </w:rPr>
   </w:style>
-  <w:style w:type="paragraph" w:customStyle="1" w:styleId="a1">
+  <w:style w:type="paragraph" w:customStyle="1" w:styleId="31">
     <w:name w:val="柴_公司名"/>
-    <w:basedOn w:val="Title"/>
+    <w:basedOn w:val="19"/>
     <w:qFormat/>
+    <w:uiPriority w:val="0"/>
     <w:pPr>
       <w:spacing w:after="600" w:afterLines="600"/>
     </w:pPr>
     <w:rPr>
-      <w:rFonts w:ascii="宋体" w:eastAsia="宋体" w:hAnsi="宋体" w:cs="宋体" w:hint="eastAsia"/>
+      <w:rFonts w:hint="eastAsia" w:ascii="宋体" w:hAnsi="宋体" w:eastAsia="宋体" w:cs="宋体"/>
       <w:bCs/>
       <w:spacing w:val="-6"/>
       <w:sz w:val="52"/>
       <w:szCs w:val="52"/>
     </w:rPr>
   </w:style>
-  <w:style w:type="paragraph" w:customStyle="1" w:styleId="a2">
+  <w:style w:type="paragraph" w:customStyle="1" w:styleId="32">
     <w:name w:val="柴_文档名"/>
-    <w:basedOn w:val="Title"/>
+    <w:basedOn w:val="19"/>
     <w:qFormat/>
+    <w:uiPriority w:val="0"/>
     <w:pPr>
       <w:spacing w:after="900" w:afterLines="900"/>
     </w:pPr>
     <w:rPr>
-      <w:rFonts w:ascii="黑体" w:eastAsia="黑体" w:hAnsi="黑体" w:cs="黑体"/>
+      <w:rFonts w:ascii="黑体" w:hAnsi="黑体" w:eastAsia="黑体" w:cs="黑体"/>
       <w:bCs/>
       <w:spacing w:val="-7"/>
       <w:sz w:val="52"/>
       <w:szCs w:val="52"/>
     </w:rPr>
   </w:style>
-  <w:style w:type="paragraph" w:customStyle="1" w:styleId="WPSOffice1">
+  <w:style w:type="paragraph" w:customStyle="1" w:styleId="33">
     <w:name w:val="WPSOffice手动目录 1"/>
     <w:qFormat/>
+    <w:uiPriority w:val="0"/>
     <w:pPr>
       <w:ind w:leftChars="0"/>
     </w:pPr>
     <w:rPr>
-      <w:rFonts w:ascii="Times New Roman" w:eastAsia="宋体" w:hAnsi="Times New Roman" w:cs="Times New Roman"/>
+      <w:rFonts w:ascii="Times New Roman" w:hAnsi="Times New Roman" w:eastAsia="宋体" w:cs="Times New Roman"/>
       <w:sz w:val="20"/>
       <w:szCs w:val="20"/>
     </w:rPr>
   </w:style>
-  <w:style w:type="paragraph" w:customStyle="1" w:styleId="WPSOffice2">
+  <w:style w:type="paragraph" w:customStyle="1" w:styleId="34">
     <w:name w:val="WPSOffice手动目录 2"/>
     <w:qFormat/>
+    <w:uiPriority w:val="0"/>
     <w:pPr>
       <w:ind w:leftChars="200"/>
     </w:pPr>
     <w:rPr>
-      <w:rFonts w:ascii="Times New Roman" w:eastAsia="宋体" w:hAnsi="Times New Roman" w:cs="Times New Roman"/>
+      <w:rFonts w:ascii="Times New Roman" w:hAnsi="Times New Roman" w:eastAsia="宋体" w:cs="Times New Roman"/>
       <w:sz w:val="20"/>
       <w:szCs w:val="20"/>
     </w:rPr>
   </w:style>
-  <w:style w:type="paragraph" w:customStyle="1" w:styleId="WPSOffice3">
+  <w:style w:type="paragraph" w:customStyle="1" w:styleId="35">
     <w:name w:val="WPSOffice手动目录 3"/>
     <w:qFormat/>
+    <w:uiPriority w:val="0"/>
     <w:pPr>
       <w:ind w:leftChars="400"/>
     </w:pPr>
     <w:rPr>
-      <w:rFonts w:ascii="Times New Roman" w:eastAsia="宋体" w:hAnsi="Times New Roman" w:cs="Times New Roman"/>
+      <w:rFonts w:ascii="Times New Roman" w:hAnsi="Times New Roman" w:eastAsia="宋体" w:cs="Times New Roman"/>
       <w:sz w:val="20"/>
       <w:szCs w:val="20"/>
     </w:rPr>
   </w:style>
-  <w:style w:type="paragraph" w:customStyle="1" w:styleId="Compact">
+  <w:style w:type="paragraph" w:customStyle="1" w:styleId="36">
     <w:name w:val="Compact"/>
-    <w:basedOn w:val="BodyText"/>
+    <w:basedOn w:val="12"/>
     <w:qFormat/>
+    <w:uiPriority w:val="0"/>
     <w:pPr>
       <w:spacing w:before="36" w:after="36"/>
     </w:pPr>
   </w:style>
-  <w:style w:type="table" w:customStyle="1" w:styleId="Table">
+  <w:style w:type="table" w:customStyle="1" w:styleId="37">
     <w:name w:val="Table"/>
     <w:semiHidden/>
     <w:unhideWhenUsed/>
     <w:qFormat/>
+    <w:uiPriority w:val="0"/>
     <w:tblPr>
       <w:tblCellMar>
         <w:top w:w="0" w:type="dxa"/>
@@ -4178,25 +4240,27 @@
     <w:tblStylePr w:type="firstRow">
       <w:tcPr>
         <w:tcBorders>
-          <w:bottom w:val="single" w:sz="0" w:space="0" w:color="auto"/>
+          <w:bottom w:val="single" w:color="auto" w:sz="0" w:space="0"/>
         </w:tcBorders>
         <w:vAlign w:val="bottom"/>
       </w:tcPr>
     </w:tblStylePr>
   </w:style>
-  <w:style w:type="character" w:customStyle="1" w:styleId="1Char">
+  <w:style w:type="character" w:customStyle="1" w:styleId="38">
     <w:name w:val="柴_标题1 Char"/>
-    <w:link w:val="1"/>
+    <w:link w:val="26"/>
     <w:qFormat/>
+    <w:uiPriority w:val="0"/>
     <w:rPr>
-      <w:rFonts w:ascii="Arial" w:eastAsia="宋体" w:hAnsi="Arial"/>
+      <w:rFonts w:ascii="Arial" w:hAnsi="Arial" w:eastAsia="宋体"/>
       <w:sz w:val="32"/>
     </w:rPr>
   </w:style>
-  <w:style w:type="paragraph" w:customStyle="1" w:styleId="a3">
+  <w:style w:type="paragraph" w:customStyle="1" w:styleId="39">
     <w:name w:val="柴_正文_无缩进"/>
-    <w:basedOn w:val="Normal"/>
+    <w:basedOn w:val="1"/>
     <w:qFormat/>
+    <w:uiPriority w:val="0"/>
     <w:pPr>
       <w:ind w:firstLine="0" w:firstLineChars="0"/>
     </w:pPr>
@@ -4206,29 +4270,31 @@
       <w:lang w:eastAsia="zh-CN"/>
     </w:rPr>
   </w:style>
-  <w:style w:type="paragraph" w:customStyle="1" w:styleId="4">
+  <w:style w:type="paragraph" w:customStyle="1" w:styleId="40">
     <w:name w:val="柴_标题4"/>
-    <w:basedOn w:val="Heading4"/>
-    <w:next w:val="Normal"/>
+    <w:basedOn w:val="5"/>
+    <w:next w:val="1"/>
     <w:qFormat/>
+    <w:uiPriority w:val="0"/>
     <w:pPr>
       <w:widowControl w:val="0"/>
       <w:spacing w:before="160" w:line="360" w:lineRule="auto"/>
-      <w:ind w:left="981" w:hanging="862" w:leftChars="300"/>
+      <w:ind w:left="981" w:leftChars="300" w:hanging="862"/>
     </w:pPr>
     <w:rPr>
-      <w:rFonts w:ascii="Calibri" w:eastAsia="宋体" w:hAnsi="Calibri" w:cs="宋体" w:hint="eastAsia"/>
+      <w:rFonts w:hint="eastAsia" w:ascii="Calibri" w:hAnsi="Calibri" w:eastAsia="宋体" w:cs="宋体"/>
       <w:sz w:val="24"/>
       <w:szCs w:val="24"/>
       <w:lang w:eastAsia="zh-CN" w:bidi="zh-CN"/>
     </w:rPr>
   </w:style>
-  <w:style w:type="character" w:customStyle="1" w:styleId="Char">
+  <w:style w:type="character" w:customStyle="1" w:styleId="41">
     <w:name w:val="柴_正文 Char"/>
-    <w:link w:val="a"/>
+    <w:link w:val="27"/>
     <w:qFormat/>
+    <w:uiPriority w:val="0"/>
     <w:rPr>
-      <w:rFonts w:ascii="Arial" w:eastAsia="宋体" w:hAnsi="Arial"/>
+      <w:rFonts w:ascii="Arial" w:hAnsi="Arial" w:eastAsia="宋体"/>
       <w:sz w:val="24"/>
       <w:lang w:eastAsia="zh-CN"/>
     </w:rPr>
@@ -4528,7 +4594,7 @@
     <customSectPr/>
   </customSectProps>
   <customShpExts>
-    <customShpInfo spid="_x0000_s4097"/>
+    <customShpInfo spid="_x0000_s2049"/>
   </customShpExts>
 </s:customData>
 </file>

--- a/4.质量管理/2.运行记录类文件/040206-管理评审报告.docx
+++ b/4.质量管理/2.运行记录类文件/040206-管理评审报告.docx
@@ -13,7 +13,7 @@
         <w:pStyle w:val="31"/>
         <w:bidi w:val="0"/>
       </w:pPr>
-      <w:bookmarkStart w:id="0" w:name="_Toc15163"/>
+      <w:bookmarkStart w:id="0" w:name="_Toc2804"/>
       <w:r>
         <w:t>管理评审报告</w:t>
       </w:r>
@@ -24,7 +24,7 @@
         <w:pStyle w:val="32"/>
         <w:bidi w:val="0"/>
       </w:pPr>
-      <w:bookmarkStart w:id="1" w:name="_Toc4318"/>
+      <w:bookmarkStart w:id="1" w:name="_Toc9375"/>
       <w:r>
         <w:t>中达丰集团有限公司</w:t>
       </w:r>
@@ -122,7 +122,7 @@
           <w:szCs w:val="28"/>
         </w:rPr>
       </w:pPr>
-      <w:bookmarkStart w:id="2" w:name="_Toc31670"/>
+      <w:bookmarkStart w:id="2" w:name="_Toc11165"/>
       <w:r>
         <w:rPr>
           <w:rFonts w:ascii="宋体" w:hAnsi="宋体" w:eastAsia="宋体" w:cs="宋体"/>
@@ -854,6 +854,8 @@
               <w:tab w:val="right" w:leader="dot" w:pos="8487"/>
             </w:tabs>
           </w:pPr>
+          <w:bookmarkStart w:id="14" w:name="_GoBack"/>
+          <w:bookmarkEnd w:id="14"/>
           <w:r>
             <w:rPr>
               <w:rFonts w:hint="eastAsia" w:ascii="Microsoft JhengHei" w:hAnsi="Microsoft JhengHei" w:eastAsia="Microsoft JhengHei" w:cs="Microsoft JhengHei"/>
@@ -890,7 +892,7 @@
               <w:rFonts w:hint="eastAsia" w:ascii="Microsoft JhengHei" w:hAnsi="Microsoft JhengHei" w:eastAsia="Microsoft JhengHei" w:cs="Microsoft JhengHei"/>
               <w:szCs w:val="24"/>
             </w:rPr>
-            <w:instrText xml:space="preserve"> HYPERLINK \l _Toc15163 </w:instrText>
+            <w:instrText xml:space="preserve"> HYPERLINK \l _Toc2804 </w:instrText>
           </w:r>
           <w:r>
             <w:rPr>
@@ -909,7 +911,7 @@
             <w:fldChar w:fldCharType="begin"/>
           </w:r>
           <w:r>
-            <w:instrText xml:space="preserve"> PAGEREF _Toc15163 \h </w:instrText>
+            <w:instrText xml:space="preserve"> PAGEREF _Toc2804 \h </w:instrText>
           </w:r>
           <w:r>
             <w:fldChar w:fldCharType="separate"/>
@@ -947,7 +949,7 @@
               <w:rFonts w:hint="eastAsia" w:ascii="Microsoft JhengHei" w:hAnsi="Microsoft JhengHei" w:eastAsia="Microsoft JhengHei" w:cs="Microsoft JhengHei"/>
               <w:szCs w:val="24"/>
             </w:rPr>
-            <w:instrText xml:space="preserve"> HYPERLINK \l _Toc4318 </w:instrText>
+            <w:instrText xml:space="preserve"> HYPERLINK \l _Toc9375 </w:instrText>
           </w:r>
           <w:r>
             <w:rPr>
@@ -966,7 +968,7 @@
             <w:fldChar w:fldCharType="begin"/>
           </w:r>
           <w:r>
-            <w:instrText xml:space="preserve"> PAGEREF _Toc4318 \h </w:instrText>
+            <w:instrText xml:space="preserve"> PAGEREF _Toc9375 \h </w:instrText>
           </w:r>
           <w:r>
             <w:fldChar w:fldCharType="separate"/>
@@ -1004,7 +1006,7 @@
               <w:rFonts w:hint="eastAsia" w:ascii="Microsoft JhengHei" w:hAnsi="Microsoft JhengHei" w:eastAsia="Microsoft JhengHei" w:cs="Microsoft JhengHei"/>
               <w:szCs w:val="24"/>
             </w:rPr>
-            <w:instrText xml:space="preserve"> HYPERLINK \l _Toc31670 </w:instrText>
+            <w:instrText xml:space="preserve"> HYPERLINK \l _Toc11165 </w:instrText>
           </w:r>
           <w:r>
             <w:rPr>
@@ -1028,7 +1030,7 @@
             <w:fldChar w:fldCharType="begin"/>
           </w:r>
           <w:r>
-            <w:instrText xml:space="preserve"> PAGEREF _Toc31670 \h </w:instrText>
+            <w:instrText xml:space="preserve"> PAGEREF _Toc11165 \h </w:instrText>
           </w:r>
           <w:r>
             <w:fldChar w:fldCharType="separate"/>
@@ -1066,7 +1068,7 @@
               <w:rFonts w:hint="eastAsia" w:ascii="Microsoft JhengHei" w:hAnsi="Microsoft JhengHei" w:eastAsia="Microsoft JhengHei" w:cs="Microsoft JhengHei"/>
               <w:szCs w:val="24"/>
             </w:rPr>
-            <w:instrText xml:space="preserve"> HYPERLINK \l _Toc18011 </w:instrText>
+            <w:instrText xml:space="preserve"> HYPERLINK \l _Toc22867 </w:instrText>
           </w:r>
           <w:r>
             <w:rPr>
@@ -1091,7 +1093,7 @@
             <w:fldChar w:fldCharType="begin"/>
           </w:r>
           <w:r>
-            <w:instrText xml:space="preserve"> PAGEREF _Toc18011 \h </w:instrText>
+            <w:instrText xml:space="preserve"> PAGEREF _Toc22867 \h </w:instrText>
           </w:r>
           <w:r>
             <w:fldChar w:fldCharType="separate"/>
@@ -1129,7 +1131,7 @@
               <w:rFonts w:hint="eastAsia" w:ascii="Microsoft JhengHei" w:hAnsi="Microsoft JhengHei" w:eastAsia="Microsoft JhengHei" w:cs="Microsoft JhengHei"/>
               <w:szCs w:val="24"/>
             </w:rPr>
-            <w:instrText xml:space="preserve"> HYPERLINK \l _Toc6548 </w:instrText>
+            <w:instrText xml:space="preserve"> HYPERLINK \l _Toc3088 </w:instrText>
           </w:r>
           <w:r>
             <w:rPr>
@@ -1154,7 +1156,7 @@
             <w:fldChar w:fldCharType="begin"/>
           </w:r>
           <w:r>
-            <w:instrText xml:space="preserve"> PAGEREF _Toc6548 \h </w:instrText>
+            <w:instrText xml:space="preserve"> PAGEREF _Toc3088 \h </w:instrText>
           </w:r>
           <w:r>
             <w:fldChar w:fldCharType="separate"/>
@@ -1192,7 +1194,7 @@
               <w:rFonts w:hint="eastAsia" w:ascii="Microsoft JhengHei" w:hAnsi="Microsoft JhengHei" w:eastAsia="Microsoft JhengHei" w:cs="Microsoft JhengHei"/>
               <w:szCs w:val="24"/>
             </w:rPr>
-            <w:instrText xml:space="preserve"> HYPERLINK \l _Toc18529 </w:instrText>
+            <w:instrText xml:space="preserve"> HYPERLINK \l _Toc29802 </w:instrText>
           </w:r>
           <w:r>
             <w:rPr>
@@ -1217,7 +1219,7 @@
             <w:fldChar w:fldCharType="begin"/>
           </w:r>
           <w:r>
-            <w:instrText xml:space="preserve"> PAGEREF _Toc18529 \h </w:instrText>
+            <w:instrText xml:space="preserve"> PAGEREF _Toc29802 \h </w:instrText>
           </w:r>
           <w:r>
             <w:fldChar w:fldCharType="separate"/>
@@ -1255,7 +1257,7 @@
               <w:rFonts w:hint="eastAsia" w:ascii="Microsoft JhengHei" w:hAnsi="Microsoft JhengHei" w:eastAsia="Microsoft JhengHei" w:cs="Microsoft JhengHei"/>
               <w:szCs w:val="24"/>
             </w:rPr>
-            <w:instrText xml:space="preserve"> HYPERLINK \l _Toc15552 </w:instrText>
+            <w:instrText xml:space="preserve"> HYPERLINK \l _Toc23830 </w:instrText>
           </w:r>
           <w:r>
             <w:rPr>
@@ -1280,7 +1282,7 @@
             <w:fldChar w:fldCharType="begin"/>
           </w:r>
           <w:r>
-            <w:instrText xml:space="preserve"> PAGEREF _Toc15552 \h </w:instrText>
+            <w:instrText xml:space="preserve"> PAGEREF _Toc23830 \h </w:instrText>
           </w:r>
           <w:r>
             <w:fldChar w:fldCharType="separate"/>
@@ -1318,7 +1320,7 @@
               <w:rFonts w:hint="eastAsia" w:ascii="Microsoft JhengHei" w:hAnsi="Microsoft JhengHei" w:eastAsia="Microsoft JhengHei" w:cs="Microsoft JhengHei"/>
               <w:szCs w:val="24"/>
             </w:rPr>
-            <w:instrText xml:space="preserve"> HYPERLINK \l _Toc11970 </w:instrText>
+            <w:instrText xml:space="preserve"> HYPERLINK \l _Toc5013 </w:instrText>
           </w:r>
           <w:r>
             <w:rPr>
@@ -1343,7 +1345,7 @@
             <w:fldChar w:fldCharType="begin"/>
           </w:r>
           <w:r>
-            <w:instrText xml:space="preserve"> PAGEREF _Toc11970 \h </w:instrText>
+            <w:instrText xml:space="preserve"> PAGEREF _Toc5013 \h </w:instrText>
           </w:r>
           <w:r>
             <w:fldChar w:fldCharType="separate"/>
@@ -1381,7 +1383,7 @@
               <w:rFonts w:hint="eastAsia" w:ascii="Microsoft JhengHei" w:hAnsi="Microsoft JhengHei" w:eastAsia="Microsoft JhengHei" w:cs="Microsoft JhengHei"/>
               <w:szCs w:val="24"/>
             </w:rPr>
-            <w:instrText xml:space="preserve"> HYPERLINK \l _Toc14094 </w:instrText>
+            <w:instrText xml:space="preserve"> HYPERLINK \l _Toc23935 </w:instrText>
           </w:r>
           <w:r>
             <w:rPr>
@@ -1406,7 +1408,7 @@
             <w:fldChar w:fldCharType="begin"/>
           </w:r>
           <w:r>
-            <w:instrText xml:space="preserve"> PAGEREF _Toc14094 \h </w:instrText>
+            <w:instrText xml:space="preserve"> PAGEREF _Toc23935 \h </w:instrText>
           </w:r>
           <w:r>
             <w:fldChar w:fldCharType="separate"/>
@@ -1444,7 +1446,7 @@
               <w:rFonts w:hint="eastAsia" w:ascii="Microsoft JhengHei" w:hAnsi="Microsoft JhengHei" w:eastAsia="Microsoft JhengHei" w:cs="Microsoft JhengHei"/>
               <w:szCs w:val="24"/>
             </w:rPr>
-            <w:instrText xml:space="preserve"> HYPERLINK \l _Toc24610 </w:instrText>
+            <w:instrText xml:space="preserve"> HYPERLINK \l _Toc15037 </w:instrText>
           </w:r>
           <w:r>
             <w:rPr>
@@ -1469,7 +1471,7 @@
             <w:fldChar w:fldCharType="begin"/>
           </w:r>
           <w:r>
-            <w:instrText xml:space="preserve"> PAGEREF _Toc24610 \h </w:instrText>
+            <w:instrText xml:space="preserve"> PAGEREF _Toc15037 \h </w:instrText>
           </w:r>
           <w:r>
             <w:fldChar w:fldCharType="separate"/>
@@ -1507,7 +1509,7 @@
               <w:rFonts w:hint="eastAsia" w:ascii="Microsoft JhengHei" w:hAnsi="Microsoft JhengHei" w:eastAsia="Microsoft JhengHei" w:cs="Microsoft JhengHei"/>
               <w:szCs w:val="24"/>
             </w:rPr>
-            <w:instrText xml:space="preserve"> HYPERLINK \l _Toc18476 </w:instrText>
+            <w:instrText xml:space="preserve"> HYPERLINK \l _Toc10369 </w:instrText>
           </w:r>
           <w:r>
             <w:rPr>
@@ -1523,7 +1525,7 @@
             <w:t xml:space="preserve">6.2. </w:t>
           </w:r>
           <w:r>
-            <w:t>2025年质量内部审核评审</w:t>
+            <w:t>质量内部审核评审</w:t>
           </w:r>
           <w:r>
             <w:tab/>
@@ -1532,7 +1534,7 @@
             <w:fldChar w:fldCharType="begin"/>
           </w:r>
           <w:r>
-            <w:instrText xml:space="preserve"> PAGEREF _Toc18476 \h </w:instrText>
+            <w:instrText xml:space="preserve"> PAGEREF _Toc10369 \h </w:instrText>
           </w:r>
           <w:r>
             <w:fldChar w:fldCharType="separate"/>
@@ -1570,7 +1572,7 @@
               <w:rFonts w:hint="eastAsia" w:ascii="Microsoft JhengHei" w:hAnsi="Microsoft JhengHei" w:eastAsia="Microsoft JhengHei" w:cs="Microsoft JhengHei"/>
               <w:szCs w:val="24"/>
             </w:rPr>
-            <w:instrText xml:space="preserve"> HYPERLINK \l _Toc10922 </w:instrText>
+            <w:instrText xml:space="preserve"> HYPERLINK \l _Toc27496 </w:instrText>
           </w:r>
           <w:r>
             <w:rPr>
@@ -1595,7 +1597,7 @@
             <w:fldChar w:fldCharType="begin"/>
           </w:r>
           <w:r>
-            <w:instrText xml:space="preserve"> PAGEREF _Toc10922 \h </w:instrText>
+            <w:instrText xml:space="preserve"> PAGEREF _Toc27496 \h </w:instrText>
           </w:r>
           <w:r>
             <w:fldChar w:fldCharType="separate"/>
@@ -1633,7 +1635,7 @@
               <w:rFonts w:hint="eastAsia" w:ascii="Microsoft JhengHei" w:hAnsi="Microsoft JhengHei" w:eastAsia="Microsoft JhengHei" w:cs="Microsoft JhengHei"/>
               <w:szCs w:val="24"/>
             </w:rPr>
-            <w:instrText xml:space="preserve"> HYPERLINK \l _Toc9737 </w:instrText>
+            <w:instrText xml:space="preserve"> HYPERLINK \l _Toc26638 </w:instrText>
           </w:r>
           <w:r>
             <w:rPr>
@@ -1658,13 +1660,13 @@
             <w:fldChar w:fldCharType="begin"/>
           </w:r>
           <w:r>
-            <w:instrText xml:space="preserve"> PAGEREF _Toc9737 \h </w:instrText>
+            <w:instrText xml:space="preserve"> PAGEREF _Toc26638 \h </w:instrText>
           </w:r>
           <w:r>
             <w:fldChar w:fldCharType="separate"/>
           </w:r>
           <w:r>
-            <w:t>6</w:t>
+            <w:t>5</w:t>
           </w:r>
           <w:r>
             <w:fldChar w:fldCharType="end"/>
@@ -1696,7 +1698,7 @@
               <w:rFonts w:hint="eastAsia" w:ascii="Microsoft JhengHei" w:hAnsi="Microsoft JhengHei" w:eastAsia="Microsoft JhengHei" w:cs="Microsoft JhengHei"/>
               <w:szCs w:val="24"/>
             </w:rPr>
-            <w:instrText xml:space="preserve"> HYPERLINK \l _Toc13137 </w:instrText>
+            <w:instrText xml:space="preserve"> HYPERLINK \l _Toc9277 </w:instrText>
           </w:r>
           <w:r>
             <w:rPr>
@@ -1721,7 +1723,7 @@
             <w:fldChar w:fldCharType="begin"/>
           </w:r>
           <w:r>
-            <w:instrText xml:space="preserve"> PAGEREF _Toc13137 \h </w:instrText>
+            <w:instrText xml:space="preserve"> PAGEREF _Toc9277 \h </w:instrText>
           </w:r>
           <w:r>
             <w:fldChar w:fldCharType="separate"/>
@@ -1788,7 +1790,7 @@
         <w:pStyle w:val="26"/>
         <w:bidi w:val="0"/>
       </w:pPr>
-      <w:bookmarkStart w:id="3" w:name="_Toc18011"/>
+      <w:bookmarkStart w:id="3" w:name="_Toc22867"/>
       <w:r>
         <w:t>审核目的</w:t>
       </w:r>
@@ -1834,7 +1836,7 @@
         <w:pStyle w:val="26"/>
         <w:bidi w:val="0"/>
       </w:pPr>
-      <w:bookmarkStart w:id="4" w:name="_Toc6548"/>
+      <w:bookmarkStart w:id="4" w:name="_Toc3088"/>
       <w:r>
         <w:t>审核依据</w:t>
       </w:r>
@@ -2098,7 +2100,7 @@
         <w:pStyle w:val="26"/>
         <w:bidi w:val="0"/>
       </w:pPr>
-      <w:bookmarkStart w:id="5" w:name="_Toc18529"/>
+      <w:bookmarkStart w:id="5" w:name="_Toc29802"/>
       <w:r>
         <w:t>参会人员</w:t>
       </w:r>
@@ -2230,7 +2232,7 @@
         <w:pStyle w:val="26"/>
         <w:bidi w:val="0"/>
       </w:pPr>
-      <w:bookmarkStart w:id="6" w:name="_Toc15552"/>
+      <w:bookmarkStart w:id="6" w:name="_Toc23830"/>
       <w:r>
         <w:t>评审主要步骤</w:t>
       </w:r>
@@ -2306,7 +2308,7 @@
         <w:pStyle w:val="26"/>
         <w:bidi w:val="0"/>
       </w:pPr>
-      <w:bookmarkStart w:id="7" w:name="_Toc11970"/>
+      <w:bookmarkStart w:id="7" w:name="_Toc5013"/>
       <w:r>
         <w:t>评审内容</w:t>
       </w:r>
@@ -2416,7 +2418,7 @@
         <w:pStyle w:val="26"/>
         <w:bidi w:val="0"/>
       </w:pPr>
-      <w:bookmarkStart w:id="8" w:name="_Toc14094"/>
+      <w:bookmarkStart w:id="8" w:name="_Toc23935"/>
       <w:r>
         <w:t>评审结论</w:t>
       </w:r>
@@ -2464,7 +2466,7 @@
         <w:pStyle w:val="28"/>
         <w:bidi w:val="0"/>
       </w:pPr>
-      <w:bookmarkStart w:id="9" w:name="_Toc24610"/>
+      <w:bookmarkStart w:id="9" w:name="_Toc15037"/>
       <w:r>
         <w:t>运维能力体系运行的适宜性、有效性评审</w:t>
       </w:r>
@@ -2558,7 +2560,7 @@
         <w:pStyle w:val="28"/>
         <w:bidi w:val="0"/>
       </w:pPr>
-      <w:bookmarkStart w:id="10" w:name="_Toc18476"/>
+      <w:bookmarkStart w:id="10" w:name="_Toc10369"/>
       <w:r>
         <w:t>质量内部审核评审</w:t>
       </w:r>
@@ -2647,7 +2649,7 @@
         <w:pStyle w:val="28"/>
         <w:bidi w:val="0"/>
       </w:pPr>
-      <w:bookmarkStart w:id="11" w:name="_Toc10922"/>
+      <w:bookmarkStart w:id="11" w:name="_Toc27496"/>
       <w:r>
         <w:t>满意度调查评审</w:t>
       </w:r>
@@ -2691,7 +2693,7 @@
         <w:pStyle w:val="28"/>
         <w:bidi w:val="0"/>
       </w:pPr>
-      <w:bookmarkStart w:id="12" w:name="_Toc9737"/>
+      <w:bookmarkStart w:id="12" w:name="_Toc26638"/>
       <w:r>
         <w:t>客户投诉情况评审</w:t>
       </w:r>
@@ -2735,7 +2737,7 @@
         <w:pStyle w:val="28"/>
         <w:bidi w:val="0"/>
       </w:pPr>
-      <w:bookmarkStart w:id="13" w:name="_Toc13137"/>
+      <w:bookmarkStart w:id="13" w:name="_Toc9277"/>
       <w:r>
         <w:t>结论</w:t>
       </w:r>
@@ -2855,8 +2857,6 @@
         </w:rPr>
         <w:t>李平</w:t>
       </w:r>
-      <w:bookmarkStart w:id="14" w:name="_GoBack"/>
-      <w:bookmarkEnd w:id="14"/>
       <w:r>
         <w:rPr>
           <w:rFonts w:ascii="宋体" w:hAnsi="宋体" w:eastAsia="宋体" w:cs="宋体"/>
@@ -3151,7 +3151,7 @@
     </w:pPr>
     <w:r>
       <w:pict>
-        <v:shape id="_x0000_s2049" o:spid="_x0000_s2049" style="position:absolute;left:0pt;margin-left:83.6pt;margin-top:54.5pt;height:0.75pt;width:428.15pt;mso-position-horizontal-relative:page;mso-position-vertical-relative:page;z-index:251659264;mso-width-relative:page;mso-height-relative:page;" filled="f" stroked="t" coordsize="8562,15" o:allowincell="f" path="m0,7l8562,7e">
+        <v:shape id="_x0000_s4097" o:spid="_x0000_s4097" style="position:absolute;left:0pt;margin-left:83.6pt;margin-top:54.5pt;height:0.75pt;width:428.15pt;mso-position-horizontal-relative:page;mso-position-vertical-relative:page;z-index:251659264;mso-width-relative:page;mso-height-relative:page;" filled="f" stroked="t" coordsize="8562,15" o:allowincell="f" path="m0,7l8562,7e">
           <v:fill on="f" focussize="0,0"/>
           <v:stroke joinstyle="miter"/>
           <v:imagedata o:title=""/>
@@ -4594,7 +4594,7 @@
     <customSectPr/>
   </customSectProps>
   <customShpExts>
-    <customShpInfo spid="_x0000_s2049"/>
+    <customShpInfo spid="_x0000_s4097"/>
   </customShpExts>
 </s:customData>
 </file>

--- a/4.质量管理/2.运行记录类文件/040206-管理评审报告.docx
+++ b/4.质量管理/2.运行记录类文件/040206-管理评审报告.docx
@@ -13,7 +13,7 @@
         <w:pStyle w:val="31"/>
         <w:bidi w:val="0"/>
       </w:pPr>
-      <w:bookmarkStart w:id="0" w:name="_Toc2804"/>
+      <w:bookmarkStart w:id="0" w:name="_Toc10010"/>
       <w:r>
         <w:t>管理评审报告</w:t>
       </w:r>
@@ -24,7 +24,7 @@
         <w:pStyle w:val="32"/>
         <w:bidi w:val="0"/>
       </w:pPr>
-      <w:bookmarkStart w:id="1" w:name="_Toc9375"/>
+      <w:bookmarkStart w:id="1" w:name="_Toc1892"/>
       <w:r>
         <w:t>中达丰集团有限公司</w:t>
       </w:r>
@@ -122,7 +122,7 @@
           <w:szCs w:val="28"/>
         </w:rPr>
       </w:pPr>
-      <w:bookmarkStart w:id="2" w:name="_Toc11165"/>
+      <w:bookmarkStart w:id="2" w:name="_Toc1103"/>
       <w:r>
         <w:rPr>
           <w:rFonts w:ascii="宋体" w:hAnsi="宋体" w:eastAsia="宋体" w:cs="宋体"/>
@@ -854,8 +854,6 @@
               <w:tab w:val="right" w:leader="dot" w:pos="8487"/>
             </w:tabs>
           </w:pPr>
-          <w:bookmarkStart w:id="14" w:name="_GoBack"/>
-          <w:bookmarkEnd w:id="14"/>
           <w:r>
             <w:rPr>
               <w:rFonts w:hint="eastAsia" w:ascii="Microsoft JhengHei" w:hAnsi="Microsoft JhengHei" w:eastAsia="Microsoft JhengHei" w:cs="Microsoft JhengHei"/>
@@ -892,7 +890,7 @@
               <w:rFonts w:hint="eastAsia" w:ascii="Microsoft JhengHei" w:hAnsi="Microsoft JhengHei" w:eastAsia="Microsoft JhengHei" w:cs="Microsoft JhengHei"/>
               <w:szCs w:val="24"/>
             </w:rPr>
-            <w:instrText xml:space="preserve"> HYPERLINK \l _Toc2804 </w:instrText>
+            <w:instrText xml:space="preserve"> HYPERLINK \l _Toc10010 </w:instrText>
           </w:r>
           <w:r>
             <w:rPr>
@@ -911,7 +909,7 @@
             <w:fldChar w:fldCharType="begin"/>
           </w:r>
           <w:r>
-            <w:instrText xml:space="preserve"> PAGEREF _Toc2804 \h </w:instrText>
+            <w:instrText xml:space="preserve"> PAGEREF _Toc10010 \h </w:instrText>
           </w:r>
           <w:r>
             <w:fldChar w:fldCharType="separate"/>
@@ -949,7 +947,7 @@
               <w:rFonts w:hint="eastAsia" w:ascii="Microsoft JhengHei" w:hAnsi="Microsoft JhengHei" w:eastAsia="Microsoft JhengHei" w:cs="Microsoft JhengHei"/>
               <w:szCs w:val="24"/>
             </w:rPr>
-            <w:instrText xml:space="preserve"> HYPERLINK \l _Toc9375 </w:instrText>
+            <w:instrText xml:space="preserve"> HYPERLINK \l _Toc1892 </w:instrText>
           </w:r>
           <w:r>
             <w:rPr>
@@ -968,7 +966,7 @@
             <w:fldChar w:fldCharType="begin"/>
           </w:r>
           <w:r>
-            <w:instrText xml:space="preserve"> PAGEREF _Toc9375 \h </w:instrText>
+            <w:instrText xml:space="preserve"> PAGEREF _Toc1892 \h </w:instrText>
           </w:r>
           <w:r>
             <w:fldChar w:fldCharType="separate"/>
@@ -1006,7 +1004,7 @@
               <w:rFonts w:hint="eastAsia" w:ascii="Microsoft JhengHei" w:hAnsi="Microsoft JhengHei" w:eastAsia="Microsoft JhengHei" w:cs="Microsoft JhengHei"/>
               <w:szCs w:val="24"/>
             </w:rPr>
-            <w:instrText xml:space="preserve"> HYPERLINK \l _Toc11165 </w:instrText>
+            <w:instrText xml:space="preserve"> HYPERLINK \l _Toc1103 </w:instrText>
           </w:r>
           <w:r>
             <w:rPr>
@@ -1030,7 +1028,7 @@
             <w:fldChar w:fldCharType="begin"/>
           </w:r>
           <w:r>
-            <w:instrText xml:space="preserve"> PAGEREF _Toc11165 \h </w:instrText>
+            <w:instrText xml:space="preserve"> PAGEREF _Toc1103 \h </w:instrText>
           </w:r>
           <w:r>
             <w:fldChar w:fldCharType="separate"/>
@@ -1068,7 +1066,7 @@
               <w:rFonts w:hint="eastAsia" w:ascii="Microsoft JhengHei" w:hAnsi="Microsoft JhengHei" w:eastAsia="Microsoft JhengHei" w:cs="Microsoft JhengHei"/>
               <w:szCs w:val="24"/>
             </w:rPr>
-            <w:instrText xml:space="preserve"> HYPERLINK \l _Toc22867 </w:instrText>
+            <w:instrText xml:space="preserve"> HYPERLINK \l _Toc6183 </w:instrText>
           </w:r>
           <w:r>
             <w:rPr>
@@ -1093,7 +1091,7 @@
             <w:fldChar w:fldCharType="begin"/>
           </w:r>
           <w:r>
-            <w:instrText xml:space="preserve"> PAGEREF _Toc22867 \h </w:instrText>
+            <w:instrText xml:space="preserve"> PAGEREF _Toc6183 \h </w:instrText>
           </w:r>
           <w:r>
             <w:fldChar w:fldCharType="separate"/>
@@ -1131,7 +1129,7 @@
               <w:rFonts w:hint="eastAsia" w:ascii="Microsoft JhengHei" w:hAnsi="Microsoft JhengHei" w:eastAsia="Microsoft JhengHei" w:cs="Microsoft JhengHei"/>
               <w:szCs w:val="24"/>
             </w:rPr>
-            <w:instrText xml:space="preserve"> HYPERLINK \l _Toc3088 </w:instrText>
+            <w:instrText xml:space="preserve"> HYPERLINK \l _Toc20744 </w:instrText>
           </w:r>
           <w:r>
             <w:rPr>
@@ -1156,7 +1154,7 @@
             <w:fldChar w:fldCharType="begin"/>
           </w:r>
           <w:r>
-            <w:instrText xml:space="preserve"> PAGEREF _Toc3088 \h </w:instrText>
+            <w:instrText xml:space="preserve"> PAGEREF _Toc20744 \h </w:instrText>
           </w:r>
           <w:r>
             <w:fldChar w:fldCharType="separate"/>
@@ -1194,7 +1192,7 @@
               <w:rFonts w:hint="eastAsia" w:ascii="Microsoft JhengHei" w:hAnsi="Microsoft JhengHei" w:eastAsia="Microsoft JhengHei" w:cs="Microsoft JhengHei"/>
               <w:szCs w:val="24"/>
             </w:rPr>
-            <w:instrText xml:space="preserve"> HYPERLINK \l _Toc29802 </w:instrText>
+            <w:instrText xml:space="preserve"> HYPERLINK \l _Toc19608 </w:instrText>
           </w:r>
           <w:r>
             <w:rPr>
@@ -1219,7 +1217,7 @@
             <w:fldChar w:fldCharType="begin"/>
           </w:r>
           <w:r>
-            <w:instrText xml:space="preserve"> PAGEREF _Toc29802 \h </w:instrText>
+            <w:instrText xml:space="preserve"> PAGEREF _Toc19608 \h </w:instrText>
           </w:r>
           <w:r>
             <w:fldChar w:fldCharType="separate"/>
@@ -1257,7 +1255,7 @@
               <w:rFonts w:hint="eastAsia" w:ascii="Microsoft JhengHei" w:hAnsi="Microsoft JhengHei" w:eastAsia="Microsoft JhengHei" w:cs="Microsoft JhengHei"/>
               <w:szCs w:val="24"/>
             </w:rPr>
-            <w:instrText xml:space="preserve"> HYPERLINK \l _Toc23830 </w:instrText>
+            <w:instrText xml:space="preserve"> HYPERLINK \l _Toc7427 </w:instrText>
           </w:r>
           <w:r>
             <w:rPr>
@@ -1282,7 +1280,7 @@
             <w:fldChar w:fldCharType="begin"/>
           </w:r>
           <w:r>
-            <w:instrText xml:space="preserve"> PAGEREF _Toc23830 \h </w:instrText>
+            <w:instrText xml:space="preserve"> PAGEREF _Toc7427 \h </w:instrText>
           </w:r>
           <w:r>
             <w:fldChar w:fldCharType="separate"/>
@@ -1320,7 +1318,7 @@
               <w:rFonts w:hint="eastAsia" w:ascii="Microsoft JhengHei" w:hAnsi="Microsoft JhengHei" w:eastAsia="Microsoft JhengHei" w:cs="Microsoft JhengHei"/>
               <w:szCs w:val="24"/>
             </w:rPr>
-            <w:instrText xml:space="preserve"> HYPERLINK \l _Toc5013 </w:instrText>
+            <w:instrText xml:space="preserve"> HYPERLINK \l _Toc351 </w:instrText>
           </w:r>
           <w:r>
             <w:rPr>
@@ -1345,7 +1343,7 @@
             <w:fldChar w:fldCharType="begin"/>
           </w:r>
           <w:r>
-            <w:instrText xml:space="preserve"> PAGEREF _Toc5013 \h </w:instrText>
+            <w:instrText xml:space="preserve"> PAGEREF _Toc351 \h </w:instrText>
           </w:r>
           <w:r>
             <w:fldChar w:fldCharType="separate"/>
@@ -1383,7 +1381,7 @@
               <w:rFonts w:hint="eastAsia" w:ascii="Microsoft JhengHei" w:hAnsi="Microsoft JhengHei" w:eastAsia="Microsoft JhengHei" w:cs="Microsoft JhengHei"/>
               <w:szCs w:val="24"/>
             </w:rPr>
-            <w:instrText xml:space="preserve"> HYPERLINK \l _Toc23935 </w:instrText>
+            <w:instrText xml:space="preserve"> HYPERLINK \l _Toc13984 </w:instrText>
           </w:r>
           <w:r>
             <w:rPr>
@@ -1408,7 +1406,7 @@
             <w:fldChar w:fldCharType="begin"/>
           </w:r>
           <w:r>
-            <w:instrText xml:space="preserve"> PAGEREF _Toc23935 \h </w:instrText>
+            <w:instrText xml:space="preserve"> PAGEREF _Toc13984 \h </w:instrText>
           </w:r>
           <w:r>
             <w:fldChar w:fldCharType="separate"/>
@@ -1446,7 +1444,7 @@
               <w:rFonts w:hint="eastAsia" w:ascii="Microsoft JhengHei" w:hAnsi="Microsoft JhengHei" w:eastAsia="Microsoft JhengHei" w:cs="Microsoft JhengHei"/>
               <w:szCs w:val="24"/>
             </w:rPr>
-            <w:instrText xml:space="preserve"> HYPERLINK \l _Toc15037 </w:instrText>
+            <w:instrText xml:space="preserve"> HYPERLINK \l _Toc1621 </w:instrText>
           </w:r>
           <w:r>
             <w:rPr>
@@ -1471,7 +1469,7 @@
             <w:fldChar w:fldCharType="begin"/>
           </w:r>
           <w:r>
-            <w:instrText xml:space="preserve"> PAGEREF _Toc15037 \h </w:instrText>
+            <w:instrText xml:space="preserve"> PAGEREF _Toc1621 \h </w:instrText>
           </w:r>
           <w:r>
             <w:fldChar w:fldCharType="separate"/>
@@ -1509,7 +1507,7 @@
               <w:rFonts w:hint="eastAsia" w:ascii="Microsoft JhengHei" w:hAnsi="Microsoft JhengHei" w:eastAsia="Microsoft JhengHei" w:cs="Microsoft JhengHei"/>
               <w:szCs w:val="24"/>
             </w:rPr>
-            <w:instrText xml:space="preserve"> HYPERLINK \l _Toc10369 </w:instrText>
+            <w:instrText xml:space="preserve"> HYPERLINK \l _Toc17791 </w:instrText>
           </w:r>
           <w:r>
             <w:rPr>
@@ -1534,7 +1532,7 @@
             <w:fldChar w:fldCharType="begin"/>
           </w:r>
           <w:r>
-            <w:instrText xml:space="preserve"> PAGEREF _Toc10369 \h </w:instrText>
+            <w:instrText xml:space="preserve"> PAGEREF _Toc17791 \h </w:instrText>
           </w:r>
           <w:r>
             <w:fldChar w:fldCharType="separate"/>
@@ -1572,7 +1570,7 @@
               <w:rFonts w:hint="eastAsia" w:ascii="Microsoft JhengHei" w:hAnsi="Microsoft JhengHei" w:eastAsia="Microsoft JhengHei" w:cs="Microsoft JhengHei"/>
               <w:szCs w:val="24"/>
             </w:rPr>
-            <w:instrText xml:space="preserve"> HYPERLINK \l _Toc27496 </w:instrText>
+            <w:instrText xml:space="preserve"> HYPERLINK \l _Toc18195 </w:instrText>
           </w:r>
           <w:r>
             <w:rPr>
@@ -1597,7 +1595,7 @@
             <w:fldChar w:fldCharType="begin"/>
           </w:r>
           <w:r>
-            <w:instrText xml:space="preserve"> PAGEREF _Toc27496 \h </w:instrText>
+            <w:instrText xml:space="preserve"> PAGEREF _Toc18195 \h </w:instrText>
           </w:r>
           <w:r>
             <w:fldChar w:fldCharType="separate"/>
@@ -1635,7 +1633,7 @@
               <w:rFonts w:hint="eastAsia" w:ascii="Microsoft JhengHei" w:hAnsi="Microsoft JhengHei" w:eastAsia="Microsoft JhengHei" w:cs="Microsoft JhengHei"/>
               <w:szCs w:val="24"/>
             </w:rPr>
-            <w:instrText xml:space="preserve"> HYPERLINK \l _Toc26638 </w:instrText>
+            <w:instrText xml:space="preserve"> HYPERLINK \l _Toc26446 </w:instrText>
           </w:r>
           <w:r>
             <w:rPr>
@@ -1660,7 +1658,7 @@
             <w:fldChar w:fldCharType="begin"/>
           </w:r>
           <w:r>
-            <w:instrText xml:space="preserve"> PAGEREF _Toc26638 \h </w:instrText>
+            <w:instrText xml:space="preserve"> PAGEREF _Toc26446 \h </w:instrText>
           </w:r>
           <w:r>
             <w:fldChar w:fldCharType="separate"/>
@@ -1698,7 +1696,7 @@
               <w:rFonts w:hint="eastAsia" w:ascii="Microsoft JhengHei" w:hAnsi="Microsoft JhengHei" w:eastAsia="Microsoft JhengHei" w:cs="Microsoft JhengHei"/>
               <w:szCs w:val="24"/>
             </w:rPr>
-            <w:instrText xml:space="preserve"> HYPERLINK \l _Toc9277 </w:instrText>
+            <w:instrText xml:space="preserve"> HYPERLINK \l _Toc12583 </w:instrText>
           </w:r>
           <w:r>
             <w:rPr>
@@ -1723,7 +1721,7 @@
             <w:fldChar w:fldCharType="begin"/>
           </w:r>
           <w:r>
-            <w:instrText xml:space="preserve"> PAGEREF _Toc9277 \h </w:instrText>
+            <w:instrText xml:space="preserve"> PAGEREF _Toc12583 \h </w:instrText>
           </w:r>
           <w:r>
             <w:fldChar w:fldCharType="separate"/>
@@ -1790,7 +1788,7 @@
         <w:pStyle w:val="26"/>
         <w:bidi w:val="0"/>
       </w:pPr>
-      <w:bookmarkStart w:id="3" w:name="_Toc22867"/>
+      <w:bookmarkStart w:id="3" w:name="_Toc6183"/>
       <w:r>
         <w:t>审核目的</w:t>
       </w:r>
@@ -1836,7 +1834,7 @@
         <w:pStyle w:val="26"/>
         <w:bidi w:val="0"/>
       </w:pPr>
-      <w:bookmarkStart w:id="4" w:name="_Toc3088"/>
+      <w:bookmarkStart w:id="4" w:name="_Toc20744"/>
       <w:r>
         <w:t>审核依据</w:t>
       </w:r>
@@ -2100,7 +2098,7 @@
         <w:pStyle w:val="26"/>
         <w:bidi w:val="0"/>
       </w:pPr>
-      <w:bookmarkStart w:id="5" w:name="_Toc29802"/>
+      <w:bookmarkStart w:id="5" w:name="_Toc19608"/>
       <w:r>
         <w:t>参会人员</w:t>
       </w:r>
@@ -2232,7 +2230,7 @@
         <w:pStyle w:val="26"/>
         <w:bidi w:val="0"/>
       </w:pPr>
-      <w:bookmarkStart w:id="6" w:name="_Toc23830"/>
+      <w:bookmarkStart w:id="6" w:name="_Toc7427"/>
       <w:r>
         <w:t>评审主要步骤</w:t>
       </w:r>
@@ -2308,7 +2306,7 @@
         <w:pStyle w:val="26"/>
         <w:bidi w:val="0"/>
       </w:pPr>
-      <w:bookmarkStart w:id="7" w:name="_Toc5013"/>
+      <w:bookmarkStart w:id="7" w:name="_Toc351"/>
       <w:r>
         <w:t>评审内容</w:t>
       </w:r>
@@ -2418,7 +2416,7 @@
         <w:pStyle w:val="26"/>
         <w:bidi w:val="0"/>
       </w:pPr>
-      <w:bookmarkStart w:id="8" w:name="_Toc23935"/>
+      <w:bookmarkStart w:id="8" w:name="_Toc13984"/>
       <w:r>
         <w:t>评审结论</w:t>
       </w:r>
@@ -2466,7 +2464,7 @@
         <w:pStyle w:val="28"/>
         <w:bidi w:val="0"/>
       </w:pPr>
-      <w:bookmarkStart w:id="9" w:name="_Toc15037"/>
+      <w:bookmarkStart w:id="9" w:name="_Toc1621"/>
       <w:r>
         <w:t>运维能力体系运行的适宜性、有效性评审</w:t>
       </w:r>
@@ -2560,7 +2558,7 @@
         <w:pStyle w:val="28"/>
         <w:bidi w:val="0"/>
       </w:pPr>
-      <w:bookmarkStart w:id="10" w:name="_Toc10369"/>
+      <w:bookmarkStart w:id="10" w:name="_Toc17791"/>
       <w:r>
         <w:t>质量内部审核评审</w:t>
       </w:r>
@@ -2649,7 +2647,7 @@
         <w:pStyle w:val="28"/>
         <w:bidi w:val="0"/>
       </w:pPr>
-      <w:bookmarkStart w:id="11" w:name="_Toc27496"/>
+      <w:bookmarkStart w:id="11" w:name="_Toc18195"/>
       <w:r>
         <w:t>满意度调查评审</w:t>
       </w:r>
@@ -2693,7 +2691,7 @@
         <w:pStyle w:val="28"/>
         <w:bidi w:val="0"/>
       </w:pPr>
-      <w:bookmarkStart w:id="12" w:name="_Toc26638"/>
+      <w:bookmarkStart w:id="12" w:name="_Toc26446"/>
       <w:r>
         <w:t>客户投诉情况评审</w:t>
       </w:r>
@@ -2737,7 +2735,7 @@
         <w:pStyle w:val="28"/>
         <w:bidi w:val="0"/>
       </w:pPr>
-      <w:bookmarkStart w:id="13" w:name="_Toc9277"/>
+      <w:bookmarkStart w:id="13" w:name="_Toc12583"/>
       <w:r>
         <w:t>结论</w:t>
       </w:r>
@@ -2782,7 +2780,17 @@
           <w:sz w:val="24"/>
           <w:szCs w:val="24"/>
         </w:rPr>
-        <w:t>公司管理评审在公司各部门的积极配合下圆满地结束了，对本次管理评审公司各相关部门做了周密的安排，参加会议的各部门人员也做了充分的准备，对公司的运维管理目标进行了认真的评议，全面的总结了公司运维能力体系的运行情况，肯定了2025年</w:t>
+        <w:t>公司管理评审在公司各部门的积极配合下圆满地结束了，对本次管理评审公司各相关部门做了周密的安排，参加会议的各部门人员也做了充分的准备，对公司的运维管理目标进行了认真的评议，全面的总结了公司运维能力体系的运行情况，肯定了2025</w:t>
+      </w:r>
+      <w:bookmarkStart w:id="14" w:name="_GoBack"/>
+      <w:bookmarkEnd w:id="14"/>
+      <w:r>
+        <w:rPr>
+          <w:rFonts w:ascii="宋体" w:hAnsi="宋体" w:eastAsia="宋体" w:cs="宋体"/>
+          <w:sz w:val="24"/>
+          <w:szCs w:val="24"/>
+        </w:rPr>
+        <w:t>年</w:t>
       </w:r>
       <w:r>
         <w:rPr>

--- a/4.质量管理/2.运行记录类文件/040206-管理评审报告.docx
+++ b/4.质量管理/2.运行记录类文件/040206-管理评审报告.docx
@@ -13,7 +13,7 @@
         <w:pStyle w:val="31"/>
         <w:bidi w:val="0"/>
       </w:pPr>
-      <w:bookmarkStart w:id="0" w:name="_Toc10010"/>
+      <w:bookmarkStart w:id="0" w:name="_Toc20032"/>
       <w:r>
         <w:t>管理评审报告</w:t>
       </w:r>
@@ -24,7 +24,7 @@
         <w:pStyle w:val="32"/>
         <w:bidi w:val="0"/>
       </w:pPr>
-      <w:bookmarkStart w:id="1" w:name="_Toc1892"/>
+      <w:bookmarkStart w:id="1" w:name="_Toc26802"/>
       <w:r>
         <w:t>中达丰集团有限公司</w:t>
       </w:r>
@@ -122,7 +122,7 @@
           <w:szCs w:val="28"/>
         </w:rPr>
       </w:pPr>
-      <w:bookmarkStart w:id="2" w:name="_Toc1103"/>
+      <w:bookmarkStart w:id="2" w:name="_Toc22205"/>
       <w:r>
         <w:rPr>
           <w:rFonts w:ascii="宋体" w:hAnsi="宋体" w:eastAsia="宋体" w:cs="宋体"/>
@@ -890,7 +890,7 @@
               <w:rFonts w:hint="eastAsia" w:ascii="Microsoft JhengHei" w:hAnsi="Microsoft JhengHei" w:eastAsia="Microsoft JhengHei" w:cs="Microsoft JhengHei"/>
               <w:szCs w:val="24"/>
             </w:rPr>
-            <w:instrText xml:space="preserve"> HYPERLINK \l _Toc10010 </w:instrText>
+            <w:instrText xml:space="preserve"> HYPERLINK \l _Toc20032 </w:instrText>
           </w:r>
           <w:r>
             <w:rPr>
@@ -909,7 +909,7 @@
             <w:fldChar w:fldCharType="begin"/>
           </w:r>
           <w:r>
-            <w:instrText xml:space="preserve"> PAGEREF _Toc10010 \h </w:instrText>
+            <w:instrText xml:space="preserve"> PAGEREF _Toc20032 \h </w:instrText>
           </w:r>
           <w:r>
             <w:fldChar w:fldCharType="separate"/>
@@ -947,7 +947,7 @@
               <w:rFonts w:hint="eastAsia" w:ascii="Microsoft JhengHei" w:hAnsi="Microsoft JhengHei" w:eastAsia="Microsoft JhengHei" w:cs="Microsoft JhengHei"/>
               <w:szCs w:val="24"/>
             </w:rPr>
-            <w:instrText xml:space="preserve"> HYPERLINK \l _Toc1892 </w:instrText>
+            <w:instrText xml:space="preserve"> HYPERLINK \l _Toc26802 </w:instrText>
           </w:r>
           <w:r>
             <w:rPr>
@@ -966,7 +966,7 @@
             <w:fldChar w:fldCharType="begin"/>
           </w:r>
           <w:r>
-            <w:instrText xml:space="preserve"> PAGEREF _Toc1892 \h </w:instrText>
+            <w:instrText xml:space="preserve"> PAGEREF _Toc26802 \h </w:instrText>
           </w:r>
           <w:r>
             <w:fldChar w:fldCharType="separate"/>
@@ -1004,7 +1004,7 @@
               <w:rFonts w:hint="eastAsia" w:ascii="Microsoft JhengHei" w:hAnsi="Microsoft JhengHei" w:eastAsia="Microsoft JhengHei" w:cs="Microsoft JhengHei"/>
               <w:szCs w:val="24"/>
             </w:rPr>
-            <w:instrText xml:space="preserve"> HYPERLINK \l _Toc1103 </w:instrText>
+            <w:instrText xml:space="preserve"> HYPERLINK \l _Toc22205 </w:instrText>
           </w:r>
           <w:r>
             <w:rPr>
@@ -1028,7 +1028,7 @@
             <w:fldChar w:fldCharType="begin"/>
           </w:r>
           <w:r>
-            <w:instrText xml:space="preserve"> PAGEREF _Toc1103 \h </w:instrText>
+            <w:instrText xml:space="preserve"> PAGEREF _Toc22205 \h </w:instrText>
           </w:r>
           <w:r>
             <w:fldChar w:fldCharType="separate"/>
@@ -1066,7 +1066,7 @@
               <w:rFonts w:hint="eastAsia" w:ascii="Microsoft JhengHei" w:hAnsi="Microsoft JhengHei" w:eastAsia="Microsoft JhengHei" w:cs="Microsoft JhengHei"/>
               <w:szCs w:val="24"/>
             </w:rPr>
-            <w:instrText xml:space="preserve"> HYPERLINK \l _Toc6183 </w:instrText>
+            <w:instrText xml:space="preserve"> HYPERLINK \l _Toc3622 </w:instrText>
           </w:r>
           <w:r>
             <w:rPr>
@@ -1091,7 +1091,7 @@
             <w:fldChar w:fldCharType="begin"/>
           </w:r>
           <w:r>
-            <w:instrText xml:space="preserve"> PAGEREF _Toc6183 \h </w:instrText>
+            <w:instrText xml:space="preserve"> PAGEREF _Toc3622 \h </w:instrText>
           </w:r>
           <w:r>
             <w:fldChar w:fldCharType="separate"/>
@@ -1129,7 +1129,7 @@
               <w:rFonts w:hint="eastAsia" w:ascii="Microsoft JhengHei" w:hAnsi="Microsoft JhengHei" w:eastAsia="Microsoft JhengHei" w:cs="Microsoft JhengHei"/>
               <w:szCs w:val="24"/>
             </w:rPr>
-            <w:instrText xml:space="preserve"> HYPERLINK \l _Toc20744 </w:instrText>
+            <w:instrText xml:space="preserve"> HYPERLINK \l _Toc30275 </w:instrText>
           </w:r>
           <w:r>
             <w:rPr>
@@ -1154,7 +1154,7 @@
             <w:fldChar w:fldCharType="begin"/>
           </w:r>
           <w:r>
-            <w:instrText xml:space="preserve"> PAGEREF _Toc20744 \h </w:instrText>
+            <w:instrText xml:space="preserve"> PAGEREF _Toc30275 \h </w:instrText>
           </w:r>
           <w:r>
             <w:fldChar w:fldCharType="separate"/>
@@ -1192,7 +1192,7 @@
               <w:rFonts w:hint="eastAsia" w:ascii="Microsoft JhengHei" w:hAnsi="Microsoft JhengHei" w:eastAsia="Microsoft JhengHei" w:cs="Microsoft JhengHei"/>
               <w:szCs w:val="24"/>
             </w:rPr>
-            <w:instrText xml:space="preserve"> HYPERLINK \l _Toc19608 </w:instrText>
+            <w:instrText xml:space="preserve"> HYPERLINK \l _Toc6674 </w:instrText>
           </w:r>
           <w:r>
             <w:rPr>
@@ -1217,7 +1217,7 @@
             <w:fldChar w:fldCharType="begin"/>
           </w:r>
           <w:r>
-            <w:instrText xml:space="preserve"> PAGEREF _Toc19608 \h </w:instrText>
+            <w:instrText xml:space="preserve"> PAGEREF _Toc6674 \h </w:instrText>
           </w:r>
           <w:r>
             <w:fldChar w:fldCharType="separate"/>
@@ -1255,7 +1255,7 @@
               <w:rFonts w:hint="eastAsia" w:ascii="Microsoft JhengHei" w:hAnsi="Microsoft JhengHei" w:eastAsia="Microsoft JhengHei" w:cs="Microsoft JhengHei"/>
               <w:szCs w:val="24"/>
             </w:rPr>
-            <w:instrText xml:space="preserve"> HYPERLINK \l _Toc7427 </w:instrText>
+            <w:instrText xml:space="preserve"> HYPERLINK \l _Toc17567 </w:instrText>
           </w:r>
           <w:r>
             <w:rPr>
@@ -1280,7 +1280,7 @@
             <w:fldChar w:fldCharType="begin"/>
           </w:r>
           <w:r>
-            <w:instrText xml:space="preserve"> PAGEREF _Toc7427 \h </w:instrText>
+            <w:instrText xml:space="preserve"> PAGEREF _Toc17567 \h </w:instrText>
           </w:r>
           <w:r>
             <w:fldChar w:fldCharType="separate"/>
@@ -1318,7 +1318,7 @@
               <w:rFonts w:hint="eastAsia" w:ascii="Microsoft JhengHei" w:hAnsi="Microsoft JhengHei" w:eastAsia="Microsoft JhengHei" w:cs="Microsoft JhengHei"/>
               <w:szCs w:val="24"/>
             </w:rPr>
-            <w:instrText xml:space="preserve"> HYPERLINK \l _Toc351 </w:instrText>
+            <w:instrText xml:space="preserve"> HYPERLINK \l _Toc17342 </w:instrText>
           </w:r>
           <w:r>
             <w:rPr>
@@ -1343,7 +1343,7 @@
             <w:fldChar w:fldCharType="begin"/>
           </w:r>
           <w:r>
-            <w:instrText xml:space="preserve"> PAGEREF _Toc351 \h </w:instrText>
+            <w:instrText xml:space="preserve"> PAGEREF _Toc17342 \h </w:instrText>
           </w:r>
           <w:r>
             <w:fldChar w:fldCharType="separate"/>
@@ -1381,7 +1381,7 @@
               <w:rFonts w:hint="eastAsia" w:ascii="Microsoft JhengHei" w:hAnsi="Microsoft JhengHei" w:eastAsia="Microsoft JhengHei" w:cs="Microsoft JhengHei"/>
               <w:szCs w:val="24"/>
             </w:rPr>
-            <w:instrText xml:space="preserve"> HYPERLINK \l _Toc13984 </w:instrText>
+            <w:instrText xml:space="preserve"> HYPERLINK \l _Toc18428 </w:instrText>
           </w:r>
           <w:r>
             <w:rPr>
@@ -1406,7 +1406,7 @@
             <w:fldChar w:fldCharType="begin"/>
           </w:r>
           <w:r>
-            <w:instrText xml:space="preserve"> PAGEREF _Toc13984 \h </w:instrText>
+            <w:instrText xml:space="preserve"> PAGEREF _Toc18428 \h </w:instrText>
           </w:r>
           <w:r>
             <w:fldChar w:fldCharType="separate"/>
@@ -1444,7 +1444,7 @@
               <w:rFonts w:hint="eastAsia" w:ascii="Microsoft JhengHei" w:hAnsi="Microsoft JhengHei" w:eastAsia="Microsoft JhengHei" w:cs="Microsoft JhengHei"/>
               <w:szCs w:val="24"/>
             </w:rPr>
-            <w:instrText xml:space="preserve"> HYPERLINK \l _Toc1621 </w:instrText>
+            <w:instrText xml:space="preserve"> HYPERLINK \l _Toc31903 </w:instrText>
           </w:r>
           <w:r>
             <w:rPr>
@@ -1469,7 +1469,7 @@
             <w:fldChar w:fldCharType="begin"/>
           </w:r>
           <w:r>
-            <w:instrText xml:space="preserve"> PAGEREF _Toc1621 \h </w:instrText>
+            <w:instrText xml:space="preserve"> PAGEREF _Toc31903 \h </w:instrText>
           </w:r>
           <w:r>
             <w:fldChar w:fldCharType="separate"/>
@@ -1507,7 +1507,7 @@
               <w:rFonts w:hint="eastAsia" w:ascii="Microsoft JhengHei" w:hAnsi="Microsoft JhengHei" w:eastAsia="Microsoft JhengHei" w:cs="Microsoft JhengHei"/>
               <w:szCs w:val="24"/>
             </w:rPr>
-            <w:instrText xml:space="preserve"> HYPERLINK \l _Toc17791 </w:instrText>
+            <w:instrText xml:space="preserve"> HYPERLINK \l _Toc2066 </w:instrText>
           </w:r>
           <w:r>
             <w:rPr>
@@ -1532,7 +1532,7 @@
             <w:fldChar w:fldCharType="begin"/>
           </w:r>
           <w:r>
-            <w:instrText xml:space="preserve"> PAGEREF _Toc17791 \h </w:instrText>
+            <w:instrText xml:space="preserve"> PAGEREF _Toc2066 \h </w:instrText>
           </w:r>
           <w:r>
             <w:fldChar w:fldCharType="separate"/>
@@ -1570,7 +1570,7 @@
               <w:rFonts w:hint="eastAsia" w:ascii="Microsoft JhengHei" w:hAnsi="Microsoft JhengHei" w:eastAsia="Microsoft JhengHei" w:cs="Microsoft JhengHei"/>
               <w:szCs w:val="24"/>
             </w:rPr>
-            <w:instrText xml:space="preserve"> HYPERLINK \l _Toc18195 </w:instrText>
+            <w:instrText xml:space="preserve"> HYPERLINK \l _Toc24922 </w:instrText>
           </w:r>
           <w:r>
             <w:rPr>
@@ -1595,7 +1595,7 @@
             <w:fldChar w:fldCharType="begin"/>
           </w:r>
           <w:r>
-            <w:instrText xml:space="preserve"> PAGEREF _Toc18195 \h </w:instrText>
+            <w:instrText xml:space="preserve"> PAGEREF _Toc24922 \h </w:instrText>
           </w:r>
           <w:r>
             <w:fldChar w:fldCharType="separate"/>
@@ -1633,7 +1633,7 @@
               <w:rFonts w:hint="eastAsia" w:ascii="Microsoft JhengHei" w:hAnsi="Microsoft JhengHei" w:eastAsia="Microsoft JhengHei" w:cs="Microsoft JhengHei"/>
               <w:szCs w:val="24"/>
             </w:rPr>
-            <w:instrText xml:space="preserve"> HYPERLINK \l _Toc26446 </w:instrText>
+            <w:instrText xml:space="preserve"> HYPERLINK \l _Toc15245 </w:instrText>
           </w:r>
           <w:r>
             <w:rPr>
@@ -1658,7 +1658,7 @@
             <w:fldChar w:fldCharType="begin"/>
           </w:r>
           <w:r>
-            <w:instrText xml:space="preserve"> PAGEREF _Toc26446 \h </w:instrText>
+            <w:instrText xml:space="preserve"> PAGEREF _Toc15245 \h </w:instrText>
           </w:r>
           <w:r>
             <w:fldChar w:fldCharType="separate"/>
@@ -1696,7 +1696,7 @@
               <w:rFonts w:hint="eastAsia" w:ascii="Microsoft JhengHei" w:hAnsi="Microsoft JhengHei" w:eastAsia="Microsoft JhengHei" w:cs="Microsoft JhengHei"/>
               <w:szCs w:val="24"/>
             </w:rPr>
-            <w:instrText xml:space="preserve"> HYPERLINK \l _Toc12583 </w:instrText>
+            <w:instrText xml:space="preserve"> HYPERLINK \l _Toc12289 </w:instrText>
           </w:r>
           <w:r>
             <w:rPr>
@@ -1721,7 +1721,7 @@
             <w:fldChar w:fldCharType="begin"/>
           </w:r>
           <w:r>
-            <w:instrText xml:space="preserve"> PAGEREF _Toc12583 \h </w:instrText>
+            <w:instrText xml:space="preserve"> PAGEREF _Toc12289 \h </w:instrText>
           </w:r>
           <w:r>
             <w:fldChar w:fldCharType="separate"/>
@@ -1788,7 +1788,7 @@
         <w:pStyle w:val="26"/>
         <w:bidi w:val="0"/>
       </w:pPr>
-      <w:bookmarkStart w:id="3" w:name="_Toc6183"/>
+      <w:bookmarkStart w:id="3" w:name="_Toc3622"/>
       <w:r>
         <w:t>审核目的</w:t>
       </w:r>
@@ -1834,7 +1834,7 @@
         <w:pStyle w:val="26"/>
         <w:bidi w:val="0"/>
       </w:pPr>
-      <w:bookmarkStart w:id="4" w:name="_Toc20744"/>
+      <w:bookmarkStart w:id="4" w:name="_Toc30275"/>
       <w:r>
         <w:t>审核依据</w:t>
       </w:r>
@@ -2098,7 +2098,7 @@
         <w:pStyle w:val="26"/>
         <w:bidi w:val="0"/>
       </w:pPr>
-      <w:bookmarkStart w:id="5" w:name="_Toc19608"/>
+      <w:bookmarkStart w:id="5" w:name="_Toc6674"/>
       <w:r>
         <w:t>参会人员</w:t>
       </w:r>
@@ -2230,7 +2230,7 @@
         <w:pStyle w:val="26"/>
         <w:bidi w:val="0"/>
       </w:pPr>
-      <w:bookmarkStart w:id="6" w:name="_Toc7427"/>
+      <w:bookmarkStart w:id="6" w:name="_Toc17567"/>
       <w:r>
         <w:t>评审主要步骤</w:t>
       </w:r>
@@ -2306,7 +2306,7 @@
         <w:pStyle w:val="26"/>
         <w:bidi w:val="0"/>
       </w:pPr>
-      <w:bookmarkStart w:id="7" w:name="_Toc351"/>
+      <w:bookmarkStart w:id="7" w:name="_Toc17342"/>
       <w:r>
         <w:t>评审内容</w:t>
       </w:r>
@@ -2416,7 +2416,7 @@
         <w:pStyle w:val="26"/>
         <w:bidi w:val="0"/>
       </w:pPr>
-      <w:bookmarkStart w:id="8" w:name="_Toc13984"/>
+      <w:bookmarkStart w:id="8" w:name="_Toc18428"/>
       <w:r>
         <w:t>评审结论</w:t>
       </w:r>
@@ -2464,7 +2464,7 @@
         <w:pStyle w:val="28"/>
         <w:bidi w:val="0"/>
       </w:pPr>
-      <w:bookmarkStart w:id="9" w:name="_Toc1621"/>
+      <w:bookmarkStart w:id="9" w:name="_Toc31903"/>
       <w:r>
         <w:t>运维能力体系运行的适宜性、有效性评审</w:t>
       </w:r>
@@ -2558,7 +2558,7 @@
         <w:pStyle w:val="28"/>
         <w:bidi w:val="0"/>
       </w:pPr>
-      <w:bookmarkStart w:id="10" w:name="_Toc17791"/>
+      <w:bookmarkStart w:id="10" w:name="_Toc2066"/>
       <w:r>
         <w:t>质量内部审核评审</w:t>
       </w:r>
@@ -2647,7 +2647,7 @@
         <w:pStyle w:val="28"/>
         <w:bidi w:val="0"/>
       </w:pPr>
-      <w:bookmarkStart w:id="11" w:name="_Toc18195"/>
+      <w:bookmarkStart w:id="11" w:name="_Toc24922"/>
       <w:r>
         <w:t>满意度调查评审</w:t>
       </w:r>
@@ -2683,7 +2683,17 @@
           <w:sz w:val="24"/>
           <w:szCs w:val="24"/>
         </w:rPr>
-        <w:t>通过项目满意度调查统计分析，公司客户满意度平均分为 96 分，达到了公司满意度指标要求，客户对我公司服务质量持认可态度。评审认为 ：我公司当前项目运行情况是正常的，达到了规划要求。希望各部门再接再厉，不断的改进我们的工作。</w:t>
+        <w:t>通过项目</w:t>
+      </w:r>
+      <w:bookmarkStart w:id="14" w:name="_GoBack"/>
+      <w:bookmarkEnd w:id="14"/>
+      <w:r>
+        <w:rPr>
+          <w:rFonts w:ascii="宋体" w:hAnsi="宋体" w:eastAsia="宋体" w:cs="宋体"/>
+          <w:sz w:val="24"/>
+          <w:szCs w:val="24"/>
+        </w:rPr>
+        <w:t>满意度调查统计分析，公司客户满意度平均分为 96 分，达到了公司满意度指标要求，客户对我公司服务质量持认可态度。评审认为 ：我公司当前项目运行情况是正常的，达到了规划要求。希望各部门再接再厉，不断的改进我们的工作。</w:t>
       </w:r>
     </w:p>
     <w:p>
@@ -2691,7 +2701,7 @@
         <w:pStyle w:val="28"/>
         <w:bidi w:val="0"/>
       </w:pPr>
-      <w:bookmarkStart w:id="12" w:name="_Toc26446"/>
+      <w:bookmarkStart w:id="12" w:name="_Toc15245"/>
       <w:r>
         <w:t>客户投诉情况评审</w:t>
       </w:r>
@@ -2735,7 +2745,7 @@
         <w:pStyle w:val="28"/>
         <w:bidi w:val="0"/>
       </w:pPr>
-      <w:bookmarkStart w:id="13" w:name="_Toc12583"/>
+      <w:bookmarkStart w:id="13" w:name="_Toc12289"/>
       <w:r>
         <w:t>结论</w:t>
       </w:r>
@@ -2780,17 +2790,7 @@
           <w:sz w:val="24"/>
           <w:szCs w:val="24"/>
         </w:rPr>
-        <w:t>公司管理评审在公司各部门的积极配合下圆满地结束了，对本次管理评审公司各相关部门做了周密的安排，参加会议的各部门人员也做了充分的准备，对公司的运维管理目标进行了认真的评议，全面的总结了公司运维能力体系的运行情况，肯定了2025</w:t>
-      </w:r>
-      <w:bookmarkStart w:id="14" w:name="_GoBack"/>
-      <w:bookmarkEnd w:id="14"/>
-      <w:r>
-        <w:rPr>
-          <w:rFonts w:ascii="宋体" w:hAnsi="宋体" w:eastAsia="宋体" w:cs="宋体"/>
-          <w:sz w:val="24"/>
-          <w:szCs w:val="24"/>
-        </w:rPr>
-        <w:t>年</w:t>
+        <w:t>公司管理评审在公司各部门的积极配合下圆满地结束了，对本次管理评审公司各相关部门做了周密的安排，参加会议的各部门人员也做了充分的准备，对公司的运维管理目标进行了认真的评议，全面的总结了公司运维能力体系的运行情况，肯定了2025年</w:t>
       </w:r>
       <w:r>
         <w:rPr>

--- a/4.质量管理/2.运行记录类文件/040206-管理评审报告.docx
+++ b/4.质量管理/2.运行记录类文件/040206-管理评审报告.docx
@@ -7,6 +7,8 @@
         <w:pStyle w:val="31"/>
         <w:bidi w:val="0"/>
       </w:pPr>
+      <w:bookmarkStart w:id="14" w:name="_GoBack"/>
+      <w:bookmarkEnd w:id="14"/>
     </w:p>
     <w:p>
       <w:pPr>
@@ -589,7 +591,7 @@
                 <w:rFonts w:hint="eastAsia"/>
                 <w:lang w:val="en-US" w:eastAsia="zh-CN"/>
               </w:rPr>
-              <w:t>李平</w:t>
+              <w:t>吴广</w:t>
             </w:r>
           </w:p>
         </w:tc>
@@ -2141,13 +2143,13 @@
       </w:r>
       <w:r>
         <w:rPr>
-          <w:rFonts w:hint="eastAsia" w:ascii="宋体" w:hAnsi="宋体" w:eastAsia="宋体" w:cs="宋体"/>
+          <w:rFonts w:hint="eastAsia" w:ascii="宋体" w:hAnsi="宋体" w:cs="宋体"/>
           <w:spacing w:val="-1"/>
           <w:sz w:val="24"/>
           <w:szCs w:val="24"/>
           <w:lang w:val="en-US" w:eastAsia="zh-CN"/>
         </w:rPr>
-        <w:t>李平</w:t>
+        <w:t>吴广</w:t>
       </w:r>
     </w:p>
     <w:p>
@@ -2683,17 +2685,7 @@
           <w:sz w:val="24"/>
           <w:szCs w:val="24"/>
         </w:rPr>
-        <w:t>通过项目</w:t>
-      </w:r>
-      <w:bookmarkStart w:id="14" w:name="_GoBack"/>
-      <w:bookmarkEnd w:id="14"/>
-      <w:r>
-        <w:rPr>
-          <w:rFonts w:ascii="宋体" w:hAnsi="宋体" w:eastAsia="宋体" w:cs="宋体"/>
-          <w:sz w:val="24"/>
-          <w:szCs w:val="24"/>
-        </w:rPr>
-        <w:t>满意度调查统计分析，公司客户满意度平均分为 96 分，达到了公司满意度指标要求，客户对我公司服务质量持认可态度。评审认为 ：我公司当前项目运行情况是正常的，达到了规划要求。希望各部门再接再厉，不断的改进我们的工作。</w:t>
+        <w:t>通过项目满意度调查统计分析，公司客户满意度平均分为 96 分，达到了公司满意度指标要求，客户对我公司服务质量持认可态度。评审认为 ：我公司当前项目运行情况是正常的，达到了规划要求。希望各部门再接再厉，不断的改进我们的工作。</w:t>
       </w:r>
     </w:p>
     <w:p>
@@ -2857,13 +2849,13 @@
       </w:r>
       <w:r>
         <w:rPr>
-          <w:rFonts w:hint="eastAsia" w:ascii="宋体" w:hAnsi="宋体" w:eastAsia="宋体" w:cs="宋体"/>
+          <w:rFonts w:hint="eastAsia" w:ascii="宋体" w:hAnsi="宋体" w:cs="宋体"/>
           <w:spacing w:val="-1"/>
           <w:sz w:val="24"/>
           <w:szCs w:val="24"/>
           <w:lang w:val="en-US" w:eastAsia="zh-CN"/>
         </w:rPr>
-        <w:t>李平</w:t>
+        <w:t>吴广</w:t>
       </w:r>
       <w:r>
         <w:rPr>
